--- a/00-首页/题组Word/第一轮·综合套卷/第一轮综合卷05（学生版）.docx
+++ b/00-首页/题组Word/第一轮·综合套卷/第一轮综合卷05（学生版）.docx
@@ -2,7 +2,7 @@
 <file path=word/document.xml><?xml version="1.0" encoding="utf-8"?>
 <w:document xmlns:w="http://schemas.openxmlformats.org/wordprocessingml/2006/main" xmlns:m="http://schemas.openxmlformats.org/officeDocument/2006/math" xmlns:r="http://schemas.openxmlformats.org/officeDocument/2006/relationships" xmlns:o="urn:schemas-microsoft-com:office:office" xmlns:v="urn:schemas-microsoft-com:vml" xmlns:w10="urn:schemas-microsoft-com:office:word" xmlns:a="http://schemas.openxmlformats.org/drawingml/2006/main" xmlns:pic="http://schemas.openxmlformats.org/drawingml/2006/picture" xmlns:wp="http://schemas.openxmlformats.org/drawingml/2006/wordprocessingDrawing">
   <w:body>
-    <w:bookmarkStart w:id="67" w:name="第一轮综合练习-第05卷"/>
+    <w:bookmarkStart w:id="64" w:name="第一轮综合练习-第05卷"/>
     <w:p>
       <w:pPr>
         <w:pStyle w:val="Heading1"/>
@@ -50,7 +50,7 @@
         </w:pict>
       </w:r>
     </w:p>
-    <w:bookmarkStart w:id="66" w:name="题目"/>
+    <w:bookmarkStart w:id="63" w:name="题目"/>
     <w:p>
       <w:pPr>
         <w:pStyle w:val="Heading2"/>
@@ -6795,7 +6795,19 @@
         <w:rPr>
           <w:rFonts w:hint="eastAsia" w:ascii="Times New Roman" w:hAnsi="Times New Roman" w:eastAsia="FangSong" w:cs="Times New Roman"/>
         </w:rPr>
-        <w:t xml:space="preserve">现有一种由正离子</w:t>
+        <w:t>某金属间化合物属立方晶系</w:t>
+      </w:r>
+      <w:r>
+        <w:rPr>
+          <w:rFonts w:hint="eastAsia" w:ascii="Times New Roman" w:hAnsi="Times New Roman" w:eastAsia="Times New Roman" w:cs="Times New Roman"/>
+        </w:rPr>
+        <w:t>，</w:t>
+      </w:r>
+      <w:r>
+        <w:rPr>
+          <w:rFonts w:hint="eastAsia" w:ascii="Times New Roman" w:hAnsi="Times New Roman" w:eastAsia="FangSong" w:cs="Times New Roman"/>
+        </w:rPr>
+        <w:t>其</w:t>
       </w:r>
       <w:r>
         <w:rPr>
@@ -6804,24 +6816,9 @@
         <w:t xml:space="preserve"> </w:t>
       </w:r>
       <m:oMath>
-        <m:sSup>
-          <m:e>
-            <m:r>
-              <m:t>A</m:t>
-            </m:r>
-          </m:e>
-          <m:sup>
-            <m:r>
-              <m:t>n</m:t>
-            </m:r>
-            <m:r>
-              <m:rPr>
-                <m:sty m:val="p"/>
-              </m:rPr>
-              <m:t>+</m:t>
-            </m:r>
-          </m:sup>
-        </m:sSup>
+        <m:r>
+          <m:t>c</m:t>
+        </m:r>
       </m:oMath>
       <w:r>
         <w:rPr>
@@ -6831,9 +6828,21 @@
       </w:r>
       <w:r>
         <w:rPr>
-          <w:rFonts w:ascii="Times New Roman" w:hAnsi="Times New Roman" w:eastAsia="Times New Roman" w:cs="Times New Roman"/>
-        </w:rPr>
-        <w:t xml:space="preserve">、</w:t>
+          <w:rFonts w:hint="eastAsia" w:ascii="Times New Roman" w:hAnsi="Times New Roman" w:eastAsia="FangSong" w:cs="Times New Roman"/>
+        </w:rPr>
+        <w:t>轴投影图如下图所示</w:t>
+      </w:r>
+      <w:r>
+        <w:rPr>
+          <w:rFonts w:hint="eastAsia" w:ascii="Times New Roman" w:hAnsi="Times New Roman" w:eastAsia="Times New Roman" w:cs="Times New Roman"/>
+        </w:rPr>
+        <w:t>，</w:t>
+      </w:r>
+      <w:r>
+        <w:rPr>
+          <w:rFonts w:hint="eastAsia" w:ascii="Times New Roman" w:hAnsi="Times New Roman" w:eastAsia="FangSong" w:cs="Times New Roman"/>
+        </w:rPr>
+        <w:t>其</w:t>
       </w:r>
       <w:r>
         <w:rPr>
@@ -6842,24 +6851,9 @@
         <w:t xml:space="preserve"> </w:t>
       </w:r>
       <m:oMath>
-        <m:sSup>
-          <m:e>
-            <m:r>
-              <m:t>B</m:t>
-            </m:r>
-          </m:e>
-          <m:sup>
-            <m:r>
-              <m:t>m</m:t>
-            </m:r>
-            <m:r>
-              <m:rPr>
-                <m:sty m:val="p"/>
-              </m:rPr>
-              <m:t>+</m:t>
-            </m:r>
-          </m:sup>
-        </m:sSup>
+        <m:r>
+          <m:t>b</m:t>
+        </m:r>
       </m:oMath>
       <w:r>
         <w:rPr>
@@ -6871,7 +6865,19 @@
         <w:rPr>
           <w:rFonts w:hint="eastAsia" w:ascii="Times New Roman" w:hAnsi="Times New Roman" w:eastAsia="FangSong" w:cs="Times New Roman"/>
         </w:rPr>
-        <w:t xml:space="preserve">和负离子</w:t>
+        <w:t>轴投影图与之相同</w:t>
+      </w:r>
+      <w:r>
+        <w:rPr>
+          <w:rFonts w:hint="eastAsia" w:ascii="Times New Roman" w:hAnsi="Times New Roman" w:eastAsia="Times New Roman" w:cs="Times New Roman"/>
+        </w:rPr>
+        <w:t>。</w:t>
+      </w:r>
+      <w:r>
+        <w:rPr>
+          <w:rFonts w:hint="eastAsia" w:ascii="Times New Roman" w:hAnsi="Times New Roman" w:eastAsia="FangSong" w:cs="Times New Roman"/>
+        </w:rPr>
+        <w:t>将</w:t>
       </w:r>
       <w:r>
         <w:rPr>
@@ -6880,21 +6886,9 @@
         <w:t xml:space="preserve"> </w:t>
       </w:r>
       <m:oMath>
-        <m:sSup>
-          <m:e>
-            <m:r>
-              <m:t>X</m:t>
-            </m:r>
-          </m:e>
-          <m:sup>
-            <m:r>
-              <m:rPr>
-                <m:sty m:val="p"/>
-              </m:rPr>
-              <m:t>−</m:t>
-            </m:r>
-          </m:sup>
-        </m:sSup>
+        <m:r>
+          <m:t>c</m:t>
+        </m:r>
       </m:oMath>
       <w:r>
         <w:rPr>
@@ -6906,7 +6900,62 @@
         <w:rPr>
           <w:rFonts w:hint="eastAsia" w:ascii="Times New Roman" w:hAnsi="Times New Roman" w:eastAsia="FangSong" w:cs="Times New Roman"/>
         </w:rPr>
-        <w:t>组成的固体电解质</w:t>
+        <w:t xml:space="preserve">轴投影图旋转</w:t>
+      </w:r>
+      <w:r>
+        <w:rPr>
+          <w:rFonts w:ascii="Times New Roman" w:hAnsi="Times New Roman" w:eastAsia="Times New Roman" w:cs="Times New Roman"/>
+        </w:rPr>
+        <w:t xml:space="preserve"> </w:t>
+      </w:r>
+      <m:oMath>
+        <m:r>
+          <m:t>π</m:t>
+        </m:r>
+        <m:r>
+          <m:rPr>
+            <m:sty m:val="p"/>
+          </m:rPr>
+          <m:t>/</m:t>
+        </m:r>
+        <m:r>
+          <m:t>2</m:t>
+        </m:r>
+      </m:oMath>
+      <w:r>
+        <w:rPr>
+          <w:rFonts w:ascii="Times New Roman" w:hAnsi="Times New Roman" w:eastAsia="Times New Roman" w:cs="Times New Roman"/>
+        </w:rPr>
+        <w:t xml:space="preserve"> </w:t>
+      </w:r>
+      <w:r>
+        <w:rPr>
+          <w:rFonts w:hint="eastAsia" w:ascii="Times New Roman" w:hAnsi="Times New Roman" w:eastAsia="FangSong" w:cs="Times New Roman"/>
+        </w:rPr>
+        <w:t xml:space="preserve">即为</w:t>
+      </w:r>
+      <w:r>
+        <w:rPr>
+          <w:rFonts w:ascii="Times New Roman" w:hAnsi="Times New Roman" w:eastAsia="Times New Roman" w:cs="Times New Roman"/>
+        </w:rPr>
+        <w:t xml:space="preserve"> </w:t>
+      </w:r>
+      <m:oMath>
+        <m:r>
+          <m:t>a</m:t>
+        </m:r>
+      </m:oMath>
+      <w:r>
+        <w:rPr>
+          <w:rFonts w:ascii="Times New Roman" w:hAnsi="Times New Roman" w:eastAsia="Times New Roman" w:cs="Times New Roman"/>
+        </w:rPr>
+        <w:t xml:space="preserve"> </w:t>
+      </w:r>
+      <w:r>
+        <w:rPr>
+          <w:rFonts w:hint="eastAsia" w:ascii="Times New Roman" w:hAnsi="Times New Roman" w:eastAsia="FangSong" w:cs="Times New Roman"/>
+        </w:rPr>
+        <w:t>轴投影图</w:t>
       </w:r>
       <w:r>
         <w:rPr>
@@ -6918,179 +6967,43 @@
         <w:rPr>
           <w:rFonts w:hint="eastAsia" w:ascii="Times New Roman" w:hAnsi="Times New Roman" w:eastAsia="FangSong" w:cs="Times New Roman"/>
         </w:rPr>
-        <w:t>该物质在</w:t>
-      </w:r>
-      <w:r>
-        <w:rPr>
-          <w:rFonts w:ascii="Times New Roman" w:hAnsi="Times New Roman" w:eastAsia="Times New Roman" w:cs="Times New Roman"/>
-        </w:rPr>
-        <w:t xml:space="preserve"> </w:t>
-      </w:r>
-      <m:oMath>
-        <m:oMathPr>
-          <m:ctrlPr>
-            <w:rPr>
-              <w:sz w:val="28"/>
-              <w:szCs w:val="28"/>
-            </w:rPr>
-          </m:ctrlPr>
-        </m:oMathPr>
-        <m:sSup>
-          <m:e>
-            <m:r>
-              <m:t>50.7</m:t>
-            </m:r>
-          </m:e>
-          <m:sup>
-            <m:r>
-              <m:rPr>
-                <m:sty m:val="p"/>
-              </m:rPr>
-              <m:t>∘</m:t>
-            </m:r>
-          </m:sup>
-        </m:sSup>
-        <m:r>
-          <m:t>C</m:t>
-        </m:r>
-      </m:oMath>
-      <w:r>
-        <w:rPr>
-          <w:rFonts w:ascii="Times New Roman" w:hAnsi="Times New Roman" w:eastAsia="Times New Roman" w:cs="Times New Roman"/>
-        </w:rPr>
-        <w:t xml:space="preserve"> </w:t>
-      </w:r>
-      <w:r>
-        <w:rPr>
-          <w:rFonts w:hint="eastAsia" w:ascii="Times New Roman" w:hAnsi="Times New Roman" w:eastAsia="FangSong" w:cs="Times New Roman"/>
-        </w:rPr>
-        <w:t>以上形成无序结构</w:t>
-      </w:r>
-      <w:r>
-        <w:rPr>
-          <w:rFonts w:hint="eastAsia" w:ascii="Times New Roman" w:hAnsi="Times New Roman" w:eastAsia="Times New Roman" w:cs="Times New Roman"/>
-        </w:rPr>
-        <w:t>(</w:t>
-      </w:r>
-      <w:r>
-        <w:rPr>
-          <w:rFonts w:hint="eastAsia" w:ascii="Times New Roman" w:hAnsi="Times New Roman" w:eastAsia="FangSong" w:cs="Times New Roman"/>
-        </w:rPr>
-        <w:t>高温相</w:t>
-      </w:r>
-      <w:r>
-        <w:rPr>
-          <w:rFonts w:hint="eastAsia" w:ascii="Times New Roman" w:hAnsi="Times New Roman" w:eastAsia="Times New Roman" w:cs="Times New Roman"/>
-        </w:rPr>
-        <w:t>)，</w:t>
-      </w:r>
-      <w:r>
-        <w:rPr>
-          <w:rFonts w:hint="eastAsia" w:ascii="Times New Roman" w:hAnsi="Times New Roman" w:eastAsia="FangSong" w:cs="Times New Roman"/>
-        </w:rPr>
-        <w:t>以下变为有序结构</w:t>
-      </w:r>
-      <w:r>
-        <w:rPr>
-          <w:rFonts w:hint="eastAsia" w:ascii="Times New Roman" w:hAnsi="Times New Roman" w:eastAsia="Times New Roman" w:cs="Times New Roman"/>
-        </w:rPr>
-        <w:t>(</w:t>
-      </w:r>
-      <w:r>
-        <w:rPr>
-          <w:rFonts w:hint="eastAsia" w:ascii="Times New Roman" w:hAnsi="Times New Roman" w:eastAsia="FangSong" w:cs="Times New Roman"/>
-        </w:rPr>
-        <w:t>低温相</w:t>
-      </w:r>
-      <w:r>
-        <w:rPr>
-          <w:rFonts w:hint="eastAsia" w:ascii="Times New Roman" w:hAnsi="Times New Roman" w:eastAsia="Times New Roman" w:cs="Times New Roman"/>
-        </w:rPr>
-        <w:t>)，</w:t>
-      </w:r>
-      <w:r>
-        <w:rPr>
-          <w:rFonts w:hint="eastAsia" w:ascii="Times New Roman" w:hAnsi="Times New Roman" w:eastAsia="FangSong" w:cs="Times New Roman"/>
-        </w:rPr>
-        <w:t>二者结构示意见下图</w:t>
-      </w:r>
-      <w:r>
-        <w:rPr>
-          <w:rFonts w:hint="eastAsia" w:ascii="Times New Roman" w:hAnsi="Times New Roman" w:eastAsia="Times New Roman" w:cs="Times New Roman"/>
-        </w:rPr>
-        <w:t>。</w:t>
-      </w:r>
-      <w:r>
-        <w:rPr>
-          <w:rFonts w:hint="eastAsia" w:ascii="Times New Roman" w:hAnsi="Times New Roman" w:eastAsia="FangSong" w:cs="Times New Roman"/>
-        </w:rPr>
-        <w:t>图中浅色球为负离子</w:t>
-      </w:r>
-      <w:r>
-        <w:rPr>
-          <w:rFonts w:hint="eastAsia" w:ascii="Times New Roman" w:hAnsi="Times New Roman" w:eastAsia="Times New Roman" w:cs="Times New Roman"/>
-        </w:rPr>
-        <w:t>，</w:t>
-      </w:r>
-      <w:r>
-        <w:rPr>
-          <w:rFonts w:hint="eastAsia" w:ascii="Times New Roman" w:hAnsi="Times New Roman" w:eastAsia="FangSong" w:cs="Times New Roman"/>
-        </w:rPr>
-        <w:t>高温相中的深色球为正离子或空位</w:t>
-      </w:r>
-      <w:r>
-        <w:rPr>
-          <w:rFonts w:hint="eastAsia" w:ascii="Times New Roman" w:hAnsi="Times New Roman" w:eastAsia="Times New Roman" w:cs="Times New Roman"/>
-        </w:rPr>
-        <w:t>，</w:t>
-      </w:r>
-      <w:r>
-        <w:rPr>
-          <w:rFonts w:hint="eastAsia" w:ascii="Times New Roman" w:hAnsi="Times New Roman" w:eastAsia="FangSong" w:cs="Times New Roman"/>
-        </w:rPr>
-        <w:t>低温相中深色大球为</w:t>
-      </w:r>
-      <w:r>
-        <w:rPr>
-          <w:rFonts w:ascii="Times New Roman" w:hAnsi="Times New Roman" w:eastAsia="Times New Roman" w:cs="Times New Roman"/>
-        </w:rPr>
-        <w:t xml:space="preserve"> A </w:t>
-      </w:r>
-      <w:r>
-        <w:rPr>
-          <w:rFonts w:hint="eastAsia" w:ascii="Times New Roman" w:hAnsi="Times New Roman" w:eastAsia="FangSong" w:cs="Times New Roman"/>
-        </w:rPr>
-        <w:t>离子</w:t>
-      </w:r>
-      <w:r>
-        <w:rPr>
-          <w:rFonts w:hint="eastAsia" w:ascii="Times New Roman" w:hAnsi="Times New Roman" w:eastAsia="Times New Roman" w:cs="Times New Roman"/>
-        </w:rPr>
-        <w:t>，</w:t>
-      </w:r>
-      <w:r>
-        <w:rPr>
-          <w:rFonts w:hint="eastAsia" w:ascii="Times New Roman" w:hAnsi="Times New Roman" w:eastAsia="FangSong" w:cs="Times New Roman"/>
-        </w:rPr>
-        <w:t>深色小球为</w:t>
-      </w:r>
-      <w:r>
-        <w:rPr>
-          <w:rFonts w:ascii="Times New Roman" w:hAnsi="Times New Roman" w:eastAsia="Times New Roman" w:cs="Times New Roman"/>
-        </w:rPr>
-        <w:t xml:space="preserve"> B </w:t>
-      </w:r>
-      <w:r>
-        <w:rPr>
-          <w:rFonts w:hint="eastAsia" w:ascii="Times New Roman" w:hAnsi="Times New Roman" w:eastAsia="FangSong" w:cs="Times New Roman"/>
-        </w:rPr>
-        <w:t>离子</w:t>
-      </w:r>
-      <w:r>
-        <w:rPr>
-          <w:rFonts w:hint="eastAsia" w:ascii="Times New Roman" w:hAnsi="Times New Roman" w:eastAsia="Times New Roman" w:cs="Times New Roman"/>
-        </w:rPr>
-        <w:t>。</w:t>
+        <w:t>黑球为</w:t>
+      </w:r>
+      <w:r>
+        <w:rPr>
+          <w:rFonts w:ascii="Times New Roman" w:hAnsi="Times New Roman" w:eastAsia="Times New Roman" w:cs="Times New Roman"/>
+        </w:rPr>
+        <w:t xml:space="preserve"> </w:t>
+      </w:r>
+      <w:r>
+        <w:rPr>
+          <w:rFonts w:hint="eastAsia" w:ascii="Times New Roman" w:hAnsi="Times New Roman" w:eastAsia="Times New Roman" w:cs="Times New Roman"/>
+        </w:rPr>
+        <w:t>Ge（</w:t>
+      </w:r>
+      <w:r>
+        <w:rPr>
+          <w:rFonts w:hint="eastAsia" w:ascii="Times New Roman" w:hAnsi="Times New Roman" w:eastAsia="FangSong" w:cs="Times New Roman"/>
+        </w:rPr>
+        <w:t>正方形的顶点与中心</w:t>
+      </w:r>
+      <w:r>
+        <w:rPr>
+          <w:rFonts w:hint="eastAsia" w:ascii="Times New Roman" w:hAnsi="Times New Roman" w:eastAsia="Times New Roman" w:cs="Times New Roman"/>
+        </w:rPr>
+        <w:t>），</w:t>
+      </w:r>
+      <w:r>
+        <w:rPr>
+          <w:rFonts w:hint="eastAsia" w:ascii="Times New Roman" w:hAnsi="Times New Roman" w:eastAsia="FangSong" w:cs="Times New Roman"/>
+        </w:rPr>
+        <w:t>灰球为</w:t>
+      </w:r>
+      <w:r>
+        <w:rPr>
+          <w:rFonts w:ascii="Times New Roman" w:hAnsi="Times New Roman" w:eastAsia="Times New Roman" w:cs="Times New Roman"/>
+        </w:rPr>
+        <w:t xml:space="preserve"> Nb。</w:t>
       </w:r>
     </w:p>
     <w:p>
@@ -7105,14 +7018,14 @@
         </w:rPr>
         <w:drawing>
           <wp:inline>
-            <wp:extent cx="2520000" cy="4063500"/>
+            <wp:extent cx="3240000" cy="3186534"/>
             <wp:effectExtent b="0" l="0" r="0" t="0"/>
             <wp:docPr descr="" title="" id="31" name="Picture"/>
             <a:graphic>
               <a:graphicData uri="http://schemas.openxmlformats.org/drawingml/2006/picture">
                 <pic:pic>
                   <pic:nvPicPr>
-                    <pic:cNvPr descr="22b5819177a26e5728b9b3d48051c6f3a2a6776760dd547eea5d454fab402eb9.jpg" id="32" name="Picture"/>
+                    <pic:cNvPr descr="420fd36e4d684bf312c00181421b787c4accd7aa687447637ae6571fe4206860.jpg" id="32" name="Picture"/>
                     <pic:cNvPicPr>
                       <a:picLocks noChangeArrowheads="1" noChangeAspect="1"/>
                     </pic:cNvPicPr>
@@ -7126,7 +7039,7 @@
                   <pic:spPr bwMode="auto">
                     <a:xfrm>
                       <a:off x="0" y="0"/>
-                      <a:ext cx="2520000" cy="4063500"/>
+                      <a:ext cx="3240000" cy="3186534"/>
                     </a:xfrm>
                     <a:prstGeom prst="rect">
                       <a:avLst/>
@@ -7147,49 +7060,113 @@
     </w:p>
     <w:p>
       <w:pPr>
-        <w:spacing w:before="160" w:after="80"/>
-      </w:pPr>
-      <w:r>
-        <w:pict>
-          <v:rect style="width:0;height:1.5pt" o:hralign="center" o:hrstd="t" o:hr="t"/>
-        </w:pict>
-      </w:r>
-    </w:p>
-    <w:bookmarkEnd w:id="33"/>
-    <w:bookmarkStart w:id="34" w:name="第16题"/>
-    <w:p>
-      <w:pPr>
-        <w:pStyle w:val="Heading3"/>
-        <w:spacing w:before="280" w:after="120"/>
-      </w:pPr>
-      <w:r>
-        <w:rPr>
-          <w:rFonts w:hint="eastAsia" w:ascii="Times New Roman" w:hAnsi="Times New Roman" w:eastAsia="SimHei" w:cs="Times New Roman"/>
-        </w:rPr>
-        <w:t>第</w:t>
-      </w:r>
-      <w:r>
-        <w:rPr>
-          <w:rFonts w:hint="eastAsia" w:ascii="Times New Roman" w:hAnsi="Times New Roman" w:eastAsia="Times New Roman" w:cs="Times New Roman"/>
-        </w:rPr>
-        <w:t>16</w:t>
-      </w:r>
-      <w:r>
-        <w:rPr>
-          <w:rFonts w:hint="eastAsia" w:ascii="Times New Roman" w:hAnsi="Times New Roman" w:eastAsia="SimHei" w:cs="Times New Roman"/>
-        </w:rPr>
-        <w:t>题</w:t>
-      </w:r>
-    </w:p>
-    <w:p>
-      <w:pPr>
-        <w:pStyle w:val="FirstParagraph"/>
-      </w:pPr>
-      <w:r>
-        <w:rPr>
-          <w:rFonts w:hint="eastAsia" w:ascii="Times New Roman" w:hAnsi="Times New Roman" w:eastAsia="FangSong" w:cs="Times New Roman"/>
-        </w:rPr>
-        <w:t xml:space="preserve">第一代稀土永磁体</w:t>
+        <w:pStyle w:val="BodyText"/>
+      </w:pPr>
+      <w:r>
+        <w:rPr>
+          <w:rFonts w:ascii="Times New Roman" w:hAnsi="Times New Roman" w:eastAsia="Times New Roman" w:cs="Times New Roman"/>
+          <w:b/>
+          <w:bCs/>
+        </w:rPr>
+        <w:t xml:space="preserve">65-1</w:t>
+      </w:r>
+      <w:r>
+        <w:rPr>
+          <w:rFonts w:ascii="Times New Roman" w:hAnsi="Times New Roman" w:eastAsia="Times New Roman" w:cs="Times New Roman"/>
+        </w:rPr>
+        <w:t xml:space="preserve"> </w:t>
+      </w:r>
+      <w:r>
+        <w:rPr>
+          <w:rFonts w:hint="eastAsia" w:ascii="Times New Roman" w:hAnsi="Times New Roman" w:eastAsia="FangSong" w:cs="Times New Roman"/>
+        </w:rPr>
+        <w:t>画出晶胞图</w:t>
+      </w:r>
+      <w:r>
+        <w:rPr>
+          <w:rFonts w:hint="eastAsia" w:ascii="Times New Roman" w:hAnsi="Times New Roman" w:eastAsia="Times New Roman" w:cs="Times New Roman"/>
+        </w:rPr>
+        <w:t>，</w:t>
+      </w:r>
+      <w:r>
+        <w:rPr>
+          <w:rFonts w:hint="eastAsia" w:ascii="Times New Roman" w:hAnsi="Times New Roman" w:eastAsia="FangSong" w:cs="Times New Roman"/>
+        </w:rPr>
+        <w:t>求出最简式</w:t>
+      </w:r>
+      <w:r>
+        <w:rPr>
+          <w:rFonts w:hint="eastAsia" w:ascii="Times New Roman" w:hAnsi="Times New Roman" w:eastAsia="Times New Roman" w:cs="Times New Roman"/>
+        </w:rPr>
+        <w:t>。</w:t>
+      </w:r>
+    </w:p>
+    <w:p>
+      <w:pPr>
+        <w:pStyle w:val="BodyText"/>
+      </w:pPr>
+      <w:r>
+        <w:rPr>
+          <w:rFonts w:ascii="Times New Roman" w:hAnsi="Times New Roman" w:eastAsia="Times New Roman" w:cs="Times New Roman"/>
+          <w:b/>
+          <w:bCs/>
+        </w:rPr>
+        <w:t xml:space="preserve">65-2</w:t>
+      </w:r>
+      <w:r>
+        <w:rPr>
+          <w:rFonts w:ascii="Times New Roman" w:hAnsi="Times New Roman" w:eastAsia="Times New Roman" w:cs="Times New Roman"/>
+        </w:rPr>
+        <w:t xml:space="preserve"> </w:t>
+      </w:r>
+      <w:r>
+        <w:rPr>
+          <w:rFonts w:hint="eastAsia" w:ascii="Times New Roman" w:hAnsi="Times New Roman" w:eastAsia="FangSong" w:cs="Times New Roman"/>
+        </w:rPr>
+        <w:t xml:space="preserve">写出</w:t>
+      </w:r>
+      <w:r>
+        <w:rPr>
+          <w:rFonts w:ascii="Times New Roman" w:hAnsi="Times New Roman" w:eastAsia="Times New Roman" w:cs="Times New Roman"/>
+        </w:rPr>
+        <w:t xml:space="preserve"> Nb、Ge </w:t>
+      </w:r>
+      <w:r>
+        <w:rPr>
+          <w:rFonts w:hint="eastAsia" w:ascii="Times New Roman" w:hAnsi="Times New Roman" w:eastAsia="FangSong" w:cs="Times New Roman"/>
+        </w:rPr>
+        <w:t>原子的配位数及其所占空隙的类型</w:t>
+      </w:r>
+      <w:r>
+        <w:rPr>
+          <w:rFonts w:hint="eastAsia" w:ascii="Times New Roman" w:hAnsi="Times New Roman" w:eastAsia="Times New Roman" w:cs="Times New Roman"/>
+        </w:rPr>
+        <w:t>。</w:t>
+      </w:r>
+    </w:p>
+    <w:p>
+      <w:pPr>
+        <w:pStyle w:val="BodyText"/>
+      </w:pPr>
+      <w:r>
+        <w:rPr>
+          <w:rFonts w:ascii="Times New Roman" w:hAnsi="Times New Roman" w:eastAsia="Times New Roman" w:cs="Times New Roman"/>
+          <w:b/>
+          <w:bCs/>
+        </w:rPr>
+        <w:t xml:space="preserve">65-3</w:t>
+      </w:r>
+      <w:r>
+        <w:rPr>
+          <w:rFonts w:ascii="Times New Roman" w:hAnsi="Times New Roman" w:eastAsia="Times New Roman" w:cs="Times New Roman"/>
+        </w:rPr>
+        <w:t xml:space="preserve"> </w:t>
+      </w:r>
+      <w:r>
+        <w:rPr>
+          <w:rFonts w:hint="eastAsia" w:ascii="Times New Roman" w:hAnsi="Times New Roman" w:eastAsia="FangSong" w:cs="Times New Roman"/>
+        </w:rPr>
+        <w:t xml:space="preserve">已知</w:t>
       </w:r>
       <w:r>
         <w:rPr>
@@ -7207,83 +7184,49 @@
           </m:ctrlPr>
         </m:oMathPr>
         <m:r>
-          <m:t>S</m:t>
-        </m:r>
-        <m:sSub>
-          <m:e>
-            <m:r>
-              <m:t>m</m:t>
-            </m:r>
-          </m:e>
-          <m:sub>
-            <m:r>
-              <m:t>x</m:t>
-            </m:r>
-          </m:sub>
-        </m:sSub>
-        <m:r>
-          <m:t>C</m:t>
-        </m:r>
-        <m:sSub>
-          <m:e>
-            <m:r>
-              <m:t>o</m:t>
-            </m:r>
-          </m:e>
-          <m:sub>
-            <m:r>
-              <m:t>y</m:t>
-            </m:r>
-          </m:sub>
-        </m:sSub>
-      </m:oMath>
-      <w:r>
-        <w:rPr>
-          <w:rFonts w:ascii="Times New Roman" w:hAnsi="Times New Roman" w:eastAsia="Times New Roman" w:cs="Times New Roman"/>
-        </w:rPr>
-        <w:t xml:space="preserve"> </w:t>
-      </w:r>
-      <w:r>
-        <w:rPr>
-          <w:rFonts w:hint="eastAsia" w:ascii="Times New Roman" w:hAnsi="Times New Roman" w:eastAsia="FangSong" w:cs="Times New Roman"/>
-        </w:rPr>
-        <w:t>晶体为六方晶系</w:t>
-      </w:r>
-      <w:r>
-        <w:rPr>
-          <w:rFonts w:hint="eastAsia" w:ascii="Times New Roman" w:hAnsi="Times New Roman" w:eastAsia="Times New Roman" w:cs="Times New Roman"/>
-        </w:rPr>
-        <w:t>，</w:t>
-      </w:r>
-      <w:r>
-        <w:rPr>
-          <w:rFonts w:hint="eastAsia" w:ascii="Times New Roman" w:hAnsi="Times New Roman" w:eastAsia="FangSong" w:cs="Times New Roman"/>
-        </w:rPr>
-        <w:t>晶胞参数</w:t>
-      </w:r>
-      <w:r>
-        <w:rPr>
-          <w:rFonts w:ascii="Times New Roman" w:hAnsi="Times New Roman" w:eastAsia="Times New Roman" w:cs="Times New Roman"/>
-        </w:rPr>
-        <w:t xml:space="preserve"> a=498.9pm, c=398.1pm,</w:t>
-      </w:r>
-      <w:r>
-        <w:rPr>
-          <w:rFonts w:ascii="Times New Roman" w:hAnsi="Times New Roman" w:eastAsia="Times New Roman" w:cs="Times New Roman"/>
-        </w:rPr>
-        <w:t xml:space="preserve"> </w:t>
-      </w:r>
-      <m:oMath>
-        <m:oMathPr>
-          <m:ctrlPr>
-            <w:rPr>
-              <w:sz w:val="28"/>
-              <w:szCs w:val="28"/>
-            </w:rPr>
-          </m:ctrlPr>
-        </m:oMathPr>
-        <m:r>
-          <m:t>ρ</m:t>
+          <m:t>d</m:t>
+        </m:r>
+        <m:r>
+          <m:rPr>
+            <m:sty m:val="p"/>
+          </m:rPr>
+          <m:t>(</m:t>
+        </m:r>
+        <m:r>
+          <m:rPr>
+            <m:sty m:val="p"/>
+          </m:rPr>
+          <m:t>N</m:t>
+        </m:r>
+        <m:r>
+          <m:rPr>
+            <m:sty m:val="p"/>
+          </m:rPr>
+          <m:t>b</m:t>
+        </m:r>
+        <m:r>
+          <m:rPr>
+            <m:sty m:val="p"/>
+          </m:rPr>
+          <m:t>−</m:t>
+        </m:r>
+        <m:r>
+          <m:rPr>
+            <m:sty m:val="p"/>
+          </m:rPr>
+          <m:t>N</m:t>
+        </m:r>
+        <m:r>
+          <m:rPr>
+            <m:sty m:val="p"/>
+          </m:rPr>
+          <m:t>b</m:t>
+        </m:r>
+        <m:r>
+          <m:rPr>
+            <m:sty m:val="p"/>
+          </m:rPr>
+          <m:t>)</m:t>
         </m:r>
         <m:r>
           <m:rPr>
@@ -7292,164 +7235,41 @@
           <m:t>=</m:t>
         </m:r>
         <m:r>
-          <m:t>8.615</m:t>
-        </m:r>
-        <m:r>
-          <m:t>g</m:t>
+          <m:t>227</m:t>
+        </m:r>
+        <m:r>
+          <m:t> </m:t>
         </m:r>
         <m:r>
           <m:rPr>
             <m:sty m:val="p"/>
           </m:rPr>
-          <m:t>/</m:t>
-        </m:r>
-        <m:r>
-          <m:t>c</m:t>
-        </m:r>
-        <m:sSup>
-          <m:e>
-            <m:r>
-              <m:t>m</m:t>
-            </m:r>
-          </m:e>
-          <m:sup>
-            <m:r>
-              <m:t>3</m:t>
-            </m:r>
-          </m:sup>
-        </m:sSup>
+          <m:t>p</m:t>
+        </m:r>
+        <m:r>
+          <m:rPr>
+            <m:sty m:val="p"/>
+          </m:rPr>
+          <m:t>m</m:t>
+        </m:r>
       </m:oMath>
       <w:r>
         <w:rPr>
-          <w:rFonts w:ascii="Times New Roman" w:hAnsi="Times New Roman" w:eastAsia="Times New Roman" w:cs="Times New Roman"/>
-        </w:rPr>
-        <w:t xml:space="preserve"> </w:t>
+          <w:rFonts w:hint="eastAsia" w:ascii="Times New Roman" w:hAnsi="Times New Roman" w:eastAsia="Times New Roman" w:cs="Times New Roman"/>
+        </w:rPr>
+        <w:t>，</w:t>
+      </w:r>
+      <w:r>
+        <w:rPr>
+          <w:rFonts w:hint="eastAsia" w:ascii="Times New Roman" w:hAnsi="Times New Roman" w:eastAsia="FangSong" w:cs="Times New Roman"/>
+        </w:rPr>
+        <w:t>计算该化合物的理论密度</w:t>
       </w:r>
       <w:r>
         <w:rPr>
           <w:rFonts w:hint="eastAsia" w:ascii="Times New Roman" w:hAnsi="Times New Roman" w:eastAsia="Times New Roman" w:cs="Times New Roman"/>
         </w:rPr>
         <w:t>。</w:t>
-      </w:r>
-      <w:r>
-        <w:rPr>
-          <w:rFonts w:hint="eastAsia" w:ascii="Times New Roman" w:hAnsi="Times New Roman" w:eastAsia="FangSong" w:cs="Times New Roman"/>
-        </w:rPr>
-        <w:t>该晶体有</w:t>
-      </w:r>
-      <w:r>
-        <w:rPr>
-          <w:rFonts w:ascii="Times New Roman" w:hAnsi="Times New Roman" w:eastAsia="Times New Roman" w:cs="Times New Roman"/>
-        </w:rPr>
-        <w:t xml:space="preserve"> Sm、Co </w:t>
-      </w:r>
-      <w:r>
-        <w:rPr>
-          <w:rFonts w:hint="eastAsia" w:ascii="Times New Roman" w:hAnsi="Times New Roman" w:eastAsia="FangSong" w:cs="Times New Roman"/>
-        </w:rPr>
-        <w:t xml:space="preserve">层和</w:t>
-      </w:r>
-      <w:r>
-        <w:rPr>
-          <w:rFonts w:ascii="Times New Roman" w:hAnsi="Times New Roman" w:eastAsia="Times New Roman" w:cs="Times New Roman"/>
-        </w:rPr>
-        <w:t xml:space="preserve"> Co </w:t>
-      </w:r>
-      <w:r>
-        <w:rPr>
-          <w:rFonts w:hint="eastAsia" w:ascii="Times New Roman" w:hAnsi="Times New Roman" w:eastAsia="FangSong" w:cs="Times New Roman"/>
-        </w:rPr>
-        <w:t>层</w:t>
-      </w:r>
-      <w:r>
-        <w:rPr>
-          <w:rFonts w:hint="eastAsia" w:ascii="Times New Roman" w:hAnsi="Times New Roman" w:eastAsia="Times New Roman" w:cs="Times New Roman"/>
-        </w:rPr>
-        <w:t>。Sm、Co</w:t>
-      </w:r>
-      <w:r>
-        <w:rPr>
-          <w:rFonts w:ascii="Times New Roman" w:hAnsi="Times New Roman" w:eastAsia="Times New Roman" w:cs="Times New Roman"/>
-        </w:rPr>
-        <w:t xml:space="preserve"> </w:t>
-      </w:r>
-      <w:r>
-        <w:rPr>
-          <w:rFonts w:hint="eastAsia" w:ascii="Times New Roman" w:hAnsi="Times New Roman" w:eastAsia="FangSong" w:cs="Times New Roman"/>
-        </w:rPr>
-        <w:t xml:space="preserve">层中</w:t>
-      </w:r>
-      <w:r>
-        <w:rPr>
-          <w:rFonts w:ascii="Times New Roman" w:hAnsi="Times New Roman" w:eastAsia="Times New Roman" w:cs="Times New Roman"/>
-        </w:rPr>
-        <w:t xml:space="preserve"> Sm </w:t>
-      </w:r>
-      <w:r>
-        <w:rPr>
-          <w:rFonts w:hint="eastAsia" w:ascii="Times New Roman" w:hAnsi="Times New Roman" w:eastAsia="FangSong" w:cs="Times New Roman"/>
-        </w:rPr>
-        <w:t xml:space="preserve">在</w:t>
-      </w:r>
-      <w:r>
-        <w:rPr>
-          <w:rFonts w:ascii="Times New Roman" w:hAnsi="Times New Roman" w:eastAsia="Times New Roman" w:cs="Times New Roman"/>
-        </w:rPr>
-        <w:t xml:space="preserve"> Co </w:t>
-      </w:r>
-      <w:r>
-        <w:rPr>
-          <w:rFonts w:hint="eastAsia" w:ascii="Times New Roman" w:hAnsi="Times New Roman" w:eastAsia="FangSong" w:cs="Times New Roman"/>
-        </w:rPr>
-        <w:t>围成的正六边形中</w:t>
-      </w:r>
-      <w:r>
-        <w:rPr>
-          <w:rFonts w:hint="eastAsia" w:ascii="Times New Roman" w:hAnsi="Times New Roman" w:eastAsia="Times New Roman" w:cs="Times New Roman"/>
-        </w:rPr>
-        <w:t>，</w:t>
-      </w:r>
-      <w:r>
-        <w:rPr>
-          <w:rFonts w:hint="eastAsia" w:ascii="Times New Roman" w:hAnsi="Times New Roman" w:eastAsia="FangSong" w:cs="Times New Roman"/>
-        </w:rPr>
-        <w:t>两层原子沿</w:t>
-      </w:r>
-      <w:r>
-        <w:rPr>
-          <w:rFonts w:ascii="Times New Roman" w:hAnsi="Times New Roman" w:eastAsia="Times New Roman" w:cs="Times New Roman"/>
-        </w:rPr>
-        <w:t xml:space="preserve"> c </w:t>
-      </w:r>
-      <w:r>
-        <w:rPr>
-          <w:rFonts w:hint="eastAsia" w:ascii="Times New Roman" w:hAnsi="Times New Roman" w:eastAsia="FangSong" w:cs="Times New Roman"/>
-        </w:rPr>
-        <w:t>轴方向投影无重叠</w:t>
-      </w:r>
-      <w:r>
-        <w:rPr>
-          <w:rFonts w:hint="eastAsia" w:ascii="Times New Roman" w:hAnsi="Times New Roman" w:eastAsia="Times New Roman" w:cs="Times New Roman"/>
-        </w:rPr>
-        <w:t>。Sm</w:t>
-      </w:r>
-      <w:r>
-        <w:rPr>
-          <w:rFonts w:ascii="Times New Roman" w:hAnsi="Times New Roman" w:eastAsia="Times New Roman" w:cs="Times New Roman"/>
-        </w:rPr>
-        <w:t xml:space="preserve"> </w:t>
-      </w:r>
-      <w:r>
-        <w:rPr>
-          <w:rFonts w:hint="eastAsia" w:ascii="Times New Roman" w:hAnsi="Times New Roman" w:eastAsia="FangSong" w:cs="Times New Roman"/>
-        </w:rPr>
-        <w:t xml:space="preserve">的相对原子质量为</w:t>
-      </w:r>
-      <w:r>
-        <w:rPr>
-          <w:rFonts w:ascii="Times New Roman" w:hAnsi="Times New Roman" w:eastAsia="Times New Roman" w:cs="Times New Roman"/>
-        </w:rPr>
-        <w:t xml:space="preserve"> 150.4。</w:t>
       </w:r>
     </w:p>
     <w:p>
@@ -7462,8 +7282,8 @@
         </w:pict>
       </w:r>
     </w:p>
-    <w:bookmarkEnd w:id="34"/>
-    <w:bookmarkStart w:id="41" w:name="第17题"/>
+    <w:bookmarkEnd w:id="33"/>
+    <w:bookmarkStart w:id="37" w:name="第16题"/>
     <w:p>
       <w:pPr>
         <w:pStyle w:val="Heading3"/>
@@ -7479,7 +7299,7 @@
         <w:rPr>
           <w:rFonts w:hint="eastAsia" w:ascii="Times New Roman" w:hAnsi="Times New Roman" w:eastAsia="Times New Roman" w:cs="Times New Roman"/>
         </w:rPr>
-        <w:t>17</w:t>
+        <w:t>16</w:t>
       </w:r>
       <w:r>
         <w:rPr>
@@ -7494,15 +7314,21 @@
       </w:pPr>
       <w:r>
         <w:rPr>
-          <w:rFonts w:hint="eastAsia" w:ascii="Times New Roman" w:hAnsi="Times New Roman" w:eastAsia="Times New Roman" w:cs="Times New Roman"/>
-        </w:rPr>
-        <w:t>Frost</w:t>
-      </w:r>
-      <w:r>
-        <w:rPr>
-          <w:rFonts w:hint="eastAsia" w:ascii="Times New Roman" w:hAnsi="Times New Roman" w:eastAsia="FangSong" w:cs="Times New Roman"/>
-        </w:rPr>
-        <w:t>图的横坐标为氧化态</w:t>
+          <w:rFonts w:hint="eastAsia" w:ascii="Times New Roman" w:hAnsi="Times New Roman" w:eastAsia="FangSong" w:cs="Times New Roman"/>
+        </w:rPr>
+        <w:t>在超高压</w:t>
+      </w:r>
+      <w:r>
+        <w:rPr>
+          <w:rFonts w:hint="eastAsia" w:ascii="Times New Roman" w:hAnsi="Times New Roman" w:eastAsia="Times New Roman" w:cs="Times New Roman"/>
+        </w:rPr>
+        <w:t>(300GPa)</w:t>
+      </w:r>
+      <w:r>
+        <w:rPr>
+          <w:rFonts w:hint="eastAsia" w:ascii="Times New Roman" w:hAnsi="Times New Roman" w:eastAsia="FangSong" w:cs="Times New Roman"/>
+        </w:rPr>
+        <w:t>下</w:t>
       </w:r>
       <w:r>
         <w:rPr>
@@ -7514,7 +7340,7 @@
         <w:rPr>
           <w:rFonts w:hint="eastAsia" w:ascii="Times New Roman" w:hAnsi="Times New Roman" w:eastAsia="FangSong" w:cs="Times New Roman"/>
         </w:rPr>
-        <w:t>而纵坐标为该氧化态与单质构成电对时的标准电极电势数值与该氧化态氧化数的乘积</w:t>
+        <w:t>金属钠和氦可形成化合物</w:t>
       </w:r>
       <w:r>
         <w:rPr>
@@ -7526,37 +7352,114 @@
         <w:rPr>
           <w:rFonts w:hint="eastAsia" w:ascii="Times New Roman" w:hAnsi="Times New Roman" w:eastAsia="FangSong" w:cs="Times New Roman"/>
         </w:rPr>
-        <w:t>下图为两种重元素的</w:t>
-      </w:r>
-      <w:r>
-        <w:rPr>
-          <w:rFonts w:hint="eastAsia" w:ascii="Times New Roman" w:hAnsi="Times New Roman" w:eastAsia="Times New Roman" w:cs="Times New Roman"/>
-        </w:rPr>
-        <w:t>Frost</w:t>
-      </w:r>
-      <w:r>
-        <w:rPr>
-          <w:rFonts w:hint="eastAsia" w:ascii="Times New Roman" w:hAnsi="Times New Roman" w:eastAsia="FangSong" w:cs="Times New Roman"/>
-        </w:rPr>
-        <w:t>图</w:t>
-      </w:r>
-      <w:r>
-        <w:rPr>
-          <w:rFonts w:hint="eastAsia" w:ascii="Times New Roman" w:hAnsi="Times New Roman" w:eastAsia="Times New Roman" w:cs="Times New Roman"/>
-        </w:rPr>
-        <w:t>。（+5</w:t>
-      </w:r>
-      <w:r>
-        <w:rPr>
-          <w:rFonts w:hint="eastAsia" w:ascii="Times New Roman" w:hAnsi="Times New Roman" w:eastAsia="FangSong" w:cs="Times New Roman"/>
-        </w:rPr>
-        <w:t>以上价态都以二氧酰阳离子形式存在</w:t>
-      </w:r>
-      <w:r>
-        <w:rPr>
-          <w:rFonts w:hint="eastAsia" w:ascii="Times New Roman" w:hAnsi="Times New Roman" w:eastAsia="Times New Roman" w:cs="Times New Roman"/>
-        </w:rPr>
-        <w:t>）</w:t>
+        <w:t>结构中</w:t>
+      </w:r>
+      <w:r>
+        <w:rPr>
+          <w:rFonts w:hint="eastAsia" w:ascii="Times New Roman" w:hAnsi="Times New Roman" w:eastAsia="Times New Roman" w:cs="Times New Roman"/>
+        </w:rPr>
+        <w:t>，</w:t>
+      </w:r>
+      <w:r>
+        <w:rPr>
+          <w:rFonts w:hint="eastAsia" w:ascii="Times New Roman" w:hAnsi="Times New Roman" w:eastAsia="FangSong" w:cs="Times New Roman"/>
+        </w:rPr>
+        <w:t>钠离子按简单立方排布</w:t>
+      </w:r>
+      <w:r>
+        <w:rPr>
+          <w:rFonts w:hint="eastAsia" w:ascii="Times New Roman" w:hAnsi="Times New Roman" w:eastAsia="Times New Roman" w:cs="Times New Roman"/>
+        </w:rPr>
+        <w:t>，</w:t>
+      </w:r>
+      <w:r>
+        <w:rPr>
+          <w:rFonts w:hint="eastAsia" w:ascii="Times New Roman" w:hAnsi="Times New Roman" w:eastAsia="FangSong" w:cs="Times New Roman"/>
+        </w:rPr>
+        <w:t>形成立方体空隙</w:t>
+      </w:r>
+      <w:r>
+        <w:rPr>
+          <w:rFonts w:hint="eastAsia" w:ascii="Times New Roman" w:hAnsi="Times New Roman" w:eastAsia="Times New Roman" w:cs="Times New Roman"/>
+        </w:rPr>
+        <w:t>(</w:t>
+      </w:r>
+      <w:r>
+        <w:rPr>
+          <w:rFonts w:hint="eastAsia" w:ascii="Times New Roman" w:hAnsi="Times New Roman" w:eastAsia="FangSong" w:cs="Times New Roman"/>
+        </w:rPr>
+        <w:t>如图所示</w:t>
+      </w:r>
+      <w:r>
+        <w:rPr>
+          <w:rFonts w:hint="eastAsia" w:ascii="Times New Roman" w:hAnsi="Times New Roman" w:eastAsia="Times New Roman" w:cs="Times New Roman"/>
+        </w:rPr>
+        <w:t>)，</w:t>
+      </w:r>
+      <w:r>
+        <w:rPr>
+          <w:rFonts w:hint="eastAsia" w:ascii="Times New Roman" w:hAnsi="Times New Roman" w:eastAsia="FangSong" w:cs="Times New Roman"/>
+        </w:rPr>
+        <w:t>电子对</w:t>
+      </w:r>
+      <w:r>
+        <w:rPr>
+          <w:rFonts w:ascii="Times New Roman" w:hAnsi="Times New Roman" w:eastAsia="Times New Roman" w:cs="Times New Roman"/>
+        </w:rPr>
+        <w:t xml:space="preserve"> </w:t>
+      </w:r>
+      <m:oMath>
+        <m:r>
+          <m:rPr>
+            <m:sty m:val="p"/>
+          </m:rPr>
+          <m:t>(</m:t>
+        </m:r>
+        <m:r>
+          <m:t>2</m:t>
+        </m:r>
+        <m:sSup>
+          <m:e>
+            <m:r>
+              <m:rPr>
+                <m:sty m:val="p"/>
+              </m:rPr>
+              <m:t>e</m:t>
+            </m:r>
+          </m:e>
+          <m:sup>
+            <m:r>
+              <m:rPr>
+                <m:sty m:val="p"/>
+              </m:rPr>
+              <m:t>−</m:t>
+            </m:r>
+          </m:sup>
+        </m:sSup>
+        <m:r>
+          <m:rPr>
+            <m:sty m:val="p"/>
+          </m:rPr>
+          <m:t>)</m:t>
+        </m:r>
+      </m:oMath>
+      <w:r>
+        <w:rPr>
+          <w:rFonts w:ascii="Times New Roman" w:hAnsi="Times New Roman" w:eastAsia="Times New Roman" w:cs="Times New Roman"/>
+        </w:rPr>
+        <w:t xml:space="preserve"> </w:t>
+      </w:r>
+      <w:r>
+        <w:rPr>
+          <w:rFonts w:hint="eastAsia" w:ascii="Times New Roman" w:hAnsi="Times New Roman" w:eastAsia="FangSong" w:cs="Times New Roman"/>
+        </w:rPr>
+        <w:t>和氦原子交替分布填充在立方体的中心</w:t>
+      </w:r>
+      <w:r>
+        <w:rPr>
+          <w:rFonts w:hint="eastAsia" w:ascii="Times New Roman" w:hAnsi="Times New Roman" w:eastAsia="Times New Roman" w:cs="Times New Roman"/>
+        </w:rPr>
+        <w:t>。</w:t>
       </w:r>
     </w:p>
     <w:p>
@@ -7571,20 +7474,179 @@
         </w:rPr>
         <w:drawing>
           <wp:inline>
-            <wp:extent cx="3600000" cy="2692986"/>
+            <wp:extent cx="3124200" cy="3086100"/>
             <wp:effectExtent b="0" l="0" r="0" t="0"/>
-            <wp:docPr descr="" title="" id="36" name="Picture"/>
+            <wp:docPr descr="" title="" id="35" name="Picture"/>
             <a:graphic>
               <a:graphicData uri="http://schemas.openxmlformats.org/drawingml/2006/picture">
                 <pic:pic>
                   <pic:nvPicPr>
-                    <pic:cNvPr descr="9e5d82a8d6a524dfe63ae715bb78d20737c17ab48718fc20edd9bde7a48be0d0.jpg" id="37" name="Picture"/>
+                    <pic:cNvPr descr="eef15ef20c786b0d1d4159a8f1bcb37036beee2139725c612b6f5447fc39d599.jpg" id="36" name="Picture"/>
                     <pic:cNvPicPr>
                       <a:picLocks noChangeArrowheads="1" noChangeAspect="1"/>
                     </pic:cNvPicPr>
                   </pic:nvPicPr>
                   <pic:blipFill>
-                    <a:blip r:embed="rId35"/>
+                    <a:blip r:embed="rId34"/>
+                    <a:stretch>
+                      <a:fillRect/>
+                    </a:stretch>
+                  </pic:blipFill>
+                  <pic:spPr bwMode="auto">
+                    <a:xfrm>
+                      <a:off x="0" y="0"/>
+                      <a:ext cx="3124200" cy="3086100"/>
+                    </a:xfrm>
+                    <a:prstGeom prst="rect">
+                      <a:avLst/>
+                    </a:prstGeom>
+                    <a:noFill/>
+                    <a:ln w="9525">
+                      <a:noFill/>
+                      <a:headEnd/>
+                      <a:tailEnd/>
+                    </a:ln>
+                  </pic:spPr>
+                </pic:pic>
+              </a:graphicData>
+            </a:graphic>
+          </wp:inline>
+        </w:drawing>
+      </w:r>
+    </w:p>
+    <w:p>
+      <w:pPr>
+        <w:spacing w:before="160" w:after="80"/>
+      </w:pPr>
+      <w:r>
+        <w:pict>
+          <v:rect style="width:0;height:1.5pt" o:hralign="center" o:hrstd="t" o:hr="t"/>
+        </w:pict>
+      </w:r>
+    </w:p>
+    <w:bookmarkEnd w:id="37"/>
+    <w:bookmarkStart w:id="44" w:name="第17题"/>
+    <w:p>
+      <w:pPr>
+        <w:pStyle w:val="Heading3"/>
+        <w:spacing w:before="280" w:after="120"/>
+      </w:pPr>
+      <w:r>
+        <w:rPr>
+          <w:rFonts w:hint="eastAsia" w:ascii="Times New Roman" w:hAnsi="Times New Roman" w:eastAsia="SimHei" w:cs="Times New Roman"/>
+        </w:rPr>
+        <w:t>第</w:t>
+      </w:r>
+      <w:r>
+        <w:rPr>
+          <w:rFonts w:hint="eastAsia" w:ascii="Times New Roman" w:hAnsi="Times New Roman" w:eastAsia="Times New Roman" w:cs="Times New Roman"/>
+        </w:rPr>
+        <w:t>17</w:t>
+      </w:r>
+      <w:r>
+        <w:rPr>
+          <w:rFonts w:hint="eastAsia" w:ascii="Times New Roman" w:hAnsi="Times New Roman" w:eastAsia="SimHei" w:cs="Times New Roman"/>
+        </w:rPr>
+        <w:t>题</w:t>
+      </w:r>
+    </w:p>
+    <w:p>
+      <w:pPr>
+        <w:pStyle w:val="FirstParagraph"/>
+      </w:pPr>
+      <w:r>
+        <w:rPr>
+          <w:rFonts w:hint="eastAsia" w:ascii="Times New Roman" w:hAnsi="Times New Roman" w:eastAsia="Times New Roman" w:cs="Times New Roman"/>
+        </w:rPr>
+        <w:t>Frost</w:t>
+      </w:r>
+      <w:r>
+        <w:rPr>
+          <w:rFonts w:hint="eastAsia" w:ascii="Times New Roman" w:hAnsi="Times New Roman" w:eastAsia="FangSong" w:cs="Times New Roman"/>
+        </w:rPr>
+        <w:t>图的横坐标为氧化态</w:t>
+      </w:r>
+      <w:r>
+        <w:rPr>
+          <w:rFonts w:hint="eastAsia" w:ascii="Times New Roman" w:hAnsi="Times New Roman" w:eastAsia="Times New Roman" w:cs="Times New Roman"/>
+        </w:rPr>
+        <w:t>，</w:t>
+      </w:r>
+      <w:r>
+        <w:rPr>
+          <w:rFonts w:hint="eastAsia" w:ascii="Times New Roman" w:hAnsi="Times New Roman" w:eastAsia="FangSong" w:cs="Times New Roman"/>
+        </w:rPr>
+        <w:t>而纵坐标为该氧化态与单质构成电对时的标准电极电势数值与该氧化态氧化数的乘积</w:t>
+      </w:r>
+      <w:r>
+        <w:rPr>
+          <w:rFonts w:hint="eastAsia" w:ascii="Times New Roman" w:hAnsi="Times New Roman" w:eastAsia="Times New Roman" w:cs="Times New Roman"/>
+        </w:rPr>
+        <w:t>。</w:t>
+      </w:r>
+      <w:r>
+        <w:rPr>
+          <w:rFonts w:hint="eastAsia" w:ascii="Times New Roman" w:hAnsi="Times New Roman" w:eastAsia="FangSong" w:cs="Times New Roman"/>
+        </w:rPr>
+        <w:t>下图为两种重元素的</w:t>
+      </w:r>
+      <w:r>
+        <w:rPr>
+          <w:rFonts w:hint="eastAsia" w:ascii="Times New Roman" w:hAnsi="Times New Roman" w:eastAsia="Times New Roman" w:cs="Times New Roman"/>
+        </w:rPr>
+        <w:t>Frost</w:t>
+      </w:r>
+      <w:r>
+        <w:rPr>
+          <w:rFonts w:hint="eastAsia" w:ascii="Times New Roman" w:hAnsi="Times New Roman" w:eastAsia="FangSong" w:cs="Times New Roman"/>
+        </w:rPr>
+        <w:t>图</w:t>
+      </w:r>
+      <w:r>
+        <w:rPr>
+          <w:rFonts w:hint="eastAsia" w:ascii="Times New Roman" w:hAnsi="Times New Roman" w:eastAsia="Times New Roman" w:cs="Times New Roman"/>
+        </w:rPr>
+        <w:t>。（+5</w:t>
+      </w:r>
+      <w:r>
+        <w:rPr>
+          <w:rFonts w:hint="eastAsia" w:ascii="Times New Roman" w:hAnsi="Times New Roman" w:eastAsia="FangSong" w:cs="Times New Roman"/>
+        </w:rPr>
+        <w:t>以上价态都以二氧酰阳离子形式存在</w:t>
+      </w:r>
+      <w:r>
+        <w:rPr>
+          <w:rFonts w:hint="eastAsia" w:ascii="Times New Roman" w:hAnsi="Times New Roman" w:eastAsia="Times New Roman" w:cs="Times New Roman"/>
+        </w:rPr>
+        <w:t>）</w:t>
+      </w:r>
+    </w:p>
+    <w:p>
+      <w:pPr>
+        <w:pStyle w:val="BodyText"/>
+        <w:spacing w:before="160" w:after="80"/>
+        <w:jc w:val="center"/>
+      </w:pPr>
+      <w:r>
+        <w:rPr>
+          <w:rFonts w:ascii="Times New Roman" w:hAnsi="Times New Roman" w:eastAsia="Times New Roman" w:cs="Times New Roman"/>
+        </w:rPr>
+        <w:drawing>
+          <wp:inline>
+            <wp:extent cx="3600000" cy="2692986"/>
+            <wp:effectExtent b="0" l="0" r="0" t="0"/>
+            <wp:docPr descr="" title="" id="39" name="Picture"/>
+            <a:graphic>
+              <a:graphicData uri="http://schemas.openxmlformats.org/drawingml/2006/picture">
+                <pic:pic>
+                  <pic:nvPicPr>
+                    <pic:cNvPr descr="9e5d82a8d6a524dfe63ae715bb78d20737c17ab48718fc20edd9bde7a48be0d0.jpg" id="40" name="Picture"/>
+                    <pic:cNvPicPr>
+                      <a:picLocks noChangeArrowheads="1" noChangeAspect="1"/>
+                    </pic:cNvPicPr>
+                  </pic:nvPicPr>
+                  <pic:blipFill>
+                    <a:blip r:embed="rId38"/>
                     <a:stretch>
                       <a:fillRect/>
                     </a:stretch>
@@ -8279,18 +8341,18 @@
           <wp:inline>
             <wp:extent cx="3600000" cy="2306463"/>
             <wp:effectExtent b="0" l="0" r="0" t="0"/>
-            <wp:docPr descr="" title="" id="39" name="Picture"/>
+            <wp:docPr descr="" title="" id="42" name="Picture"/>
             <a:graphic>
               <a:graphicData uri="http://schemas.openxmlformats.org/drawingml/2006/picture">
                 <pic:pic>
                   <pic:nvPicPr>
-                    <pic:cNvPr descr="77acac51ee8ea6f4948aa4e3b0c1d793adc06f02a41c8283229a45cd104dc31f.jpg" id="40" name="Picture"/>
+                    <pic:cNvPr descr="77acac51ee8ea6f4948aa4e3b0c1d793adc06f02a41c8283229a45cd104dc31f.jpg" id="43" name="Picture"/>
                     <pic:cNvPicPr>
                       <a:picLocks noChangeArrowheads="1" noChangeAspect="1"/>
                     </pic:cNvPicPr>
                   </pic:nvPicPr>
                   <pic:blipFill>
-                    <a:blip r:embed="rId38"/>
+                    <a:blip r:embed="rId41"/>
                     <a:stretch>
                       <a:fillRect/>
                     </a:stretch>
@@ -9607,8 +9669,8 @@
         </w:pict>
       </w:r>
     </w:p>
-    <w:bookmarkEnd w:id="41"/>
-    <w:bookmarkStart w:id="42" w:name="第18题"/>
+    <w:bookmarkEnd w:id="44"/>
+    <w:bookmarkStart w:id="45" w:name="第18题"/>
     <w:p>
       <w:pPr>
         <w:pStyle w:val="Heading3"/>
@@ -10192,8 +10254,8 @@
         </w:pict>
       </w:r>
     </w:p>
-    <w:bookmarkEnd w:id="42"/>
-    <w:bookmarkStart w:id="43" w:name="第19题"/>
+    <w:bookmarkEnd w:id="45"/>
+    <w:bookmarkStart w:id="46" w:name="第19题"/>
     <w:p>
       <w:pPr>
         <w:pStyle w:val="Heading3"/>
@@ -10728,8 +10790,8 @@
         </w:pict>
       </w:r>
     </w:p>
-    <w:bookmarkEnd w:id="43"/>
-    <w:bookmarkStart w:id="44" w:name="第20题"/>
+    <w:bookmarkEnd w:id="46"/>
+    <w:bookmarkStart w:id="47" w:name="第20题"/>
     <w:p>
       <w:pPr>
         <w:pStyle w:val="Heading3"/>
@@ -10982,8 +11044,8 @@
         </w:pict>
       </w:r>
     </w:p>
-    <w:bookmarkEnd w:id="44"/>
-    <w:bookmarkStart w:id="45" w:name="第21题"/>
+    <w:bookmarkEnd w:id="47"/>
+    <w:bookmarkStart w:id="48" w:name="第21题"/>
     <w:p>
       <w:pPr>
         <w:pStyle w:val="Heading3"/>
@@ -11254,8 +11316,8 @@
         </w:pict>
       </w:r>
     </w:p>
-    <w:bookmarkEnd w:id="45"/>
-    <w:bookmarkStart w:id="49" w:name="第22题"/>
+    <w:bookmarkEnd w:id="48"/>
+    <w:bookmarkStart w:id="52" w:name="第22题"/>
     <w:p>
       <w:pPr>
         <w:pStyle w:val="Heading3"/>
@@ -11752,18 +11814,18 @@
           <wp:inline>
             <wp:extent cx="3327400" cy="1943100"/>
             <wp:effectExtent b="0" l="0" r="0" t="0"/>
-            <wp:docPr descr="" title="" id="47" name="Picture"/>
+            <wp:docPr descr="" title="" id="50" name="Picture"/>
             <a:graphic>
               <a:graphicData uri="http://schemas.openxmlformats.org/drawingml/2006/picture">
                 <pic:pic>
                   <pic:nvPicPr>
-                    <pic:cNvPr descr="f73bbc384b0e162ad43030499cbac820e669b321da8b50f4d86cc53a92134d75.jpg" id="48" name="Picture"/>
+                    <pic:cNvPr descr="f73bbc384b0e162ad43030499cbac820e669b321da8b50f4d86cc53a92134d75.jpg" id="51" name="Picture"/>
                     <pic:cNvPicPr>
                       <a:picLocks noChangeArrowheads="1" noChangeAspect="1"/>
                     </pic:cNvPicPr>
                   </pic:nvPicPr>
                   <pic:blipFill>
-                    <a:blip r:embed="rId46"/>
+                    <a:blip r:embed="rId49"/>
                     <a:stretch>
                       <a:fillRect/>
                     </a:stretch>
@@ -11800,8 +11862,8 @@
         </w:pict>
       </w:r>
     </w:p>
-    <w:bookmarkEnd w:id="49"/>
-    <w:bookmarkStart w:id="56" w:name="第23题"/>
+    <w:bookmarkEnd w:id="52"/>
+    <w:bookmarkStart w:id="53" w:name="第23题"/>
     <w:p>
       <w:pPr>
         <w:pStyle w:val="Heading3"/>
@@ -11818,513 +11880,6 @@
           <w:rFonts w:hint="eastAsia" w:ascii="Times New Roman" w:hAnsi="Times New Roman" w:eastAsia="Times New Roman" w:cs="Times New Roman"/>
         </w:rPr>
         <w:t>23</w:t>
-      </w:r>
-      <w:r>
-        <w:rPr>
-          <w:rFonts w:hint="eastAsia" w:ascii="Times New Roman" w:hAnsi="Times New Roman" w:eastAsia="SimHei" w:cs="Times New Roman"/>
-        </w:rPr>
-        <w:t>题</w:t>
-      </w:r>
-    </w:p>
-    <w:p>
-      <w:pPr>
-        <w:pStyle w:val="FirstParagraph"/>
-      </w:pPr>
-      <w:r>
-        <w:rPr>
-          <w:rFonts w:hint="eastAsia" w:ascii="Times New Roman" w:hAnsi="Times New Roman" w:eastAsia="FangSong" w:cs="Times New Roman"/>
-        </w:rPr>
-        <w:t xml:space="preserve">某高能炸药</w:t>
-      </w:r>
-      <w:r>
-        <w:rPr>
-          <w:rFonts w:ascii="Times New Roman" w:hAnsi="Times New Roman" w:eastAsia="Times New Roman" w:cs="Times New Roman"/>
-        </w:rPr>
-        <w:t xml:space="preserve"> E </w:t>
-      </w:r>
-      <w:r>
-        <w:rPr>
-          <w:rFonts w:hint="eastAsia" w:ascii="Times New Roman" w:hAnsi="Times New Roman" w:eastAsia="FangSong" w:cs="Times New Roman"/>
-        </w:rPr>
-        <w:t xml:space="preserve">可由</w:t>
-      </w:r>
-      <w:r>
-        <w:rPr>
-          <w:rFonts w:ascii="Times New Roman" w:hAnsi="Times New Roman" w:eastAsia="Times New Roman" w:cs="Times New Roman"/>
-        </w:rPr>
-        <w:t xml:space="preserve"> B </w:t>
-      </w:r>
-      <w:r>
-        <w:rPr>
-          <w:rFonts w:hint="eastAsia" w:ascii="Times New Roman" w:hAnsi="Times New Roman" w:eastAsia="FangSong" w:cs="Times New Roman"/>
-        </w:rPr>
-        <w:t xml:space="preserve">或</w:t>
-      </w:r>
-      <w:r>
-        <w:rPr>
-          <w:rFonts w:ascii="Times New Roman" w:hAnsi="Times New Roman" w:eastAsia="Times New Roman" w:cs="Times New Roman"/>
-        </w:rPr>
-        <w:t xml:space="preserve"> D </w:t>
-      </w:r>
-      <w:r>
-        <w:rPr>
-          <w:rFonts w:hint="eastAsia" w:ascii="Times New Roman" w:hAnsi="Times New Roman" w:eastAsia="FangSong" w:cs="Times New Roman"/>
-        </w:rPr>
-        <w:t>用浓硝酸硝化得到</w:t>
-      </w:r>
-      <w:r>
-        <w:rPr>
-          <w:rFonts w:hint="eastAsia" w:ascii="Times New Roman" w:hAnsi="Times New Roman" w:eastAsia="Times New Roman" w:cs="Times New Roman"/>
-        </w:rPr>
-        <w:t>，B</w:t>
-      </w:r>
-      <w:r>
-        <w:rPr>
-          <w:rFonts w:ascii="Times New Roman" w:hAnsi="Times New Roman" w:eastAsia="Times New Roman" w:cs="Times New Roman"/>
-        </w:rPr>
-        <w:t xml:space="preserve"> </w:t>
-      </w:r>
-      <w:r>
-        <w:rPr>
-          <w:rFonts w:hint="eastAsia" w:ascii="Times New Roman" w:hAnsi="Times New Roman" w:eastAsia="FangSong" w:cs="Times New Roman"/>
-        </w:rPr>
-        <w:t xml:space="preserve">和</w:t>
-      </w:r>
-      <w:r>
-        <w:rPr>
-          <w:rFonts w:ascii="Times New Roman" w:hAnsi="Times New Roman" w:eastAsia="Times New Roman" w:cs="Times New Roman"/>
-        </w:rPr>
-        <w:t xml:space="preserve"> D </w:t>
-      </w:r>
-      <w:r>
-        <w:rPr>
-          <w:rFonts w:hint="eastAsia" w:ascii="Times New Roman" w:hAnsi="Times New Roman" w:eastAsia="FangSong" w:cs="Times New Roman"/>
-        </w:rPr>
-        <w:t>的制备流程如下图所示</w:t>
-      </w:r>
-      <w:r>
-        <w:rPr>
-          <w:rFonts w:hint="eastAsia" w:ascii="Times New Roman" w:hAnsi="Times New Roman" w:eastAsia="Times New Roman" w:cs="Times New Roman"/>
-        </w:rPr>
-        <w:t>，</w:t>
-      </w:r>
-      <w:r>
-        <w:rPr>
-          <w:rFonts w:hint="eastAsia" w:ascii="Times New Roman" w:hAnsi="Times New Roman" w:eastAsia="FangSong" w:cs="Times New Roman"/>
-        </w:rPr>
-        <w:t>其</w:t>
-      </w:r>
-      <w:r>
-        <w:rPr>
-          <w:rFonts w:ascii="Times New Roman" w:hAnsi="Times New Roman" w:eastAsia="Times New Roman" w:cs="Times New Roman"/>
-        </w:rPr>
-        <w:t xml:space="preserve"> </w:t>
-      </w:r>
-      <w:r>
-        <w:rPr>
-          <w:rFonts w:ascii="Times New Roman" w:hAnsi="Times New Roman" w:eastAsia="Times New Roman" w:cs="Times New Roman"/>
-          <w:vertAlign w:val="superscript"/>
-        </w:rPr>
-        <w:t>1</w:t>
-      </w:r>
-      <w:r>
-        <w:rPr>
-          <w:rFonts w:ascii="Times New Roman" w:hAnsi="Times New Roman" w:eastAsia="Times New Roman" w:cs="Times New Roman"/>
-        </w:rPr>
-        <w:t xml:space="preserve">H </w:t>
-      </w:r>
-      <w:r>
-        <w:rPr>
-          <w:rFonts w:hint="eastAsia" w:ascii="Times New Roman" w:hAnsi="Times New Roman" w:eastAsia="FangSong" w:cs="Times New Roman"/>
-        </w:rPr>
-        <w:t>核磁共振谱</w:t>
-      </w:r>
-      <w:r>
-        <w:rPr>
-          <w:rFonts w:hint="eastAsia" w:ascii="Times New Roman" w:hAnsi="Times New Roman" w:eastAsia="Times New Roman" w:cs="Times New Roman"/>
-        </w:rPr>
-        <w:t>（H-NMR）</w:t>
-      </w:r>
-      <w:r>
-        <w:rPr>
-          <w:rFonts w:hint="eastAsia" w:ascii="Times New Roman" w:hAnsi="Times New Roman" w:eastAsia="FangSong" w:cs="Times New Roman"/>
-        </w:rPr>
-        <w:t>中显示</w:t>
-      </w:r>
-      <w:r>
-        <w:rPr>
-          <w:rFonts w:ascii="Times New Roman" w:hAnsi="Times New Roman" w:eastAsia="Times New Roman" w:cs="Times New Roman"/>
-        </w:rPr>
-        <w:t xml:space="preserve"> B、E </w:t>
-      </w:r>
-      <w:r>
-        <w:rPr>
-          <w:rFonts w:hint="eastAsia" w:ascii="Times New Roman" w:hAnsi="Times New Roman" w:eastAsia="FangSong" w:cs="Times New Roman"/>
-        </w:rPr>
-        <w:t>只有一种化学环境的氢原子</w:t>
-      </w:r>
-      <w:r>
-        <w:rPr>
-          <w:rFonts w:hint="eastAsia" w:ascii="Times New Roman" w:hAnsi="Times New Roman" w:eastAsia="Times New Roman" w:cs="Times New Roman"/>
-        </w:rPr>
-        <w:t>，D</w:t>
-      </w:r>
-      <w:r>
-        <w:rPr>
-          <w:rFonts w:ascii="Times New Roman" w:hAnsi="Times New Roman" w:eastAsia="Times New Roman" w:cs="Times New Roman"/>
-        </w:rPr>
-        <w:t xml:space="preserve"> </w:t>
-      </w:r>
-      <w:r>
-        <w:rPr>
-          <w:rFonts w:hint="eastAsia" w:ascii="Times New Roman" w:hAnsi="Times New Roman" w:eastAsia="FangSong" w:cs="Times New Roman"/>
-        </w:rPr>
-        <w:t>有两种化学环境的氢原子</w:t>
-      </w:r>
-      <w:r>
-        <w:rPr>
-          <w:rFonts w:hint="eastAsia" w:ascii="Times New Roman" w:hAnsi="Times New Roman" w:eastAsia="Times New Roman" w:cs="Times New Roman"/>
-        </w:rPr>
-        <w:t>。</w:t>
-      </w:r>
-    </w:p>
-    <w:p>
-      <w:pPr>
-        <w:pStyle w:val="BodyText"/>
-        <w:spacing w:before="160" w:after="80"/>
-        <w:jc w:val="center"/>
-      </w:pPr>
-      <w:r>
-        <w:rPr>
-          <w:rFonts w:ascii="Times New Roman" w:hAnsi="Times New Roman" w:eastAsia="Times New Roman" w:cs="Times New Roman"/>
-        </w:rPr>
-        <w:drawing>
-          <wp:inline>
-            <wp:extent cx="3600000" cy="707812"/>
-            <wp:effectExtent b="0" l="0" r="0" t="0"/>
-            <wp:docPr descr="" title="" id="51" name="Picture"/>
-            <a:graphic>
-              <a:graphicData uri="http://schemas.openxmlformats.org/drawingml/2006/picture">
-                <pic:pic>
-                  <pic:nvPicPr>
-                    <pic:cNvPr descr="7112485373518eba5690bbe970eb22fa7580827759146069d35124c611ceb097.jpg" id="52" name="Picture"/>
-                    <pic:cNvPicPr>
-                      <a:picLocks noChangeArrowheads="1" noChangeAspect="1"/>
-                    </pic:cNvPicPr>
-                  </pic:nvPicPr>
-                  <pic:blipFill>
-                    <a:blip r:embed="rId50"/>
-                    <a:stretch>
-                      <a:fillRect/>
-                    </a:stretch>
-                  </pic:blipFill>
-                  <pic:spPr bwMode="auto">
-                    <a:xfrm>
-                      <a:off x="0" y="0"/>
-                      <a:ext cx="3600000" cy="707812"/>
-                    </a:xfrm>
-                    <a:prstGeom prst="rect">
-                      <a:avLst/>
-                    </a:prstGeom>
-                    <a:noFill/>
-                    <a:ln w="9525">
-                      <a:noFill/>
-                      <a:headEnd/>
-                      <a:tailEnd/>
-                    </a:ln>
-                  </pic:spPr>
-                </pic:pic>
-              </a:graphicData>
-            </a:graphic>
-          </wp:inline>
-        </w:drawing>
-      </w:r>
-    </w:p>
-    <w:p>
-      <w:pPr>
-        <w:pStyle w:val="BodyText"/>
-        <w:spacing w:before="160" w:after="80"/>
-        <w:jc w:val="center"/>
-      </w:pPr>
-      <w:r>
-        <w:rPr>
-          <w:rFonts w:ascii="Times New Roman" w:hAnsi="Times New Roman" w:eastAsia="Times New Roman" w:cs="Times New Roman"/>
-        </w:rPr>
-        <w:drawing>
-          <wp:inline>
-            <wp:extent cx="3600000" cy="811456"/>
-            <wp:effectExtent b="0" l="0" r="0" t="0"/>
-            <wp:docPr descr="" title="" id="54" name="Picture"/>
-            <a:graphic>
-              <a:graphicData uri="http://schemas.openxmlformats.org/drawingml/2006/picture">
-                <pic:pic>
-                  <pic:nvPicPr>
-                    <pic:cNvPr descr="9e658bd1463323e4c24f4ab52ca17c7212dbb58fba48158f0af22c4467d61044.jpg" id="55" name="Picture"/>
-                    <pic:cNvPicPr>
-                      <a:picLocks noChangeArrowheads="1" noChangeAspect="1"/>
-                    </pic:cNvPicPr>
-                  </pic:nvPicPr>
-                  <pic:blipFill>
-                    <a:blip r:embed="rId53"/>
-                    <a:stretch>
-                      <a:fillRect/>
-                    </a:stretch>
-                  </pic:blipFill>
-                  <pic:spPr bwMode="auto">
-                    <a:xfrm>
-                      <a:off x="0" y="0"/>
-                      <a:ext cx="3600000" cy="811456"/>
-                    </a:xfrm>
-                    <a:prstGeom prst="rect">
-                      <a:avLst/>
-                    </a:prstGeom>
-                    <a:noFill/>
-                    <a:ln w="9525">
-                      <a:noFill/>
-                      <a:headEnd/>
-                      <a:tailEnd/>
-                    </a:ln>
-                  </pic:spPr>
-                </pic:pic>
-              </a:graphicData>
-            </a:graphic>
-          </wp:inline>
-        </w:drawing>
-      </w:r>
-    </w:p>
-    <w:p>
-      <w:pPr>
-        <w:pStyle w:val="BodyText"/>
-      </w:pPr>
-      <w:r>
-        <w:rPr>
-          <w:rFonts w:ascii="Times New Roman" w:hAnsi="Times New Roman" w:eastAsia="Times New Roman" w:cs="Times New Roman"/>
-        </w:rPr>
-        <w:t xml:space="preserve">1-1 </w:t>
-      </w:r>
-      <w:r>
-        <w:rPr>
-          <w:rFonts w:hint="eastAsia" w:ascii="Times New Roman" w:hAnsi="Times New Roman" w:eastAsia="FangSong" w:cs="Times New Roman"/>
-        </w:rPr>
-        <w:t>指出反应</w:t>
-      </w:r>
-      <w:r>
-        <w:rPr>
-          <w:rFonts w:hint="eastAsia" w:ascii="Times New Roman" w:hAnsi="Times New Roman" w:eastAsia="Times New Roman" w:cs="Times New Roman"/>
-        </w:rPr>
-        <w:t>⑤</w:t>
-      </w:r>
-      <w:r>
-        <w:rPr>
-          <w:rFonts w:hint="eastAsia" w:ascii="Times New Roman" w:hAnsi="Times New Roman" w:eastAsia="FangSong" w:cs="Times New Roman"/>
-        </w:rPr>
-        <w:t>的反应类型</w:t>
-      </w:r>
-      <w:r>
-        <w:rPr>
-          <w:rFonts w:hint="eastAsia" w:ascii="Times New Roman" w:hAnsi="Times New Roman" w:eastAsia="Times New Roman" w:cs="Times New Roman"/>
-        </w:rPr>
-        <w:t>____。</w:t>
-      </w:r>
-    </w:p>
-    <w:p>
-      <w:pPr>
-        <w:pStyle w:val="BodyText"/>
-      </w:pPr>
-      <w:r>
-        <w:rPr>
-          <w:rFonts w:ascii="Times New Roman" w:hAnsi="Times New Roman" w:eastAsia="Times New Roman" w:cs="Times New Roman"/>
-        </w:rPr>
-        <w:t xml:space="preserve">1-2 </w:t>
-      </w:r>
-      <w:r>
-        <w:rPr>
-          <w:rFonts w:hint="eastAsia" w:ascii="Times New Roman" w:hAnsi="Times New Roman" w:eastAsia="FangSong" w:cs="Times New Roman"/>
-        </w:rPr>
-        <w:t xml:space="preserve">写出</w:t>
-      </w:r>
-      <w:r>
-        <w:rPr>
-          <w:rFonts w:ascii="Times New Roman" w:hAnsi="Times New Roman" w:eastAsia="Times New Roman" w:cs="Times New Roman"/>
-        </w:rPr>
-        <w:t xml:space="preserve"> A、B、D </w:t>
-      </w:r>
-      <w:r>
-        <w:rPr>
-          <w:rFonts w:hint="eastAsia" w:ascii="Times New Roman" w:hAnsi="Times New Roman" w:eastAsia="FangSong" w:cs="Times New Roman"/>
-        </w:rPr>
-        <w:t>的结构简式</w:t>
-      </w:r>
-      <w:r>
-        <w:rPr>
-          <w:rFonts w:hint="eastAsia" w:ascii="Times New Roman" w:hAnsi="Times New Roman" w:eastAsia="Times New Roman" w:cs="Times New Roman"/>
-        </w:rPr>
-        <w:t>。</w:t>
-      </w:r>
-    </w:p>
-    <w:p>
-      <w:pPr>
-        <w:pStyle w:val="BodyText"/>
-      </w:pPr>
-      <w:r>
-        <w:rPr>
-          <w:rFonts w:ascii="Times New Roman" w:hAnsi="Times New Roman" w:eastAsia="Times New Roman" w:cs="Times New Roman"/>
-        </w:rPr>
-        <w:t xml:space="preserve">1-3 </w:t>
-      </w:r>
-      <w:r>
-        <w:rPr>
-          <w:rFonts w:hint="eastAsia" w:ascii="Times New Roman" w:hAnsi="Times New Roman" w:eastAsia="FangSong" w:cs="Times New Roman"/>
-        </w:rPr>
-        <w:t>反应</w:t>
-      </w:r>
-      <w:r>
-        <w:rPr>
-          <w:rFonts w:hint="eastAsia" w:ascii="Times New Roman" w:hAnsi="Times New Roman" w:eastAsia="Times New Roman" w:cs="Times New Roman"/>
-        </w:rPr>
-        <w:t>③</w:t>
-      </w:r>
-      <w:r>
-        <w:rPr>
-          <w:rFonts w:hint="eastAsia" w:ascii="Times New Roman" w:hAnsi="Times New Roman" w:eastAsia="FangSong" w:cs="Times New Roman"/>
-        </w:rPr>
-        <w:t>中除了生成</w:t>
-      </w:r>
-      <w:r>
-        <w:rPr>
-          <w:rFonts w:ascii="Times New Roman" w:hAnsi="Times New Roman" w:eastAsia="Times New Roman" w:cs="Times New Roman"/>
-        </w:rPr>
-        <w:t xml:space="preserve"> E </w:t>
-      </w:r>
-      <w:r>
-        <w:rPr>
-          <w:rFonts w:hint="eastAsia" w:ascii="Times New Roman" w:hAnsi="Times New Roman" w:eastAsia="FangSong" w:cs="Times New Roman"/>
-        </w:rPr>
-        <w:t>外</w:t>
-      </w:r>
-      <w:r>
-        <w:rPr>
-          <w:rFonts w:hint="eastAsia" w:ascii="Times New Roman" w:hAnsi="Times New Roman" w:eastAsia="Times New Roman" w:cs="Times New Roman"/>
-        </w:rPr>
-        <w:t>，</w:t>
-      </w:r>
-      <w:r>
-        <w:rPr>
-          <w:rFonts w:hint="eastAsia" w:ascii="Times New Roman" w:hAnsi="Times New Roman" w:eastAsia="FangSong" w:cs="Times New Roman"/>
-        </w:rPr>
-        <w:t>还生成了</w:t>
-      </w:r>
-      <w:r>
-        <w:rPr>
-          <w:rFonts w:ascii="Times New Roman" w:hAnsi="Times New Roman" w:eastAsia="Times New Roman" w:cs="Times New Roman"/>
-        </w:rPr>
-        <w:t xml:space="preserve"> </w:t>
-      </w:r>
-      <m:oMath>
-        <m:sSub>
-          <m:e>
-            <m:r>
-              <m:rPr>
-                <m:sty m:val="p"/>
-              </m:rPr>
-              <m:t>N</m:t>
-            </m:r>
-          </m:e>
-          <m:sub>
-            <m:r>
-              <m:t>2</m:t>
-            </m:r>
-          </m:sub>
-        </m:sSub>
-      </m:oMath>
-      <w:r>
-        <w:rPr>
-          <w:rFonts w:ascii="Times New Roman" w:hAnsi="Times New Roman" w:eastAsia="Times New Roman" w:cs="Times New Roman"/>
-        </w:rPr>
-        <w:t xml:space="preserve">、</w:t>
-      </w:r>
-      <m:oMath>
-        <m:sSub>
-          <m:e>
-            <m:r>
-              <m:rPr>
-                <m:sty m:val="p"/>
-              </m:rPr>
-              <m:t>C</m:t>
-            </m:r>
-            <m:r>
-              <m:rPr>
-                <m:sty m:val="p"/>
-              </m:rPr>
-              <m:t>O</m:t>
-            </m:r>
-          </m:e>
-          <m:sub>
-            <m:r>
-              <m:t>2</m:t>
-            </m:r>
-          </m:sub>
-        </m:sSub>
-      </m:oMath>
-      <w:r>
-        <w:rPr>
-          <w:rFonts w:ascii="Times New Roman" w:hAnsi="Times New Roman" w:eastAsia="Times New Roman" w:cs="Times New Roman"/>
-        </w:rPr>
-        <w:t xml:space="preserve"> </w:t>
-      </w:r>
-      <w:r>
-        <w:rPr>
-          <w:rFonts w:hint="eastAsia" w:ascii="Times New Roman" w:hAnsi="Times New Roman" w:eastAsia="FangSong" w:cs="Times New Roman"/>
-        </w:rPr>
-        <w:t>气体</w:t>
-      </w:r>
-      <w:r>
-        <w:rPr>
-          <w:rFonts w:hint="eastAsia" w:ascii="Times New Roman" w:hAnsi="Times New Roman" w:eastAsia="Times New Roman" w:cs="Times New Roman"/>
-        </w:rPr>
-        <w:t>，</w:t>
-      </w:r>
-      <w:r>
-        <w:rPr>
-          <w:rFonts w:hint="eastAsia" w:ascii="Times New Roman" w:hAnsi="Times New Roman" w:eastAsia="FangSong" w:cs="Times New Roman"/>
-        </w:rPr>
-        <w:t>写出该反应方程式</w:t>
-      </w:r>
-      <w:r>
-        <w:rPr>
-          <w:rFonts w:hint="eastAsia" w:ascii="Times New Roman" w:hAnsi="Times New Roman" w:eastAsia="Times New Roman" w:cs="Times New Roman"/>
-        </w:rPr>
-        <w:t>。</w:t>
-      </w:r>
-    </w:p>
-    <w:p>
-      <w:pPr>
-        <w:spacing w:before="160" w:after="80"/>
-      </w:pPr>
-      <w:r>
-        <w:pict>
-          <v:rect style="width:0;height:1.5pt" o:hralign="center" o:hrstd="t" o:hr="t"/>
-        </w:pict>
-      </w:r>
-    </w:p>
-    <w:bookmarkEnd w:id="56"/>
-    <w:bookmarkStart w:id="57" w:name="第24题"/>
-    <w:p>
-      <w:pPr>
-        <w:pStyle w:val="Heading3"/>
-        <w:spacing w:before="280" w:after="120"/>
-      </w:pPr>
-      <w:r>
-        <w:rPr>
-          <w:rFonts w:hint="eastAsia" w:ascii="Times New Roman" w:hAnsi="Times New Roman" w:eastAsia="SimHei" w:cs="Times New Roman"/>
-        </w:rPr>
-        <w:t>第</w:t>
-      </w:r>
-      <w:r>
-        <w:rPr>
-          <w:rFonts w:hint="eastAsia" w:ascii="Times New Roman" w:hAnsi="Times New Roman" w:eastAsia="Times New Roman" w:cs="Times New Roman"/>
-        </w:rPr>
-        <w:t>24</w:t>
       </w:r>
       <w:r>
         <w:rPr>
@@ -13154,8 +12709,1259 @@
         </w:pict>
       </w:r>
     </w:p>
-    <w:bookmarkEnd w:id="57"/>
-    <w:bookmarkStart w:id="64" w:name="第25题"/>
+    <w:bookmarkEnd w:id="53"/>
+    <w:bookmarkStart w:id="54" w:name="第24题"/>
+    <w:p>
+      <w:pPr>
+        <w:pStyle w:val="Heading3"/>
+        <w:spacing w:before="280" w:after="120"/>
+      </w:pPr>
+      <w:r>
+        <w:rPr>
+          <w:rFonts w:hint="eastAsia" w:ascii="Times New Roman" w:hAnsi="Times New Roman" w:eastAsia="SimHei" w:cs="Times New Roman"/>
+        </w:rPr>
+        <w:t>第</w:t>
+      </w:r>
+      <w:r>
+        <w:rPr>
+          <w:rFonts w:hint="eastAsia" w:ascii="Times New Roman" w:hAnsi="Times New Roman" w:eastAsia="Times New Roman" w:cs="Times New Roman"/>
+        </w:rPr>
+        <w:t>24</w:t>
+      </w:r>
+      <w:r>
+        <w:rPr>
+          <w:rFonts w:hint="eastAsia" w:ascii="Times New Roman" w:hAnsi="Times New Roman" w:eastAsia="SimHei" w:cs="Times New Roman"/>
+        </w:rPr>
+        <w:t>题</w:t>
+      </w:r>
+    </w:p>
+    <w:p>
+      <w:pPr>
+        <w:pStyle w:val="FirstParagraph"/>
+      </w:pPr>
+      <w:r>
+        <w:rPr>
+          <w:rFonts w:hint="eastAsia" w:ascii="Times New Roman" w:hAnsi="Times New Roman" w:eastAsia="FangSong" w:cs="Times New Roman"/>
+        </w:rPr>
+        <w:t xml:space="preserve">金属</w:t>
+      </w:r>
+      <w:r>
+        <w:rPr>
+          <w:rFonts w:ascii="Times New Roman" w:hAnsi="Times New Roman" w:eastAsia="Times New Roman" w:cs="Times New Roman"/>
+        </w:rPr>
+        <w:t xml:space="preserve"> B </w:t>
+      </w:r>
+      <w:r>
+        <w:rPr>
+          <w:rFonts w:hint="eastAsia" w:ascii="Times New Roman" w:hAnsi="Times New Roman" w:eastAsia="FangSong" w:cs="Times New Roman"/>
+        </w:rPr>
+        <w:t xml:space="preserve">能够与气体</w:t>
+      </w:r>
+      <w:r>
+        <w:rPr>
+          <w:rFonts w:ascii="Times New Roman" w:hAnsi="Times New Roman" w:eastAsia="Times New Roman" w:cs="Times New Roman"/>
+        </w:rPr>
+        <w:t xml:space="preserve"> X </w:t>
+      </w:r>
+      <w:r>
+        <w:rPr>
+          <w:rFonts w:hint="eastAsia" w:ascii="Times New Roman" w:hAnsi="Times New Roman" w:eastAsia="FangSong" w:cs="Times New Roman"/>
+        </w:rPr>
+        <w:t>形成多种金属羰基化合物</w:t>
+      </w:r>
+      <w:r>
+        <w:rPr>
+          <w:rFonts w:hint="eastAsia" w:ascii="Times New Roman" w:hAnsi="Times New Roman" w:eastAsia="Times New Roman" w:cs="Times New Roman"/>
+        </w:rPr>
+        <w:t>，1908</w:t>
+      </w:r>
+      <w:r>
+        <w:rPr>
+          <w:rFonts w:ascii="Times New Roman" w:hAnsi="Times New Roman" w:eastAsia="Times New Roman" w:cs="Times New Roman"/>
+        </w:rPr>
+        <w:t xml:space="preserve"> </w:t>
+      </w:r>
+      <w:r>
+        <w:rPr>
+          <w:rFonts w:hint="eastAsia" w:ascii="Times New Roman" w:hAnsi="Times New Roman" w:eastAsia="FangSong" w:cs="Times New Roman"/>
+        </w:rPr>
+        <w:t>年</w:t>
+      </w:r>
+      <w:r>
+        <w:rPr>
+          <w:rFonts w:hint="eastAsia" w:ascii="Times New Roman" w:hAnsi="Times New Roman" w:eastAsia="Times New Roman" w:cs="Times New Roman"/>
+        </w:rPr>
+        <w:t>，</w:t>
+      </w:r>
+      <w:r>
+        <w:rPr>
+          <w:rFonts w:hint="eastAsia" w:ascii="Times New Roman" w:hAnsi="Times New Roman" w:eastAsia="FangSong" w:cs="Times New Roman"/>
+        </w:rPr>
+        <w:t>人们制得橙色双核结构化合物</w:t>
+      </w:r>
+      <w:r>
+        <w:rPr>
+          <w:rFonts w:ascii="Times New Roman" w:hAnsi="Times New Roman" w:eastAsia="Times New Roman" w:cs="Times New Roman"/>
+        </w:rPr>
+        <w:t xml:space="preserve"> </w:t>
+      </w:r>
+      <w:r>
+        <w:rPr>
+          <w:rFonts w:hint="eastAsia" w:ascii="Times New Roman" w:hAnsi="Times New Roman" w:eastAsia="Times New Roman" w:cs="Times New Roman"/>
+        </w:rPr>
+        <w:t>C，</w:t>
+      </w:r>
+      <w:r>
+        <w:rPr>
+          <w:rFonts w:hint="eastAsia" w:ascii="Times New Roman" w:hAnsi="Times New Roman" w:eastAsia="FangSong" w:cs="Times New Roman"/>
+        </w:rPr>
+        <w:t>它可以用作有机合成中的催化剂</w:t>
+      </w:r>
+      <w:r>
+        <w:rPr>
+          <w:rFonts w:hint="eastAsia" w:ascii="Times New Roman" w:hAnsi="Times New Roman" w:eastAsia="Times New Roman" w:cs="Times New Roman"/>
+        </w:rPr>
+        <w:t>。1923</w:t>
+      </w:r>
+      <w:r>
+        <w:rPr>
+          <w:rFonts w:ascii="Times New Roman" w:hAnsi="Times New Roman" w:eastAsia="Times New Roman" w:cs="Times New Roman"/>
+        </w:rPr>
+        <w:t xml:space="preserve"> </w:t>
+      </w:r>
+      <w:r>
+        <w:rPr>
+          <w:rFonts w:hint="eastAsia" w:ascii="Times New Roman" w:hAnsi="Times New Roman" w:eastAsia="FangSong" w:cs="Times New Roman"/>
+        </w:rPr>
+        <w:t>年</w:t>
+      </w:r>
+      <w:r>
+        <w:rPr>
+          <w:rFonts w:hint="eastAsia" w:ascii="Times New Roman" w:hAnsi="Times New Roman" w:eastAsia="Times New Roman" w:cs="Times New Roman"/>
+        </w:rPr>
+        <w:t>，</w:t>
+      </w:r>
+      <w:r>
+        <w:rPr>
+          <w:rFonts w:hint="eastAsia" w:ascii="Times New Roman" w:hAnsi="Times New Roman" w:eastAsia="FangSong" w:cs="Times New Roman"/>
+        </w:rPr>
+        <w:t>人们加热</w:t>
+      </w:r>
+      <w:r>
+        <w:rPr>
+          <w:rFonts w:ascii="Times New Roman" w:hAnsi="Times New Roman" w:eastAsia="Times New Roman" w:cs="Times New Roman"/>
+        </w:rPr>
+        <w:t xml:space="preserve"> C </w:t>
+      </w:r>
+      <w:r>
+        <w:rPr>
+          <w:rFonts w:hint="eastAsia" w:ascii="Times New Roman" w:hAnsi="Times New Roman" w:eastAsia="FangSong" w:cs="Times New Roman"/>
+        </w:rPr>
+        <w:t>得到了黑色晶体</w:t>
+      </w:r>
+      <w:r>
+        <w:rPr>
+          <w:rFonts w:hint="eastAsia" w:ascii="Times New Roman" w:hAnsi="Times New Roman" w:eastAsia="Times New Roman" w:cs="Times New Roman"/>
+        </w:rPr>
+        <w:t>，</w:t>
+      </w:r>
+      <w:r>
+        <w:rPr>
+          <w:rFonts w:hint="eastAsia" w:ascii="Times New Roman" w:hAnsi="Times New Roman" w:eastAsia="FangSong" w:cs="Times New Roman"/>
+        </w:rPr>
+        <w:t>它是两种同分异构体</w:t>
+      </w:r>
+      <w:r>
+        <w:rPr>
+          <w:rFonts w:ascii="Times New Roman" w:hAnsi="Times New Roman" w:eastAsia="Times New Roman" w:cs="Times New Roman"/>
+        </w:rPr>
+        <w:t xml:space="preserve"> D </w:t>
+      </w:r>
+      <w:r>
+        <w:rPr>
+          <w:rFonts w:hint="eastAsia" w:ascii="Times New Roman" w:hAnsi="Times New Roman" w:eastAsia="FangSong" w:cs="Times New Roman"/>
+        </w:rPr>
+        <w:t xml:space="preserve">和</w:t>
+      </w:r>
+      <w:r>
+        <w:rPr>
+          <w:rFonts w:ascii="Times New Roman" w:hAnsi="Times New Roman" w:eastAsia="Times New Roman" w:cs="Times New Roman"/>
+        </w:rPr>
+        <w:t xml:space="preserve"> E </w:t>
+      </w:r>
+      <w:r>
+        <w:rPr>
+          <w:rFonts w:hint="eastAsia" w:ascii="Times New Roman" w:hAnsi="Times New Roman" w:eastAsia="FangSong" w:cs="Times New Roman"/>
+        </w:rPr>
+        <w:t>的混合物</w:t>
+      </w:r>
+      <w:r>
+        <w:rPr>
+          <w:rFonts w:hint="eastAsia" w:ascii="Times New Roman" w:hAnsi="Times New Roman" w:eastAsia="Times New Roman" w:cs="Times New Roman"/>
+        </w:rPr>
+        <w:t>，</w:t>
+      </w:r>
+      <w:r>
+        <w:rPr>
+          <w:rFonts w:hint="eastAsia" w:ascii="Times New Roman" w:hAnsi="Times New Roman" w:eastAsia="FangSong" w:cs="Times New Roman"/>
+        </w:rPr>
+        <w:t>定性组成与</w:t>
+      </w:r>
+      <w:r>
+        <w:rPr>
+          <w:rFonts w:ascii="Times New Roman" w:hAnsi="Times New Roman" w:eastAsia="Times New Roman" w:cs="Times New Roman"/>
+        </w:rPr>
+        <w:t xml:space="preserve"> C </w:t>
+      </w:r>
+      <w:r>
+        <w:rPr>
+          <w:rFonts w:hint="eastAsia" w:ascii="Times New Roman" w:hAnsi="Times New Roman" w:eastAsia="FangSong" w:cs="Times New Roman"/>
+        </w:rPr>
+        <w:t>相同</w:t>
+      </w:r>
+      <w:r>
+        <w:rPr>
+          <w:rFonts w:hint="eastAsia" w:ascii="Times New Roman" w:hAnsi="Times New Roman" w:eastAsia="Times New Roman" w:cs="Times New Roman"/>
+        </w:rPr>
+        <w:t>。</w:t>
+      </w:r>
+      <w:r>
+        <w:rPr>
+          <w:rFonts w:hint="eastAsia" w:ascii="Times New Roman" w:hAnsi="Times New Roman" w:eastAsia="FangSong" w:cs="Times New Roman"/>
+        </w:rPr>
+        <w:t>直至</w:t>
+      </w:r>
+      <w:r>
+        <w:rPr>
+          <w:rFonts w:ascii="Times New Roman" w:hAnsi="Times New Roman" w:eastAsia="Times New Roman" w:cs="Times New Roman"/>
+        </w:rPr>
+        <w:t xml:space="preserve"> 1959 </w:t>
+      </w:r>
+      <w:r>
+        <w:rPr>
+          <w:rFonts w:hint="eastAsia" w:ascii="Times New Roman" w:hAnsi="Times New Roman" w:eastAsia="FangSong" w:cs="Times New Roman"/>
+        </w:rPr>
+        <w:t>年</w:t>
+      </w:r>
+      <w:r>
+        <w:rPr>
+          <w:rFonts w:hint="eastAsia" w:ascii="Times New Roman" w:hAnsi="Times New Roman" w:eastAsia="Times New Roman" w:cs="Times New Roman"/>
+        </w:rPr>
+        <w:t>，</w:t>
+      </w:r>
+      <w:r>
+        <w:rPr>
+          <w:rFonts w:hint="eastAsia" w:ascii="Times New Roman" w:hAnsi="Times New Roman" w:eastAsia="FangSong" w:cs="Times New Roman"/>
+        </w:rPr>
+        <w:t>人们才得到了</w:t>
+      </w:r>
+      <w:r>
+        <w:rPr>
+          <w:rFonts w:ascii="Times New Roman" w:hAnsi="Times New Roman" w:eastAsia="Times New Roman" w:cs="Times New Roman"/>
+        </w:rPr>
+        <w:t xml:space="preserve"> D </w:t>
+      </w:r>
+      <w:r>
+        <w:rPr>
+          <w:rFonts w:hint="eastAsia" w:ascii="Times New Roman" w:hAnsi="Times New Roman" w:eastAsia="FangSong" w:cs="Times New Roman"/>
+        </w:rPr>
+        <w:t xml:space="preserve">和</w:t>
+      </w:r>
+      <w:r>
+        <w:rPr>
+          <w:rFonts w:ascii="Times New Roman" w:hAnsi="Times New Roman" w:eastAsia="Times New Roman" w:cs="Times New Roman"/>
+        </w:rPr>
+        <w:t xml:space="preserve"> E </w:t>
+      </w:r>
+      <w:r>
+        <w:rPr>
+          <w:rFonts w:hint="eastAsia" w:ascii="Times New Roman" w:hAnsi="Times New Roman" w:eastAsia="FangSong" w:cs="Times New Roman"/>
+        </w:rPr>
+        <w:t>的确切结构</w:t>
+      </w:r>
+      <w:r>
+        <w:rPr>
+          <w:rFonts w:hint="eastAsia" w:ascii="Times New Roman" w:hAnsi="Times New Roman" w:eastAsia="Times New Roman" w:cs="Times New Roman"/>
+        </w:rPr>
+        <w:t>，</w:t>
+      </w:r>
+      <w:r>
+        <w:rPr>
+          <w:rFonts w:hint="eastAsia" w:ascii="Times New Roman" w:hAnsi="Times New Roman" w:eastAsia="FangSong" w:cs="Times New Roman"/>
+        </w:rPr>
+        <w:t>由此开启了金属簇状化合物的大门</w:t>
+      </w:r>
+      <w:r>
+        <w:rPr>
+          <w:rFonts w:hint="eastAsia" w:ascii="Times New Roman" w:hAnsi="Times New Roman" w:eastAsia="Times New Roman" w:cs="Times New Roman"/>
+        </w:rPr>
+        <w:t>。</w:t>
+      </w:r>
+      <w:r>
+        <w:rPr>
+          <w:rFonts w:hint="eastAsia" w:ascii="Times New Roman" w:hAnsi="Times New Roman" w:eastAsia="FangSong" w:cs="Times New Roman"/>
+        </w:rPr>
+        <w:t>化合物</w:t>
+      </w:r>
+      <w:r>
+        <w:rPr>
+          <w:rFonts w:ascii="Times New Roman" w:hAnsi="Times New Roman" w:eastAsia="Times New Roman" w:cs="Times New Roman"/>
+        </w:rPr>
+        <w:t xml:space="preserve"> D </w:t>
+      </w:r>
+      <w:r>
+        <w:rPr>
+          <w:rFonts w:hint="eastAsia" w:ascii="Times New Roman" w:hAnsi="Times New Roman" w:eastAsia="FangSong" w:cs="Times New Roman"/>
+        </w:rPr>
+        <w:t>分子结构中有四条三重旋转轴</w:t>
+      </w:r>
+      <w:r>
+        <w:rPr>
+          <w:rFonts w:hint="eastAsia" w:ascii="Times New Roman" w:hAnsi="Times New Roman" w:eastAsia="Times New Roman" w:cs="Times New Roman"/>
+        </w:rPr>
+        <w:t>（</w:t>
+      </w:r>
+      <w:r>
+        <w:rPr>
+          <w:rFonts w:hint="eastAsia" w:ascii="Times New Roman" w:hAnsi="Times New Roman" w:eastAsia="FangSong" w:cs="Times New Roman"/>
+        </w:rPr>
+        <w:t>类似于白磷</w:t>
+      </w:r>
+      <w:r>
+        <w:rPr>
+          <w:rFonts w:ascii="Times New Roman" w:hAnsi="Times New Roman" w:eastAsia="Times New Roman" w:cs="Times New Roman"/>
+        </w:rPr>
+        <w:t xml:space="preserve"> </w:t>
+      </w:r>
+      <m:oMath>
+        <m:sSub>
+          <m:e>
+            <m:r>
+              <m:rPr>
+                <m:sty m:val="p"/>
+              </m:rPr>
+              <m:t>P</m:t>
+            </m:r>
+          </m:e>
+          <m:sub>
+            <m:r>
+              <m:t>4</m:t>
+            </m:r>
+          </m:sub>
+        </m:sSub>
+      </m:oMath>
+      <w:r>
+        <w:rPr>
+          <w:rFonts w:hint="eastAsia" w:ascii="Times New Roman" w:hAnsi="Times New Roman" w:eastAsia="Times New Roman" w:cs="Times New Roman"/>
+        </w:rPr>
+        <w:t>），</w:t>
+      </w:r>
+      <w:r>
+        <w:rPr>
+          <w:rFonts w:hint="eastAsia" w:ascii="Times New Roman" w:hAnsi="Times New Roman" w:eastAsia="FangSong" w:cs="Times New Roman"/>
+        </w:rPr>
+        <w:t>化合物</w:t>
+      </w:r>
+      <w:r>
+        <w:rPr>
+          <w:rFonts w:ascii="Times New Roman" w:hAnsi="Times New Roman" w:eastAsia="Times New Roman" w:cs="Times New Roman"/>
+        </w:rPr>
+        <w:t xml:space="preserve"> E </w:t>
+      </w:r>
+      <w:r>
+        <w:rPr>
+          <w:rFonts w:hint="eastAsia" w:ascii="Times New Roman" w:hAnsi="Times New Roman" w:eastAsia="FangSong" w:cs="Times New Roman"/>
+        </w:rPr>
+        <w:t>分子结构中有一条三重旋转轴</w:t>
+      </w:r>
+      <w:r>
+        <w:rPr>
+          <w:rFonts w:hint="eastAsia" w:ascii="Times New Roman" w:hAnsi="Times New Roman" w:eastAsia="Times New Roman" w:cs="Times New Roman"/>
+        </w:rPr>
+        <w:t>。</w:t>
+      </w:r>
+      <w:r>
+        <w:rPr>
+          <w:rFonts w:hint="eastAsia" w:ascii="Times New Roman" w:hAnsi="Times New Roman" w:eastAsia="FangSong" w:cs="Times New Roman"/>
+        </w:rPr>
+        <w:t>再进一步研究这类物质</w:t>
+      </w:r>
+      <w:r>
+        <w:rPr>
+          <w:rFonts w:hint="eastAsia" w:ascii="Times New Roman" w:hAnsi="Times New Roman" w:eastAsia="Times New Roman" w:cs="Times New Roman"/>
+        </w:rPr>
+        <w:t>，</w:t>
+      </w:r>
+      <w:r>
+        <w:rPr>
+          <w:rFonts w:hint="eastAsia" w:ascii="Times New Roman" w:hAnsi="Times New Roman" w:eastAsia="FangSong" w:cs="Times New Roman"/>
+        </w:rPr>
+        <w:t>还可以制得由两种不同金属组成的骨架</w:t>
+      </w:r>
+      <w:r>
+        <w:rPr>
+          <w:rFonts w:hint="eastAsia" w:ascii="Times New Roman" w:hAnsi="Times New Roman" w:eastAsia="Times New Roman" w:cs="Times New Roman"/>
+        </w:rPr>
+        <w:t>，</w:t>
+      </w:r>
+      <w:r>
+        <w:rPr>
+          <w:rFonts w:hint="eastAsia" w:ascii="Times New Roman" w:hAnsi="Times New Roman" w:eastAsia="FangSong" w:cs="Times New Roman"/>
+        </w:rPr>
+        <w:t>例如化合物</w:t>
+      </w:r>
+      <w:r>
+        <w:rPr>
+          <w:rFonts w:ascii="Times New Roman" w:hAnsi="Times New Roman" w:eastAsia="Times New Roman" w:cs="Times New Roman"/>
+        </w:rPr>
+        <w:t xml:space="preserve"> </w:t>
+      </w:r>
+      <w:r>
+        <w:rPr>
+          <w:rFonts w:hint="eastAsia" w:ascii="Times New Roman" w:hAnsi="Times New Roman" w:eastAsia="Times New Roman" w:cs="Times New Roman"/>
+        </w:rPr>
+        <w:t>H（</w:t>
+      </w:r>
+      <w:r>
+        <w:rPr>
+          <w:rFonts w:hint="eastAsia" w:ascii="Times New Roman" w:hAnsi="Times New Roman" w:eastAsia="FangSong" w:cs="Times New Roman"/>
+        </w:rPr>
+        <w:t>分子结构中有一条三重旋转轴</w:t>
+      </w:r>
+      <w:r>
+        <w:rPr>
+          <w:rFonts w:hint="eastAsia" w:ascii="Times New Roman" w:hAnsi="Times New Roman" w:eastAsia="Times New Roman" w:cs="Times New Roman"/>
+        </w:rPr>
+        <w:t>）。</w:t>
+      </w:r>
+    </w:p>
+    <w:p>
+      <w:pPr>
+        <w:pStyle w:val="BodyText"/>
+      </w:pPr>
+      <w:r>
+        <w:rPr>
+          <w:rFonts w:hint="eastAsia" w:ascii="Times New Roman" w:hAnsi="Times New Roman" w:eastAsia="FangSong" w:cs="Times New Roman"/>
+        </w:rPr>
+        <w:t>已知</w:t>
+      </w:r>
+      <w:r>
+        <w:rPr>
+          <w:rFonts w:hint="eastAsia" w:ascii="Times New Roman" w:hAnsi="Times New Roman" w:eastAsia="Times New Roman" w:cs="Times New Roman"/>
+        </w:rPr>
+        <w:t>：①A</w:t>
+      </w:r>
+      <w:r>
+        <w:rPr>
+          <w:rFonts w:ascii="Times New Roman" w:hAnsi="Times New Roman" w:eastAsia="Times New Roman" w:cs="Times New Roman"/>
+        </w:rPr>
+        <w:t xml:space="preserve"> </w:t>
+      </w:r>
+      <w:r>
+        <w:rPr>
+          <w:rFonts w:hint="eastAsia" w:ascii="Times New Roman" w:hAnsi="Times New Roman" w:eastAsia="FangSong" w:cs="Times New Roman"/>
+        </w:rPr>
+        <w:t>是一种氧化物</w:t>
+      </w:r>
+      <w:r>
+        <w:rPr>
+          <w:rFonts w:hint="eastAsia" w:ascii="Times New Roman" w:hAnsi="Times New Roman" w:eastAsia="Times New Roman" w:cs="Times New Roman"/>
+        </w:rPr>
+        <w:t>；②</w:t>
+      </w:r>
+      <w:r>
+        <w:rPr>
+          <w:rFonts w:hint="eastAsia" w:ascii="Times New Roman" w:hAnsi="Times New Roman" w:eastAsia="FangSong" w:cs="Times New Roman"/>
+        </w:rPr>
+        <w:t>忽略金属的差异</w:t>
+      </w:r>
+      <w:r>
+        <w:rPr>
+          <w:rFonts w:hint="eastAsia" w:ascii="Times New Roman" w:hAnsi="Times New Roman" w:eastAsia="Times New Roman" w:cs="Times New Roman"/>
+        </w:rPr>
+        <w:t>，D、E、H</w:t>
+      </w:r>
+      <w:r>
+        <w:rPr>
+          <w:rFonts w:ascii="Times New Roman" w:hAnsi="Times New Roman" w:eastAsia="Times New Roman" w:cs="Times New Roman"/>
+        </w:rPr>
+        <w:t xml:space="preserve"> </w:t>
+      </w:r>
+      <w:r>
+        <w:rPr>
+          <w:rFonts w:hint="eastAsia" w:ascii="Times New Roman" w:hAnsi="Times New Roman" w:eastAsia="FangSong" w:cs="Times New Roman"/>
+        </w:rPr>
+        <w:t>的金属骨架类型相同</w:t>
+      </w:r>
+      <w:r>
+        <w:rPr>
+          <w:rFonts w:hint="eastAsia" w:ascii="Times New Roman" w:hAnsi="Times New Roman" w:eastAsia="Times New Roman" w:cs="Times New Roman"/>
+        </w:rPr>
+        <w:t>；③</w:t>
+      </w:r>
+      <w:r>
+        <w:rPr>
+          <w:rFonts w:hint="eastAsia" w:ascii="Times New Roman" w:hAnsi="Times New Roman" w:eastAsia="FangSong" w:cs="Times New Roman"/>
+        </w:rPr>
+        <w:t>簇状化合物中金属原子一般满足最外层</w:t>
+      </w:r>
+      <w:r>
+        <w:rPr>
+          <w:rFonts w:ascii="Times New Roman" w:hAnsi="Times New Roman" w:eastAsia="Times New Roman" w:cs="Times New Roman"/>
+        </w:rPr>
+        <w:t xml:space="preserve"> 18 </w:t>
+      </w:r>
+      <w:r>
+        <w:rPr>
+          <w:rFonts w:hint="eastAsia" w:ascii="Times New Roman" w:hAnsi="Times New Roman" w:eastAsia="FangSong" w:cs="Times New Roman"/>
+        </w:rPr>
+        <w:t>电子</w:t>
+      </w:r>
+      <w:r>
+        <w:rPr>
+          <w:rFonts w:hint="eastAsia" w:ascii="Times New Roman" w:hAnsi="Times New Roman" w:eastAsia="Times New Roman" w:cs="Times New Roman"/>
+        </w:rPr>
+        <w:t>（</w:t>
+      </w:r>
+      <w:r>
+        <w:rPr>
+          <w:rFonts w:hint="eastAsia" w:ascii="Times New Roman" w:hAnsi="Times New Roman" w:eastAsia="FangSong" w:cs="Times New Roman"/>
+        </w:rPr>
+        <w:t>即中心体的价电子数</w:t>
+      </w:r>
+      <w:r>
+        <w:rPr>
+          <w:rFonts w:hint="eastAsia" w:ascii="Times New Roman" w:hAnsi="Times New Roman" w:eastAsia="Times New Roman" w:cs="Times New Roman"/>
+        </w:rPr>
+        <w:t>+</w:t>
+      </w:r>
+      <w:r>
+        <w:rPr>
+          <w:rFonts w:hint="eastAsia" w:ascii="Times New Roman" w:hAnsi="Times New Roman" w:eastAsia="FangSong" w:cs="Times New Roman"/>
+        </w:rPr>
+        <w:t>配体提供的电子数</w:t>
+      </w:r>
+      <w:r>
+        <w:rPr>
+          <w:rFonts w:hint="eastAsia" w:ascii="Times New Roman" w:hAnsi="Times New Roman" w:eastAsia="Times New Roman" w:cs="Times New Roman"/>
+        </w:rPr>
+        <w:t>=18）。</w:t>
+      </w:r>
+    </w:p>
+    <w:p>
+      <w:pPr>
+        <w:pStyle w:val="BodyText"/>
+      </w:pPr>
+      <m:oMathPara>
+        <m:oMathParaPr>
+          <m:jc m:val="center"/>
+          <m:ctrlPr>
+            <w:rPr>
+              <w:sz w:val="28"/>
+              <w:szCs w:val="28"/>
+            </w:rPr>
+          </m:ctrlPr>
+        </m:oMathParaPr>
+        <m:oMath>
+          <m:r>
+            <m:rPr>
+              <m:sty m:val="p"/>
+            </m:rPr>
+            <m:t>A</m:t>
+          </m:r>
+          <m:limUpp>
+            <m:e>
+              <m:r>
+                <m:rPr>
+                  <m:sty m:val="p"/>
+                </m:rPr>
+                <m:t>→</m:t>
+              </m:r>
+            </m:e>
+            <m:lim>
+              <m:sSub>
+                <m:e>
+                  <m:r>
+                    <m:rPr>
+                      <m:sty m:val="p"/>
+                    </m:rPr>
+                    <m:t>H</m:t>
+                  </m:r>
+                </m:e>
+                <m:sub>
+                  <m:r>
+                    <m:t>2</m:t>
+                  </m:r>
+                </m:sub>
+              </m:sSub>
+            </m:lim>
+          </m:limUpp>
+          <m:r>
+            <m:rPr>
+              <m:sty m:val="p"/>
+            </m:rPr>
+            <m:t>B</m:t>
+          </m:r>
+          <m:limUpp>
+            <m:e>
+              <m:r>
+                <m:rPr>
+                  <m:sty m:val="p"/>
+                </m:rPr>
+                <m:t>→</m:t>
+              </m:r>
+            </m:e>
+            <m:lim>
+              <m:r>
+                <m:rPr>
+                  <m:sty m:val="p"/>
+                </m:rPr>
+                <m:t>X</m:t>
+              </m:r>
+            </m:lim>
+          </m:limUpp>
+          <m:r>
+            <m:rPr>
+              <m:sty m:val="p"/>
+            </m:rPr>
+            <m:t>C</m:t>
+          </m:r>
+          <m:limLow>
+            <m:e>
+              <m:limUpp>
+                <m:e>
+                  <m:r>
+                    <m:rPr>
+                      <m:sty m:val="p"/>
+                    </m:rPr>
+                    <m:t>→</m:t>
+                  </m:r>
+                </m:e>
+                <m:lim>
+                  <m:r>
+                    <m:rPr>
+                      <m:nor/>
+                      <m:sty m:val="p"/>
+                    </m:rPr>
+                    <m:t>Na</m:t>
+                  </m:r>
+                </m:lim>
+              </m:limUpp>
+            </m:e>
+            <m:lim>
+              <m:r>
+                <m:rPr>
+                  <m:sty m:val="p"/>
+                </m:rPr>
+                <m:t>Δ</m:t>
+              </m:r>
+            </m:lim>
+          </m:limLow>
+          <m:r>
+            <m:rPr>
+              <m:sty m:val="p"/>
+            </m:rPr>
+            <m:t>F</m:t>
+          </m:r>
+          <m:limUpp>
+            <m:e>
+              <m:r>
+                <m:rPr>
+                  <m:sty m:val="p"/>
+                </m:rPr>
+                <m:t>→</m:t>
+              </m:r>
+            </m:e>
+            <m:lim>
+              <m:sSub>
+                <m:e>
+                  <m:r>
+                    <m:rPr>
+                      <m:sty m:val="p"/>
+                    </m:rPr>
+                    <m:t>B</m:t>
+                  </m:r>
+                  <m:r>
+                    <m:rPr>
+                      <m:sty m:val="p"/>
+                    </m:rPr>
+                    <m:t>i</m:t>
+                  </m:r>
+                  <m:r>
+                    <m:rPr>
+                      <m:sty m:val="p"/>
+                    </m:rPr>
+                    <m:t>C</m:t>
+                  </m:r>
+                  <m:r>
+                    <m:rPr>
+                      <m:sty m:val="p"/>
+                    </m:rPr>
+                    <m:t>l</m:t>
+                  </m:r>
+                </m:e>
+                <m:sub>
+                  <m:r>
+                    <m:t>3</m:t>
+                  </m:r>
+                </m:sub>
+              </m:sSub>
+            </m:lim>
+          </m:limUpp>
+          <m:r>
+            <m:rPr>
+              <m:sty m:val="p"/>
+            </m:rPr>
+            <m:t>G</m:t>
+          </m:r>
+          <m:limUpp>
+            <m:e>
+              <m:r>
+                <m:rPr>
+                  <m:sty m:val="p"/>
+                </m:rPr>
+                <m:t>→</m:t>
+              </m:r>
+            </m:e>
+            <m:lim>
+              <m:r>
+                <m:rPr>
+                  <m:sty m:val="p"/>
+                </m:rPr>
+                <m:t>△</m:t>
+              </m:r>
+            </m:lim>
+          </m:limUpp>
+          <m:r>
+            <m:rPr>
+              <m:sty m:val="p"/>
+            </m:rPr>
+            <m:t>H</m:t>
+          </m:r>
+        </m:oMath>
+      </m:oMathPara>
+    </w:p>
+    <w:p>
+      <w:pPr>
+        <w:pStyle w:val="FirstParagraph"/>
+        <w:spacing w:after="80"/>
+      </w:pPr>
+      <w:r>
+        <w:rPr>
+          <w:rFonts w:hint="eastAsia" w:ascii="Times New Roman" w:hAnsi="Times New Roman" w:eastAsia="FangSong" w:cs="Times New Roman"/>
+        </w:rPr>
+        <w:t>其中</w:t>
+      </w:r>
+      <w:r>
+        <w:rPr>
+          <w:rFonts w:hint="eastAsia" w:ascii="Times New Roman" w:hAnsi="Times New Roman" w:eastAsia="Times New Roman" w:cs="Times New Roman"/>
+        </w:rPr>
+        <w:t>，A～H</w:t>
+      </w:r>
+      <w:r>
+        <w:rPr>
+          <w:rFonts w:ascii="Times New Roman" w:hAnsi="Times New Roman" w:eastAsia="Times New Roman" w:cs="Times New Roman"/>
+        </w:rPr>
+        <w:t xml:space="preserve"> </w:t>
+      </w:r>
+      <w:r>
+        <w:rPr>
+          <w:rFonts w:hint="eastAsia" w:ascii="Times New Roman" w:hAnsi="Times New Roman" w:eastAsia="FangSong" w:cs="Times New Roman"/>
+        </w:rPr>
+        <w:t xml:space="preserve">各物质中金属</w:t>
+      </w:r>
+      <w:r>
+        <w:rPr>
+          <w:rFonts w:ascii="Times New Roman" w:hAnsi="Times New Roman" w:eastAsia="Times New Roman" w:cs="Times New Roman"/>
+        </w:rPr>
+        <w:t xml:space="preserve"> B </w:t>
+      </w:r>
+      <w:r>
+        <w:rPr>
+          <w:rFonts w:hint="eastAsia" w:ascii="Times New Roman" w:hAnsi="Times New Roman" w:eastAsia="FangSong" w:cs="Times New Roman"/>
+        </w:rPr>
+        <w:t>的质量分数如下表所示</w:t>
+      </w:r>
+      <w:r>
+        <w:rPr>
+          <w:rFonts w:hint="eastAsia" w:ascii="Times New Roman" w:hAnsi="Times New Roman" w:eastAsia="Times New Roman" w:cs="Times New Roman"/>
+        </w:rPr>
+        <w:t>：</w:t>
+      </w:r>
+    </w:p>
+    <w:tbl>
+      <w:tblPr>
+        <w:tblStyle w:val="Table"/>
+        <w:tblW w:type="pct" w:w="5000"/>
+        <w:tblLayout w:type="fixed"/>
+        <w:tblLook w:firstRow="1" w:lastRow="0" w:firstColumn="0" w:lastColumn="0" w:noHBand="0" w:noVBand="0" w:val="0020"/>
+      </w:tblPr>
+      <w:tblGrid>
+        <w:gridCol w:w="990"/>
+        <w:gridCol w:w="990"/>
+        <w:gridCol w:w="990"/>
+        <w:gridCol w:w="990"/>
+        <w:gridCol w:w="990"/>
+        <w:gridCol w:w="990"/>
+        <w:gridCol w:w="990"/>
+        <w:gridCol w:w="990"/>
+      </w:tblGrid>
+      <w:tr>
+        <w:trPr>
+          <w:tblHeader w:val="on"/>
+        </w:trPr>
+        <w:tc>
+          <w:tcPr/>
+          <w:p>
+            <w:pPr>
+              <w:pStyle w:val="Compact"/>
+              <w:jc w:val="center"/>
+            </w:pPr>
+            <w:r>
+              <w:rPr>
+                <w:rFonts w:hint="eastAsia" w:ascii="Times New Roman" w:hAnsi="Times New Roman" w:eastAsia="SimHei" w:cs="Times New Roman"/>
+                <w:b/>
+              </w:rPr>
+              <w:t xml:space="preserve">物质符号</w:t>
+            </w:r>
+          </w:p>
+        </w:tc>
+        <w:tc>
+          <w:tcPr/>
+          <w:p>
+            <w:pPr>
+              <w:pStyle w:val="Compact"/>
+              <w:jc w:val="center"/>
+            </w:pPr>
+            <w:r>
+              <w:rPr>
+                <w:rFonts w:ascii="Times New Roman" w:hAnsi="Times New Roman" w:eastAsia="Times New Roman" w:cs="Times New Roman"/>
+                <w:b/>
+              </w:rPr>
+              <w:t xml:space="preserve">A</w:t>
+            </w:r>
+          </w:p>
+        </w:tc>
+        <w:tc>
+          <w:tcPr/>
+          <w:p>
+            <w:pPr>
+              <w:pStyle w:val="Compact"/>
+              <w:jc w:val="center"/>
+            </w:pPr>
+            <w:r>
+              <w:rPr>
+                <w:rFonts w:ascii="Times New Roman" w:hAnsi="Times New Roman" w:eastAsia="Times New Roman" w:cs="Times New Roman"/>
+                <w:b/>
+              </w:rPr>
+              <w:t xml:space="preserve">B</w:t>
+            </w:r>
+          </w:p>
+        </w:tc>
+        <w:tc>
+          <w:tcPr/>
+          <w:p>
+            <w:pPr>
+              <w:pStyle w:val="Compact"/>
+              <w:jc w:val="center"/>
+            </w:pPr>
+            <w:r>
+              <w:rPr>
+                <w:rFonts w:ascii="Times New Roman" w:hAnsi="Times New Roman" w:eastAsia="Times New Roman" w:cs="Times New Roman"/>
+                <w:b/>
+              </w:rPr>
+              <w:t xml:space="preserve">C</w:t>
+            </w:r>
+          </w:p>
+        </w:tc>
+        <w:tc>
+          <w:tcPr/>
+          <w:p>
+            <w:pPr>
+              <w:pStyle w:val="Compact"/>
+              <w:jc w:val="center"/>
+            </w:pPr>
+            <w:r>
+              <w:rPr>
+                <w:rFonts w:hint="eastAsia" w:ascii="Times New Roman" w:hAnsi="Times New Roman" w:eastAsia="Times New Roman" w:cs="Times New Roman"/>
+                <w:b/>
+              </w:rPr>
+              <w:t>D</w:t>
+            </w:r>
+            <w:r>
+              <w:rPr>
+                <w:rFonts w:hint="eastAsia" w:ascii="Times New Roman" w:hAnsi="Times New Roman" w:eastAsia="SimHei" w:cs="Times New Roman"/>
+                <w:b/>
+              </w:rPr>
+              <w:t>和</w:t>
+            </w:r>
+            <w:r>
+              <w:rPr>
+                <w:rFonts w:hint="eastAsia" w:ascii="Times New Roman" w:hAnsi="Times New Roman" w:eastAsia="Times New Roman" w:cs="Times New Roman"/>
+                <w:b/>
+              </w:rPr>
+              <w:t>E</w:t>
+            </w:r>
+          </w:p>
+        </w:tc>
+        <w:tc>
+          <w:tcPr/>
+          <w:p>
+            <w:pPr>
+              <w:pStyle w:val="Compact"/>
+              <w:jc w:val="center"/>
+            </w:pPr>
+            <w:r>
+              <w:rPr>
+                <w:rFonts w:ascii="Times New Roman" w:hAnsi="Times New Roman" w:eastAsia="Times New Roman" w:cs="Times New Roman"/>
+                <w:b/>
+              </w:rPr>
+              <w:t xml:space="preserve">F</w:t>
+            </w:r>
+          </w:p>
+        </w:tc>
+        <w:tc>
+          <w:tcPr/>
+          <w:p>
+            <w:pPr>
+              <w:pStyle w:val="Compact"/>
+              <w:jc w:val="center"/>
+            </w:pPr>
+            <w:r>
+              <w:rPr>
+                <w:rFonts w:ascii="Times New Roman" w:hAnsi="Times New Roman" w:eastAsia="Times New Roman" w:cs="Times New Roman"/>
+                <w:b/>
+              </w:rPr>
+              <w:t xml:space="preserve">G</w:t>
+            </w:r>
+          </w:p>
+        </w:tc>
+        <w:tc>
+          <w:tcPr/>
+          <w:p>
+            <w:pPr>
+              <w:pStyle w:val="Compact"/>
+              <w:jc w:val="center"/>
+            </w:pPr>
+            <w:r>
+              <w:rPr>
+                <w:rFonts w:ascii="Times New Roman" w:hAnsi="Times New Roman" w:eastAsia="Times New Roman" w:cs="Times New Roman"/>
+                <w:b/>
+              </w:rPr>
+              <w:t xml:space="preserve">H</w:t>
+            </w:r>
+          </w:p>
+        </w:tc>
+      </w:tr>
+      <w:tr>
+        <w:tc>
+          <w:tcPr/>
+          <w:p>
+            <w:pPr>
+              <w:pStyle w:val="Compact"/>
+              <w:jc w:val="center"/>
+            </w:pPr>
+            <w:r>
+              <w:rPr>
+                <w:rFonts w:hint="eastAsia" w:ascii="Times New Roman" w:hAnsi="Times New Roman" w:eastAsia="FangSong" w:cs="Times New Roman"/>
+              </w:rPr>
+              <w:t>金属</w:t>
+            </w:r>
+            <w:r>
+              <w:rPr>
+                <w:rFonts w:hint="eastAsia" w:ascii="Times New Roman" w:hAnsi="Times New Roman" w:eastAsia="Times New Roman" w:cs="Times New Roman"/>
+              </w:rPr>
+              <w:t>B</w:t>
+            </w:r>
+            <w:r>
+              <w:rPr>
+                <w:rFonts w:hint="eastAsia" w:ascii="Times New Roman" w:hAnsi="Times New Roman" w:eastAsia="FangSong" w:cs="Times New Roman"/>
+              </w:rPr>
+              <w:t>质量分数</w:t>
+            </w:r>
+            <w:r>
+              <w:rPr>
+                <w:rFonts w:hint="eastAsia" w:ascii="Times New Roman" w:hAnsi="Times New Roman" w:eastAsia="Times New Roman" w:cs="Times New Roman"/>
+              </w:rPr>
+              <w:t>(%)</w:t>
+            </w:r>
+          </w:p>
+        </w:tc>
+        <w:tc>
+          <w:tcPr/>
+          <w:p>
+            <w:pPr>
+              <w:pStyle w:val="Compact"/>
+              <w:jc w:val="center"/>
+            </w:pPr>
+            <w:r>
+              <w:rPr>
+                <w:rFonts w:ascii="Times New Roman" w:hAnsi="Times New Roman" w:eastAsia="Times New Roman" w:cs="Times New Roman"/>
+              </w:rPr>
+              <w:t xml:space="preserve">73.42</w:t>
+            </w:r>
+          </w:p>
+        </w:tc>
+        <w:tc>
+          <w:tcPr/>
+          <w:p>
+            <w:pPr>
+              <w:pStyle w:val="Compact"/>
+              <w:jc w:val="center"/>
+            </w:pPr>
+            <w:r>
+              <w:rPr>
+                <w:rFonts w:ascii="Times New Roman" w:hAnsi="Times New Roman" w:eastAsia="Times New Roman" w:cs="Times New Roman"/>
+              </w:rPr>
+              <w:t xml:space="preserve">100.0</w:t>
+            </w:r>
+          </w:p>
+        </w:tc>
+        <w:tc>
+          <w:tcPr/>
+          <w:p>
+            <w:pPr>
+              <w:pStyle w:val="Compact"/>
+              <w:jc w:val="center"/>
+            </w:pPr>
+            <w:r>
+              <w:rPr>
+                <w:rFonts w:ascii="Times New Roman" w:hAnsi="Times New Roman" w:eastAsia="Times New Roman" w:cs="Times New Roman"/>
+              </w:rPr>
+              <w:t xml:space="preserve">34.47</w:t>
+            </w:r>
+          </w:p>
+        </w:tc>
+        <w:tc>
+          <w:tcPr/>
+          <w:p>
+            <w:pPr>
+              <w:pStyle w:val="Compact"/>
+              <w:jc w:val="center"/>
+            </w:pPr>
+            <w:r>
+              <w:rPr>
+                <w:rFonts w:ascii="Times New Roman" w:hAnsi="Times New Roman" w:eastAsia="Times New Roman" w:cs="Times New Roman"/>
+              </w:rPr>
+              <w:t xml:space="preserve">41.22</w:t>
+            </w:r>
+          </w:p>
+        </w:tc>
+        <w:tc>
+          <w:tcPr/>
+          <w:p>
+            <w:pPr>
+              <w:pStyle w:val="Compact"/>
+              <w:jc w:val="center"/>
+            </w:pPr>
+            <w:r>
+              <w:rPr>
+                <w:rFonts w:ascii="Times New Roman" w:hAnsi="Times New Roman" w:eastAsia="Times New Roman" w:cs="Times New Roman"/>
+              </w:rPr>
+              <w:t xml:space="preserve">30.38</w:t>
+            </w:r>
+          </w:p>
+        </w:tc>
+        <w:tc>
+          <w:tcPr/>
+          <w:p>
+            <w:pPr>
+              <w:pStyle w:val="Compact"/>
+              <w:jc w:val="center"/>
+            </w:pPr>
+            <w:r>
+              <w:rPr>
+                <w:rFonts w:ascii="Times New Roman" w:hAnsi="Times New Roman" w:eastAsia="Times New Roman" w:cs="Times New Roman"/>
+              </w:rPr>
+              <w:t xml:space="preserve">24.49</w:t>
+            </w:r>
+          </w:p>
+        </w:tc>
+        <w:tc>
+          <w:tcPr/>
+          <w:p>
+            <w:pPr>
+              <w:pStyle w:val="Compact"/>
+              <w:jc w:val="center"/>
+            </w:pPr>
+            <w:r>
+              <w:rPr>
+                <w:rFonts w:ascii="Times New Roman" w:hAnsi="Times New Roman" w:eastAsia="Times New Roman" w:cs="Times New Roman"/>
+              </w:rPr>
+              <w:t xml:space="preserve">27.72</w:t>
+            </w:r>
+          </w:p>
+        </w:tc>
+      </w:tr>
+    </w:tbl>
+    <w:p>
+      <w:pPr>
+        <w:pStyle w:val="BodyText"/>
+        <w:spacing w:before="120"/>
+      </w:pPr>
+      <w:r>
+        <w:rPr>
+          <w:rFonts w:ascii="Times New Roman" w:hAnsi="Times New Roman" w:eastAsia="Times New Roman" w:cs="Times New Roman"/>
+        </w:rPr>
+        <w:t xml:space="preserve">3-1 </w:t>
+      </w:r>
+      <w:r>
+        <w:rPr>
+          <w:rFonts w:hint="eastAsia" w:ascii="Times New Roman" w:hAnsi="Times New Roman" w:eastAsia="FangSong" w:cs="Times New Roman"/>
+        </w:rPr>
+        <w:t xml:space="preserve">写出物质</w:t>
+      </w:r>
+      <w:r>
+        <w:rPr>
+          <w:rFonts w:ascii="Times New Roman" w:hAnsi="Times New Roman" w:eastAsia="Times New Roman" w:cs="Times New Roman"/>
+        </w:rPr>
+        <w:t xml:space="preserve"> A、C、G </w:t>
+      </w:r>
+      <w:r>
+        <w:rPr>
+          <w:rFonts w:hint="eastAsia" w:ascii="Times New Roman" w:hAnsi="Times New Roman" w:eastAsia="FangSong" w:cs="Times New Roman"/>
+        </w:rPr>
+        <w:t>的化学式</w:t>
+      </w:r>
+      <w:r>
+        <w:rPr>
+          <w:rFonts w:hint="eastAsia" w:ascii="Times New Roman" w:hAnsi="Times New Roman" w:eastAsia="Times New Roman" w:cs="Times New Roman"/>
+        </w:rPr>
+        <w:t>。</w:t>
+      </w:r>
+    </w:p>
+    <w:p>
+      <w:pPr>
+        <w:pStyle w:val="BodyText"/>
+      </w:pPr>
+      <w:r>
+        <w:rPr>
+          <w:rFonts w:ascii="Times New Roman" w:hAnsi="Times New Roman" w:eastAsia="Times New Roman" w:cs="Times New Roman"/>
+        </w:rPr>
+        <w:t xml:space="preserve">3-2 </w:t>
+      </w:r>
+      <w:r>
+        <w:rPr>
+          <w:rFonts w:hint="eastAsia" w:ascii="Times New Roman" w:hAnsi="Times New Roman" w:eastAsia="FangSong" w:cs="Times New Roman"/>
+        </w:rPr>
+        <w:t xml:space="preserve">写出图</w:t>
+      </w:r>
+      <w:r>
+        <w:rPr>
+          <w:rFonts w:ascii="Times New Roman" w:hAnsi="Times New Roman" w:eastAsia="Times New Roman" w:cs="Times New Roman"/>
+        </w:rPr>
+        <w:t xml:space="preserve"> </w:t>
+      </w:r>
+      <m:oMath>
+        <m:r>
+          <m:rPr>
+            <m:sty m:val="p"/>
+          </m:rPr>
+          <m:t>C</m:t>
+        </m:r>
+        <m:r>
+          <m:rPr>
+            <m:sty m:val="p"/>
+          </m:rPr>
+          <m:t>→</m:t>
+        </m:r>
+        <m:r>
+          <m:rPr>
+            <m:sty m:val="p"/>
+          </m:rPr>
+          <m:t>F</m:t>
+        </m:r>
+      </m:oMath>
+      <w:r>
+        <w:rPr>
+          <w:rFonts w:ascii="Times New Roman" w:hAnsi="Times New Roman" w:eastAsia="Times New Roman" w:cs="Times New Roman"/>
+        </w:rPr>
+        <w:t xml:space="preserve"> </w:t>
+      </w:r>
+      <w:r>
+        <w:rPr>
+          <w:rFonts w:hint="eastAsia" w:ascii="Times New Roman" w:hAnsi="Times New Roman" w:eastAsia="FangSong" w:cs="Times New Roman"/>
+        </w:rPr>
+        <w:t>过程对应的反应方程式</w:t>
+      </w:r>
+      <w:r>
+        <w:rPr>
+          <w:rFonts w:hint="eastAsia" w:ascii="Times New Roman" w:hAnsi="Times New Roman" w:eastAsia="Times New Roman" w:cs="Times New Roman"/>
+        </w:rPr>
+        <w:t>。</w:t>
+      </w:r>
+    </w:p>
+    <w:p>
+      <w:pPr>
+        <w:pStyle w:val="BodyText"/>
+      </w:pPr>
+      <w:r>
+        <w:rPr>
+          <w:rFonts w:ascii="Times New Roman" w:hAnsi="Times New Roman" w:eastAsia="Times New Roman" w:cs="Times New Roman"/>
+        </w:rPr>
+        <w:t xml:space="preserve">3-3 </w:t>
+      </w:r>
+      <w:r>
+        <w:rPr>
+          <w:rFonts w:hint="eastAsia" w:ascii="Times New Roman" w:hAnsi="Times New Roman" w:eastAsia="FangSong" w:cs="Times New Roman"/>
+        </w:rPr>
+        <w:t xml:space="preserve">画出</w:t>
+      </w:r>
+      <w:r>
+        <w:rPr>
+          <w:rFonts w:ascii="Times New Roman" w:hAnsi="Times New Roman" w:eastAsia="Times New Roman" w:cs="Times New Roman"/>
+        </w:rPr>
+        <w:t xml:space="preserve"> D、E、H </w:t>
+      </w:r>
+      <w:r>
+        <w:rPr>
+          <w:rFonts w:hint="eastAsia" w:ascii="Times New Roman" w:hAnsi="Times New Roman" w:eastAsia="FangSong" w:cs="Times New Roman"/>
+        </w:rPr>
+        <w:t>的空间结构</w:t>
+      </w:r>
+      <w:r>
+        <w:rPr>
+          <w:rFonts w:hint="eastAsia" w:ascii="Times New Roman" w:hAnsi="Times New Roman" w:eastAsia="Times New Roman" w:cs="Times New Roman"/>
+        </w:rPr>
+        <w:t>，</w:t>
+      </w:r>
+      <w:r>
+        <w:rPr>
+          <w:rFonts w:hint="eastAsia" w:ascii="Times New Roman" w:hAnsi="Times New Roman" w:eastAsia="FangSong" w:cs="Times New Roman"/>
+        </w:rPr>
+        <w:t>已知物质</w:t>
+      </w:r>
+      <w:r>
+        <w:rPr>
+          <w:rFonts w:ascii="Times New Roman" w:hAnsi="Times New Roman" w:eastAsia="Times New Roman" w:cs="Times New Roman"/>
+        </w:rPr>
+        <w:t xml:space="preserve"> X </w:t>
+      </w:r>
+      <w:r>
+        <w:rPr>
+          <w:rFonts w:hint="eastAsia" w:ascii="Times New Roman" w:hAnsi="Times New Roman" w:eastAsia="FangSong" w:cs="Times New Roman"/>
+        </w:rPr>
+        <w:t>只在其中一种分子中形成桥式连接</w:t>
+      </w:r>
+      <w:r>
+        <w:rPr>
+          <w:rFonts w:hint="eastAsia" w:ascii="Times New Roman" w:hAnsi="Times New Roman" w:eastAsia="Times New Roman" w:cs="Times New Roman"/>
+        </w:rPr>
+        <w:t>。</w:t>
+      </w:r>
+    </w:p>
+    <w:p>
+      <w:pPr>
+        <w:spacing w:before="160" w:after="80"/>
+      </w:pPr>
+      <w:r>
+        <w:pict>
+          <v:rect style="width:0;height:1.5pt" o:hralign="center" o:hrstd="t" o:hr="t"/>
+        </w:pict>
+      </w:r>
+    </w:p>
+    <w:bookmarkEnd w:id="54"/>
+    <w:bookmarkStart w:id="61" w:name="第25题"/>
     <w:p>
       <w:pPr>
         <w:pStyle w:val="Heading3"/>
@@ -13355,18 +14161,18 @@
           <wp:inline>
             <wp:extent cx="1800000" cy="1610526"/>
             <wp:effectExtent b="0" l="0" r="0" t="0"/>
-            <wp:docPr descr="" title="" id="59" name="Picture"/>
+            <wp:docPr descr="" title="" id="56" name="Picture"/>
             <a:graphic>
               <a:graphicData uri="http://schemas.openxmlformats.org/drawingml/2006/picture">
                 <pic:pic>
                   <pic:nvPicPr>
-                    <pic:cNvPr descr="c597b71930454724dd554881f142add5704f2acead4389ed274a0e1036b6a27b.jpg" id="60" name="Picture"/>
+                    <pic:cNvPr descr="c597b71930454724dd554881f142add5704f2acead4389ed274a0e1036b6a27b.jpg" id="57" name="Picture"/>
                     <pic:cNvPicPr>
                       <a:picLocks noChangeArrowheads="1" noChangeAspect="1"/>
                     </pic:cNvPicPr>
                   </pic:nvPicPr>
                   <pic:blipFill>
-                    <a:blip r:embed="rId58"/>
+                    <a:blip r:embed="rId55"/>
                     <a:stretch>
                       <a:fillRect/>
                     </a:stretch>
@@ -13407,18 +14213,18 @@
           <wp:inline>
             <wp:extent cx="1800000" cy="6514285"/>
             <wp:effectExtent b="0" l="0" r="0" t="0"/>
-            <wp:docPr descr="" title="" id="62" name="Picture"/>
+            <wp:docPr descr="" title="" id="59" name="Picture"/>
             <a:graphic>
               <a:graphicData uri="http://schemas.openxmlformats.org/drawingml/2006/picture">
                 <pic:pic>
                   <pic:nvPicPr>
-                    <pic:cNvPr descr="4921402e472f22874818e1254fedde437191370087ccac8090db5dd402641c27.jpg" id="63" name="Picture"/>
+                    <pic:cNvPr descr="4921402e472f22874818e1254fedde437191370087ccac8090db5dd402641c27.jpg" id="60" name="Picture"/>
                     <pic:cNvPicPr>
                       <a:picLocks noChangeArrowheads="1" noChangeAspect="1"/>
                     </pic:cNvPicPr>
                   </pic:nvPicPr>
                   <pic:blipFill>
-                    <a:blip r:embed="rId61"/>
+                    <a:blip r:embed="rId58"/>
                     <a:stretch>
                       <a:fillRect/>
                     </a:stretch>
@@ -16794,8 +17600,8 @@
         </w:pict>
       </w:r>
     </w:p>
-    <w:bookmarkEnd w:id="64"/>
-    <w:bookmarkStart w:id="65" w:name="第26题"/>
+    <w:bookmarkEnd w:id="61"/>
+    <w:bookmarkStart w:id="62" w:name="第26题"/>
     <w:p>
       <w:pPr>
         <w:pStyle w:val="Heading3"/>
@@ -17392,9 +18198,9 @@
         </w:pict>
       </w:r>
     </w:p>
-    <w:bookmarkEnd w:id="65"/>
-    <w:bookmarkEnd w:id="66"/>
-    <w:bookmarkEnd w:id="67"/>
+    <w:bookmarkEnd w:id="62"/>
+    <w:bookmarkEnd w:id="63"/>
+    <w:bookmarkEnd w:id="64"/>
     <w:sectPr>
       <w:footerReference w:type="default" r:id="rId9"/>
       <w:footnotePr>

--- a/00-首页/题组Word/第一轮·综合套卷/第一轮综合卷05（学生版）.docx
+++ b/00-首页/题组Word/第一轮·综合套卷/第一轮综合卷05（学生版）.docx
@@ -2210,14 +2210,14 @@
         </w:rPr>
         <w:drawing>
           <wp:inline>
-            <wp:extent cx="3240000" cy="4584609"/>
+            <wp:extent cx="3600000" cy="2273683"/>
             <wp:effectExtent b="0" l="0" r="0" t="0"/>
             <wp:docPr descr="" title="" id="17" name="Picture"/>
             <a:graphic>
               <a:graphicData uri="http://schemas.openxmlformats.org/drawingml/2006/picture">
                 <pic:pic>
                   <pic:nvPicPr>
-                    <pic:cNvPr descr="2022-浙江预赛_p05.png" id="18" name="Picture"/>
+                    <pic:cNvPr descr="115f96b021be8bd4.png" id="18" name="Picture"/>
                     <pic:cNvPicPr>
                       <a:picLocks noChangeArrowheads="1" noChangeAspect="1"/>
                     </pic:cNvPicPr>
@@ -2231,7 +2231,7 @@
                   <pic:spPr bwMode="auto">
                     <a:xfrm>
                       <a:off x="0" y="0"/>
-                      <a:ext cx="3240000" cy="4584609"/>
+                      <a:ext cx="3600000" cy="2273683"/>
                     </a:xfrm>
                     <a:prstGeom prst="rect">
                       <a:avLst/>
@@ -2558,14 +2558,14 @@
         </w:rPr>
         <w:drawing>
           <wp:inline>
-            <wp:extent cx="3240000" cy="4584609"/>
+            <wp:extent cx="3240000" cy="2864584"/>
             <wp:effectExtent b="0" l="0" r="0" t="0"/>
             <wp:docPr descr="" title="" id="21" name="Picture"/>
             <a:graphic>
               <a:graphicData uri="http://schemas.openxmlformats.org/drawingml/2006/picture">
                 <pic:pic>
                   <pic:nvPicPr>
-                    <pic:cNvPr descr="2022-浙江预赛_p06.png" id="22" name="Picture"/>
+                    <pic:cNvPr descr="273fbc00556339cf.png" id="22" name="Picture"/>
                     <pic:cNvPicPr>
                       <a:picLocks noChangeArrowheads="1" noChangeAspect="1"/>
                     </pic:cNvPicPr>
@@ -2579,7 +2579,7 @@
                   <pic:spPr bwMode="auto">
                     <a:xfrm>
                       <a:off x="0" y="0"/>
-                      <a:ext cx="3240000" cy="4584609"/>
+                      <a:ext cx="3240000" cy="2864584"/>
                     </a:xfrm>
                     <a:prstGeom prst="rect">
                       <a:avLst/>

--- a/00-首页/题组Word/第一轮·综合套卷/第一轮综合卷05（学生版）.docx
+++ b/00-首页/题组Word/第一轮·综合套卷/第一轮综合卷05（学生版）.docx
@@ -455,6 +455,16 @@
     </w:p>
     <w:p>
       <w:pPr>
+        <w:spacing w:before="0" w:after="0"/>
+      </w:pPr>
+    </w:p>
+    <w:p>
+      <w:pPr>
+        <w:spacing w:before="0" w:after="0"/>
+      </w:pPr>
+    </w:p>
+    <w:p>
+      <w:pPr>
         <w:spacing w:before="160" w:after="80"/>
       </w:pPr>
       <w:r>
@@ -725,6 +735,16 @@
     </w:p>
     <w:p>
       <w:pPr>
+        <w:spacing w:before="0" w:after="0"/>
+      </w:pPr>
+    </w:p>
+    <w:p>
+      <w:pPr>
+        <w:spacing w:before="0" w:after="0"/>
+      </w:pPr>
+    </w:p>
+    <w:p>
+      <w:pPr>
         <w:spacing w:before="160" w:after="80"/>
       </w:pPr>
       <w:r>
@@ -762,6 +782,8 @@
     <w:p>
       <w:pPr>
         <w:pStyle w:val="FirstParagraph"/>
+        <w:ind w:left="480" w:hanging="480"/>
+        <w:spacing w:after="0"/>
       </w:pPr>
       <w:r>
         <w:rPr>
@@ -1004,12 +1026,68 @@
         </w:rPr>
         <w:t xml:space="preserve"> </w:t>
       </w:r>
-      <w:r>
-        <w:rPr>
-          <w:rFonts w:ascii="Times New Roman" w:hAnsi="Times New Roman" w:eastAsia="Times New Roman" w:cs="Times New Roman"/>
-        </w:rPr>
-        <w:t xml:space="preserve">A. -183 B. 183 C. -248 D. 248</w:t>
-      </w:r>
+    </w:p>
+    <w:p>
+      <w:pPr>
+        <w:pStyle w:val="FirstParagraph"/>
+        <w:ind w:left="480" w:hanging="480"/>
+        <w:spacing w:before="0" w:after="0"/>
+      </w:pPr>
+      <w:r>
+        <w:rPr>
+          <w:rFonts w:ascii="Times New Roman" w:hAnsi="Times New Roman" w:eastAsia="Times New Roman" w:cs="Times New Roman"/>
+        </w:rPr>
+        <w:t xml:space="preserve">A. -183 </w:t>
+      </w:r>
+    </w:p>
+    <w:p>
+      <w:pPr>
+        <w:pStyle w:val="FirstParagraph"/>
+        <w:ind w:left="480" w:hanging="480"/>
+        <w:spacing w:before="0" w:after="0"/>
+      </w:pPr>
+      <w:r>
+        <w:rPr>
+          <w:rFonts w:ascii="Times New Roman" w:hAnsi="Times New Roman" w:eastAsia="Times New Roman" w:cs="Times New Roman"/>
+        </w:rPr>
+        <w:t xml:space="preserve">B. 183 </w:t>
+      </w:r>
+    </w:p>
+    <w:p>
+      <w:pPr>
+        <w:pStyle w:val="FirstParagraph"/>
+        <w:ind w:left="480" w:hanging="480"/>
+        <w:spacing w:before="0" w:after="0"/>
+      </w:pPr>
+      <w:r>
+        <w:rPr>
+          <w:rFonts w:ascii="Times New Roman" w:hAnsi="Times New Roman" w:eastAsia="Times New Roman" w:cs="Times New Roman"/>
+        </w:rPr>
+        <w:t xml:space="preserve">C. -248 </w:t>
+      </w:r>
+    </w:p>
+    <w:p>
+      <w:pPr>
+        <w:pStyle w:val="FirstParagraph"/>
+        <w:ind w:left="480" w:hanging="480"/>
+        <w:spacing w:before="0" w:after="180"/>
+      </w:pPr>
+      <w:r>
+        <w:rPr>
+          <w:rFonts w:ascii="Times New Roman" w:hAnsi="Times New Roman" w:eastAsia="Times New Roman" w:cs="Times New Roman"/>
+        </w:rPr>
+        <w:t xml:space="preserve">D. 248</w:t>
+      </w:r>
+    </w:p>
+    <w:p>
+      <w:pPr>
+        <w:spacing w:before="0" w:after="0"/>
+      </w:pPr>
+    </w:p>
+    <w:p>
+      <w:pPr>
+        <w:spacing w:before="0" w:after="0"/>
+      </w:pPr>
     </w:p>
     <w:p>
       <w:pPr>
@@ -1050,6 +1128,8 @@
     <w:p>
       <w:pPr>
         <w:pStyle w:val="FirstParagraph"/>
+        <w:ind w:left="480" w:hanging="480"/>
+        <w:spacing w:after="0"/>
       </w:pPr>
       <w:r>
         <w:rPr>
@@ -1177,6 +1257,13 @@
         </w:rPr>
         <w:t xml:space="preserve"> </w:t>
       </w:r>
+    </w:p>
+    <w:p>
+      <w:pPr>
+        <w:pStyle w:val="FirstParagraph"/>
+        <w:ind w:left="480" w:hanging="480"/>
+        <w:spacing w:before="0" w:after="0"/>
+      </w:pPr>
       <w:r>
         <w:rPr>
           <w:rFonts w:ascii="Times New Roman" w:hAnsi="Times New Roman" w:eastAsia="Times New Roman" w:cs="Times New Roman"/>
@@ -1224,6 +1311,13 @@
         </w:rPr>
         <w:t xml:space="preserve"> </w:t>
       </w:r>
+    </w:p>
+    <w:p>
+      <w:pPr>
+        <w:pStyle w:val="FirstParagraph"/>
+        <w:ind w:left="480" w:hanging="480"/>
+        <w:spacing w:before="0" w:after="0"/>
+      </w:pPr>
       <w:r>
         <w:rPr>
           <w:rFonts w:ascii="Times New Roman" w:hAnsi="Times New Roman" w:eastAsia="Times New Roman" w:cs="Times New Roman"/>
@@ -1288,6 +1382,13 @@
         </w:rPr>
         <w:t xml:space="preserve"> </w:t>
       </w:r>
+    </w:p>
+    <w:p>
+      <w:pPr>
+        <w:pStyle w:val="FirstParagraph"/>
+        <w:ind w:left="480" w:hanging="480"/>
+        <w:spacing w:before="0" w:after="0"/>
+      </w:pPr>
       <w:r>
         <w:rPr>
           <w:rFonts w:ascii="Times New Roman" w:hAnsi="Times New Roman" w:eastAsia="Times New Roman" w:cs="Times New Roman"/>
@@ -1352,6 +1453,13 @@
         </w:rPr>
         <w:t xml:space="preserve"> </w:t>
       </w:r>
+    </w:p>
+    <w:p>
+      <w:pPr>
+        <w:pStyle w:val="FirstParagraph"/>
+        <w:ind w:left="480" w:hanging="480"/>
+        <w:spacing w:before="0" w:after="180"/>
+      </w:pPr>
       <w:r>
         <w:rPr>
           <w:rFonts w:ascii="Times New Roman" w:hAnsi="Times New Roman" w:eastAsia="Times New Roman" w:cs="Times New Roman"/>
@@ -1413,6 +1521,16 @@
     </w:p>
     <w:p>
       <w:pPr>
+        <w:spacing w:before="0" w:after="0"/>
+      </w:pPr>
+    </w:p>
+    <w:p>
+      <w:pPr>
+        <w:spacing w:before="0" w:after="0"/>
+      </w:pPr>
+    </w:p>
+    <w:p>
+      <w:pPr>
         <w:spacing w:before="160" w:after="80"/>
       </w:pPr>
       <w:r>
@@ -1450,6 +1568,8 @@
     <w:p>
       <w:pPr>
         <w:pStyle w:val="FirstParagraph"/>
+        <w:ind w:left="480" w:hanging="480"/>
+        <w:spacing w:after="0"/>
       </w:pPr>
       <w:r>
         <w:rPr>
@@ -1778,12 +1898,68 @@
         </w:rPr>
         <w:t xml:space="preserve"> </w:t>
       </w:r>
-      <w:r>
-        <w:rPr>
-          <w:rFonts w:ascii="Times New Roman" w:hAnsi="Times New Roman" w:eastAsia="Times New Roman" w:cs="Times New Roman"/>
-        </w:rPr>
-        <w:t xml:space="preserve">A. 2 B. 2.5 C. 3 D. 3.5</w:t>
-      </w:r>
+    </w:p>
+    <w:p>
+      <w:pPr>
+        <w:pStyle w:val="FirstParagraph"/>
+        <w:ind w:left="480" w:hanging="480"/>
+        <w:spacing w:before="0" w:after="0"/>
+      </w:pPr>
+      <w:r>
+        <w:rPr>
+          <w:rFonts w:ascii="Times New Roman" w:hAnsi="Times New Roman" w:eastAsia="Times New Roman" w:cs="Times New Roman"/>
+        </w:rPr>
+        <w:t xml:space="preserve">A. 2 </w:t>
+      </w:r>
+    </w:p>
+    <w:p>
+      <w:pPr>
+        <w:pStyle w:val="FirstParagraph"/>
+        <w:ind w:left="480" w:hanging="480"/>
+        <w:spacing w:before="0" w:after="0"/>
+      </w:pPr>
+      <w:r>
+        <w:rPr>
+          <w:rFonts w:ascii="Times New Roman" w:hAnsi="Times New Roman" w:eastAsia="Times New Roman" w:cs="Times New Roman"/>
+        </w:rPr>
+        <w:t xml:space="preserve">B. 2.5 </w:t>
+      </w:r>
+    </w:p>
+    <w:p>
+      <w:pPr>
+        <w:pStyle w:val="FirstParagraph"/>
+        <w:ind w:left="480" w:hanging="480"/>
+        <w:spacing w:before="0" w:after="0"/>
+      </w:pPr>
+      <w:r>
+        <w:rPr>
+          <w:rFonts w:ascii="Times New Roman" w:hAnsi="Times New Roman" w:eastAsia="Times New Roman" w:cs="Times New Roman"/>
+        </w:rPr>
+        <w:t xml:space="preserve">C. 3 </w:t>
+      </w:r>
+    </w:p>
+    <w:p>
+      <w:pPr>
+        <w:pStyle w:val="FirstParagraph"/>
+        <w:ind w:left="480" w:hanging="480"/>
+        <w:spacing w:before="0" w:after="180"/>
+      </w:pPr>
+      <w:r>
+        <w:rPr>
+          <w:rFonts w:ascii="Times New Roman" w:hAnsi="Times New Roman" w:eastAsia="Times New Roman" w:cs="Times New Roman"/>
+        </w:rPr>
+        <w:t xml:space="preserve">D. 3.5</w:t>
+      </w:r>
+    </w:p>
+    <w:p>
+      <w:pPr>
+        <w:spacing w:before="0" w:after="0"/>
+      </w:pPr>
+    </w:p>
+    <w:p>
+      <w:pPr>
+        <w:spacing w:before="0" w:after="0"/>
+      </w:pPr>
     </w:p>
     <w:p>
       <w:pPr>
@@ -1824,6 +2000,8 @@
     <w:p>
       <w:pPr>
         <w:pStyle w:val="FirstParagraph"/>
+        <w:ind w:left="480" w:hanging="480"/>
+        <w:spacing w:after="0"/>
       </w:pPr>
       <w:r>
         <w:rPr>
@@ -1915,6 +2093,13 @@
         </w:rPr>
         <w:t xml:space="preserve"> </w:t>
       </w:r>
+    </w:p>
+    <w:p>
+      <w:pPr>
+        <w:pStyle w:val="FirstParagraph"/>
+        <w:ind w:left="480" w:hanging="480"/>
+        <w:spacing w:before="0" w:after="0"/>
+      </w:pPr>
       <w:r>
         <w:rPr>
           <w:rFonts w:ascii="Times New Roman" w:hAnsi="Times New Roman" w:eastAsia="Times New Roman" w:cs="Times New Roman"/>
@@ -1931,7 +2116,20 @@
         <w:rPr>
           <w:rFonts w:ascii="Times New Roman" w:hAnsi="Times New Roman" w:eastAsia="Times New Roman" w:cs="Times New Roman"/>
         </w:rPr>
-        <w:t xml:space="preserve"> B. 99 </w:t>
+        <w:t xml:space="preserve"> </w:t>
+      </w:r>
+    </w:p>
+    <w:p>
+      <w:pPr>
+        <w:pStyle w:val="FirstParagraph"/>
+        <w:ind w:left="480" w:hanging="480"/>
+        <w:spacing w:before="0" w:after="0"/>
+      </w:pPr>
+      <w:r>
+        <w:rPr>
+          <w:rFonts w:ascii="Times New Roman" w:hAnsi="Times New Roman" w:eastAsia="Times New Roman" w:cs="Times New Roman"/>
+        </w:rPr>
+        <w:t xml:space="preserve">B. 99 </w:t>
       </w:r>
       <w:r>
         <w:rPr>
@@ -1943,7 +2141,20 @@
         <w:rPr>
           <w:rFonts w:ascii="Times New Roman" w:hAnsi="Times New Roman" w:eastAsia="Times New Roman" w:cs="Times New Roman"/>
         </w:rPr>
-        <w:t xml:space="preserve"> C. 57 </w:t>
+        <w:t xml:space="preserve"> </w:t>
+      </w:r>
+    </w:p>
+    <w:p>
+      <w:pPr>
+        <w:pStyle w:val="FirstParagraph"/>
+        <w:ind w:left="480" w:hanging="480"/>
+        <w:spacing w:before="0" w:after="0"/>
+      </w:pPr>
+      <w:r>
+        <w:rPr>
+          <w:rFonts w:ascii="Times New Roman" w:hAnsi="Times New Roman" w:eastAsia="Times New Roman" w:cs="Times New Roman"/>
+        </w:rPr>
+        <w:t xml:space="preserve">C. 57 </w:t>
       </w:r>
       <w:r>
         <w:rPr>
@@ -1955,7 +2166,20 @@
         <w:rPr>
           <w:rFonts w:ascii="Times New Roman" w:hAnsi="Times New Roman" w:eastAsia="Times New Roman" w:cs="Times New Roman"/>
         </w:rPr>
-        <w:t xml:space="preserve"> D. 36 </w:t>
+        <w:t xml:space="preserve"> </w:t>
+      </w:r>
+    </w:p>
+    <w:p>
+      <w:pPr>
+        <w:pStyle w:val="FirstParagraph"/>
+        <w:ind w:left="480" w:hanging="480"/>
+        <w:spacing w:before="0" w:after="180"/>
+      </w:pPr>
+      <w:r>
+        <w:rPr>
+          <w:rFonts w:ascii="Times New Roman" w:hAnsi="Times New Roman" w:eastAsia="Times New Roman" w:cs="Times New Roman"/>
+        </w:rPr>
+        <w:t xml:space="preserve">D. 36 </w:t>
       </w:r>
       <w:r>
         <w:rPr>
@@ -1963,6 +2187,16 @@
         </w:rPr>
         <w:t xml:space="preserve">倍</w:t>
       </w:r>
+    </w:p>
+    <w:p>
+      <w:pPr>
+        <w:spacing w:before="0" w:after="0"/>
+      </w:pPr>
+    </w:p>
+    <w:p>
+      <w:pPr>
+        <w:spacing w:before="0" w:after="0"/>
+      </w:pPr>
     </w:p>
     <w:p>
       <w:pPr>
@@ -2210,7 +2444,7 @@
         </w:rPr>
         <w:drawing>
           <wp:inline>
-            <wp:extent cx="3600000" cy="2273683"/>
+            <wp:extent cx="3576729" cy="2273683"/>
             <wp:effectExtent b="0" l="0" r="0" t="0"/>
             <wp:docPr descr="" title="" id="17" name="Picture"/>
             <a:graphic>
@@ -2231,7 +2465,7 @@
                   <pic:spPr bwMode="auto">
                     <a:xfrm>
                       <a:off x="0" y="0"/>
-                      <a:ext cx="3600000" cy="2273683"/>
+                      <a:ext cx="3576729" cy="2273683"/>
                     </a:xfrm>
                     <a:prstGeom prst="rect">
                       <a:avLst/>
@@ -2253,10 +2487,6 @@
     <w:p>
       <w:pPr>
         <w:pStyle w:val="Compact"/>
-        <w:numPr>
-          <w:ilvl w:val="0"/>
-          <w:numId w:val="1001"/>
-        </w:numPr>
       </w:pPr>
       <w:r>
         <w:rPr>
@@ -2304,10 +2534,6 @@
     <w:p>
       <w:pPr>
         <w:pStyle w:val="Compact"/>
-        <w:numPr>
-          <w:ilvl w:val="0"/>
-          <w:numId w:val="1001"/>
-        </w:numPr>
       </w:pPr>
       <w:r>
         <w:rPr>
@@ -2349,10 +2575,6 @@
     <w:p>
       <w:pPr>
         <w:pStyle w:val="Compact"/>
-        <w:numPr>
-          <w:ilvl w:val="0"/>
-          <w:numId w:val="1001"/>
-        </w:numPr>
       </w:pPr>
       <w:r>
         <w:rPr>
@@ -2376,10 +2598,6 @@
     <w:p>
       <w:pPr>
         <w:pStyle w:val="Compact"/>
-        <w:numPr>
-          <w:ilvl w:val="0"/>
-          <w:numId w:val="1001"/>
-        </w:numPr>
       </w:pPr>
       <w:r>
         <w:rPr>
@@ -2399,6 +2617,16 @@
         </w:rPr>
         <w:t>碳的密度计算式见原卷</w:t>
       </w:r>
+    </w:p>
+    <w:p>
+      <w:pPr>
+        <w:spacing w:before="0" w:after="0"/>
+      </w:pPr>
+    </w:p>
+    <w:p>
+      <w:pPr>
+        <w:spacing w:before="0" w:after="0"/>
+      </w:pPr>
     </w:p>
     <w:p>
       <w:pPr>
@@ -2558,7 +2786,7 @@
         </w:rPr>
         <w:drawing>
           <wp:inline>
-            <wp:extent cx="3240000" cy="2864584"/>
+            <wp:extent cx="3147711" cy="2864584"/>
             <wp:effectExtent b="0" l="0" r="0" t="0"/>
             <wp:docPr descr="" title="" id="21" name="Picture"/>
             <a:graphic>
@@ -2579,7 +2807,7 @@
                   <pic:spPr bwMode="auto">
                     <a:xfrm>
                       <a:off x="0" y="0"/>
-                      <a:ext cx="3240000" cy="2864584"/>
+                      <a:ext cx="3147711" cy="2864584"/>
                     </a:xfrm>
                     <a:prstGeom prst="rect">
                       <a:avLst/>
@@ -2696,10 +2924,6 @@
     <w:p>
       <w:pPr>
         <w:pStyle w:val="Compact"/>
-        <w:numPr>
-          <w:ilvl w:val="0"/>
-          <w:numId w:val="1002"/>
-        </w:numPr>
       </w:pPr>
       <w:r>
         <w:rPr>
@@ -2717,10 +2941,6 @@
     <w:p>
       <w:pPr>
         <w:pStyle w:val="Compact"/>
-        <w:numPr>
-          <w:ilvl w:val="0"/>
-          <w:numId w:val="1002"/>
-        </w:numPr>
       </w:pPr>
       <w:r>
         <w:rPr>
@@ -2744,10 +2964,6 @@
     <w:p>
       <w:pPr>
         <w:pStyle w:val="Compact"/>
-        <w:numPr>
-          <w:ilvl w:val="0"/>
-          <w:numId w:val="1002"/>
-        </w:numPr>
       </w:pPr>
       <w:r>
         <w:rPr>
@@ -2777,10 +2993,6 @@
     <w:p>
       <w:pPr>
         <w:pStyle w:val="Compact"/>
-        <w:numPr>
-          <w:ilvl w:val="0"/>
-          <w:numId w:val="1002"/>
-        </w:numPr>
       </w:pPr>
       <w:r>
         <w:rPr>
@@ -2831,6 +3043,16 @@
         </w:rPr>
         <w:t xml:space="preserve">分子</w:t>
       </w:r>
+    </w:p>
+    <w:p>
+      <w:pPr>
+        <w:spacing w:before="0" w:after="0"/>
+      </w:pPr>
+    </w:p>
+    <w:p>
+      <w:pPr>
+        <w:spacing w:before="0" w:after="0"/>
+      </w:pPr>
     </w:p>
     <w:p>
       <w:pPr>
@@ -3359,6 +3581,31 @@
         </w:rPr>
         <w:t>。</w:t>
       </w:r>
+    </w:p>
+    <w:p>
+      <w:pPr>
+        <w:spacing w:before="0" w:after="0"/>
+      </w:pPr>
+    </w:p>
+    <w:p>
+      <w:pPr>
+        <w:spacing w:before="0" w:after="0"/>
+      </w:pPr>
+    </w:p>
+    <w:p>
+      <w:pPr>
+        <w:spacing w:before="0" w:after="0"/>
+      </w:pPr>
+    </w:p>
+    <w:p>
+      <w:pPr>
+        <w:spacing w:before="0" w:after="0"/>
+      </w:pPr>
+    </w:p>
+    <w:p>
+      <w:pPr>
+        <w:spacing w:before="0" w:after="0"/>
+      </w:pPr>
     </w:p>
     <w:p>
       <w:pPr>
@@ -3942,6 +4189,31 @@
     </w:p>
     <w:p>
       <w:pPr>
+        <w:spacing w:before="0" w:after="0"/>
+      </w:pPr>
+    </w:p>
+    <w:p>
+      <w:pPr>
+        <w:spacing w:before="0" w:after="0"/>
+      </w:pPr>
+    </w:p>
+    <w:p>
+      <w:pPr>
+        <w:spacing w:before="0" w:after="0"/>
+      </w:pPr>
+    </w:p>
+    <w:p>
+      <w:pPr>
+        <w:spacing w:before="0" w:after="0"/>
+      </w:pPr>
+    </w:p>
+    <w:p>
+      <w:pPr>
+        <w:spacing w:before="0" w:after="0"/>
+      </w:pPr>
+    </w:p>
+    <w:p>
+      <w:pPr>
         <w:spacing w:before="160" w:after="80"/>
       </w:pPr>
       <w:r>
@@ -4196,6 +4468,21 @@
     </w:p>
     <w:p>
       <w:pPr>
+        <w:spacing w:before="0" w:after="0"/>
+      </w:pPr>
+    </w:p>
+    <w:p>
+      <w:pPr>
+        <w:spacing w:before="0" w:after="0"/>
+      </w:pPr>
+    </w:p>
+    <w:p>
+      <w:pPr>
+        <w:spacing w:before="0" w:after="0"/>
+      </w:pPr>
+    </w:p>
+    <w:p>
+      <w:pPr>
         <w:spacing w:before="160" w:after="80"/>
       </w:pPr>
       <w:r>
@@ -5046,6 +5333,46 @@
     </w:p>
     <w:p>
       <w:pPr>
+        <w:spacing w:before="0" w:after="0"/>
+      </w:pPr>
+    </w:p>
+    <w:p>
+      <w:pPr>
+        <w:spacing w:before="0" w:after="0"/>
+      </w:pPr>
+    </w:p>
+    <w:p>
+      <w:pPr>
+        <w:spacing w:before="0" w:after="0"/>
+      </w:pPr>
+    </w:p>
+    <w:p>
+      <w:pPr>
+        <w:spacing w:before="0" w:after="0"/>
+      </w:pPr>
+    </w:p>
+    <w:p>
+      <w:pPr>
+        <w:spacing w:before="0" w:after="0"/>
+      </w:pPr>
+    </w:p>
+    <w:p>
+      <w:pPr>
+        <w:spacing w:before="0" w:after="0"/>
+      </w:pPr>
+    </w:p>
+    <w:p>
+      <w:pPr>
+        <w:spacing w:before="0" w:after="0"/>
+      </w:pPr>
+    </w:p>
+    <w:p>
+      <w:pPr>
+        <w:spacing w:before="0" w:after="0"/>
+      </w:pPr>
+    </w:p>
+    <w:p>
+      <w:pPr>
         <w:spacing w:before="160" w:after="80"/>
       </w:pPr>
       <w:r>
@@ -5324,6 +5651,31 @@
         </w:rPr>
         <w:t>。)</w:t>
       </w:r>
+    </w:p>
+    <w:p>
+      <w:pPr>
+        <w:spacing w:before="0" w:after="0"/>
+      </w:pPr>
+    </w:p>
+    <w:p>
+      <w:pPr>
+        <w:spacing w:before="0" w:after="0"/>
+      </w:pPr>
+    </w:p>
+    <w:p>
+      <w:pPr>
+        <w:spacing w:before="0" w:after="0"/>
+      </w:pPr>
+    </w:p>
+    <w:p>
+      <w:pPr>
+        <w:spacing w:before="0" w:after="0"/>
+      </w:pPr>
+    </w:p>
+    <w:p>
+      <w:pPr>
+        <w:spacing w:before="0" w:after="0"/>
+      </w:pPr>
     </w:p>
     <w:p>
       <w:pPr>
@@ -6753,6 +7105,46 @@
     </w:p>
     <w:p>
       <w:pPr>
+        <w:spacing w:before="0" w:after="0"/>
+      </w:pPr>
+    </w:p>
+    <w:p>
+      <w:pPr>
+        <w:spacing w:before="0" w:after="0"/>
+      </w:pPr>
+    </w:p>
+    <w:p>
+      <w:pPr>
+        <w:spacing w:before="0" w:after="0"/>
+      </w:pPr>
+    </w:p>
+    <w:p>
+      <w:pPr>
+        <w:spacing w:before="0" w:after="0"/>
+      </w:pPr>
+    </w:p>
+    <w:p>
+      <w:pPr>
+        <w:spacing w:before="0" w:after="0"/>
+      </w:pPr>
+    </w:p>
+    <w:p>
+      <w:pPr>
+        <w:spacing w:before="0" w:after="0"/>
+      </w:pPr>
+    </w:p>
+    <w:p>
+      <w:pPr>
+        <w:spacing w:before="0" w:after="0"/>
+      </w:pPr>
+    </w:p>
+    <w:p>
+      <w:pPr>
+        <w:spacing w:before="0" w:after="0"/>
+      </w:pPr>
+    </w:p>
+    <w:p>
+      <w:pPr>
         <w:spacing w:before="160" w:after="80"/>
       </w:pPr>
       <w:r>
@@ -7018,7 +7410,7 @@
         </w:rPr>
         <w:drawing>
           <wp:inline>
-            <wp:extent cx="3240000" cy="3186534"/>
+            <wp:extent cx="3240000" cy="3185819"/>
             <wp:effectExtent b="0" l="0" r="0" t="0"/>
             <wp:docPr descr="" title="" id="31" name="Picture"/>
             <a:graphic>
@@ -7039,7 +7431,7 @@
                   <pic:spPr bwMode="auto">
                     <a:xfrm>
                       <a:off x="0" y="0"/>
-                      <a:ext cx="3240000" cy="3186534"/>
+                      <a:ext cx="3240000" cy="3185819"/>
                     </a:xfrm>
                     <a:prstGeom prst="rect">
                       <a:avLst/>
@@ -7274,6 +7666,31 @@
     </w:p>
     <w:p>
       <w:pPr>
+        <w:spacing w:before="0" w:after="0"/>
+      </w:pPr>
+    </w:p>
+    <w:p>
+      <w:pPr>
+        <w:spacing w:before="0" w:after="0"/>
+      </w:pPr>
+    </w:p>
+    <w:p>
+      <w:pPr>
+        <w:spacing w:before="0" w:after="0"/>
+      </w:pPr>
+    </w:p>
+    <w:p>
+      <w:pPr>
+        <w:spacing w:before="0" w:after="0"/>
+      </w:pPr>
+    </w:p>
+    <w:p>
+      <w:pPr>
+        <w:spacing w:before="0" w:after="0"/>
+      </w:pPr>
+    </w:p>
+    <w:p>
+      <w:pPr>
         <w:spacing w:before="160" w:after="80"/>
       </w:pPr>
       <w:r>
@@ -7474,7 +7891,7 @@
         </w:rPr>
         <w:drawing>
           <wp:inline>
-            <wp:extent cx="3124200" cy="3086100"/>
+            <wp:extent cx="3098959" cy="3086100"/>
             <wp:effectExtent b="0" l="0" r="0" t="0"/>
             <wp:docPr descr="" title="" id="35" name="Picture"/>
             <a:graphic>
@@ -7495,7 +7912,7 @@
                   <pic:spPr bwMode="auto">
                     <a:xfrm>
                       <a:off x="0" y="0"/>
-                      <a:ext cx="3124200" cy="3086100"/>
+                      <a:ext cx="3098959" cy="3086100"/>
                     </a:xfrm>
                     <a:prstGeom prst="rect">
                       <a:avLst/>
@@ -7513,6 +7930,31 @@
           </wp:inline>
         </w:drawing>
       </w:r>
+    </w:p>
+    <w:p>
+      <w:pPr>
+        <w:spacing w:before="0" w:after="0"/>
+      </w:pPr>
+    </w:p>
+    <w:p>
+      <w:pPr>
+        <w:spacing w:before="0" w:after="0"/>
+      </w:pPr>
+    </w:p>
+    <w:p>
+      <w:pPr>
+        <w:spacing w:before="0" w:after="0"/>
+      </w:pPr>
+    </w:p>
+    <w:p>
+      <w:pPr>
+        <w:spacing w:before="0" w:after="0"/>
+      </w:pPr>
+    </w:p>
+    <w:p>
+      <w:pPr>
+        <w:spacing w:before="0" w:after="0"/>
+      </w:pPr>
     </w:p>
     <w:p>
       <w:pPr>
@@ -9658,6 +10100,46 @@
         </w:rPr>
         <w:t xml:space="preserve">。</w:t>
       </w:r>
+    </w:p>
+    <w:p>
+      <w:pPr>
+        <w:spacing w:before="0" w:after="0"/>
+      </w:pPr>
+    </w:p>
+    <w:p>
+      <w:pPr>
+        <w:spacing w:before="0" w:after="0"/>
+      </w:pPr>
+    </w:p>
+    <w:p>
+      <w:pPr>
+        <w:spacing w:before="0" w:after="0"/>
+      </w:pPr>
+    </w:p>
+    <w:p>
+      <w:pPr>
+        <w:spacing w:before="0" w:after="0"/>
+      </w:pPr>
+    </w:p>
+    <w:p>
+      <w:pPr>
+        <w:spacing w:before="0" w:after="0"/>
+      </w:pPr>
+    </w:p>
+    <w:p>
+      <w:pPr>
+        <w:spacing w:before="0" w:after="0"/>
+      </w:pPr>
+    </w:p>
+    <w:p>
+      <w:pPr>
+        <w:spacing w:before="0" w:after="0"/>
+      </w:pPr>
+    </w:p>
+    <w:p>
+      <w:pPr>
+        <w:spacing w:before="0" w:after="0"/>
+      </w:pPr>
     </w:p>
     <w:p>
       <w:pPr>
@@ -10246,6 +10728,31 @@
     </w:p>
     <w:p>
       <w:pPr>
+        <w:spacing w:before="0" w:after="0"/>
+      </w:pPr>
+    </w:p>
+    <w:p>
+      <w:pPr>
+        <w:spacing w:before="0" w:after="0"/>
+      </w:pPr>
+    </w:p>
+    <w:p>
+      <w:pPr>
+        <w:spacing w:before="0" w:after="0"/>
+      </w:pPr>
+    </w:p>
+    <w:p>
+      <w:pPr>
+        <w:spacing w:before="0" w:after="0"/>
+      </w:pPr>
+    </w:p>
+    <w:p>
+      <w:pPr>
+        <w:spacing w:before="0" w:after="0"/>
+      </w:pPr>
+    </w:p>
+    <w:p>
+      <w:pPr>
         <w:spacing w:before="160" w:after="80"/>
       </w:pPr>
       <w:r>
@@ -10779,6 +11286,46 @@
         </w:rPr>
         <w:t xml:space="preserve">。</w:t>
       </w:r>
+    </w:p>
+    <w:p>
+      <w:pPr>
+        <w:spacing w:before="0" w:after="0"/>
+      </w:pPr>
+    </w:p>
+    <w:p>
+      <w:pPr>
+        <w:spacing w:before="0" w:after="0"/>
+      </w:pPr>
+    </w:p>
+    <w:p>
+      <w:pPr>
+        <w:spacing w:before="0" w:after="0"/>
+      </w:pPr>
+    </w:p>
+    <w:p>
+      <w:pPr>
+        <w:spacing w:before="0" w:after="0"/>
+      </w:pPr>
+    </w:p>
+    <w:p>
+      <w:pPr>
+        <w:spacing w:before="0" w:after="0"/>
+      </w:pPr>
+    </w:p>
+    <w:p>
+      <w:pPr>
+        <w:spacing w:before="0" w:after="0"/>
+      </w:pPr>
+    </w:p>
+    <w:p>
+      <w:pPr>
+        <w:spacing w:before="0" w:after="0"/>
+      </w:pPr>
+    </w:p>
+    <w:p>
+      <w:pPr>
+        <w:spacing w:before="0" w:after="0"/>
+      </w:pPr>
     </w:p>
     <w:p>
       <w:pPr>
@@ -11036,6 +11583,21 @@
     </w:p>
     <w:p>
       <w:pPr>
+        <w:spacing w:before="0" w:after="0"/>
+      </w:pPr>
+    </w:p>
+    <w:p>
+      <w:pPr>
+        <w:spacing w:before="0" w:after="0"/>
+      </w:pPr>
+    </w:p>
+    <w:p>
+      <w:pPr>
+        <w:spacing w:before="0" w:after="0"/>
+      </w:pPr>
+    </w:p>
+    <w:p>
+      <w:pPr>
         <w:spacing w:before="160" w:after="80"/>
       </w:pPr>
       <w:r>
@@ -11305,6 +11867,31 @@
         </w:rPr>
         <w:t>。</w:t>
       </w:r>
+    </w:p>
+    <w:p>
+      <w:pPr>
+        <w:spacing w:before="0" w:after="0"/>
+      </w:pPr>
+    </w:p>
+    <w:p>
+      <w:pPr>
+        <w:spacing w:before="0" w:after="0"/>
+      </w:pPr>
+    </w:p>
+    <w:p>
+      <w:pPr>
+        <w:spacing w:before="0" w:after="0"/>
+      </w:pPr>
+    </w:p>
+    <w:p>
+      <w:pPr>
+        <w:spacing w:before="0" w:after="0"/>
+      </w:pPr>
+    </w:p>
+    <w:p>
+      <w:pPr>
+        <w:spacing w:before="0" w:after="0"/>
+      </w:pPr>
     </w:p>
     <w:p>
       <w:pPr>
@@ -11812,7 +12399,7 @@
         </w:rPr>
         <w:drawing>
           <wp:inline>
-            <wp:extent cx="3327400" cy="1943100"/>
+            <wp:extent cx="3327400" cy="1812591"/>
             <wp:effectExtent b="0" l="0" r="0" t="0"/>
             <wp:docPr descr="" title="" id="50" name="Picture"/>
             <a:graphic>
@@ -11833,7 +12420,7 @@
                   <pic:spPr bwMode="auto">
                     <a:xfrm>
                       <a:off x="0" y="0"/>
-                      <a:ext cx="3327400" cy="1943100"/>
+                      <a:ext cx="3327400" cy="1812591"/>
                     </a:xfrm>
                     <a:prstGeom prst="rect">
                       <a:avLst/>
@@ -11851,6 +12438,16 @@
           </wp:inline>
         </w:drawing>
       </w:r>
+    </w:p>
+    <w:p>
+      <w:pPr>
+        <w:spacing w:before="0" w:after="0"/>
+      </w:pPr>
+    </w:p>
+    <w:p>
+      <w:pPr>
+        <w:spacing w:before="0" w:after="0"/>
+      </w:pPr>
     </w:p>
     <w:p>
       <w:pPr>
@@ -12698,6 +13295,46 @@
         </w:rPr>
         <w:t xml:space="preserve"> ____。</w:t>
       </w:r>
+    </w:p>
+    <w:p>
+      <w:pPr>
+        <w:spacing w:before="0" w:after="0"/>
+      </w:pPr>
+    </w:p>
+    <w:p>
+      <w:pPr>
+        <w:spacing w:before="0" w:after="0"/>
+      </w:pPr>
+    </w:p>
+    <w:p>
+      <w:pPr>
+        <w:spacing w:before="0" w:after="0"/>
+      </w:pPr>
+    </w:p>
+    <w:p>
+      <w:pPr>
+        <w:spacing w:before="0" w:after="0"/>
+      </w:pPr>
+    </w:p>
+    <w:p>
+      <w:pPr>
+        <w:spacing w:before="0" w:after="0"/>
+      </w:pPr>
+    </w:p>
+    <w:p>
+      <w:pPr>
+        <w:spacing w:before="0" w:after="0"/>
+      </w:pPr>
+    </w:p>
+    <w:p>
+      <w:pPr>
+        <w:spacing w:before="0" w:after="0"/>
+      </w:pPr>
+    </w:p>
+    <w:p>
+      <w:pPr>
+        <w:spacing w:before="0" w:after="0"/>
+      </w:pPr>
     </w:p>
     <w:p>
       <w:pPr>
@@ -13952,6 +14589,46 @@
     </w:p>
     <w:p>
       <w:pPr>
+        <w:spacing w:before="0" w:after="0"/>
+      </w:pPr>
+    </w:p>
+    <w:p>
+      <w:pPr>
+        <w:spacing w:before="0" w:after="0"/>
+      </w:pPr>
+    </w:p>
+    <w:p>
+      <w:pPr>
+        <w:spacing w:before="0" w:after="0"/>
+      </w:pPr>
+    </w:p>
+    <w:p>
+      <w:pPr>
+        <w:spacing w:before="0" w:after="0"/>
+      </w:pPr>
+    </w:p>
+    <w:p>
+      <w:pPr>
+        <w:spacing w:before="0" w:after="0"/>
+      </w:pPr>
+    </w:p>
+    <w:p>
+      <w:pPr>
+        <w:spacing w:before="0" w:after="0"/>
+      </w:pPr>
+    </w:p>
+    <w:p>
+      <w:pPr>
+        <w:spacing w:before="0" w:after="0"/>
+      </w:pPr>
+    </w:p>
+    <w:p>
+      <w:pPr>
+        <w:spacing w:before="0" w:after="0"/>
+      </w:pPr>
+    </w:p>
+    <w:p>
+      <w:pPr>
         <w:spacing w:before="160" w:after="80"/>
       </w:pPr>
       <w:r>
@@ -14159,7 +14836,7 @@
         </w:rPr>
         <w:drawing>
           <wp:inline>
-            <wp:extent cx="1800000" cy="1610526"/>
+            <wp:extent cx="1781859" cy="1610526"/>
             <wp:effectExtent b="0" l="0" r="0" t="0"/>
             <wp:docPr descr="" title="" id="56" name="Picture"/>
             <a:graphic>
@@ -14180,7 +14857,7 @@
                   <pic:spPr bwMode="auto">
                     <a:xfrm>
                       <a:off x="0" y="0"/>
-                      <a:ext cx="1800000" cy="1610526"/>
+                      <a:ext cx="1781859" cy="1610526"/>
                     </a:xfrm>
                     <a:prstGeom prst="rect">
                       <a:avLst/>
@@ -14211,7 +14888,7 @@
         </w:rPr>
         <w:drawing>
           <wp:inline>
-            <wp:extent cx="1800000" cy="6514285"/>
+            <wp:extent cx="1737143" cy="6514285"/>
             <wp:effectExtent b="0" l="0" r="0" t="0"/>
             <wp:docPr descr="" title="" id="59" name="Picture"/>
             <a:graphic>
@@ -14232,7 +14909,7 @@
                   <pic:spPr bwMode="auto">
                     <a:xfrm>
                       <a:off x="0" y="0"/>
-                      <a:ext cx="1800000" cy="6514285"/>
+                      <a:ext cx="1737143" cy="6514285"/>
                     </a:xfrm>
                     <a:prstGeom prst="rect">
                       <a:avLst/>
@@ -17592,6 +18269,46 @@
     </w:p>
     <w:p>
       <w:pPr>
+        <w:spacing w:before="0" w:after="0"/>
+      </w:pPr>
+    </w:p>
+    <w:p>
+      <w:pPr>
+        <w:spacing w:before="0" w:after="0"/>
+      </w:pPr>
+    </w:p>
+    <w:p>
+      <w:pPr>
+        <w:spacing w:before="0" w:after="0"/>
+      </w:pPr>
+    </w:p>
+    <w:p>
+      <w:pPr>
+        <w:spacing w:before="0" w:after="0"/>
+      </w:pPr>
+    </w:p>
+    <w:p>
+      <w:pPr>
+        <w:spacing w:before="0" w:after="0"/>
+      </w:pPr>
+    </w:p>
+    <w:p>
+      <w:pPr>
+        <w:spacing w:before="0" w:after="0"/>
+      </w:pPr>
+    </w:p>
+    <w:p>
+      <w:pPr>
+        <w:spacing w:before="0" w:after="0"/>
+      </w:pPr>
+    </w:p>
+    <w:p>
+      <w:pPr>
+        <w:spacing w:before="0" w:after="0"/>
+      </w:pPr>
+    </w:p>
+    <w:p>
+      <w:pPr>
         <w:spacing w:before="160" w:after="80"/>
       </w:pPr>
       <w:r>
@@ -18187,6 +18904,46 @@
         </w:rPr>
         <w:t xml:space="preserve">100℃）。</w:t>
       </w:r>
+    </w:p>
+    <w:p>
+      <w:pPr>
+        <w:spacing w:before="0" w:after="0"/>
+      </w:pPr>
+    </w:p>
+    <w:p>
+      <w:pPr>
+        <w:spacing w:before="0" w:after="0"/>
+      </w:pPr>
+    </w:p>
+    <w:p>
+      <w:pPr>
+        <w:spacing w:before="0" w:after="0"/>
+      </w:pPr>
+    </w:p>
+    <w:p>
+      <w:pPr>
+        <w:spacing w:before="0" w:after="0"/>
+      </w:pPr>
+    </w:p>
+    <w:p>
+      <w:pPr>
+        <w:spacing w:before="0" w:after="0"/>
+      </w:pPr>
+    </w:p>
+    <w:p>
+      <w:pPr>
+        <w:spacing w:before="0" w:after="0"/>
+      </w:pPr>
+    </w:p>
+    <w:p>
+      <w:pPr>
+        <w:spacing w:before="0" w:after="0"/>
+      </w:pPr>
+    </w:p>
+    <w:p>
+      <w:pPr>
+        <w:spacing w:before="0" w:after="0"/>
+      </w:pPr>
     </w:p>
     <w:p>
       <w:pPr>

--- a/00-首页/题组Word/第一轮·综合套卷/第一轮综合卷05（学生版）.docx
+++ b/00-首页/题组Word/第一轮·综合套卷/第一轮综合卷05（学生版）.docx
@@ -156,6 +156,7 @@
     <w:p>
       <w:pPr>
         <w:pStyle w:val="BodyText"/>
+        <w:spacing w:before="0" w:after="0"/>
       </w:pPr>
       <w:r>
         <w:rPr>
@@ -231,6 +232,7 @@
     <w:p>
       <w:pPr>
         <w:pStyle w:val="BodyText"/>
+        <w:spacing w:before="0" w:after="0"/>
       </w:pPr>
       <w:r>
         <w:rPr>
@@ -306,6 +308,7 @@
     <w:p>
       <w:pPr>
         <w:pStyle w:val="BodyText"/>
+        <w:spacing w:before="0" w:after="0"/>
       </w:pPr>
       <w:r>
         <w:rPr>
@@ -381,6 +384,7 @@
     <w:p>
       <w:pPr>
         <w:pStyle w:val="BodyText"/>
+        <w:spacing w:before="0" w:after="0"/>
       </w:pPr>
       <w:r>
         <w:rPr>
@@ -519,6 +523,7 @@
     <w:p>
       <w:pPr>
         <w:pStyle w:val="BodyText"/>
+        <w:spacing w:before="0" w:after="0"/>
       </w:pPr>
       <w:r>
         <w:rPr>
@@ -536,6 +541,7 @@
     <w:p>
       <w:pPr>
         <w:pStyle w:val="BodyText"/>
+        <w:spacing w:before="0" w:after="0"/>
       </w:pPr>
       <w:r>
         <w:rPr>
@@ -571,6 +577,7 @@
     <w:p>
       <w:pPr>
         <w:pStyle w:val="BodyText"/>
+        <w:spacing w:before="0" w:after="0"/>
       </w:pPr>
       <w:r>
         <w:rPr>
@@ -606,6 +613,7 @@
     <w:p>
       <w:pPr>
         <w:pStyle w:val="BodyText"/>
+        <w:spacing w:before="0" w:after="0"/>
       </w:pPr>
       <w:r>
         <w:rPr>
@@ -671,6 +679,7 @@
     <w:p>
       <w:pPr>
         <w:pStyle w:val="BodyText"/>
+        <w:spacing w:before="0" w:after="0"/>
       </w:pPr>
       <w:r>
         <w:rPr>
@@ -782,8 +791,8 @@
     <w:p>
       <w:pPr>
         <w:pStyle w:val="FirstParagraph"/>
+        <w:spacing w:before="0" w:after="0"/>
         <w:ind w:left="480" w:hanging="480"/>
-        <w:spacing w:after="0"/>
       </w:pPr>
       <w:r>
         <w:rPr>
@@ -1030,47 +1039,47 @@
     <w:p>
       <w:pPr>
         <w:pStyle w:val="FirstParagraph"/>
+        <w:spacing w:before="0" w:after="0"/>
         <w:ind w:left="480" w:hanging="480"/>
+      </w:pPr>
+      <w:r>
+        <w:rPr>
+          <w:rFonts w:ascii="Times New Roman" w:hAnsi="Times New Roman" w:eastAsia="Times New Roman" w:cs="Times New Roman"/>
+        </w:rPr>
+        <w:t xml:space="preserve">A. -183 </w:t>
+      </w:r>
+    </w:p>
+    <w:p>
+      <w:pPr>
+        <w:pStyle w:val="FirstParagraph"/>
         <w:spacing w:before="0" w:after="0"/>
-      </w:pPr>
-      <w:r>
-        <w:rPr>
-          <w:rFonts w:ascii="Times New Roman" w:hAnsi="Times New Roman" w:eastAsia="Times New Roman" w:cs="Times New Roman"/>
-        </w:rPr>
-        <w:t xml:space="preserve">A. -183 </w:t>
+        <w:ind w:left="480" w:hanging="480"/>
+      </w:pPr>
+      <w:r>
+        <w:rPr>
+          <w:rFonts w:ascii="Times New Roman" w:hAnsi="Times New Roman" w:eastAsia="Times New Roman" w:cs="Times New Roman"/>
+        </w:rPr>
+        <w:t xml:space="preserve">B. 183 </w:t>
       </w:r>
     </w:p>
     <w:p>
       <w:pPr>
         <w:pStyle w:val="FirstParagraph"/>
+        <w:spacing w:before="0" w:after="0"/>
         <w:ind w:left="480" w:hanging="480"/>
+      </w:pPr>
+      <w:r>
+        <w:rPr>
+          <w:rFonts w:ascii="Times New Roman" w:hAnsi="Times New Roman" w:eastAsia="Times New Roman" w:cs="Times New Roman"/>
+        </w:rPr>
+        <w:t xml:space="preserve">C. -248 </w:t>
+      </w:r>
+    </w:p>
+    <w:p>
+      <w:pPr>
+        <w:pStyle w:val="FirstParagraph"/>
         <w:spacing w:before="0" w:after="0"/>
-      </w:pPr>
-      <w:r>
-        <w:rPr>
-          <w:rFonts w:ascii="Times New Roman" w:hAnsi="Times New Roman" w:eastAsia="Times New Roman" w:cs="Times New Roman"/>
-        </w:rPr>
-        <w:t xml:space="preserve">B. 183 </w:t>
-      </w:r>
-    </w:p>
-    <w:p>
-      <w:pPr>
-        <w:pStyle w:val="FirstParagraph"/>
         <w:ind w:left="480" w:hanging="480"/>
-        <w:spacing w:before="0" w:after="0"/>
-      </w:pPr>
-      <w:r>
-        <w:rPr>
-          <w:rFonts w:ascii="Times New Roman" w:hAnsi="Times New Roman" w:eastAsia="Times New Roman" w:cs="Times New Roman"/>
-        </w:rPr>
-        <w:t xml:space="preserve">C. -248 </w:t>
-      </w:r>
-    </w:p>
-    <w:p>
-      <w:pPr>
-        <w:pStyle w:val="FirstParagraph"/>
-        <w:ind w:left="480" w:hanging="480"/>
-        <w:spacing w:before="0" w:after="180"/>
       </w:pPr>
       <w:r>
         <w:rPr>
@@ -1128,8 +1137,8 @@
     <w:p>
       <w:pPr>
         <w:pStyle w:val="FirstParagraph"/>
+        <w:spacing w:before="0" w:after="0"/>
         <w:ind w:left="480" w:hanging="480"/>
-        <w:spacing w:after="0"/>
       </w:pPr>
       <w:r>
         <w:rPr>
@@ -1261,8 +1270,8 @@
     <w:p>
       <w:pPr>
         <w:pStyle w:val="FirstParagraph"/>
+        <w:spacing w:before="0" w:after="0"/>
         <w:ind w:left="480" w:hanging="480"/>
-        <w:spacing w:before="0" w:after="0"/>
       </w:pPr>
       <w:r>
         <w:rPr>
@@ -1315,8 +1324,8 @@
     <w:p>
       <w:pPr>
         <w:pStyle w:val="FirstParagraph"/>
+        <w:spacing w:before="0" w:after="0"/>
         <w:ind w:left="480" w:hanging="480"/>
-        <w:spacing w:before="0" w:after="0"/>
       </w:pPr>
       <w:r>
         <w:rPr>
@@ -1386,8 +1395,8 @@
     <w:p>
       <w:pPr>
         <w:pStyle w:val="FirstParagraph"/>
+        <w:spacing w:before="0" w:after="0"/>
         <w:ind w:left="480" w:hanging="480"/>
-        <w:spacing w:before="0" w:after="0"/>
       </w:pPr>
       <w:r>
         <w:rPr>
@@ -1457,8 +1466,8 @@
     <w:p>
       <w:pPr>
         <w:pStyle w:val="FirstParagraph"/>
+        <w:spacing w:before="0" w:after="0"/>
         <w:ind w:left="480" w:hanging="480"/>
-        <w:spacing w:before="0" w:after="180"/>
       </w:pPr>
       <w:r>
         <w:rPr>
@@ -1568,8 +1577,8 @@
     <w:p>
       <w:pPr>
         <w:pStyle w:val="FirstParagraph"/>
+        <w:spacing w:before="0" w:after="0"/>
         <w:ind w:left="480" w:hanging="480"/>
-        <w:spacing w:after="0"/>
       </w:pPr>
       <w:r>
         <w:rPr>
@@ -1902,47 +1911,47 @@
     <w:p>
       <w:pPr>
         <w:pStyle w:val="FirstParagraph"/>
+        <w:spacing w:before="0" w:after="0"/>
         <w:ind w:left="480" w:hanging="480"/>
+      </w:pPr>
+      <w:r>
+        <w:rPr>
+          <w:rFonts w:ascii="Times New Roman" w:hAnsi="Times New Roman" w:eastAsia="Times New Roman" w:cs="Times New Roman"/>
+        </w:rPr>
+        <w:t xml:space="preserve">A. 2 </w:t>
+      </w:r>
+    </w:p>
+    <w:p>
+      <w:pPr>
+        <w:pStyle w:val="FirstParagraph"/>
         <w:spacing w:before="0" w:after="0"/>
-      </w:pPr>
-      <w:r>
-        <w:rPr>
-          <w:rFonts w:ascii="Times New Roman" w:hAnsi="Times New Roman" w:eastAsia="Times New Roman" w:cs="Times New Roman"/>
-        </w:rPr>
-        <w:t xml:space="preserve">A. 2 </w:t>
+        <w:ind w:left="480" w:hanging="480"/>
+      </w:pPr>
+      <w:r>
+        <w:rPr>
+          <w:rFonts w:ascii="Times New Roman" w:hAnsi="Times New Roman" w:eastAsia="Times New Roman" w:cs="Times New Roman"/>
+        </w:rPr>
+        <w:t xml:space="preserve">B. 2.5 </w:t>
       </w:r>
     </w:p>
     <w:p>
       <w:pPr>
         <w:pStyle w:val="FirstParagraph"/>
+        <w:spacing w:before="0" w:after="0"/>
         <w:ind w:left="480" w:hanging="480"/>
+      </w:pPr>
+      <w:r>
+        <w:rPr>
+          <w:rFonts w:ascii="Times New Roman" w:hAnsi="Times New Roman" w:eastAsia="Times New Roman" w:cs="Times New Roman"/>
+        </w:rPr>
+        <w:t xml:space="preserve">C. 3 </w:t>
+      </w:r>
+    </w:p>
+    <w:p>
+      <w:pPr>
+        <w:pStyle w:val="FirstParagraph"/>
         <w:spacing w:before="0" w:after="0"/>
-      </w:pPr>
-      <w:r>
-        <w:rPr>
-          <w:rFonts w:ascii="Times New Roman" w:hAnsi="Times New Roman" w:eastAsia="Times New Roman" w:cs="Times New Roman"/>
-        </w:rPr>
-        <w:t xml:space="preserve">B. 2.5 </w:t>
-      </w:r>
-    </w:p>
-    <w:p>
-      <w:pPr>
-        <w:pStyle w:val="FirstParagraph"/>
         <w:ind w:left="480" w:hanging="480"/>
-        <w:spacing w:before="0" w:after="0"/>
-      </w:pPr>
-      <w:r>
-        <w:rPr>
-          <w:rFonts w:ascii="Times New Roman" w:hAnsi="Times New Roman" w:eastAsia="Times New Roman" w:cs="Times New Roman"/>
-        </w:rPr>
-        <w:t xml:space="preserve">C. 3 </w:t>
-      </w:r>
-    </w:p>
-    <w:p>
-      <w:pPr>
-        <w:pStyle w:val="FirstParagraph"/>
-        <w:ind w:left="480" w:hanging="480"/>
-        <w:spacing w:before="0" w:after="180"/>
       </w:pPr>
       <w:r>
         <w:rPr>
@@ -2000,8 +2009,8 @@
     <w:p>
       <w:pPr>
         <w:pStyle w:val="FirstParagraph"/>
+        <w:spacing w:before="0" w:after="0"/>
         <w:ind w:left="480" w:hanging="480"/>
-        <w:spacing w:after="0"/>
       </w:pPr>
       <w:r>
         <w:rPr>
@@ -2097,14 +2106,39 @@
     <w:p>
       <w:pPr>
         <w:pStyle w:val="FirstParagraph"/>
+        <w:spacing w:before="0" w:after="0"/>
         <w:ind w:left="480" w:hanging="480"/>
+      </w:pPr>
+      <w:r>
+        <w:rPr>
+          <w:rFonts w:ascii="Times New Roman" w:hAnsi="Times New Roman" w:eastAsia="Times New Roman" w:cs="Times New Roman"/>
+        </w:rPr>
+        <w:t xml:space="preserve">A. 181 </w:t>
+      </w:r>
+      <w:r>
+        <w:rPr>
+          <w:rFonts w:hint="eastAsia" w:ascii="Times New Roman" w:hAnsi="Times New Roman" w:eastAsia="FangSong" w:cs="Times New Roman"/>
+        </w:rPr>
+        <w:t xml:space="preserve">倍</w:t>
+      </w:r>
+      <w:r>
+        <w:rPr>
+          <w:rFonts w:ascii="Times New Roman" w:hAnsi="Times New Roman" w:eastAsia="Times New Roman" w:cs="Times New Roman"/>
+        </w:rPr>
+        <w:t xml:space="preserve"> </w:t>
+      </w:r>
+    </w:p>
+    <w:p>
+      <w:pPr>
+        <w:pStyle w:val="FirstParagraph"/>
         <w:spacing w:before="0" w:after="0"/>
-      </w:pPr>
-      <w:r>
-        <w:rPr>
-          <w:rFonts w:ascii="Times New Roman" w:hAnsi="Times New Roman" w:eastAsia="Times New Roman" w:cs="Times New Roman"/>
-        </w:rPr>
-        <w:t xml:space="preserve">A. 181 </w:t>
+        <w:ind w:left="480" w:hanging="480"/>
+      </w:pPr>
+      <w:r>
+        <w:rPr>
+          <w:rFonts w:ascii="Times New Roman" w:hAnsi="Times New Roman" w:eastAsia="Times New Roman" w:cs="Times New Roman"/>
+        </w:rPr>
+        <w:t xml:space="preserve">B. 99 </w:t>
       </w:r>
       <w:r>
         <w:rPr>
@@ -2122,58 +2156,33 @@
     <w:p>
       <w:pPr>
         <w:pStyle w:val="FirstParagraph"/>
+        <w:spacing w:before="0" w:after="0"/>
         <w:ind w:left="480" w:hanging="480"/>
+      </w:pPr>
+      <w:r>
+        <w:rPr>
+          <w:rFonts w:ascii="Times New Roman" w:hAnsi="Times New Roman" w:eastAsia="Times New Roman" w:cs="Times New Roman"/>
+        </w:rPr>
+        <w:t xml:space="preserve">C. 57 </w:t>
+      </w:r>
+      <w:r>
+        <w:rPr>
+          <w:rFonts w:hint="eastAsia" w:ascii="Times New Roman" w:hAnsi="Times New Roman" w:eastAsia="FangSong" w:cs="Times New Roman"/>
+        </w:rPr>
+        <w:t xml:space="preserve">倍</w:t>
+      </w:r>
+      <w:r>
+        <w:rPr>
+          <w:rFonts w:ascii="Times New Roman" w:hAnsi="Times New Roman" w:eastAsia="Times New Roman" w:cs="Times New Roman"/>
+        </w:rPr>
+        <w:t xml:space="preserve"> </w:t>
+      </w:r>
+    </w:p>
+    <w:p>
+      <w:pPr>
+        <w:pStyle w:val="FirstParagraph"/>
         <w:spacing w:before="0" w:after="0"/>
-      </w:pPr>
-      <w:r>
-        <w:rPr>
-          <w:rFonts w:ascii="Times New Roman" w:hAnsi="Times New Roman" w:eastAsia="Times New Roman" w:cs="Times New Roman"/>
-        </w:rPr>
-        <w:t xml:space="preserve">B. 99 </w:t>
-      </w:r>
-      <w:r>
-        <w:rPr>
-          <w:rFonts w:hint="eastAsia" w:ascii="Times New Roman" w:hAnsi="Times New Roman" w:eastAsia="FangSong" w:cs="Times New Roman"/>
-        </w:rPr>
-        <w:t xml:space="preserve">倍</w:t>
-      </w:r>
-      <w:r>
-        <w:rPr>
-          <w:rFonts w:ascii="Times New Roman" w:hAnsi="Times New Roman" w:eastAsia="Times New Roman" w:cs="Times New Roman"/>
-        </w:rPr>
-        <w:t xml:space="preserve"> </w:t>
-      </w:r>
-    </w:p>
-    <w:p>
-      <w:pPr>
-        <w:pStyle w:val="FirstParagraph"/>
         <w:ind w:left="480" w:hanging="480"/>
-        <w:spacing w:before="0" w:after="0"/>
-      </w:pPr>
-      <w:r>
-        <w:rPr>
-          <w:rFonts w:ascii="Times New Roman" w:hAnsi="Times New Roman" w:eastAsia="Times New Roman" w:cs="Times New Roman"/>
-        </w:rPr>
-        <w:t xml:space="preserve">C. 57 </w:t>
-      </w:r>
-      <w:r>
-        <w:rPr>
-          <w:rFonts w:hint="eastAsia" w:ascii="Times New Roman" w:hAnsi="Times New Roman" w:eastAsia="FangSong" w:cs="Times New Roman"/>
-        </w:rPr>
-        <w:t xml:space="preserve">倍</w:t>
-      </w:r>
-      <w:r>
-        <w:rPr>
-          <w:rFonts w:ascii="Times New Roman" w:hAnsi="Times New Roman" w:eastAsia="Times New Roman" w:cs="Times New Roman"/>
-        </w:rPr>
-        <w:t xml:space="preserve"> </w:t>
-      </w:r>
-    </w:p>
-    <w:p>
-      <w:pPr>
-        <w:pStyle w:val="FirstParagraph"/>
-        <w:ind w:left="480" w:hanging="480"/>
-        <w:spacing w:before="0" w:after="180"/>
       </w:pPr>
       <w:r>
         <w:rPr>
@@ -2487,6 +2496,7 @@
     <w:p>
       <w:pPr>
         <w:pStyle w:val="Compact"/>
+        <w:spacing w:before="0" w:after="0"/>
       </w:pPr>
       <w:r>
         <w:rPr>
@@ -2534,6 +2544,7 @@
     <w:p>
       <w:pPr>
         <w:pStyle w:val="Compact"/>
+        <w:spacing w:before="0" w:after="0"/>
       </w:pPr>
       <w:r>
         <w:rPr>
@@ -2575,6 +2586,7 @@
     <w:p>
       <w:pPr>
         <w:pStyle w:val="Compact"/>
+        <w:spacing w:before="0" w:after="0"/>
       </w:pPr>
       <w:r>
         <w:rPr>
@@ -2598,6 +2610,7 @@
     <w:p>
       <w:pPr>
         <w:pStyle w:val="Compact"/>
+        <w:spacing w:before="0" w:after="0"/>
       </w:pPr>
       <w:r>
         <w:rPr>
@@ -2924,6 +2937,7 @@
     <w:p>
       <w:pPr>
         <w:pStyle w:val="Compact"/>
+        <w:spacing w:before="0" w:after="0"/>
       </w:pPr>
       <w:r>
         <w:rPr>
@@ -2941,6 +2955,7 @@
     <w:p>
       <w:pPr>
         <w:pStyle w:val="Compact"/>
+        <w:spacing w:before="0" w:after="0"/>
       </w:pPr>
       <w:r>
         <w:rPr>
@@ -2964,6 +2979,7 @@
     <w:p>
       <w:pPr>
         <w:pStyle w:val="Compact"/>
+        <w:spacing w:before="0" w:after="0"/>
       </w:pPr>
       <w:r>
         <w:rPr>
@@ -2993,6 +3009,7 @@
     <w:p>
       <w:pPr>
         <w:pStyle w:val="Compact"/>
+        <w:spacing w:before="0" w:after="0"/>
       </w:pPr>
       <w:r>
         <w:rPr>
@@ -10294,6 +10311,14 @@
       <w:tblPr>
         <w:tblStyle w:val="Table"/>
         <w:tblW w:type="auto" w:w="0"/>
+        <w:tblBorders>
+          <w:top w:val="single" w:sz="12" w:space="0" w:color="000000"/>
+          <w:left w:val="none" w:sz="0" w:space="0" w:color="auto"/>
+          <w:bottom w:val="single" w:sz="12" w:space="0" w:color="000000"/>
+          <w:right w:val="none" w:sz="0" w:space="0" w:color="auto"/>
+          <w:insideH w:val="none" w:sz="0" w:space="0" w:color="auto"/>
+          <w:insideV w:val="none" w:sz="0" w:space="0" w:color="auto"/>
+        </w:tblBorders>
         <w:tblLook w:firstRow="1" w:lastRow="0" w:firstColumn="0" w:lastColumn="0" w:noHBand="0" w:noVBand="0" w:val="0020"/>
       </w:tblPr>
       <w:tblGrid>
@@ -10307,7 +10332,11 @@
           <w:tblHeader w:val="on"/>
         </w:trPr>
         <w:tc>
-          <w:tcPr/>
+          <w:tcPr>
+            <w:tcBorders>
+              <w:bottom w:val="single" w:sz="8" w:space="0" w:color="000000"/>
+            </w:tcBorders>
+          </w:tcPr>
           <w:p>
             <w:pPr>
               <w:pStyle w:val="Compact"/>
@@ -10323,7 +10352,11 @@
           </w:p>
         </w:tc>
         <w:tc>
-          <w:tcPr/>
+          <w:tcPr>
+            <w:tcBorders>
+              <w:bottom w:val="single" w:sz="8" w:space="0" w:color="000000"/>
+            </w:tcBorders>
+          </w:tcPr>
           <w:p>
             <w:pPr>
               <w:pStyle w:val="Compact"/>
@@ -10339,7 +10372,11 @@
           </w:p>
         </w:tc>
         <w:tc>
-          <w:tcPr/>
+          <w:tcPr>
+            <w:tcBorders>
+              <w:bottom w:val="single" w:sz="8" w:space="0" w:color="000000"/>
+            </w:tcBorders>
+          </w:tcPr>
           <w:p>
             <w:pPr>
               <w:pStyle w:val="Compact"/>
@@ -10355,7 +10392,11 @@
           </w:p>
         </w:tc>
         <w:tc>
-          <w:tcPr/>
+          <w:tcPr>
+            <w:tcBorders>
+              <w:bottom w:val="single" w:sz="8" w:space="0" w:color="000000"/>
+            </w:tcBorders>
+          </w:tcPr>
           <w:p>
             <w:pPr>
               <w:pStyle w:val="Compact"/>
@@ -12252,6 +12293,7 @@
     <w:p>
       <w:pPr>
         <w:pStyle w:val="FirstParagraph"/>
+        <w:spacing w:before="0" w:after="0"/>
       </w:pPr>
       <w:r>
         <w:rPr>
@@ -12281,6 +12323,7 @@
     <w:p>
       <w:pPr>
         <w:pStyle w:val="BodyText"/>
+        <w:spacing w:before="0" w:after="0"/>
       </w:pPr>
       <w:r>
         <w:rPr>
@@ -12298,6 +12341,7 @@
     <w:p>
       <w:pPr>
         <w:pStyle w:val="BodyText"/>
+        <w:spacing w:before="0" w:after="0"/>
       </w:pPr>
       <w:r>
         <w:rPr>
@@ -12315,6 +12359,7 @@
     <w:p>
       <w:pPr>
         <w:pStyle w:val="BodyText"/>
+        <w:spacing w:before="0" w:after="0"/>
       </w:pPr>
       <w:r>
         <w:rPr>
@@ -14131,6 +14176,14 @@
         <w:tblStyle w:val="Table"/>
         <w:tblW w:type="pct" w:w="5000"/>
         <w:tblLayout w:type="fixed"/>
+        <w:tblBorders>
+          <w:top w:val="single" w:sz="12" w:space="0" w:color="000000"/>
+          <w:left w:val="none" w:sz="0" w:space="0" w:color="auto"/>
+          <w:bottom w:val="single" w:sz="12" w:space="0" w:color="000000"/>
+          <w:right w:val="none" w:sz="0" w:space="0" w:color="auto"/>
+          <w:insideH w:val="none" w:sz="0" w:space="0" w:color="auto"/>
+          <w:insideV w:val="none" w:sz="0" w:space="0" w:color="auto"/>
+        </w:tblBorders>
         <w:tblLook w:firstRow="1" w:lastRow="0" w:firstColumn="0" w:lastColumn="0" w:noHBand="0" w:noVBand="0" w:val="0020"/>
       </w:tblPr>
       <w:tblGrid>
@@ -14148,7 +14201,11 @@
           <w:tblHeader w:val="on"/>
         </w:trPr>
         <w:tc>
-          <w:tcPr/>
+          <w:tcPr>
+            <w:tcBorders>
+              <w:bottom w:val="single" w:sz="8" w:space="0" w:color="000000"/>
+            </w:tcBorders>
+          </w:tcPr>
           <w:p>
             <w:pPr>
               <w:pStyle w:val="Compact"/>
@@ -14164,7 +14221,11 @@
           </w:p>
         </w:tc>
         <w:tc>
-          <w:tcPr/>
+          <w:tcPr>
+            <w:tcBorders>
+              <w:bottom w:val="single" w:sz="8" w:space="0" w:color="000000"/>
+            </w:tcBorders>
+          </w:tcPr>
           <w:p>
             <w:pPr>
               <w:pStyle w:val="Compact"/>
@@ -14180,7 +14241,11 @@
           </w:p>
         </w:tc>
         <w:tc>
-          <w:tcPr/>
+          <w:tcPr>
+            <w:tcBorders>
+              <w:bottom w:val="single" w:sz="8" w:space="0" w:color="000000"/>
+            </w:tcBorders>
+          </w:tcPr>
           <w:p>
             <w:pPr>
               <w:pStyle w:val="Compact"/>
@@ -14196,7 +14261,11 @@
           </w:p>
         </w:tc>
         <w:tc>
-          <w:tcPr/>
+          <w:tcPr>
+            <w:tcBorders>
+              <w:bottom w:val="single" w:sz="8" w:space="0" w:color="000000"/>
+            </w:tcBorders>
+          </w:tcPr>
           <w:p>
             <w:pPr>
               <w:pStyle w:val="Compact"/>
@@ -14212,7 +14281,11 @@
           </w:p>
         </w:tc>
         <w:tc>
-          <w:tcPr/>
+          <w:tcPr>
+            <w:tcBorders>
+              <w:bottom w:val="single" w:sz="8" w:space="0" w:color="000000"/>
+            </w:tcBorders>
+          </w:tcPr>
           <w:p>
             <w:pPr>
               <w:pStyle w:val="Compact"/>
@@ -14242,7 +14315,11 @@
           </w:p>
         </w:tc>
         <w:tc>
-          <w:tcPr/>
+          <w:tcPr>
+            <w:tcBorders>
+              <w:bottom w:val="single" w:sz="8" w:space="0" w:color="000000"/>
+            </w:tcBorders>
+          </w:tcPr>
           <w:p>
             <w:pPr>
               <w:pStyle w:val="Compact"/>
@@ -14258,7 +14335,11 @@
           </w:p>
         </w:tc>
         <w:tc>
-          <w:tcPr/>
+          <w:tcPr>
+            <w:tcBorders>
+              <w:bottom w:val="single" w:sz="8" w:space="0" w:color="000000"/>
+            </w:tcBorders>
+          </w:tcPr>
           <w:p>
             <w:pPr>
               <w:pStyle w:val="Compact"/>
@@ -14274,7 +14355,11 @@
           </w:p>
         </w:tc>
         <w:tc>
-          <w:tcPr/>
+          <w:tcPr>
+            <w:tcBorders>
+              <w:bottom w:val="single" w:sz="8" w:space="0" w:color="000000"/>
+            </w:tcBorders>
+          </w:tcPr>
           <w:p>
             <w:pPr>
               <w:pStyle w:val="Compact"/>
@@ -14975,6 +15060,14 @@
         <w:tblStyle w:val="Table"/>
         <w:tblW w:type="pct" w:w="5000"/>
         <w:tblLayout w:type="fixed"/>
+        <w:tblBorders>
+          <w:top w:val="single" w:sz="12" w:space="0" w:color="000000"/>
+          <w:left w:val="none" w:sz="0" w:space="0" w:color="auto"/>
+          <w:bottom w:val="single" w:sz="12" w:space="0" w:color="000000"/>
+          <w:right w:val="none" w:sz="0" w:space="0" w:color="auto"/>
+          <w:insideH w:val="none" w:sz="0" w:space="0" w:color="auto"/>
+          <w:insideV w:val="none" w:sz="0" w:space="0" w:color="auto"/>
+        </w:tblBorders>
         <w:tblLook w:firstRow="1" w:lastRow="0" w:firstColumn="0" w:lastColumn="0" w:noHBand="0" w:noVBand="0" w:val="0020"/>
       </w:tblPr>
       <w:tblGrid>
@@ -14987,7 +15080,11 @@
           <w:tblHeader w:val="on"/>
         </w:trPr>
         <w:tc>
-          <w:tcPr/>
+          <w:tcPr>
+            <w:tcBorders>
+              <w:bottom w:val="single" w:sz="8" w:space="0" w:color="000000"/>
+            </w:tcBorders>
+          </w:tcPr>
           <w:p>
             <w:pPr>
               <w:pStyle w:val="Compact"/>
@@ -15003,7 +15100,11 @@
           </w:p>
         </w:tc>
         <w:tc>
-          <w:tcPr/>
+          <w:tcPr>
+            <w:tcBorders>
+              <w:bottom w:val="single" w:sz="8" w:space="0" w:color="000000"/>
+            </w:tcBorders>
+          </w:tcPr>
           <w:p>
             <w:pPr>
               <w:pStyle w:val="Compact"/>
@@ -15074,7 +15175,11 @@
           </w:p>
         </w:tc>
         <w:tc>
-          <w:tcPr/>
+          <w:tcPr>
+            <w:tcBorders>
+              <w:bottom w:val="single" w:sz="8" w:space="0" w:color="000000"/>
+            </w:tcBorders>
+          </w:tcPr>
           <w:p>
             <w:pPr>
               <w:pStyle w:val="Compact"/>
@@ -15772,6 +15877,14 @@
         <w:tblStyle w:val="Table"/>
         <w:tblW w:type="pct" w:w="5000"/>
         <w:tblLayout w:type="fixed"/>
+        <w:tblBorders>
+          <w:top w:val="single" w:sz="12" w:space="0" w:color="000000"/>
+          <w:left w:val="none" w:sz="0" w:space="0" w:color="auto"/>
+          <w:bottom w:val="single" w:sz="12" w:space="0" w:color="000000"/>
+          <w:right w:val="none" w:sz="0" w:space="0" w:color="auto"/>
+          <w:insideH w:val="none" w:sz="0" w:space="0" w:color="auto"/>
+          <w:insideV w:val="none" w:sz="0" w:space="0" w:color="auto"/>
+        </w:tblBorders>
         <w:tblLook w:firstRow="1" w:lastRow="0" w:firstColumn="0" w:lastColumn="0" w:noHBand="0" w:noVBand="0" w:val="0020"/>
       </w:tblPr>
       <w:tblGrid>
@@ -15787,7 +15900,11 @@
           <w:tblHeader w:val="on"/>
         </w:trPr>
         <w:tc>
-          <w:tcPr/>
+          <w:tcPr>
+            <w:tcBorders>
+              <w:bottom w:val="single" w:sz="8" w:space="0" w:color="000000"/>
+            </w:tcBorders>
+          </w:tcPr>
           <w:p>
             <w:pPr>
               <w:pStyle w:val="Compact"/>
@@ -15817,7 +15934,11 @@
           </w:p>
         </w:tc>
         <w:tc>
-          <w:tcPr/>
+          <w:tcPr>
+            <w:tcBorders>
+              <w:bottom w:val="single" w:sz="8" w:space="0" w:color="000000"/>
+            </w:tcBorders>
+          </w:tcPr>
           <w:p>
             <w:pPr>
               <w:pStyle w:val="Compact"/>
@@ -15862,7 +15983,11 @@
           </w:p>
         </w:tc>
         <w:tc>
-          <w:tcPr/>
+          <w:tcPr>
+            <w:tcBorders>
+              <w:bottom w:val="single" w:sz="8" w:space="0" w:color="000000"/>
+            </w:tcBorders>
+          </w:tcPr>
           <w:p>
             <w:pPr>
               <w:pStyle w:val="Compact"/>
@@ -15936,7 +16061,11 @@
           </w:p>
         </w:tc>
         <w:tc>
-          <w:tcPr/>
+          <w:tcPr>
+            <w:tcBorders>
+              <w:bottom w:val="single" w:sz="8" w:space="0" w:color="000000"/>
+            </w:tcBorders>
+          </w:tcPr>
           <w:p>
             <w:pPr>
               <w:pStyle w:val="Compact"/>
@@ -15966,7 +16095,11 @@
           </w:p>
         </w:tc>
         <w:tc>
-          <w:tcPr/>
+          <w:tcPr>
+            <w:tcBorders>
+              <w:bottom w:val="single" w:sz="8" w:space="0" w:color="000000"/>
+            </w:tcBorders>
+          </w:tcPr>
           <w:p>
             <w:pPr>
               <w:pStyle w:val="Compact"/>
@@ -16011,7 +16144,11 @@
           </w:p>
         </w:tc>
         <w:tc>
-          <w:tcPr/>
+          <w:tcPr>
+            <w:tcBorders>
+              <w:bottom w:val="single" w:sz="8" w:space="0" w:color="000000"/>
+            </w:tcBorders>
+          </w:tcPr>
           <w:p>
             <w:pPr>
               <w:pStyle w:val="Compact"/>
@@ -17397,6 +17534,14 @@
         <w:tblStyle w:val="Table"/>
         <w:tblW w:type="pct" w:w="5000"/>
         <w:tblLayout w:type="fixed"/>
+        <w:tblBorders>
+          <w:top w:val="single" w:sz="12" w:space="0" w:color="000000"/>
+          <w:left w:val="none" w:sz="0" w:space="0" w:color="auto"/>
+          <w:bottom w:val="single" w:sz="12" w:space="0" w:color="000000"/>
+          <w:right w:val="none" w:sz="0" w:space="0" w:color="auto"/>
+          <w:insideH w:val="none" w:sz="0" w:space="0" w:color="auto"/>
+          <w:insideV w:val="none" w:sz="0" w:space="0" w:color="auto"/>
+        </w:tblBorders>
         <w:tblLook w:firstRow="1" w:lastRow="0" w:firstColumn="0" w:lastColumn="0" w:noHBand="0" w:noVBand="0" w:val="0020"/>
       </w:tblPr>
       <w:tblGrid>
@@ -17409,7 +17554,11 @@
           <w:tblHeader w:val="on"/>
         </w:trPr>
         <w:tc>
-          <w:tcPr/>
+          <w:tcPr>
+            <w:tcBorders>
+              <w:bottom w:val="single" w:sz="8" w:space="0" w:color="000000"/>
+            </w:tcBorders>
+          </w:tcPr>
           <w:p>
             <w:pPr>
               <w:pStyle w:val="Compact"/>
@@ -17425,7 +17574,11 @@
           </w:p>
         </w:tc>
         <w:tc>
-          <w:tcPr/>
+          <w:tcPr>
+            <w:tcBorders>
+              <w:bottom w:val="single" w:sz="8" w:space="0" w:color="000000"/>
+            </w:tcBorders>
+          </w:tcPr>
           <w:p>
             <w:pPr>
               <w:pStyle w:val="Compact"/>
@@ -17496,7 +17649,11 @@
           </w:p>
         </w:tc>
         <w:tc>
-          <w:tcPr/>
+          <w:tcPr>
+            <w:tcBorders>
+              <w:bottom w:val="single" w:sz="8" w:space="0" w:color="000000"/>
+            </w:tcBorders>
+          </w:tcPr>
           <w:p>
             <w:pPr>
               <w:pStyle w:val="Compact"/>
@@ -20032,7 +20189,7 @@
     <ns0:rPr>
       <ns0:rFonts ns0:ascii="Times New Roman" ns0:cs="Times New Roman" ns0:eastAsia="SimHei" ns0:hAnsi="Times New Roman"/>
       <ns0:b/>
-      <ns0:color ns0:val="17324D"/>
+      <ns0:color ns0:val="000000"/>
       <ns0:sz ns0:val="44"/>
       <ns0:szCs ns0:val="56"/>
     </ns0:rPr>
@@ -20174,7 +20331,7 @@
     <ns0:rPr>
       <ns0:rFonts ns0:ascii="Times New Roman" ns0:cs="Times New Roman" ns0:eastAsia="SimHei" ns0:hAnsi="Times New Roman"/>
       <ns0:b/>
-      <ns0:color ns0:val="17324D"/>
+      <ns0:color ns0:val="000000"/>
       <ns0:sz ns0:val="32"/>
       <ns0:szCs ns0:val="40"/>
     </ns0:rPr>
@@ -20198,7 +20355,7 @@
     <ns0:rPr>
       <ns0:rFonts ns0:ascii="Times New Roman" ns0:cs="Times New Roman" ns0:eastAsia="SimHei" ns0:hAnsi="Times New Roman"/>
       <ns0:b/>
-      <ns0:color ns0:val="17324D"/>
+      <ns0:color ns0:val="000000"/>
       <ns0:sz ns0:val="28"/>
       <ns0:szCs ns0:val="32"/>
     </ns0:rPr>
@@ -20222,7 +20379,7 @@
     <ns0:rPr>
       <ns0:rFonts ns0:ascii="Times New Roman" ns0:cs="Times New Roman" ns0:eastAsia="SimHei" ns0:hAnsi="Times New Roman"/>
       <ns0:b/>
-      <ns0:color ns0:val="17324D"/>
+      <ns0:color ns0:val="000000"/>
       <ns0:sz ns0:val="25"/>
       <ns0:szCs ns0:val="28"/>
     </ns0:rPr>

--- a/00-首页/题组Word/第一轮·综合套卷/第一轮综合卷05（学生版）.docx
+++ b/00-首页/题组Word/第一轮·综合套卷/第一轮综合卷05（学生版）.docx
@@ -156,7 +156,6 @@
     <w:p>
       <w:pPr>
         <w:pStyle w:val="BodyText"/>
-        <w:spacing w:before="0" w:after="0"/>
       </w:pPr>
       <w:r>
         <w:rPr>
@@ -232,7 +231,6 @@
     <w:p>
       <w:pPr>
         <w:pStyle w:val="BodyText"/>
-        <w:spacing w:before="0" w:after="0"/>
       </w:pPr>
       <w:r>
         <w:rPr>
@@ -308,7 +306,6 @@
     <w:p>
       <w:pPr>
         <w:pStyle w:val="BodyText"/>
-        <w:spacing w:before="0" w:after="0"/>
       </w:pPr>
       <w:r>
         <w:rPr>
@@ -384,7 +381,6 @@
     <w:p>
       <w:pPr>
         <w:pStyle w:val="BodyText"/>
-        <w:spacing w:before="0" w:after="0"/>
       </w:pPr>
       <w:r>
         <w:rPr>
@@ -459,16 +455,6 @@
     </w:p>
     <w:p>
       <w:pPr>
-        <w:spacing w:before="0" w:after="0"/>
-      </w:pPr>
-    </w:p>
-    <w:p>
-      <w:pPr>
-        <w:spacing w:before="0" w:after="0"/>
-      </w:pPr>
-    </w:p>
-    <w:p>
-      <w:pPr>
         <w:spacing w:before="160" w:after="80"/>
       </w:pPr>
       <w:r>
@@ -523,7 +509,6 @@
     <w:p>
       <w:pPr>
         <w:pStyle w:val="BodyText"/>
-        <w:spacing w:before="0" w:after="0"/>
       </w:pPr>
       <w:r>
         <w:rPr>
@@ -541,7 +526,6 @@
     <w:p>
       <w:pPr>
         <w:pStyle w:val="BodyText"/>
-        <w:spacing w:before="0" w:after="0"/>
       </w:pPr>
       <w:r>
         <w:rPr>
@@ -577,7 +561,6 @@
     <w:p>
       <w:pPr>
         <w:pStyle w:val="BodyText"/>
-        <w:spacing w:before="0" w:after="0"/>
       </w:pPr>
       <w:r>
         <w:rPr>
@@ -613,7 +596,6 @@
     <w:p>
       <w:pPr>
         <w:pStyle w:val="BodyText"/>
-        <w:spacing w:before="0" w:after="0"/>
       </w:pPr>
       <w:r>
         <w:rPr>
@@ -679,7 +661,6 @@
     <w:p>
       <w:pPr>
         <w:pStyle w:val="BodyText"/>
-        <w:spacing w:before="0" w:after="0"/>
       </w:pPr>
       <w:r>
         <w:rPr>
@@ -741,16 +722,6 @@
         </w:rPr>
         <w:t xml:space="preserve">表示键愈强</w:t>
       </w:r>
-    </w:p>
-    <w:p>
-      <w:pPr>
-        <w:spacing w:before="0" w:after="0"/>
-      </w:pPr>
-    </w:p>
-    <w:p>
-      <w:pPr>
-        <w:spacing w:before="0" w:after="0"/>
-      </w:pPr>
     </w:p>
     <w:p>
       <w:pPr>
@@ -791,8 +762,6 @@
     <w:p>
       <w:pPr>
         <w:pStyle w:val="FirstParagraph"/>
-        <w:spacing w:before="0" w:after="0"/>
-        <w:ind w:left="480" w:hanging="480"/>
       </w:pPr>
       <w:r>
         <w:rPr>
@@ -1035,68 +1004,12 @@
         </w:rPr>
         <w:t xml:space="preserve"> </w:t>
       </w:r>
-    </w:p>
-    <w:p>
-      <w:pPr>
-        <w:pStyle w:val="FirstParagraph"/>
-        <w:spacing w:before="0" w:after="0"/>
-        <w:ind w:left="480" w:hanging="480"/>
-      </w:pPr>
-      <w:r>
-        <w:rPr>
-          <w:rFonts w:ascii="Times New Roman" w:hAnsi="Times New Roman" w:eastAsia="Times New Roman" w:cs="Times New Roman"/>
-        </w:rPr>
-        <w:t xml:space="preserve">A. -183 </w:t>
-      </w:r>
-    </w:p>
-    <w:p>
-      <w:pPr>
-        <w:pStyle w:val="FirstParagraph"/>
-        <w:spacing w:before="0" w:after="0"/>
-        <w:ind w:left="480" w:hanging="480"/>
-      </w:pPr>
-      <w:r>
-        <w:rPr>
-          <w:rFonts w:ascii="Times New Roman" w:hAnsi="Times New Roman" w:eastAsia="Times New Roman" w:cs="Times New Roman"/>
-        </w:rPr>
-        <w:t xml:space="preserve">B. 183 </w:t>
-      </w:r>
-    </w:p>
-    <w:p>
-      <w:pPr>
-        <w:pStyle w:val="FirstParagraph"/>
-        <w:spacing w:before="0" w:after="0"/>
-        <w:ind w:left="480" w:hanging="480"/>
-      </w:pPr>
-      <w:r>
-        <w:rPr>
-          <w:rFonts w:ascii="Times New Roman" w:hAnsi="Times New Roman" w:eastAsia="Times New Roman" w:cs="Times New Roman"/>
-        </w:rPr>
-        <w:t xml:space="preserve">C. -248 </w:t>
-      </w:r>
-    </w:p>
-    <w:p>
-      <w:pPr>
-        <w:pStyle w:val="FirstParagraph"/>
-        <w:spacing w:before="0" w:after="0"/>
-        <w:ind w:left="480" w:hanging="480"/>
-      </w:pPr>
-      <w:r>
-        <w:rPr>
-          <w:rFonts w:ascii="Times New Roman" w:hAnsi="Times New Roman" w:eastAsia="Times New Roman" w:cs="Times New Roman"/>
-        </w:rPr>
-        <w:t xml:space="preserve">D. 248</w:t>
-      </w:r>
-    </w:p>
-    <w:p>
-      <w:pPr>
-        <w:spacing w:before="0" w:after="0"/>
-      </w:pPr>
-    </w:p>
-    <w:p>
-      <w:pPr>
-        <w:spacing w:before="0" w:after="0"/>
-      </w:pPr>
+      <w:r>
+        <w:rPr>
+          <w:rFonts w:ascii="Times New Roman" w:hAnsi="Times New Roman" w:eastAsia="Times New Roman" w:cs="Times New Roman"/>
+        </w:rPr>
+        <w:t xml:space="preserve">A. -183 B. 183 C. -248 D. 248</w:t>
+      </w:r>
     </w:p>
     <w:p>
       <w:pPr>
@@ -1137,8 +1050,6 @@
     <w:p>
       <w:pPr>
         <w:pStyle w:val="FirstParagraph"/>
-        <w:spacing w:before="0" w:after="0"/>
-        <w:ind w:left="480" w:hanging="480"/>
       </w:pPr>
       <w:r>
         <w:rPr>
@@ -1266,13 +1177,6 @@
         </w:rPr>
         <w:t xml:space="preserve"> </w:t>
       </w:r>
-    </w:p>
-    <w:p>
-      <w:pPr>
-        <w:pStyle w:val="FirstParagraph"/>
-        <w:spacing w:before="0" w:after="0"/>
-        <w:ind w:left="480" w:hanging="480"/>
-      </w:pPr>
       <w:r>
         <w:rPr>
           <w:rFonts w:ascii="Times New Roman" w:hAnsi="Times New Roman" w:eastAsia="Times New Roman" w:cs="Times New Roman"/>
@@ -1320,13 +1224,6 @@
         </w:rPr>
         <w:t xml:space="preserve"> </w:t>
       </w:r>
-    </w:p>
-    <w:p>
-      <w:pPr>
-        <w:pStyle w:val="FirstParagraph"/>
-        <w:spacing w:before="0" w:after="0"/>
-        <w:ind w:left="480" w:hanging="480"/>
-      </w:pPr>
       <w:r>
         <w:rPr>
           <w:rFonts w:ascii="Times New Roman" w:hAnsi="Times New Roman" w:eastAsia="Times New Roman" w:cs="Times New Roman"/>
@@ -1391,13 +1288,6 @@
         </w:rPr>
         <w:t xml:space="preserve"> </w:t>
       </w:r>
-    </w:p>
-    <w:p>
-      <w:pPr>
-        <w:pStyle w:val="FirstParagraph"/>
-        <w:spacing w:before="0" w:after="0"/>
-        <w:ind w:left="480" w:hanging="480"/>
-      </w:pPr>
       <w:r>
         <w:rPr>
           <w:rFonts w:ascii="Times New Roman" w:hAnsi="Times New Roman" w:eastAsia="Times New Roman" w:cs="Times New Roman"/>
@@ -1462,13 +1352,6 @@
         </w:rPr>
         <w:t xml:space="preserve"> </w:t>
       </w:r>
-    </w:p>
-    <w:p>
-      <w:pPr>
-        <w:pStyle w:val="FirstParagraph"/>
-        <w:spacing w:before="0" w:after="0"/>
-        <w:ind w:left="480" w:hanging="480"/>
-      </w:pPr>
       <w:r>
         <w:rPr>
           <w:rFonts w:ascii="Times New Roman" w:hAnsi="Times New Roman" w:eastAsia="Times New Roman" w:cs="Times New Roman"/>
@@ -1530,16 +1413,6 @@
     </w:p>
     <w:p>
       <w:pPr>
-        <w:spacing w:before="0" w:after="0"/>
-      </w:pPr>
-    </w:p>
-    <w:p>
-      <w:pPr>
-        <w:spacing w:before="0" w:after="0"/>
-      </w:pPr>
-    </w:p>
-    <w:p>
-      <w:pPr>
         <w:spacing w:before="160" w:after="80"/>
       </w:pPr>
       <w:r>
@@ -1577,8 +1450,6 @@
     <w:p>
       <w:pPr>
         <w:pStyle w:val="FirstParagraph"/>
-        <w:spacing w:before="0" w:after="0"/>
-        <w:ind w:left="480" w:hanging="480"/>
       </w:pPr>
       <w:r>
         <w:rPr>
@@ -1907,68 +1778,12 @@
         </w:rPr>
         <w:t xml:space="preserve"> </w:t>
       </w:r>
-    </w:p>
-    <w:p>
-      <w:pPr>
-        <w:pStyle w:val="FirstParagraph"/>
-        <w:spacing w:before="0" w:after="0"/>
-        <w:ind w:left="480" w:hanging="480"/>
-      </w:pPr>
-      <w:r>
-        <w:rPr>
-          <w:rFonts w:ascii="Times New Roman" w:hAnsi="Times New Roman" w:eastAsia="Times New Roman" w:cs="Times New Roman"/>
-        </w:rPr>
-        <w:t xml:space="preserve">A. 2 </w:t>
-      </w:r>
-    </w:p>
-    <w:p>
-      <w:pPr>
-        <w:pStyle w:val="FirstParagraph"/>
-        <w:spacing w:before="0" w:after="0"/>
-        <w:ind w:left="480" w:hanging="480"/>
-      </w:pPr>
-      <w:r>
-        <w:rPr>
-          <w:rFonts w:ascii="Times New Roman" w:hAnsi="Times New Roman" w:eastAsia="Times New Roman" w:cs="Times New Roman"/>
-        </w:rPr>
-        <w:t xml:space="preserve">B. 2.5 </w:t>
-      </w:r>
-    </w:p>
-    <w:p>
-      <w:pPr>
-        <w:pStyle w:val="FirstParagraph"/>
-        <w:spacing w:before="0" w:after="0"/>
-        <w:ind w:left="480" w:hanging="480"/>
-      </w:pPr>
-      <w:r>
-        <w:rPr>
-          <w:rFonts w:ascii="Times New Roman" w:hAnsi="Times New Roman" w:eastAsia="Times New Roman" w:cs="Times New Roman"/>
-        </w:rPr>
-        <w:t xml:space="preserve">C. 3 </w:t>
-      </w:r>
-    </w:p>
-    <w:p>
-      <w:pPr>
-        <w:pStyle w:val="FirstParagraph"/>
-        <w:spacing w:before="0" w:after="0"/>
-        <w:ind w:left="480" w:hanging="480"/>
-      </w:pPr>
-      <w:r>
-        <w:rPr>
-          <w:rFonts w:ascii="Times New Roman" w:hAnsi="Times New Roman" w:eastAsia="Times New Roman" w:cs="Times New Roman"/>
-        </w:rPr>
-        <w:t xml:space="preserve">D. 3.5</w:t>
-      </w:r>
-    </w:p>
-    <w:p>
-      <w:pPr>
-        <w:spacing w:before="0" w:after="0"/>
-      </w:pPr>
-    </w:p>
-    <w:p>
-      <w:pPr>
-        <w:spacing w:before="0" w:after="0"/>
-      </w:pPr>
+      <w:r>
+        <w:rPr>
+          <w:rFonts w:ascii="Times New Roman" w:hAnsi="Times New Roman" w:eastAsia="Times New Roman" w:cs="Times New Roman"/>
+        </w:rPr>
+        <w:t xml:space="preserve">A. 2 B. 2.5 C. 3 D. 3.5</w:t>
+      </w:r>
     </w:p>
     <w:p>
       <w:pPr>
@@ -2009,8 +1824,6 @@
     <w:p>
       <w:pPr>
         <w:pStyle w:val="FirstParagraph"/>
-        <w:spacing w:before="0" w:after="0"/>
-        <w:ind w:left="480" w:hanging="480"/>
       </w:pPr>
       <w:r>
         <w:rPr>
@@ -2102,13 +1915,6 @@
         </w:rPr>
         <w:t xml:space="preserve"> </w:t>
       </w:r>
-    </w:p>
-    <w:p>
-      <w:pPr>
-        <w:pStyle w:val="FirstParagraph"/>
-        <w:spacing w:before="0" w:after="0"/>
-        <w:ind w:left="480" w:hanging="480"/>
-      </w:pPr>
       <w:r>
         <w:rPr>
           <w:rFonts w:ascii="Times New Roman" w:hAnsi="Times New Roman" w:eastAsia="Times New Roman" w:cs="Times New Roman"/>
@@ -2125,20 +1931,7 @@
         <w:rPr>
           <w:rFonts w:ascii="Times New Roman" w:hAnsi="Times New Roman" w:eastAsia="Times New Roman" w:cs="Times New Roman"/>
         </w:rPr>
-        <w:t xml:space="preserve"> </w:t>
-      </w:r>
-    </w:p>
-    <w:p>
-      <w:pPr>
-        <w:pStyle w:val="FirstParagraph"/>
-        <w:spacing w:before="0" w:after="0"/>
-        <w:ind w:left="480" w:hanging="480"/>
-      </w:pPr>
-      <w:r>
-        <w:rPr>
-          <w:rFonts w:ascii="Times New Roman" w:hAnsi="Times New Roman" w:eastAsia="Times New Roman" w:cs="Times New Roman"/>
-        </w:rPr>
-        <w:t xml:space="preserve">B. 99 </w:t>
+        <w:t xml:space="preserve"> B. 99 </w:t>
       </w:r>
       <w:r>
         <w:rPr>
@@ -2150,20 +1943,7 @@
         <w:rPr>
           <w:rFonts w:ascii="Times New Roman" w:hAnsi="Times New Roman" w:eastAsia="Times New Roman" w:cs="Times New Roman"/>
         </w:rPr>
-        <w:t xml:space="preserve"> </w:t>
-      </w:r>
-    </w:p>
-    <w:p>
-      <w:pPr>
-        <w:pStyle w:val="FirstParagraph"/>
-        <w:spacing w:before="0" w:after="0"/>
-        <w:ind w:left="480" w:hanging="480"/>
-      </w:pPr>
-      <w:r>
-        <w:rPr>
-          <w:rFonts w:ascii="Times New Roman" w:hAnsi="Times New Roman" w:eastAsia="Times New Roman" w:cs="Times New Roman"/>
-        </w:rPr>
-        <w:t xml:space="preserve">C. 57 </w:t>
+        <w:t xml:space="preserve"> C. 57 </w:t>
       </w:r>
       <w:r>
         <w:rPr>
@@ -2175,20 +1955,7 @@
         <w:rPr>
           <w:rFonts w:ascii="Times New Roman" w:hAnsi="Times New Roman" w:eastAsia="Times New Roman" w:cs="Times New Roman"/>
         </w:rPr>
-        <w:t xml:space="preserve"> </w:t>
-      </w:r>
-    </w:p>
-    <w:p>
-      <w:pPr>
-        <w:pStyle w:val="FirstParagraph"/>
-        <w:spacing w:before="0" w:after="0"/>
-        <w:ind w:left="480" w:hanging="480"/>
-      </w:pPr>
-      <w:r>
-        <w:rPr>
-          <w:rFonts w:ascii="Times New Roman" w:hAnsi="Times New Roman" w:eastAsia="Times New Roman" w:cs="Times New Roman"/>
-        </w:rPr>
-        <w:t xml:space="preserve">D. 36 </w:t>
+        <w:t xml:space="preserve"> D. 36 </w:t>
       </w:r>
       <w:r>
         <w:rPr>
@@ -2196,16 +1963,6 @@
         </w:rPr>
         <w:t xml:space="preserve">倍</w:t>
       </w:r>
-    </w:p>
-    <w:p>
-      <w:pPr>
-        <w:spacing w:before="0" w:after="0"/>
-      </w:pPr>
-    </w:p>
-    <w:p>
-      <w:pPr>
-        <w:spacing w:before="0" w:after="0"/>
-      </w:pPr>
     </w:p>
     <w:p>
       <w:pPr>
@@ -2453,7 +2210,7 @@
         </w:rPr>
         <w:drawing>
           <wp:inline>
-            <wp:extent cx="3576729" cy="2273683"/>
+            <wp:extent cx="3600000" cy="2273683"/>
             <wp:effectExtent b="0" l="0" r="0" t="0"/>
             <wp:docPr descr="" title="" id="17" name="Picture"/>
             <a:graphic>
@@ -2474,7 +2231,7 @@
                   <pic:spPr bwMode="auto">
                     <a:xfrm>
                       <a:off x="0" y="0"/>
-                      <a:ext cx="3576729" cy="2273683"/>
+                      <a:ext cx="3600000" cy="2273683"/>
                     </a:xfrm>
                     <a:prstGeom prst="rect">
                       <a:avLst/>
@@ -2496,7 +2253,10 @@
     <w:p>
       <w:pPr>
         <w:pStyle w:val="Compact"/>
-        <w:spacing w:before="0" w:after="0"/>
+        <w:numPr>
+          <w:ilvl w:val="0"/>
+          <w:numId w:val="1001"/>
+        </w:numPr>
       </w:pPr>
       <w:r>
         <w:rPr>
@@ -2544,7 +2304,10 @@
     <w:p>
       <w:pPr>
         <w:pStyle w:val="Compact"/>
-        <w:spacing w:before="0" w:after="0"/>
+        <w:numPr>
+          <w:ilvl w:val="0"/>
+          <w:numId w:val="1001"/>
+        </w:numPr>
       </w:pPr>
       <w:r>
         <w:rPr>
@@ -2586,7 +2349,10 @@
     <w:p>
       <w:pPr>
         <w:pStyle w:val="Compact"/>
-        <w:spacing w:before="0" w:after="0"/>
+        <w:numPr>
+          <w:ilvl w:val="0"/>
+          <w:numId w:val="1001"/>
+        </w:numPr>
       </w:pPr>
       <w:r>
         <w:rPr>
@@ -2610,7 +2376,10 @@
     <w:p>
       <w:pPr>
         <w:pStyle w:val="Compact"/>
-        <w:spacing w:before="0" w:after="0"/>
+        <w:numPr>
+          <w:ilvl w:val="0"/>
+          <w:numId w:val="1001"/>
+        </w:numPr>
       </w:pPr>
       <w:r>
         <w:rPr>
@@ -2628,18 +2397,159 @@
         <w:rPr>
           <w:rFonts w:hint="eastAsia" w:ascii="Times New Roman" w:hAnsi="Times New Roman" w:eastAsia="FangSong" w:cs="Times New Roman"/>
         </w:rPr>
-        <w:t>碳的密度计算式见原卷</w:t>
-      </w:r>
-    </w:p>
-    <w:p>
-      <w:pPr>
-        <w:spacing w:before="0" w:after="0"/>
-      </w:pPr>
-    </w:p>
-    <w:p>
-      <w:pPr>
-        <w:spacing w:before="0" w:after="0"/>
-      </w:pPr>
+        <w:t>碳的密度为</w:t>
+      </w:r>
+      <w:r>
+        <w:rPr>
+          <w:rFonts w:ascii="Times New Roman" w:hAnsi="Times New Roman" w:eastAsia="Times New Roman" w:cs="Times New Roman"/>
+        </w:rPr>
+        <w:t xml:space="preserve"> </w:t>
+      </w:r>
+      <m:oMath>
+        <m:oMathPr>
+          <m:ctrlPr>
+            <w:rPr>
+              <w:sz w:val="28"/>
+              <w:szCs w:val="28"/>
+            </w:rPr>
+          </m:ctrlPr>
+        </m:oMathPr>
+        <m:f>
+          <m:fPr>
+            <m:type m:val="bar"/>
+          </m:fPr>
+          <m:num>
+            <m:r>
+              <m:t>12</m:t>
+            </m:r>
+            <m:r>
+              <m:rPr>
+                <m:sty m:val="p"/>
+              </m:rPr>
+              <m:t>×</m:t>
+            </m:r>
+            <m:r>
+              <m:t>32</m:t>
+            </m:r>
+          </m:num>
+          <m:den>
+            <m:sSub>
+              <m:e>
+                <m:r>
+                  <m:t>N</m:t>
+                </m:r>
+              </m:e>
+              <m:sub>
+                <m:r>
+                  <m:rPr>
+                    <m:sty m:val="p"/>
+                  </m:rPr>
+                  <m:t>A</m:t>
+                </m:r>
+              </m:sub>
+            </m:sSub>
+            <m:r>
+              <m:rPr>
+                <m:sty m:val="p"/>
+              </m:rPr>
+              <m:t>×</m:t>
+            </m:r>
+            <m:r>
+              <m:rPr>
+                <m:sty m:val="p"/>
+              </m:rPr>
+              <m:t>(</m:t>
+            </m:r>
+            <m:r>
+              <m:t>a</m:t>
+            </m:r>
+            <m:r>
+              <m:rPr>
+                <m:sty m:val="p"/>
+              </m:rPr>
+              <m:t>×</m:t>
+            </m:r>
+            <m:sSup>
+              <m:e>
+                <m:r>
+                  <m:t>10</m:t>
+                </m:r>
+              </m:e>
+              <m:sup>
+                <m:r>
+                  <m:rPr>
+                    <m:sty m:val="p"/>
+                  </m:rPr>
+                  <m:t>−</m:t>
+                </m:r>
+                <m:r>
+                  <m:t>10</m:t>
+                </m:r>
+              </m:sup>
+            </m:sSup>
+            <m:sSup>
+              <m:e>
+                <m:r>
+                  <m:rPr>
+                    <m:sty m:val="p"/>
+                  </m:rPr>
+                  <m:t>)</m:t>
+                </m:r>
+              </m:e>
+              <m:sup>
+                <m:r>
+                  <m:t>3</m:t>
+                </m:r>
+              </m:sup>
+            </m:sSup>
+          </m:den>
+        </m:f>
+        <m:r>
+          <m:t> </m:t>
+        </m:r>
+        <m:r>
+          <m:rPr>
+            <m:sty m:val="p"/>
+          </m:rPr>
+          <m:t>g</m:t>
+        </m:r>
+        <m:r>
+          <m:rPr>
+            <m:sty m:val="p"/>
+          </m:rPr>
+          <m:t>⋅</m:t>
+        </m:r>
+        <m:r>
+          <m:rPr>
+            <m:sty m:val="p"/>
+          </m:rPr>
+          <m:t>c</m:t>
+        </m:r>
+        <m:sSup>
+          <m:e>
+            <m:r>
+              <m:rPr>
+                <m:sty m:val="p"/>
+              </m:rPr>
+              <m:t>m</m:t>
+            </m:r>
+          </m:e>
+          <m:sup>
+            <m:r>
+              <m:rPr>
+                <m:sty m:val="p"/>
+              </m:rPr>
+              <m:t>−</m:t>
+            </m:r>
+            <m:r>
+              <m:rPr>
+                <m:sty m:val="p"/>
+              </m:rPr>
+              <m:t>3</m:t>
+            </m:r>
+          </m:sup>
+        </m:sSup>
+      </m:oMath>
     </w:p>
     <w:p>
       <w:pPr>
@@ -2799,7 +2709,7 @@
         </w:rPr>
         <w:drawing>
           <wp:inline>
-            <wp:extent cx="3147711" cy="2864584"/>
+            <wp:extent cx="3240000" cy="2864584"/>
             <wp:effectExtent b="0" l="0" r="0" t="0"/>
             <wp:docPr descr="" title="" id="21" name="Picture"/>
             <a:graphic>
@@ -2820,7 +2730,7 @@
                   <pic:spPr bwMode="auto">
                     <a:xfrm>
                       <a:off x="0" y="0"/>
-                      <a:ext cx="3147711" cy="2864584"/>
+                      <a:ext cx="3240000" cy="2864584"/>
                     </a:xfrm>
                     <a:prstGeom prst="rect">
                       <a:avLst/>
@@ -2937,7 +2847,10 @@
     <w:p>
       <w:pPr>
         <w:pStyle w:val="Compact"/>
-        <w:spacing w:before="0" w:after="0"/>
+        <w:numPr>
+          <w:ilvl w:val="0"/>
+          <w:numId w:val="1002"/>
+        </w:numPr>
       </w:pPr>
       <w:r>
         <w:rPr>
@@ -2949,168 +2862,14 @@
         <w:rPr>
           <w:rFonts w:hint="eastAsia" w:ascii="Times New Roman" w:hAnsi="Times New Roman" w:eastAsia="FangSong" w:cs="Times New Roman"/>
         </w:rPr>
-        <w:t xml:space="preserve">该晶体的密度计算式见原卷</w:t>
-      </w:r>
-    </w:p>
-    <w:p>
-      <w:pPr>
-        <w:pStyle w:val="Compact"/>
-        <w:spacing w:before="0" w:after="0"/>
-      </w:pPr>
-      <w:r>
-        <w:rPr>
-          <w:rFonts w:ascii="Times New Roman" w:hAnsi="Times New Roman" w:eastAsia="Times New Roman" w:cs="Times New Roman"/>
-        </w:rPr>
-        <w:t xml:space="preserve">B. B </w:t>
-      </w:r>
-      <w:r>
-        <w:rPr>
-          <w:rFonts w:hint="eastAsia" w:ascii="Times New Roman" w:hAnsi="Times New Roman" w:eastAsia="FangSong" w:cs="Times New Roman"/>
-        </w:rPr>
-        <w:t xml:space="preserve">点原子的分数坐标为</w:t>
-      </w:r>
-      <w:r>
-        <w:rPr>
-          <w:rFonts w:ascii="Times New Roman" w:hAnsi="Times New Roman" w:eastAsia="Times New Roman" w:cs="Times New Roman"/>
-        </w:rPr>
-        <w:t xml:space="preserve"> (0, 0, r)</w:t>
-      </w:r>
-    </w:p>
-    <w:p>
-      <w:pPr>
-        <w:pStyle w:val="Compact"/>
-        <w:spacing w:before="0" w:after="0"/>
-      </w:pPr>
-      <w:r>
-        <w:rPr>
-          <w:rFonts w:ascii="Times New Roman" w:hAnsi="Times New Roman" w:eastAsia="Times New Roman" w:cs="Times New Roman"/>
-        </w:rPr>
-        <w:t xml:space="preserve">C. </w:t>
-      </w:r>
-      <w:r>
-        <w:rPr>
-          <w:rFonts w:hint="eastAsia" w:ascii="Times New Roman" w:hAnsi="Times New Roman" w:eastAsia="FangSong" w:cs="Times New Roman"/>
-        </w:rPr>
-        <w:t xml:space="preserve">晶胞中</w:t>
-      </w:r>
-      <w:r>
-        <w:rPr>
-          <w:rFonts w:ascii="Times New Roman" w:hAnsi="Times New Roman" w:eastAsia="Times New Roman" w:cs="Times New Roman"/>
-        </w:rPr>
-        <w:t xml:space="preserve"> A、B </w:t>
-      </w:r>
-      <w:r>
-        <w:rPr>
-          <w:rFonts w:hint="eastAsia" w:ascii="Times New Roman" w:hAnsi="Times New Roman" w:eastAsia="FangSong" w:cs="Times New Roman"/>
-        </w:rPr>
-        <w:t xml:space="preserve">间距离计算式见原卷</w:t>
-      </w:r>
-    </w:p>
-    <w:p>
-      <w:pPr>
-        <w:pStyle w:val="Compact"/>
-        <w:spacing w:before="0" w:after="0"/>
-      </w:pPr>
-      <w:r>
-        <w:rPr>
-          <w:rFonts w:ascii="Times New Roman" w:hAnsi="Times New Roman" w:eastAsia="Times New Roman" w:cs="Times New Roman"/>
-        </w:rPr>
-        <w:t xml:space="preserve">D. </w:t>
-      </w:r>
-      <w:r>
-        <w:rPr>
-          <w:rFonts w:hint="eastAsia" w:ascii="Times New Roman" w:hAnsi="Times New Roman" w:eastAsia="FangSong" w:cs="Times New Roman"/>
-        </w:rPr>
-        <w:t xml:space="preserve">晶胞中有</w:t>
-      </w:r>
-      <w:r>
-        <w:rPr>
-          <w:rFonts w:ascii="Times New Roman" w:hAnsi="Times New Roman" w:eastAsia="Times New Roman" w:cs="Times New Roman"/>
-        </w:rPr>
-        <w:t xml:space="preserve"> 2 </w:t>
-      </w:r>
-      <w:r>
-        <w:rPr>
-          <w:rFonts w:hint="eastAsia" w:ascii="Times New Roman" w:hAnsi="Times New Roman" w:eastAsia="FangSong" w:cs="Times New Roman"/>
-        </w:rPr>
-        <w:t xml:space="preserve">个</w:t>
-      </w:r>
-      <w:r>
-        <w:rPr>
-          <w:rFonts w:ascii="Times New Roman" w:hAnsi="Times New Roman" w:eastAsia="Times New Roman" w:cs="Times New Roman"/>
-        </w:rPr>
-        <w:t xml:space="preserve"> XeF</w:t>
-      </w:r>
-      <w:r>
-        <w:rPr>
-          <w:rFonts w:ascii="Times New Roman" w:hAnsi="Times New Roman" w:eastAsia="Times New Roman" w:cs="Times New Roman"/>
-          <w:vertAlign w:val="subscript"/>
-        </w:rPr>
-        <w:t>2</w:t>
-      </w:r>
-      <w:r>
-        <w:rPr>
-          <w:rFonts w:ascii="Times New Roman" w:hAnsi="Times New Roman" w:eastAsia="Times New Roman" w:cs="Times New Roman"/>
-        </w:rPr>
-        <w:t xml:space="preserve"> </w:t>
-      </w:r>
-      <w:r>
-        <w:rPr>
-          <w:rFonts w:hint="eastAsia" w:ascii="Times New Roman" w:hAnsi="Times New Roman" w:eastAsia="FangSong" w:cs="Times New Roman"/>
-        </w:rPr>
-        <w:t xml:space="preserve">分子</w:t>
-      </w:r>
-    </w:p>
-    <w:p>
-      <w:pPr>
-        <w:spacing w:before="0" w:after="0"/>
-      </w:pPr>
-    </w:p>
-    <w:p>
-      <w:pPr>
-        <w:spacing w:before="0" w:after="0"/>
-      </w:pPr>
-    </w:p>
-    <w:p>
-      <w:pPr>
-        <w:spacing w:before="160" w:after="80"/>
-      </w:pPr>
-      <w:r>
-        <w:pict>
-          <v:rect style="width:0;height:1.5pt" o:hralign="center" o:hrstd="t" o:hr="t"/>
-        </w:pict>
-      </w:r>
-    </w:p>
-    <w:bookmarkEnd w:id="23"/>
-    <w:bookmarkStart w:id="24" w:name="第9题"/>
-    <w:p>
-      <w:pPr>
-        <w:pStyle w:val="Heading3"/>
-        <w:spacing w:before="280" w:after="120"/>
-      </w:pPr>
-      <w:r>
-        <w:rPr>
-          <w:rFonts w:hint="eastAsia" w:ascii="Times New Roman" w:hAnsi="Times New Roman" w:eastAsia="SimHei" w:cs="Times New Roman"/>
-        </w:rPr>
-        <w:t>第</w:t>
-      </w:r>
-      <w:r>
-        <w:rPr>
-          <w:rFonts w:hint="eastAsia" w:ascii="Times New Roman" w:hAnsi="Times New Roman" w:eastAsia="Times New Roman" w:cs="Times New Roman"/>
-        </w:rPr>
-        <w:t>9</w:t>
-      </w:r>
-      <w:r>
-        <w:rPr>
-          <w:rFonts w:hint="eastAsia" w:ascii="Times New Roman" w:hAnsi="Times New Roman" w:eastAsia="SimHei" w:cs="Times New Roman"/>
-        </w:rPr>
-        <w:t>题</w:t>
-      </w:r>
-    </w:p>
-    <w:p>
-      <w:pPr>
-        <w:pStyle w:val="FirstParagraph"/>
-      </w:pPr>
+        <w:t xml:space="preserve">该晶体的密度为</w:t>
+      </w:r>
+      <w:r>
+        <w:rPr>
+          <w:rFonts w:ascii="Times New Roman" w:hAnsi="Times New Roman" w:eastAsia="Times New Roman" w:cs="Times New Roman"/>
+        </w:rPr>
+        <w:t xml:space="preserve"> </w:t>
+      </w:r>
       <m:oMath>
         <m:oMathPr>
           <m:ctrlPr>
@@ -3120,6 +2879,407 @@
             </w:rPr>
           </m:ctrlPr>
         </m:oMathPr>
+        <m:f>
+          <m:fPr>
+            <m:type m:val="bar"/>
+          </m:fPr>
+          <m:num>
+            <m:r>
+              <m:t>3.28</m:t>
+            </m:r>
+            <m:r>
+              <m:rPr>
+                <m:sty m:val="p"/>
+              </m:rPr>
+              <m:t>×</m:t>
+            </m:r>
+            <m:r>
+              <m:t>169</m:t>
+            </m:r>
+          </m:num>
+          <m:den>
+            <m:sSup>
+              <m:e>
+                <m:r>
+                  <m:t>a</m:t>
+                </m:r>
+              </m:e>
+              <m:sup>
+                <m:r>
+                  <m:t>2</m:t>
+                </m:r>
+              </m:sup>
+            </m:sSup>
+            <m:r>
+              <m:rPr>
+                <m:sty m:val="p"/>
+              </m:rPr>
+              <m:t>×</m:t>
+            </m:r>
+            <m:r>
+              <m:t>c</m:t>
+            </m:r>
+            <m:r>
+              <m:rPr>
+                <m:sty m:val="p"/>
+              </m:rPr>
+              <m:t>×</m:t>
+            </m:r>
+            <m:sSub>
+              <m:e>
+                <m:r>
+                  <m:t>N</m:t>
+                </m:r>
+              </m:e>
+              <m:sub>
+                <m:r>
+                  <m:rPr>
+                    <m:sty m:val="p"/>
+                  </m:rPr>
+                  <m:t>A</m:t>
+                </m:r>
+              </m:sub>
+            </m:sSub>
+          </m:den>
+        </m:f>
+        <m:r>
+          <m:t> </m:t>
+        </m:r>
+        <m:r>
+          <m:rPr>
+            <m:sty m:val="p"/>
+          </m:rPr>
+          <m:t>g</m:t>
+        </m:r>
+        <m:r>
+          <m:rPr>
+            <m:sty m:val="p"/>
+          </m:rPr>
+          <m:t>⋅</m:t>
+        </m:r>
+        <m:r>
+          <m:rPr>
+            <m:sty m:val="p"/>
+          </m:rPr>
+          <m:t>c</m:t>
+        </m:r>
+        <m:sSup>
+          <m:e>
+            <m:r>
+              <m:rPr>
+                <m:sty m:val="p"/>
+              </m:rPr>
+              <m:t>m</m:t>
+            </m:r>
+          </m:e>
+          <m:sup>
+            <m:r>
+              <m:rPr>
+                <m:sty m:val="p"/>
+              </m:rPr>
+              <m:t>−</m:t>
+            </m:r>
+            <m:r>
+              <m:rPr>
+                <m:sty m:val="p"/>
+              </m:rPr>
+              <m:t>3</m:t>
+            </m:r>
+          </m:sup>
+        </m:sSup>
+      </m:oMath>
+    </w:p>
+    <w:p>
+      <w:pPr>
+        <w:pStyle w:val="Compact"/>
+        <w:numPr>
+          <w:ilvl w:val="0"/>
+          <w:numId w:val="1002"/>
+        </w:numPr>
+      </w:pPr>
+      <w:r>
+        <w:rPr>
+          <w:rFonts w:ascii="Times New Roman" w:hAnsi="Times New Roman" w:eastAsia="Times New Roman" w:cs="Times New Roman"/>
+        </w:rPr>
+        <w:t xml:space="preserve">B. B </w:t>
+      </w:r>
+      <w:r>
+        <w:rPr>
+          <w:rFonts w:hint="eastAsia" w:ascii="Times New Roman" w:hAnsi="Times New Roman" w:eastAsia="FangSong" w:cs="Times New Roman"/>
+        </w:rPr>
+        <w:t xml:space="preserve">点原子的分数坐标为</w:t>
+      </w:r>
+      <w:r>
+        <w:rPr>
+          <w:rFonts w:ascii="Times New Roman" w:hAnsi="Times New Roman" w:eastAsia="Times New Roman" w:cs="Times New Roman"/>
+        </w:rPr>
+        <w:t xml:space="preserve"> (0, 0, r)</w:t>
+      </w:r>
+    </w:p>
+    <w:p>
+      <w:pPr>
+        <w:pStyle w:val="Compact"/>
+        <w:numPr>
+          <w:ilvl w:val="0"/>
+          <w:numId w:val="1002"/>
+        </w:numPr>
+      </w:pPr>
+      <w:r>
+        <w:rPr>
+          <w:rFonts w:ascii="Times New Roman" w:hAnsi="Times New Roman" w:eastAsia="Times New Roman" w:cs="Times New Roman"/>
+        </w:rPr>
+        <w:t xml:space="preserve">C. </w:t>
+      </w:r>
+      <w:r>
+        <w:rPr>
+          <w:rFonts w:hint="eastAsia" w:ascii="Times New Roman" w:hAnsi="Times New Roman" w:eastAsia="FangSong" w:cs="Times New Roman"/>
+        </w:rPr>
+        <w:t xml:space="preserve">晶胞中</w:t>
+      </w:r>
+      <w:r>
+        <w:rPr>
+          <w:rFonts w:ascii="Times New Roman" w:hAnsi="Times New Roman" w:eastAsia="Times New Roman" w:cs="Times New Roman"/>
+        </w:rPr>
+        <w:t xml:space="preserve"> A、B </w:t>
+      </w:r>
+      <w:r>
+        <w:rPr>
+          <w:rFonts w:hint="eastAsia" w:ascii="Times New Roman" w:hAnsi="Times New Roman" w:eastAsia="FangSong" w:cs="Times New Roman"/>
+        </w:rPr>
+        <w:t xml:space="preserve">间距离</w:t>
+      </w:r>
+      <w:r>
+        <w:rPr>
+          <w:rFonts w:ascii="Times New Roman" w:hAnsi="Times New Roman" w:eastAsia="Times New Roman" w:cs="Times New Roman"/>
+        </w:rPr>
+        <w:t xml:space="preserve"> </w:t>
+      </w:r>
+      <m:oMath>
+        <m:oMathPr>
+          <m:ctrlPr>
+            <w:rPr>
+              <w:sz w:val="28"/>
+              <w:szCs w:val="28"/>
+            </w:rPr>
+          </m:ctrlPr>
+        </m:oMathPr>
+        <m:r>
+          <m:t>d</m:t>
+        </m:r>
+        <m:r>
+          <m:rPr>
+            <m:sty m:val="p"/>
+          </m:rPr>
+          <m:t>=</m:t>
+        </m:r>
+        <m:rad>
+          <m:radPr>
+            <m:degHide m:val="on"/>
+          </m:radPr>
+          <m:deg/>
+          <m:e>
+            <m:f>
+              <m:fPr>
+                <m:type m:val="bar"/>
+              </m:fPr>
+              <m:num>
+                <m:r>
+                  <m:t>1</m:t>
+                </m:r>
+              </m:num>
+              <m:den>
+                <m:r>
+                  <m:t>2</m:t>
+                </m:r>
+              </m:den>
+            </m:f>
+            <m:sSup>
+              <m:e>
+                <m:r>
+                  <m:t>a</m:t>
+                </m:r>
+              </m:e>
+              <m:sup>
+                <m:r>
+                  <m:t>2</m:t>
+                </m:r>
+              </m:sup>
+            </m:sSup>
+            <m:r>
+              <m:rPr>
+                <m:sty m:val="p"/>
+              </m:rPr>
+              <m:t>+</m:t>
+            </m:r>
+            <m:sSup>
+              <m:e>
+                <m:d>
+                  <m:dPr>
+                    <m:begChr m:val="("/>
+                    <m:sepChr m:val=""/>
+                    <m:endChr m:val=")"/>
+                    <m:grow/>
+                  </m:dPr>
+                  <m:e>
+                    <m:f>
+                      <m:fPr>
+                        <m:type m:val="bar"/>
+                      </m:fPr>
+                      <m:num>
+                        <m:r>
+                          <m:t>c</m:t>
+                        </m:r>
+                      </m:num>
+                      <m:den>
+                        <m:r>
+                          <m:t>2</m:t>
+                        </m:r>
+                      </m:den>
+                    </m:f>
+                    <m:r>
+                      <m:rPr>
+                        <m:sty m:val="p"/>
+                      </m:rPr>
+                      <m:t>−</m:t>
+                    </m:r>
+                    <m:r>
+                      <m:t>r</m:t>
+                    </m:r>
+                  </m:e>
+                </m:d>
+              </m:e>
+              <m:sup>
+                <m:r>
+                  <m:t>2</m:t>
+                </m:r>
+              </m:sup>
+            </m:sSup>
+          </m:e>
+        </m:rad>
+        <m:r>
+          <m:t> </m:t>
+        </m:r>
+        <m:r>
+          <m:rPr>
+            <m:sty m:val="p"/>
+          </m:rPr>
+          <m:t>p</m:t>
+        </m:r>
+        <m:r>
+          <m:rPr>
+            <m:sty m:val="p"/>
+          </m:rPr>
+          <m:t>m</m:t>
+        </m:r>
+      </m:oMath>
+    </w:p>
+    <w:p>
+      <w:pPr>
+        <w:pStyle w:val="Compact"/>
+        <w:numPr>
+          <w:ilvl w:val="0"/>
+          <w:numId w:val="1002"/>
+        </w:numPr>
+      </w:pPr>
+      <w:r>
+        <w:rPr>
+          <w:rFonts w:ascii="Times New Roman" w:hAnsi="Times New Roman" w:eastAsia="Times New Roman" w:cs="Times New Roman"/>
+        </w:rPr>
+        <w:t xml:space="preserve">D. </w:t>
+      </w:r>
+      <w:r>
+        <w:rPr>
+          <w:rFonts w:hint="eastAsia" w:ascii="Times New Roman" w:hAnsi="Times New Roman" w:eastAsia="FangSong" w:cs="Times New Roman"/>
+        </w:rPr>
+        <w:t xml:space="preserve">晶胞中有</w:t>
+      </w:r>
+      <w:r>
+        <w:rPr>
+          <w:rFonts w:ascii="Times New Roman" w:hAnsi="Times New Roman" w:eastAsia="Times New Roman" w:cs="Times New Roman"/>
+        </w:rPr>
+        <w:t xml:space="preserve"> 2 </w:t>
+      </w:r>
+      <w:r>
+        <w:rPr>
+          <w:rFonts w:hint="eastAsia" w:ascii="Times New Roman" w:hAnsi="Times New Roman" w:eastAsia="FangSong" w:cs="Times New Roman"/>
+        </w:rPr>
+        <w:t xml:space="preserve">个</w:t>
+      </w:r>
+      <w:r>
+        <w:rPr>
+          <w:rFonts w:ascii="Times New Roman" w:hAnsi="Times New Roman" w:eastAsia="Times New Roman" w:cs="Times New Roman"/>
+        </w:rPr>
+        <w:t xml:space="preserve"> XeF</w:t>
+      </w:r>
+      <w:r>
+        <w:rPr>
+          <w:rFonts w:ascii="Times New Roman" w:hAnsi="Times New Roman" w:eastAsia="Times New Roman" w:cs="Times New Roman"/>
+          <w:vertAlign w:val="subscript"/>
+        </w:rPr>
+        <w:t>2</w:t>
+      </w:r>
+      <w:r>
+        <w:rPr>
+          <w:rFonts w:ascii="Times New Roman" w:hAnsi="Times New Roman" w:eastAsia="Times New Roman" w:cs="Times New Roman"/>
+        </w:rPr>
+        <w:t xml:space="preserve"> </w:t>
+      </w:r>
+      <w:r>
+        <w:rPr>
+          <w:rFonts w:hint="eastAsia" w:ascii="Times New Roman" w:hAnsi="Times New Roman" w:eastAsia="FangSong" w:cs="Times New Roman"/>
+        </w:rPr>
+        <w:t xml:space="preserve">分子</w:t>
+      </w:r>
+    </w:p>
+    <w:p>
+      <w:pPr>
+        <w:spacing w:before="160" w:after="80"/>
+      </w:pPr>
+      <w:r>
+        <w:pict>
+          <v:rect style="width:0;height:1.5pt" o:hralign="center" o:hrstd="t" o:hr="t"/>
+        </w:pict>
+      </w:r>
+    </w:p>
+    <w:bookmarkEnd w:id="23"/>
+    <w:bookmarkStart w:id="24" w:name="第9题"/>
+    <w:p>
+      <w:pPr>
+        <w:pStyle w:val="Heading3"/>
+        <w:spacing w:before="280" w:after="120"/>
+      </w:pPr>
+      <w:r>
+        <w:rPr>
+          <w:rFonts w:hint="eastAsia" w:ascii="Times New Roman" w:hAnsi="Times New Roman" w:eastAsia="SimHei" w:cs="Times New Roman"/>
+        </w:rPr>
+        <w:t>第</w:t>
+      </w:r>
+      <w:r>
+        <w:rPr>
+          <w:rFonts w:hint="eastAsia" w:ascii="Times New Roman" w:hAnsi="Times New Roman" w:eastAsia="Times New Roman" w:cs="Times New Roman"/>
+        </w:rPr>
+        <w:t>9</w:t>
+      </w:r>
+      <w:r>
+        <w:rPr>
+          <w:rFonts w:hint="eastAsia" w:ascii="Times New Roman" w:hAnsi="Times New Roman" w:eastAsia="SimHei" w:cs="Times New Roman"/>
+        </w:rPr>
+        <w:t>题</w:t>
+      </w:r>
+    </w:p>
+    <w:p>
+      <w:pPr>
+        <w:pStyle w:val="FirstParagraph"/>
+      </w:pPr>
+      <m:oMath>
+        <m:oMathPr>
+          <m:ctrlPr>
+            <w:rPr>
+              <w:sz w:val="28"/>
+              <w:szCs w:val="28"/>
+            </w:rPr>
+          </m:ctrlPr>
+        </m:oMathPr>
         <m:r>
           <m:rPr>
             <m:sty m:val="p"/>
@@ -3598,31 +3758,6 @@
         </w:rPr>
         <w:t>。</w:t>
       </w:r>
-    </w:p>
-    <w:p>
-      <w:pPr>
-        <w:spacing w:before="0" w:after="0"/>
-      </w:pPr>
-    </w:p>
-    <w:p>
-      <w:pPr>
-        <w:spacing w:before="0" w:after="0"/>
-      </w:pPr>
-    </w:p>
-    <w:p>
-      <w:pPr>
-        <w:spacing w:before="0" w:after="0"/>
-      </w:pPr>
-    </w:p>
-    <w:p>
-      <w:pPr>
-        <w:spacing w:before="0" w:after="0"/>
-      </w:pPr>
-    </w:p>
-    <w:p>
-      <w:pPr>
-        <w:spacing w:before="0" w:after="0"/>
-      </w:pPr>
     </w:p>
     <w:p>
       <w:pPr>
@@ -4206,31 +4341,6 @@
     </w:p>
     <w:p>
       <w:pPr>
-        <w:spacing w:before="0" w:after="0"/>
-      </w:pPr>
-    </w:p>
-    <w:p>
-      <w:pPr>
-        <w:spacing w:before="0" w:after="0"/>
-      </w:pPr>
-    </w:p>
-    <w:p>
-      <w:pPr>
-        <w:spacing w:before="0" w:after="0"/>
-      </w:pPr>
-    </w:p>
-    <w:p>
-      <w:pPr>
-        <w:spacing w:before="0" w:after="0"/>
-      </w:pPr>
-    </w:p>
-    <w:p>
-      <w:pPr>
-        <w:spacing w:before="0" w:after="0"/>
-      </w:pPr>
-    </w:p>
-    <w:p>
-      <w:pPr>
         <w:spacing w:before="160" w:after="80"/>
       </w:pPr>
       <w:r>
@@ -4485,21 +4595,6 @@
     </w:p>
     <w:p>
       <w:pPr>
-        <w:spacing w:before="0" w:after="0"/>
-      </w:pPr>
-    </w:p>
-    <w:p>
-      <w:pPr>
-        <w:spacing w:before="0" w:after="0"/>
-      </w:pPr>
-    </w:p>
-    <w:p>
-      <w:pPr>
-        <w:spacing w:before="0" w:after="0"/>
-      </w:pPr>
-    </w:p>
-    <w:p>
-      <w:pPr>
         <w:spacing w:before="160" w:after="80"/>
       </w:pPr>
       <w:r>
@@ -5350,46 +5445,6 @@
     </w:p>
     <w:p>
       <w:pPr>
-        <w:spacing w:before="0" w:after="0"/>
-      </w:pPr>
-    </w:p>
-    <w:p>
-      <w:pPr>
-        <w:spacing w:before="0" w:after="0"/>
-      </w:pPr>
-    </w:p>
-    <w:p>
-      <w:pPr>
-        <w:spacing w:before="0" w:after="0"/>
-      </w:pPr>
-    </w:p>
-    <w:p>
-      <w:pPr>
-        <w:spacing w:before="0" w:after="0"/>
-      </w:pPr>
-    </w:p>
-    <w:p>
-      <w:pPr>
-        <w:spacing w:before="0" w:after="0"/>
-      </w:pPr>
-    </w:p>
-    <w:p>
-      <w:pPr>
-        <w:spacing w:before="0" w:after="0"/>
-      </w:pPr>
-    </w:p>
-    <w:p>
-      <w:pPr>
-        <w:spacing w:before="0" w:after="0"/>
-      </w:pPr>
-    </w:p>
-    <w:p>
-      <w:pPr>
-        <w:spacing w:before="0" w:after="0"/>
-      </w:pPr>
-    </w:p>
-    <w:p>
-      <w:pPr>
         <w:spacing w:before="160" w:after="80"/>
       </w:pPr>
       <w:r>
@@ -5668,31 +5723,6 @@
         </w:rPr>
         <w:t>。)</w:t>
       </w:r>
-    </w:p>
-    <w:p>
-      <w:pPr>
-        <w:spacing w:before="0" w:after="0"/>
-      </w:pPr>
-    </w:p>
-    <w:p>
-      <w:pPr>
-        <w:spacing w:before="0" w:after="0"/>
-      </w:pPr>
-    </w:p>
-    <w:p>
-      <w:pPr>
-        <w:spacing w:before="0" w:after="0"/>
-      </w:pPr>
-    </w:p>
-    <w:p>
-      <w:pPr>
-        <w:spacing w:before="0" w:after="0"/>
-      </w:pPr>
-    </w:p>
-    <w:p>
-      <w:pPr>
-        <w:spacing w:before="0" w:after="0"/>
-      </w:pPr>
     </w:p>
     <w:p>
       <w:pPr>
@@ -7122,46 +7152,6 @@
     </w:p>
     <w:p>
       <w:pPr>
-        <w:spacing w:before="0" w:after="0"/>
-      </w:pPr>
-    </w:p>
-    <w:p>
-      <w:pPr>
-        <w:spacing w:before="0" w:after="0"/>
-      </w:pPr>
-    </w:p>
-    <w:p>
-      <w:pPr>
-        <w:spacing w:before="0" w:after="0"/>
-      </w:pPr>
-    </w:p>
-    <w:p>
-      <w:pPr>
-        <w:spacing w:before="0" w:after="0"/>
-      </w:pPr>
-    </w:p>
-    <w:p>
-      <w:pPr>
-        <w:spacing w:before="0" w:after="0"/>
-      </w:pPr>
-    </w:p>
-    <w:p>
-      <w:pPr>
-        <w:spacing w:before="0" w:after="0"/>
-      </w:pPr>
-    </w:p>
-    <w:p>
-      <w:pPr>
-        <w:spacing w:before="0" w:after="0"/>
-      </w:pPr>
-    </w:p>
-    <w:p>
-      <w:pPr>
-        <w:spacing w:before="0" w:after="0"/>
-      </w:pPr>
-    </w:p>
-    <w:p>
-      <w:pPr>
         <w:spacing w:before="160" w:after="80"/>
       </w:pPr>
       <w:r>
@@ -7427,7 +7417,7 @@
         </w:rPr>
         <w:drawing>
           <wp:inline>
-            <wp:extent cx="3240000" cy="3185819"/>
+            <wp:extent cx="3240000" cy="3186534"/>
             <wp:effectExtent b="0" l="0" r="0" t="0"/>
             <wp:docPr descr="" title="" id="31" name="Picture"/>
             <a:graphic>
@@ -7448,7 +7438,7 @@
                   <pic:spPr bwMode="auto">
                     <a:xfrm>
                       <a:off x="0" y="0"/>
-                      <a:ext cx="3240000" cy="3185819"/>
+                      <a:ext cx="3240000" cy="3186534"/>
                     </a:xfrm>
                     <a:prstGeom prst="rect">
                       <a:avLst/>
@@ -7683,31 +7673,6 @@
     </w:p>
     <w:p>
       <w:pPr>
-        <w:spacing w:before="0" w:after="0"/>
-      </w:pPr>
-    </w:p>
-    <w:p>
-      <w:pPr>
-        <w:spacing w:before="0" w:after="0"/>
-      </w:pPr>
-    </w:p>
-    <w:p>
-      <w:pPr>
-        <w:spacing w:before="0" w:after="0"/>
-      </w:pPr>
-    </w:p>
-    <w:p>
-      <w:pPr>
-        <w:spacing w:before="0" w:after="0"/>
-      </w:pPr>
-    </w:p>
-    <w:p>
-      <w:pPr>
-        <w:spacing w:before="0" w:after="0"/>
-      </w:pPr>
-    </w:p>
-    <w:p>
-      <w:pPr>
         <w:spacing w:before="160" w:after="80"/>
       </w:pPr>
       <w:r>
@@ -7908,7 +7873,7 @@
         </w:rPr>
         <w:drawing>
           <wp:inline>
-            <wp:extent cx="3098959" cy="3086100"/>
+            <wp:extent cx="3124200" cy="3086100"/>
             <wp:effectExtent b="0" l="0" r="0" t="0"/>
             <wp:docPr descr="" title="" id="35" name="Picture"/>
             <a:graphic>
@@ -7929,7 +7894,7 @@
                   <pic:spPr bwMode="auto">
                     <a:xfrm>
                       <a:off x="0" y="0"/>
-                      <a:ext cx="3098959" cy="3086100"/>
+                      <a:ext cx="3124200" cy="3086100"/>
                     </a:xfrm>
                     <a:prstGeom prst="rect">
                       <a:avLst/>
@@ -7947,31 +7912,6 @@
           </wp:inline>
         </w:drawing>
       </w:r>
-    </w:p>
-    <w:p>
-      <w:pPr>
-        <w:spacing w:before="0" w:after="0"/>
-      </w:pPr>
-    </w:p>
-    <w:p>
-      <w:pPr>
-        <w:spacing w:before="0" w:after="0"/>
-      </w:pPr>
-    </w:p>
-    <w:p>
-      <w:pPr>
-        <w:spacing w:before="0" w:after="0"/>
-      </w:pPr>
-    </w:p>
-    <w:p>
-      <w:pPr>
-        <w:spacing w:before="0" w:after="0"/>
-      </w:pPr>
-    </w:p>
-    <w:p>
-      <w:pPr>
-        <w:spacing w:before="0" w:after="0"/>
-      </w:pPr>
     </w:p>
     <w:p>
       <w:pPr>
@@ -10120,46 +10060,6 @@
     </w:p>
     <w:p>
       <w:pPr>
-        <w:spacing w:before="0" w:after="0"/>
-      </w:pPr>
-    </w:p>
-    <w:p>
-      <w:pPr>
-        <w:spacing w:before="0" w:after="0"/>
-      </w:pPr>
-    </w:p>
-    <w:p>
-      <w:pPr>
-        <w:spacing w:before="0" w:after="0"/>
-      </w:pPr>
-    </w:p>
-    <w:p>
-      <w:pPr>
-        <w:spacing w:before="0" w:after="0"/>
-      </w:pPr>
-    </w:p>
-    <w:p>
-      <w:pPr>
-        <w:spacing w:before="0" w:after="0"/>
-      </w:pPr>
-    </w:p>
-    <w:p>
-      <w:pPr>
-        <w:spacing w:before="0" w:after="0"/>
-      </w:pPr>
-    </w:p>
-    <w:p>
-      <w:pPr>
-        <w:spacing w:before="0" w:after="0"/>
-      </w:pPr>
-    </w:p>
-    <w:p>
-      <w:pPr>
-        <w:spacing w:before="0" w:after="0"/>
-      </w:pPr>
-    </w:p>
-    <w:p>
-      <w:pPr>
         <w:spacing w:before="160" w:after="80"/>
       </w:pPr>
       <w:r>
@@ -10310,15 +10210,8 @@
     <w:tbl>
       <w:tblPr>
         <w:tblStyle w:val="Table"/>
-        <w:tblW w:type="auto" w:w="0"/>
-        <w:tblBorders>
-          <w:top w:val="single" w:sz="12" w:space="0" w:color="000000"/>
-          <w:left w:val="none" w:sz="0" w:space="0" w:color="auto"/>
-          <w:bottom w:val="single" w:sz="12" w:space="0" w:color="000000"/>
-          <w:right w:val="none" w:sz="0" w:space="0" w:color="auto"/>
-          <w:insideH w:val="none" w:sz="0" w:space="0" w:color="auto"/>
-          <w:insideV w:val="none" w:sz="0" w:space="0" w:color="auto"/>
-        </w:tblBorders>
+        <w:tblW w:type="pct" w:w="5000"/>
+        <w:tblLayout w:type="fixed"/>
         <w:tblLook w:firstRow="1" w:lastRow="0" w:firstColumn="0" w:lastColumn="0" w:noHBand="0" w:noVBand="0" w:val="0020"/>
       </w:tblPr>
       <w:tblGrid>
@@ -10332,11 +10225,7 @@
           <w:tblHeader w:val="on"/>
         </w:trPr>
         <w:tc>
-          <w:tcPr>
-            <w:tcBorders>
-              <w:bottom w:val="single" w:sz="8" w:space="0" w:color="000000"/>
-            </w:tcBorders>
-          </w:tcPr>
+          <w:tcPr/>
           <w:p>
             <w:pPr>
               <w:pStyle w:val="Compact"/>
@@ -10352,11 +10241,7 @@
           </w:p>
         </w:tc>
         <w:tc>
-          <w:tcPr>
-            <w:tcBorders>
-              <w:bottom w:val="single" w:sz="8" w:space="0" w:color="000000"/>
-            </w:tcBorders>
-          </w:tcPr>
+          <w:tcPr/>
           <w:p>
             <w:pPr>
               <w:pStyle w:val="Compact"/>
@@ -10372,11 +10257,7 @@
           </w:p>
         </w:tc>
         <w:tc>
-          <w:tcPr>
-            <w:tcBorders>
-              <w:bottom w:val="single" w:sz="8" w:space="0" w:color="000000"/>
-            </w:tcBorders>
-          </w:tcPr>
+          <w:tcPr/>
           <w:p>
             <w:pPr>
               <w:pStyle w:val="Compact"/>
@@ -10392,11 +10273,7 @@
           </w:p>
         </w:tc>
         <w:tc>
-          <w:tcPr>
-            <w:tcBorders>
-              <w:bottom w:val="single" w:sz="8" w:space="0" w:color="000000"/>
-            </w:tcBorders>
-          </w:tcPr>
+          <w:tcPr/>
           <w:p>
             <w:pPr>
               <w:pStyle w:val="Compact"/>
@@ -10470,12 +10347,21 @@
                 <m:t>⋅</m:t>
               </m:r>
               <m:r>
+                <m:rPr>
+                  <m:sty m:val="p"/>
+                </m:rPr>
                 <m:t>m</m:t>
               </m:r>
               <m:r>
+                <m:rPr>
+                  <m:sty m:val="p"/>
+                </m:rPr>
                 <m:t>o</m:t>
               </m:r>
               <m:r>
+                <m:rPr>
+                  <m:sty m:val="p"/>
+                </m:rPr>
                 <m:t>l</m:t>
               </m:r>
               <m:sSup>
@@ -10618,12 +10504,21 @@
           <m:t> </m:t>
         </m:r>
         <m:r>
+          <m:rPr>
+            <m:sty m:val="p"/>
+          </m:rPr>
           <m:t>m</m:t>
         </m:r>
         <m:r>
+          <m:rPr>
+            <m:sty m:val="p"/>
+          </m:rPr>
           <m:t>o</m:t>
         </m:r>
         <m:r>
+          <m:rPr>
+            <m:sty m:val="p"/>
+          </m:rPr>
           <m:t>l</m:t>
         </m:r>
         <m:r>
@@ -10633,6 +10528,9 @@
           <m:t>/</m:t>
         </m:r>
         <m:r>
+          <m:rPr>
+            <m:sty m:val="p"/>
+          </m:rPr>
           <m:t>L</m:t>
         </m:r>
       </m:oMath>
@@ -10769,31 +10667,6 @@
     </w:p>
     <w:p>
       <w:pPr>
-        <w:spacing w:before="0" w:after="0"/>
-      </w:pPr>
-    </w:p>
-    <w:p>
-      <w:pPr>
-        <w:spacing w:before="0" w:after="0"/>
-      </w:pPr>
-    </w:p>
-    <w:p>
-      <w:pPr>
-        <w:spacing w:before="0" w:after="0"/>
-      </w:pPr>
-    </w:p>
-    <w:p>
-      <w:pPr>
-        <w:spacing w:before="0" w:after="0"/>
-      </w:pPr>
-    </w:p>
-    <w:p>
-      <w:pPr>
-        <w:spacing w:before="0" w:after="0"/>
-      </w:pPr>
-    </w:p>
-    <w:p>
-      <w:pPr>
         <w:spacing w:before="160" w:after="80"/>
       </w:pPr>
       <w:r>
@@ -11327,46 +11200,6 @@
         </w:rPr>
         <w:t xml:space="preserve">。</w:t>
       </w:r>
-    </w:p>
-    <w:p>
-      <w:pPr>
-        <w:spacing w:before="0" w:after="0"/>
-      </w:pPr>
-    </w:p>
-    <w:p>
-      <w:pPr>
-        <w:spacing w:before="0" w:after="0"/>
-      </w:pPr>
-    </w:p>
-    <w:p>
-      <w:pPr>
-        <w:spacing w:before="0" w:after="0"/>
-      </w:pPr>
-    </w:p>
-    <w:p>
-      <w:pPr>
-        <w:spacing w:before="0" w:after="0"/>
-      </w:pPr>
-    </w:p>
-    <w:p>
-      <w:pPr>
-        <w:spacing w:before="0" w:after="0"/>
-      </w:pPr>
-    </w:p>
-    <w:p>
-      <w:pPr>
-        <w:spacing w:before="0" w:after="0"/>
-      </w:pPr>
-    </w:p>
-    <w:p>
-      <w:pPr>
-        <w:spacing w:before="0" w:after="0"/>
-      </w:pPr>
-    </w:p>
-    <w:p>
-      <w:pPr>
-        <w:spacing w:before="0" w:after="0"/>
-      </w:pPr>
     </w:p>
     <w:p>
       <w:pPr>
@@ -11624,21 +11457,6 @@
     </w:p>
     <w:p>
       <w:pPr>
-        <w:spacing w:before="0" w:after="0"/>
-      </w:pPr>
-    </w:p>
-    <w:p>
-      <w:pPr>
-        <w:spacing w:before="0" w:after="0"/>
-      </w:pPr>
-    </w:p>
-    <w:p>
-      <w:pPr>
-        <w:spacing w:before="0" w:after="0"/>
-      </w:pPr>
-    </w:p>
-    <w:p>
-      <w:pPr>
         <w:spacing w:before="160" w:after="80"/>
       </w:pPr>
       <w:r>
@@ -11908,31 +11726,6 @@
         </w:rPr>
         <w:t>。</w:t>
       </w:r>
-    </w:p>
-    <w:p>
-      <w:pPr>
-        <w:spacing w:before="0" w:after="0"/>
-      </w:pPr>
-    </w:p>
-    <w:p>
-      <w:pPr>
-        <w:spacing w:before="0" w:after="0"/>
-      </w:pPr>
-    </w:p>
-    <w:p>
-      <w:pPr>
-        <w:spacing w:before="0" w:after="0"/>
-      </w:pPr>
-    </w:p>
-    <w:p>
-      <w:pPr>
-        <w:spacing w:before="0" w:after="0"/>
-      </w:pPr>
-    </w:p>
-    <w:p>
-      <w:pPr>
-        <w:spacing w:before="0" w:after="0"/>
-      </w:pPr>
     </w:p>
     <w:p>
       <w:pPr>
@@ -12293,7 +12086,6 @@
     <w:p>
       <w:pPr>
         <w:pStyle w:val="FirstParagraph"/>
-        <w:spacing w:before="0" w:after="0"/>
       </w:pPr>
       <w:r>
         <w:rPr>
@@ -12323,7 +12115,6 @@
     <w:p>
       <w:pPr>
         <w:pStyle w:val="BodyText"/>
-        <w:spacing w:before="0" w:after="0"/>
       </w:pPr>
       <w:r>
         <w:rPr>
@@ -12341,7 +12132,6 @@
     <w:p>
       <w:pPr>
         <w:pStyle w:val="BodyText"/>
-        <w:spacing w:before="0" w:after="0"/>
       </w:pPr>
       <w:r>
         <w:rPr>
@@ -12359,7 +12149,6 @@
     <w:p>
       <w:pPr>
         <w:pStyle w:val="BodyText"/>
-        <w:spacing w:before="0" w:after="0"/>
       </w:pPr>
       <w:r>
         <w:rPr>
@@ -12444,7 +12233,7 @@
         </w:rPr>
         <w:drawing>
           <wp:inline>
-            <wp:extent cx="3327400" cy="1812591"/>
+            <wp:extent cx="3327400" cy="1943100"/>
             <wp:effectExtent b="0" l="0" r="0" t="0"/>
             <wp:docPr descr="" title="" id="50" name="Picture"/>
             <a:graphic>
@@ -12465,7 +12254,7 @@
                   <pic:spPr bwMode="auto">
                     <a:xfrm>
                       <a:off x="0" y="0"/>
-                      <a:ext cx="3327400" cy="1812591"/>
+                      <a:ext cx="3327400" cy="1943100"/>
                     </a:xfrm>
                     <a:prstGeom prst="rect">
                       <a:avLst/>
@@ -12483,16 +12272,6 @@
           </wp:inline>
         </w:drawing>
       </w:r>
-    </w:p>
-    <w:p>
-      <w:pPr>
-        <w:spacing w:before="0" w:after="0"/>
-      </w:pPr>
-    </w:p>
-    <w:p>
-      <w:pPr>
-        <w:spacing w:before="0" w:after="0"/>
-      </w:pPr>
     </w:p>
     <w:p>
       <w:pPr>
@@ -13340,46 +13119,6 @@
         </w:rPr>
         <w:t xml:space="preserve"> ____。</w:t>
       </w:r>
-    </w:p>
-    <w:p>
-      <w:pPr>
-        <w:spacing w:before="0" w:after="0"/>
-      </w:pPr>
-    </w:p>
-    <w:p>
-      <w:pPr>
-        <w:spacing w:before="0" w:after="0"/>
-      </w:pPr>
-    </w:p>
-    <w:p>
-      <w:pPr>
-        <w:spacing w:before="0" w:after="0"/>
-      </w:pPr>
-    </w:p>
-    <w:p>
-      <w:pPr>
-        <w:spacing w:before="0" w:after="0"/>
-      </w:pPr>
-    </w:p>
-    <w:p>
-      <w:pPr>
-        <w:spacing w:before="0" w:after="0"/>
-      </w:pPr>
-    </w:p>
-    <w:p>
-      <w:pPr>
-        <w:spacing w:before="0" w:after="0"/>
-      </w:pPr>
-    </w:p>
-    <w:p>
-      <w:pPr>
-        <w:spacing w:before="0" w:after="0"/>
-      </w:pPr>
-    </w:p>
-    <w:p>
-      <w:pPr>
-        <w:spacing w:before="0" w:after="0"/>
-      </w:pPr>
     </w:p>
     <w:p>
       <w:pPr>
@@ -14176,14 +13915,6 @@
         <w:tblStyle w:val="Table"/>
         <w:tblW w:type="pct" w:w="5000"/>
         <w:tblLayout w:type="fixed"/>
-        <w:tblBorders>
-          <w:top w:val="single" w:sz="12" w:space="0" w:color="000000"/>
-          <w:left w:val="none" w:sz="0" w:space="0" w:color="auto"/>
-          <w:bottom w:val="single" w:sz="12" w:space="0" w:color="000000"/>
-          <w:right w:val="none" w:sz="0" w:space="0" w:color="auto"/>
-          <w:insideH w:val="none" w:sz="0" w:space="0" w:color="auto"/>
-          <w:insideV w:val="none" w:sz="0" w:space="0" w:color="auto"/>
-        </w:tblBorders>
         <w:tblLook w:firstRow="1" w:lastRow="0" w:firstColumn="0" w:lastColumn="0" w:noHBand="0" w:noVBand="0" w:val="0020"/>
       </w:tblPr>
       <w:tblGrid>
@@ -14201,11 +13932,7 @@
           <w:tblHeader w:val="on"/>
         </w:trPr>
         <w:tc>
-          <w:tcPr>
-            <w:tcBorders>
-              <w:bottom w:val="single" w:sz="8" w:space="0" w:color="000000"/>
-            </w:tcBorders>
-          </w:tcPr>
+          <w:tcPr/>
           <w:p>
             <w:pPr>
               <w:pStyle w:val="Compact"/>
@@ -14221,11 +13948,7 @@
           </w:p>
         </w:tc>
         <w:tc>
-          <w:tcPr>
-            <w:tcBorders>
-              <w:bottom w:val="single" w:sz="8" w:space="0" w:color="000000"/>
-            </w:tcBorders>
-          </w:tcPr>
+          <w:tcPr/>
           <w:p>
             <w:pPr>
               <w:pStyle w:val="Compact"/>
@@ -14241,11 +13964,7 @@
           </w:p>
         </w:tc>
         <w:tc>
-          <w:tcPr>
-            <w:tcBorders>
-              <w:bottom w:val="single" w:sz="8" w:space="0" w:color="000000"/>
-            </w:tcBorders>
-          </w:tcPr>
+          <w:tcPr/>
           <w:p>
             <w:pPr>
               <w:pStyle w:val="Compact"/>
@@ -14261,11 +13980,7 @@
           </w:p>
         </w:tc>
         <w:tc>
-          <w:tcPr>
-            <w:tcBorders>
-              <w:bottom w:val="single" w:sz="8" w:space="0" w:color="000000"/>
-            </w:tcBorders>
-          </w:tcPr>
+          <w:tcPr/>
           <w:p>
             <w:pPr>
               <w:pStyle w:val="Compact"/>
@@ -14281,11 +13996,7 @@
           </w:p>
         </w:tc>
         <w:tc>
-          <w:tcPr>
-            <w:tcBorders>
-              <w:bottom w:val="single" w:sz="8" w:space="0" w:color="000000"/>
-            </w:tcBorders>
-          </w:tcPr>
+          <w:tcPr/>
           <w:p>
             <w:pPr>
               <w:pStyle w:val="Compact"/>
@@ -14315,11 +14026,7 @@
           </w:p>
         </w:tc>
         <w:tc>
-          <w:tcPr>
-            <w:tcBorders>
-              <w:bottom w:val="single" w:sz="8" w:space="0" w:color="000000"/>
-            </w:tcBorders>
-          </w:tcPr>
+          <w:tcPr/>
           <w:p>
             <w:pPr>
               <w:pStyle w:val="Compact"/>
@@ -14335,11 +14042,7 @@
           </w:p>
         </w:tc>
         <w:tc>
-          <w:tcPr>
-            <w:tcBorders>
-              <w:bottom w:val="single" w:sz="8" w:space="0" w:color="000000"/>
-            </w:tcBorders>
-          </w:tcPr>
+          <w:tcPr/>
           <w:p>
             <w:pPr>
               <w:pStyle w:val="Compact"/>
@@ -14355,11 +14058,7 @@
           </w:p>
         </w:tc>
         <w:tc>
-          <w:tcPr>
-            <w:tcBorders>
-              <w:bottom w:val="single" w:sz="8" w:space="0" w:color="000000"/>
-            </w:tcBorders>
-          </w:tcPr>
+          <w:tcPr/>
           <w:p>
             <w:pPr>
               <w:pStyle w:val="Compact"/>
@@ -14674,46 +14373,6 @@
     </w:p>
     <w:p>
       <w:pPr>
-        <w:spacing w:before="0" w:after="0"/>
-      </w:pPr>
-    </w:p>
-    <w:p>
-      <w:pPr>
-        <w:spacing w:before="0" w:after="0"/>
-      </w:pPr>
-    </w:p>
-    <w:p>
-      <w:pPr>
-        <w:spacing w:before="0" w:after="0"/>
-      </w:pPr>
-    </w:p>
-    <w:p>
-      <w:pPr>
-        <w:spacing w:before="0" w:after="0"/>
-      </w:pPr>
-    </w:p>
-    <w:p>
-      <w:pPr>
-        <w:spacing w:before="0" w:after="0"/>
-      </w:pPr>
-    </w:p>
-    <w:p>
-      <w:pPr>
-        <w:spacing w:before="0" w:after="0"/>
-      </w:pPr>
-    </w:p>
-    <w:p>
-      <w:pPr>
-        <w:spacing w:before="0" w:after="0"/>
-      </w:pPr>
-    </w:p>
-    <w:p>
-      <w:pPr>
-        <w:spacing w:before="0" w:after="0"/>
-      </w:pPr>
-    </w:p>
-    <w:p>
-      <w:pPr>
         <w:spacing w:before="160" w:after="80"/>
       </w:pPr>
       <w:r>
@@ -14921,7 +14580,7 @@
         </w:rPr>
         <w:drawing>
           <wp:inline>
-            <wp:extent cx="1781859" cy="1610526"/>
+            <wp:extent cx="1800000" cy="1610526"/>
             <wp:effectExtent b="0" l="0" r="0" t="0"/>
             <wp:docPr descr="" title="" id="56" name="Picture"/>
             <a:graphic>
@@ -14942,7 +14601,7 @@
                   <pic:spPr bwMode="auto">
                     <a:xfrm>
                       <a:off x="0" y="0"/>
-                      <a:ext cx="1781859" cy="1610526"/>
+                      <a:ext cx="1800000" cy="1610526"/>
                     </a:xfrm>
                     <a:prstGeom prst="rect">
                       <a:avLst/>
@@ -14973,7 +14632,7 @@
         </w:rPr>
         <w:drawing>
           <wp:inline>
-            <wp:extent cx="1737143" cy="6514285"/>
+            <wp:extent cx="1800000" cy="6514285"/>
             <wp:effectExtent b="0" l="0" r="0" t="0"/>
             <wp:docPr descr="" title="" id="59" name="Picture"/>
             <a:graphic>
@@ -14994,7 +14653,7 @@
                   <pic:spPr bwMode="auto">
                     <a:xfrm>
                       <a:off x="0" y="0"/>
-                      <a:ext cx="1737143" cy="6514285"/>
+                      <a:ext cx="1800000" cy="6514285"/>
                     </a:xfrm>
                     <a:prstGeom prst="rect">
                       <a:avLst/>
@@ -15060,14 +14719,6 @@
         <w:tblStyle w:val="Table"/>
         <w:tblW w:type="pct" w:w="5000"/>
         <w:tblLayout w:type="fixed"/>
-        <w:tblBorders>
-          <w:top w:val="single" w:sz="12" w:space="0" w:color="000000"/>
-          <w:left w:val="none" w:sz="0" w:space="0" w:color="auto"/>
-          <w:bottom w:val="single" w:sz="12" w:space="0" w:color="000000"/>
-          <w:right w:val="none" w:sz="0" w:space="0" w:color="auto"/>
-          <w:insideH w:val="none" w:sz="0" w:space="0" w:color="auto"/>
-          <w:insideV w:val="none" w:sz="0" w:space="0" w:color="auto"/>
-        </w:tblBorders>
         <w:tblLook w:firstRow="1" w:lastRow="0" w:firstColumn="0" w:lastColumn="0" w:noHBand="0" w:noVBand="0" w:val="0020"/>
       </w:tblPr>
       <w:tblGrid>
@@ -15080,11 +14731,7 @@
           <w:tblHeader w:val="on"/>
         </w:trPr>
         <w:tc>
-          <w:tcPr>
-            <w:tcBorders>
-              <w:bottom w:val="single" w:sz="8" w:space="0" w:color="000000"/>
-            </w:tcBorders>
-          </w:tcPr>
+          <w:tcPr/>
           <w:p>
             <w:pPr>
               <w:pStyle w:val="Compact"/>
@@ -15100,11 +14747,7 @@
           </w:p>
         </w:tc>
         <w:tc>
-          <w:tcPr>
-            <w:tcBorders>
-              <w:bottom w:val="single" w:sz="8" w:space="0" w:color="000000"/>
-            </w:tcBorders>
-          </w:tcPr>
+          <w:tcPr/>
           <w:p>
             <w:pPr>
               <w:pStyle w:val="Compact"/>
@@ -15175,11 +14818,7 @@
           </w:p>
         </w:tc>
         <w:tc>
-          <w:tcPr>
-            <w:tcBorders>
-              <w:bottom w:val="single" w:sz="8" w:space="0" w:color="000000"/>
-            </w:tcBorders>
-          </w:tcPr>
+          <w:tcPr/>
           <w:p>
             <w:pPr>
               <w:pStyle w:val="Compact"/>
@@ -15877,14 +15516,6 @@
         <w:tblStyle w:val="Table"/>
         <w:tblW w:type="pct" w:w="5000"/>
         <w:tblLayout w:type="fixed"/>
-        <w:tblBorders>
-          <w:top w:val="single" w:sz="12" w:space="0" w:color="000000"/>
-          <w:left w:val="none" w:sz="0" w:space="0" w:color="auto"/>
-          <w:bottom w:val="single" w:sz="12" w:space="0" w:color="000000"/>
-          <w:right w:val="none" w:sz="0" w:space="0" w:color="auto"/>
-          <w:insideH w:val="none" w:sz="0" w:space="0" w:color="auto"/>
-          <w:insideV w:val="none" w:sz="0" w:space="0" w:color="auto"/>
-        </w:tblBorders>
         <w:tblLook w:firstRow="1" w:lastRow="0" w:firstColumn="0" w:lastColumn="0" w:noHBand="0" w:noVBand="0" w:val="0020"/>
       </w:tblPr>
       <w:tblGrid>
@@ -15900,11 +15531,7 @@
           <w:tblHeader w:val="on"/>
         </w:trPr>
         <w:tc>
-          <w:tcPr>
-            <w:tcBorders>
-              <w:bottom w:val="single" w:sz="8" w:space="0" w:color="000000"/>
-            </w:tcBorders>
-          </w:tcPr>
+          <w:tcPr/>
           <w:p>
             <w:pPr>
               <w:pStyle w:val="Compact"/>
@@ -15934,11 +15561,7 @@
           </w:p>
         </w:tc>
         <w:tc>
-          <w:tcPr>
-            <w:tcBorders>
-              <w:bottom w:val="single" w:sz="8" w:space="0" w:color="000000"/>
-            </w:tcBorders>
-          </w:tcPr>
+          <w:tcPr/>
           <w:p>
             <w:pPr>
               <w:pStyle w:val="Compact"/>
@@ -15983,11 +15606,7 @@
           </w:p>
         </w:tc>
         <w:tc>
-          <w:tcPr>
-            <w:tcBorders>
-              <w:bottom w:val="single" w:sz="8" w:space="0" w:color="000000"/>
-            </w:tcBorders>
-          </w:tcPr>
+          <w:tcPr/>
           <w:p>
             <w:pPr>
               <w:pStyle w:val="Compact"/>
@@ -16061,11 +15680,7 @@
           </w:p>
         </w:tc>
         <w:tc>
-          <w:tcPr>
-            <w:tcBorders>
-              <w:bottom w:val="single" w:sz="8" w:space="0" w:color="000000"/>
-            </w:tcBorders>
-          </w:tcPr>
+          <w:tcPr/>
           <w:p>
             <w:pPr>
               <w:pStyle w:val="Compact"/>
@@ -16095,11 +15710,7 @@
           </w:p>
         </w:tc>
         <w:tc>
-          <w:tcPr>
-            <w:tcBorders>
-              <w:bottom w:val="single" w:sz="8" w:space="0" w:color="000000"/>
-            </w:tcBorders>
-          </w:tcPr>
+          <w:tcPr/>
           <w:p>
             <w:pPr>
               <w:pStyle w:val="Compact"/>
@@ -16144,11 +15755,7 @@
           </w:p>
         </w:tc>
         <w:tc>
-          <w:tcPr>
-            <w:tcBorders>
-              <w:bottom w:val="single" w:sz="8" w:space="0" w:color="000000"/>
-            </w:tcBorders>
-          </w:tcPr>
+          <w:tcPr/>
           <w:p>
             <w:pPr>
               <w:pStyle w:val="Compact"/>
@@ -17534,14 +17141,6 @@
         <w:tblStyle w:val="Table"/>
         <w:tblW w:type="pct" w:w="5000"/>
         <w:tblLayout w:type="fixed"/>
-        <w:tblBorders>
-          <w:top w:val="single" w:sz="12" w:space="0" w:color="000000"/>
-          <w:left w:val="none" w:sz="0" w:space="0" w:color="auto"/>
-          <w:bottom w:val="single" w:sz="12" w:space="0" w:color="000000"/>
-          <w:right w:val="none" w:sz="0" w:space="0" w:color="auto"/>
-          <w:insideH w:val="none" w:sz="0" w:space="0" w:color="auto"/>
-          <w:insideV w:val="none" w:sz="0" w:space="0" w:color="auto"/>
-        </w:tblBorders>
         <w:tblLook w:firstRow="1" w:lastRow="0" w:firstColumn="0" w:lastColumn="0" w:noHBand="0" w:noVBand="0" w:val="0020"/>
       </w:tblPr>
       <w:tblGrid>
@@ -17554,11 +17153,7 @@
           <w:tblHeader w:val="on"/>
         </w:trPr>
         <w:tc>
-          <w:tcPr>
-            <w:tcBorders>
-              <w:bottom w:val="single" w:sz="8" w:space="0" w:color="000000"/>
-            </w:tcBorders>
-          </w:tcPr>
+          <w:tcPr/>
           <w:p>
             <w:pPr>
               <w:pStyle w:val="Compact"/>
@@ -17574,11 +17169,7 @@
           </w:p>
         </w:tc>
         <w:tc>
-          <w:tcPr>
-            <w:tcBorders>
-              <w:bottom w:val="single" w:sz="8" w:space="0" w:color="000000"/>
-            </w:tcBorders>
-          </w:tcPr>
+          <w:tcPr/>
           <w:p>
             <w:pPr>
               <w:pStyle w:val="Compact"/>
@@ -17649,11 +17240,7 @@
           </w:p>
         </w:tc>
         <w:tc>
-          <w:tcPr>
-            <w:tcBorders>
-              <w:bottom w:val="single" w:sz="8" w:space="0" w:color="000000"/>
-            </w:tcBorders>
-          </w:tcPr>
+          <w:tcPr/>
           <w:p>
             <w:pPr>
               <w:pStyle w:val="Compact"/>
@@ -18426,46 +18013,6 @@
     </w:p>
     <w:p>
       <w:pPr>
-        <w:spacing w:before="0" w:after="0"/>
-      </w:pPr>
-    </w:p>
-    <w:p>
-      <w:pPr>
-        <w:spacing w:before="0" w:after="0"/>
-      </w:pPr>
-    </w:p>
-    <w:p>
-      <w:pPr>
-        <w:spacing w:before="0" w:after="0"/>
-      </w:pPr>
-    </w:p>
-    <w:p>
-      <w:pPr>
-        <w:spacing w:before="0" w:after="0"/>
-      </w:pPr>
-    </w:p>
-    <w:p>
-      <w:pPr>
-        <w:spacing w:before="0" w:after="0"/>
-      </w:pPr>
-    </w:p>
-    <w:p>
-      <w:pPr>
-        <w:spacing w:before="0" w:after="0"/>
-      </w:pPr>
-    </w:p>
-    <w:p>
-      <w:pPr>
-        <w:spacing w:before="0" w:after="0"/>
-      </w:pPr>
-    </w:p>
-    <w:p>
-      <w:pPr>
-        <w:spacing w:before="0" w:after="0"/>
-      </w:pPr>
-    </w:p>
-    <w:p>
-      <w:pPr>
         <w:spacing w:before="160" w:after="80"/>
       </w:pPr>
       <w:r>
@@ -19061,46 +18608,6 @@
         </w:rPr>
         <w:t xml:space="preserve">100℃）。</w:t>
       </w:r>
-    </w:p>
-    <w:p>
-      <w:pPr>
-        <w:spacing w:before="0" w:after="0"/>
-      </w:pPr>
-    </w:p>
-    <w:p>
-      <w:pPr>
-        <w:spacing w:before="0" w:after="0"/>
-      </w:pPr>
-    </w:p>
-    <w:p>
-      <w:pPr>
-        <w:spacing w:before="0" w:after="0"/>
-      </w:pPr>
-    </w:p>
-    <w:p>
-      <w:pPr>
-        <w:spacing w:before="0" w:after="0"/>
-      </w:pPr>
-    </w:p>
-    <w:p>
-      <w:pPr>
-        <w:spacing w:before="0" w:after="0"/>
-      </w:pPr>
-    </w:p>
-    <w:p>
-      <w:pPr>
-        <w:spacing w:before="0" w:after="0"/>
-      </w:pPr>
-    </w:p>
-    <w:p>
-      <w:pPr>
-        <w:spacing w:before="0" w:after="0"/>
-      </w:pPr>
-    </w:p>
-    <w:p>
-      <w:pPr>
-        <w:spacing w:before="0" w:after="0"/>
-      </w:pPr>
     </w:p>
     <w:p>
       <w:pPr>
@@ -20189,7 +19696,7 @@
     <ns0:rPr>
       <ns0:rFonts ns0:ascii="Times New Roman" ns0:cs="Times New Roman" ns0:eastAsia="SimHei" ns0:hAnsi="Times New Roman"/>
       <ns0:b/>
-      <ns0:color ns0:val="000000"/>
+      <ns0:color ns0:val="17324D"/>
       <ns0:sz ns0:val="44"/>
       <ns0:szCs ns0:val="56"/>
     </ns0:rPr>
@@ -20331,7 +19838,7 @@
     <ns0:rPr>
       <ns0:rFonts ns0:ascii="Times New Roman" ns0:cs="Times New Roman" ns0:eastAsia="SimHei" ns0:hAnsi="Times New Roman"/>
       <ns0:b/>
-      <ns0:color ns0:val="000000"/>
+      <ns0:color ns0:val="17324D"/>
       <ns0:sz ns0:val="32"/>
       <ns0:szCs ns0:val="40"/>
     </ns0:rPr>
@@ -20355,7 +19862,7 @@
     <ns0:rPr>
       <ns0:rFonts ns0:ascii="Times New Roman" ns0:cs="Times New Roman" ns0:eastAsia="SimHei" ns0:hAnsi="Times New Roman"/>
       <ns0:b/>
-      <ns0:color ns0:val="000000"/>
+      <ns0:color ns0:val="17324D"/>
       <ns0:sz ns0:val="28"/>
       <ns0:szCs ns0:val="32"/>
     </ns0:rPr>
@@ -20379,7 +19886,7 @@
     <ns0:rPr>
       <ns0:rFonts ns0:ascii="Times New Roman" ns0:cs="Times New Roman" ns0:eastAsia="SimHei" ns0:hAnsi="Times New Roman"/>
       <ns0:b/>
-      <ns0:color ns0:val="000000"/>
+      <ns0:color ns0:val="17324D"/>
       <ns0:sz ns0:val="25"/>
       <ns0:szCs ns0:val="28"/>
     </ns0:rPr>

--- a/00-首页/题组Word/第一轮·综合套卷/第一轮综合卷05（学生版）.docx
+++ b/00-首页/题组Word/第一轮·综合套卷/第一轮综合卷05（学生版）.docx
@@ -2,7 +2,7 @@
 <file path=word/document.xml><?xml version="1.0" encoding="utf-8"?>
 <w:document xmlns:w="http://schemas.openxmlformats.org/wordprocessingml/2006/main" xmlns:m="http://schemas.openxmlformats.org/officeDocument/2006/math" xmlns:r="http://schemas.openxmlformats.org/officeDocument/2006/relationships" xmlns:o="urn:schemas-microsoft-com:office:office" xmlns:v="urn:schemas-microsoft-com:vml" xmlns:w10="urn:schemas-microsoft-com:office:word" xmlns:a="http://schemas.openxmlformats.org/drawingml/2006/main" xmlns:pic="http://schemas.openxmlformats.org/drawingml/2006/picture" xmlns:wp="http://schemas.openxmlformats.org/drawingml/2006/wordprocessingDrawing">
   <w:body>
-    <w:bookmarkStart w:id="64" w:name="第一轮综合练习-第05卷"/>
+    <w:bookmarkStart w:id="63" w:name="第一轮综合练习-第05卷"/>
     <w:p>
       <w:pPr>
         <w:pStyle w:val="Heading1"/>
@@ -42,6 +42,60 @@
     </w:p>
     <w:p>
       <w:pPr>
+        <w:pStyle w:val="BlockText"/>
+        <w:ind w:firstLine="420"/>
+      </w:pPr>
+      <w:r>
+        <w:rPr>
+          <w:rFonts w:hint="eastAsia" w:ascii="Times New Roman" w:hAnsi="Times New Roman" w:eastAsia="FangSong" w:cs="Times New Roman"/>
+        </w:rPr>
+        <w:t xml:space="preserve">共</w:t>
+      </w:r>
+      <w:r>
+        <w:rPr>
+          <w:rFonts w:ascii="Times New Roman" w:hAnsi="Times New Roman" w:eastAsia="Times New Roman" w:cs="Times New Roman"/>
+        </w:rPr>
+        <w:t xml:space="preserve"> 26 </w:t>
+      </w:r>
+      <w:r>
+        <w:rPr>
+          <w:rFonts w:hint="eastAsia" w:ascii="Times New Roman" w:hAnsi="Times New Roman" w:eastAsia="FangSong" w:cs="Times New Roman"/>
+        </w:rPr>
+        <w:t>题</w:t>
+      </w:r>
+      <w:r>
+        <w:rPr>
+          <w:rFonts w:hint="eastAsia" w:ascii="Times New Roman" w:hAnsi="Times New Roman" w:eastAsia="Times New Roman" w:cs="Times New Roman"/>
+        </w:rPr>
+        <w:t>。</w:t>
+      </w:r>
+      <w:r>
+        <w:rPr>
+          <w:rFonts w:hint="eastAsia" w:ascii="Times New Roman" w:hAnsi="Times New Roman" w:eastAsia="FangSong" w:cs="Times New Roman"/>
+        </w:rPr>
+        <w:t>建议先独立完成</w:t>
+      </w:r>
+      <w:r>
+        <w:rPr>
+          <w:rFonts w:hint="eastAsia" w:ascii="Times New Roman" w:hAnsi="Times New Roman" w:eastAsia="Times New Roman" w:cs="Times New Roman"/>
+        </w:rPr>
+        <w:t>，</w:t>
+      </w:r>
+      <w:r>
+        <w:rPr>
+          <w:rFonts w:hint="eastAsia" w:ascii="Times New Roman" w:hAnsi="Times New Roman" w:eastAsia="FangSong" w:cs="Times New Roman"/>
+        </w:rPr>
+        <w:t>再核对答案</w:t>
+      </w:r>
+      <w:r>
+        <w:rPr>
+          <w:rFonts w:hint="eastAsia" w:ascii="Times New Roman" w:hAnsi="Times New Roman" w:eastAsia="Times New Roman" w:cs="Times New Roman"/>
+        </w:rPr>
+        <w:t>。</w:t>
+      </w:r>
+    </w:p>
+    <w:p>
+      <w:pPr>
         <w:spacing w:before="160" w:after="80"/>
       </w:pPr>
       <w:r>
@@ -50,7 +104,7 @@
         </w:pict>
       </w:r>
     </w:p>
-    <w:bookmarkStart w:id="63" w:name="题目"/>
+    <w:bookmarkStart w:id="62" w:name="题目"/>
     <w:p>
       <w:pPr>
         <w:pStyle w:val="Heading2"/>
@@ -91,6 +145,7 @@
     <w:p>
       <w:pPr>
         <w:pStyle w:val="FirstParagraph"/>
+        <w:ind w:firstLine="420"/>
       </w:pPr>
       <w:r>
         <w:rPr>
@@ -156,6 +211,7 @@
     <w:p>
       <w:pPr>
         <w:pStyle w:val="BodyText"/>
+        <w:ind w:firstLine="420"/>
       </w:pPr>
       <w:r>
         <w:rPr>
@@ -231,6 +287,7 @@
     <w:p>
       <w:pPr>
         <w:pStyle w:val="BodyText"/>
+        <w:ind w:firstLine="420"/>
       </w:pPr>
       <w:r>
         <w:rPr>
@@ -306,6 +363,7 @@
     <w:p>
       <w:pPr>
         <w:pStyle w:val="BodyText"/>
+        <w:ind w:firstLine="420"/>
       </w:pPr>
       <w:r>
         <w:rPr>
@@ -381,6 +439,7 @@
     <w:p>
       <w:pPr>
         <w:pStyle w:val="BodyText"/>
+        <w:ind w:firstLine="420"/>
       </w:pPr>
       <w:r>
         <w:rPr>
@@ -492,6 +551,7 @@
     <w:p>
       <w:pPr>
         <w:pStyle w:val="FirstParagraph"/>
+        <w:ind w:firstLine="420"/>
       </w:pPr>
       <w:r>
         <w:rPr>
@@ -509,6 +569,7 @@
     <w:p>
       <w:pPr>
         <w:pStyle w:val="BodyText"/>
+        <w:ind w:firstLine="420"/>
       </w:pPr>
       <w:r>
         <w:rPr>
@@ -526,6 +587,7 @@
     <w:p>
       <w:pPr>
         <w:pStyle w:val="BodyText"/>
+        <w:ind w:firstLine="420"/>
       </w:pPr>
       <w:r>
         <w:rPr>
@@ -561,6 +623,7 @@
     <w:p>
       <w:pPr>
         <w:pStyle w:val="BodyText"/>
+        <w:ind w:firstLine="420"/>
       </w:pPr>
       <w:r>
         <w:rPr>
@@ -596,6 +659,7 @@
     <w:p>
       <w:pPr>
         <w:pStyle w:val="BodyText"/>
+        <w:ind w:firstLine="420"/>
       </w:pPr>
       <w:r>
         <w:rPr>
@@ -661,6 +725,7 @@
     <w:p>
       <w:pPr>
         <w:pStyle w:val="BodyText"/>
+        <w:ind w:firstLine="420"/>
       </w:pPr>
       <w:r>
         <w:rPr>
@@ -762,6 +827,7 @@
     <w:p>
       <w:pPr>
         <w:pStyle w:val="FirstParagraph"/>
+        <w:ind w:firstLine="420"/>
       </w:pPr>
       <w:r>
         <w:rPr>
@@ -1008,7 +1074,43 @@
         <w:rPr>
           <w:rFonts w:ascii="Times New Roman" w:hAnsi="Times New Roman" w:eastAsia="Times New Roman" w:cs="Times New Roman"/>
         </w:rPr>
-        <w:t xml:space="preserve">A. -183 B. 183 C. -248 D. 248</w:t>
+        <w:t xml:space="preserve">- A. -183</w:t>
+      </w:r>
+      <w:r>
+        <w:rPr>
+          <w:rFonts w:ascii="Times New Roman" w:hAnsi="Times New Roman" w:eastAsia="Times New Roman" w:cs="Times New Roman"/>
+        </w:rPr>
+        <w:t xml:space="preserve"> </w:t>
+      </w:r>
+      <w:r>
+        <w:rPr>
+          <w:rFonts w:ascii="Times New Roman" w:hAnsi="Times New Roman" w:eastAsia="Times New Roman" w:cs="Times New Roman"/>
+        </w:rPr>
+        <w:t xml:space="preserve">- B. 183</w:t>
+      </w:r>
+      <w:r>
+        <w:rPr>
+          <w:rFonts w:ascii="Times New Roman" w:hAnsi="Times New Roman" w:eastAsia="Times New Roman" w:cs="Times New Roman"/>
+        </w:rPr>
+        <w:t xml:space="preserve"> </w:t>
+      </w:r>
+      <w:r>
+        <w:rPr>
+          <w:rFonts w:ascii="Times New Roman" w:hAnsi="Times New Roman" w:eastAsia="Times New Roman" w:cs="Times New Roman"/>
+        </w:rPr>
+        <w:t xml:space="preserve">- C. -248</w:t>
+      </w:r>
+      <w:r>
+        <w:rPr>
+          <w:rFonts w:ascii="Times New Roman" w:hAnsi="Times New Roman" w:eastAsia="Times New Roman" w:cs="Times New Roman"/>
+        </w:rPr>
+        <w:t xml:space="preserve"> </w:t>
+      </w:r>
+      <w:r>
+        <w:rPr>
+          <w:rFonts w:ascii="Times New Roman" w:hAnsi="Times New Roman" w:eastAsia="Times New Roman" w:cs="Times New Roman"/>
+        </w:rPr>
+        <w:t xml:space="preserve">- D. 248</w:t>
       </w:r>
     </w:p>
     <w:p>
@@ -1050,6 +1152,7 @@
     <w:p>
       <w:pPr>
         <w:pStyle w:val="FirstParagraph"/>
+        <w:ind w:firstLine="420"/>
       </w:pPr>
       <w:r>
         <w:rPr>
@@ -1181,7 +1284,7 @@
         <w:rPr>
           <w:rFonts w:ascii="Times New Roman" w:hAnsi="Times New Roman" w:eastAsia="Times New Roman" w:cs="Times New Roman"/>
         </w:rPr>
-        <w:t xml:space="preserve">A.</w:t>
+        <w:t xml:space="preserve">- A.</w:t>
       </w:r>
       <w:r>
         <w:rPr>
@@ -1228,7 +1331,7 @@
         <w:rPr>
           <w:rFonts w:ascii="Times New Roman" w:hAnsi="Times New Roman" w:eastAsia="Times New Roman" w:cs="Times New Roman"/>
         </w:rPr>
-        <w:t xml:space="preserve">B.</w:t>
+        <w:t xml:space="preserve">- B.</w:t>
       </w:r>
       <w:r>
         <w:rPr>
@@ -1292,7 +1395,7 @@
         <w:rPr>
           <w:rFonts w:ascii="Times New Roman" w:hAnsi="Times New Roman" w:eastAsia="Times New Roman" w:cs="Times New Roman"/>
         </w:rPr>
-        <w:t xml:space="preserve">C.</w:t>
+        <w:t xml:space="preserve">- C.</w:t>
       </w:r>
       <w:r>
         <w:rPr>
@@ -1356,7 +1459,7 @@
         <w:rPr>
           <w:rFonts w:ascii="Times New Roman" w:hAnsi="Times New Roman" w:eastAsia="Times New Roman" w:cs="Times New Roman"/>
         </w:rPr>
-        <w:t xml:space="preserve">D.</w:t>
+        <w:t xml:space="preserve">- D.</w:t>
       </w:r>
       <w:r>
         <w:rPr>
@@ -1422,7 +1525,7 @@
       </w:r>
     </w:p>
     <w:bookmarkEnd w:id="12"/>
-    <w:bookmarkStart w:id="14" w:name="第5题"/>
+    <w:bookmarkStart w:id="13" w:name="第5题"/>
     <w:p>
       <w:pPr>
         <w:pStyle w:val="Heading3"/>
@@ -1450,6 +1553,7 @@
     <w:p>
       <w:pPr>
         <w:pStyle w:val="FirstParagraph"/>
+        <w:ind w:firstLine="420"/>
       </w:pPr>
       <w:r>
         <w:rPr>
@@ -1515,22 +1619,223 @@
         <w:rPr>
           <w:rFonts w:ascii="Times New Roman" w:hAnsi="Times New Roman" w:eastAsia="Times New Roman" w:cs="Times New Roman"/>
         </w:rPr>
-        <w:t xml:space="preserve">(A)(mol/L)</w:t>
-      </w:r>
-      <w:r>
-        <w:rPr>
-          <w:rFonts w:ascii="Times New Roman" w:hAnsi="Times New Roman" w:eastAsia="Times New Roman" w:cs="Times New Roman"/>
-        </w:rPr>
-        <w:t xml:space="preserve"> </w:t>
-      </w:r>
-      <w:hyperlink r:id="rId13">
-        <w:r>
-          <w:rPr>
-            <w:rStyle w:val="Hyperlink"/>
-          </w:rPr>
-          <w:t xml:space="preserve">B</w:t>
-        </w:r>
-      </w:hyperlink>
+        <w:t xml:space="preserve">|</w:t>
+      </w:r>
+      <w:r>
+        <w:rPr>
+          <w:rFonts w:ascii="Times New Roman" w:hAnsi="Times New Roman" w:eastAsia="Times New Roman" w:cs="Times New Roman"/>
+        </w:rPr>
+        <w:t xml:space="preserve"> </w:t>
+      </w:r>
+      <m:oMath>
+        <m:r>
+          <m:t>c</m:t>
+        </m:r>
+        <m:r>
+          <m:rPr>
+            <m:sty m:val="p"/>
+          </m:rPr>
+          <m:t>(</m:t>
+        </m:r>
+        <m:r>
+          <m:rPr>
+            <m:sty m:val="p"/>
+          </m:rPr>
+          <m:t>A</m:t>
+        </m:r>
+        <m:r>
+          <m:rPr>
+            <m:sty m:val="p"/>
+          </m:rPr>
+          <m:t>)</m:t>
+        </m:r>
+      </m:oMath>
+      <w:r>
+        <w:rPr>
+          <w:rFonts w:ascii="Times New Roman" w:hAnsi="Times New Roman" w:eastAsia="Times New Roman" w:cs="Times New Roman"/>
+        </w:rPr>
+        <w:t xml:space="preserve">/(mol·L</w:t>
+      </w:r>
+      <m:oMath>
+        <m:sSup>
+          <m:e>
+            <m:r>
+              <m:t>​</m:t>
+            </m:r>
+          </m:e>
+          <m:sup>
+            <m:r>
+              <m:rPr>
+                <m:sty m:val="p"/>
+              </m:rPr>
+              <m:t>−</m:t>
+            </m:r>
+            <m:r>
+              <m:t>1</m:t>
+            </m:r>
+          </m:sup>
+        </m:sSup>
+      </m:oMath>
+      <w:r>
+        <w:rPr>
+          <w:rFonts w:ascii="Times New Roman" w:hAnsi="Times New Roman" w:eastAsia="Times New Roman" w:cs="Times New Roman"/>
+        </w:rPr>
+        <w:t xml:space="preserve">) |</w:t>
+      </w:r>
+      <w:r>
+        <w:rPr>
+          <w:rFonts w:ascii="Times New Roman" w:hAnsi="Times New Roman" w:eastAsia="Times New Roman" w:cs="Times New Roman"/>
+        </w:rPr>
+        <w:t xml:space="preserve"> </w:t>
+      </w:r>
+      <m:oMath>
+        <m:r>
+          <m:t>c</m:t>
+        </m:r>
+        <m:r>
+          <m:rPr>
+            <m:sty m:val="p"/>
+          </m:rPr>
+          <m:t>(</m:t>
+        </m:r>
+        <m:r>
+          <m:rPr>
+            <m:sty m:val="p"/>
+          </m:rPr>
+          <m:t>B</m:t>
+        </m:r>
+        <m:r>
+          <m:rPr>
+            <m:sty m:val="p"/>
+          </m:rPr>
+          <m:t>)</m:t>
+        </m:r>
+      </m:oMath>
+      <w:r>
+        <w:rPr>
+          <w:rFonts w:ascii="Times New Roman" w:hAnsi="Times New Roman" w:eastAsia="Times New Roman" w:cs="Times New Roman"/>
+        </w:rPr>
+        <w:t xml:space="preserve">/(mol·L</w:t>
+      </w:r>
+      <m:oMath>
+        <m:sSup>
+          <m:e>
+            <m:r>
+              <m:t>​</m:t>
+            </m:r>
+          </m:e>
+          <m:sup>
+            <m:r>
+              <m:rPr>
+                <m:sty m:val="p"/>
+              </m:rPr>
+              <m:t>−</m:t>
+            </m:r>
+            <m:r>
+              <m:t>1</m:t>
+            </m:r>
+          </m:sup>
+        </m:sSup>
+      </m:oMath>
+      <w:r>
+        <w:rPr>
+          <w:rFonts w:ascii="Times New Roman" w:hAnsi="Times New Roman" w:eastAsia="Times New Roman" w:cs="Times New Roman"/>
+        </w:rPr>
+        <w:t xml:space="preserve">) |</w:t>
+      </w:r>
+      <w:r>
+        <w:rPr>
+          <w:rFonts w:ascii="Times New Roman" w:hAnsi="Times New Roman" w:eastAsia="Times New Roman" w:cs="Times New Roman"/>
+        </w:rPr>
+        <w:t xml:space="preserve"> </w:t>
+      </w:r>
+      <m:oMath>
+        <m:r>
+          <m:t>v</m:t>
+        </m:r>
+      </m:oMath>
+      <w:r>
+        <w:rPr>
+          <w:rFonts w:ascii="Times New Roman" w:hAnsi="Times New Roman" w:eastAsia="Times New Roman" w:cs="Times New Roman"/>
+        </w:rPr>
+        <w:t xml:space="preserve">/(mol·L</w:t>
+      </w:r>
+      <m:oMath>
+        <m:sSup>
+          <m:e>
+            <m:r>
+              <m:t>​</m:t>
+            </m:r>
+          </m:e>
+          <m:sup>
+            <m:r>
+              <m:rPr>
+                <m:sty m:val="p"/>
+              </m:rPr>
+              <m:t>−</m:t>
+            </m:r>
+            <m:r>
+              <m:t>1</m:t>
+            </m:r>
+          </m:sup>
+        </m:sSup>
+      </m:oMath>
+      <w:r>
+        <w:rPr>
+          <w:rFonts w:ascii="Times New Roman" w:hAnsi="Times New Roman" w:eastAsia="Times New Roman" w:cs="Times New Roman"/>
+        </w:rPr>
+        <w:t xml:space="preserve">·s</w:t>
+      </w:r>
+      <m:oMath>
+        <m:sSup>
+          <m:e>
+            <m:r>
+              <m:t>​</m:t>
+            </m:r>
+          </m:e>
+          <m:sup>
+            <m:r>
+              <m:rPr>
+                <m:sty m:val="p"/>
+              </m:rPr>
+              <m:t>−</m:t>
+            </m:r>
+            <m:r>
+              <m:t>1</m:t>
+            </m:r>
+          </m:sup>
+        </m:sSup>
+      </m:oMath>
+      <w:r>
+        <w:rPr>
+          <w:rFonts w:ascii="Times New Roman" w:hAnsi="Times New Roman" w:eastAsia="Times New Roman" w:cs="Times New Roman"/>
+        </w:rPr>
+        <w:t xml:space="preserve">) |</w:t>
+      </w:r>
+      <w:r>
+        <w:rPr>
+          <w:rFonts w:ascii="Times New Roman" w:hAnsi="Times New Roman" w:eastAsia="Times New Roman" w:cs="Times New Roman"/>
+        </w:rPr>
+        <w:t xml:space="preserve"> </w:t>
+      </w:r>
+      <w:r>
+        <w:rPr>
+          <w:rFonts w:ascii="Times New Roman" w:hAnsi="Times New Roman" w:eastAsia="Times New Roman" w:cs="Times New Roman"/>
+        </w:rPr>
+        <w:t xml:space="preserve">|:—:|:—:|:—:|</w:t>
+      </w:r>
+      <w:r>
+        <w:rPr>
+          <w:rFonts w:ascii="Times New Roman" w:hAnsi="Times New Roman" w:eastAsia="Times New Roman" w:cs="Times New Roman"/>
+        </w:rPr>
+        <w:t xml:space="preserve"> </w:t>
+      </w:r>
+      <w:r>
+        <w:rPr>
+          <w:rFonts w:ascii="Times New Roman" w:hAnsi="Times New Roman" w:eastAsia="Times New Roman" w:cs="Times New Roman"/>
+        </w:rPr>
+        <w:t xml:space="preserve">| 0.500 | 0.400 |</w:t>
+      </w:r>
       <w:r>
         <w:rPr>
           <w:rFonts w:ascii="Times New Roman" w:hAnsi="Times New Roman" w:eastAsia="Times New Roman" w:cs="Times New Roman"/>
@@ -1547,65 +1852,32 @@
           </m:ctrlPr>
         </m:oMathPr>
         <m:r>
-          <m:t>v</m:t>
+          <m:t>6.00</m:t>
         </m:r>
         <m:r>
           <m:rPr>
             <m:sty m:val="p"/>
           </m:rPr>
-          <m:t>(</m:t>
-        </m:r>
-        <m:r>
-          <m:rPr>
-            <m:nor/>
-            <m:sty m:val="p"/>
-          </m:rPr>
-          <m:t>mol</m:t>
-        </m:r>
-        <m:r>
-          <m:rPr>
-            <m:sty m:val="p"/>
-          </m:rPr>
-          <m:t>/</m:t>
-        </m:r>
-        <m:r>
-          <m:rPr>
-            <m:sty m:val="p"/>
-          </m:rPr>
-          <m:t>(</m:t>
-        </m:r>
-        <m:r>
-          <m:rPr>
-            <m:nor/>
-            <m:sty m:val="p"/>
-          </m:rPr>
-          <m:t>L</m:t>
-        </m:r>
-        <m:r>
-          <m:rPr>
-            <m:sty m:val="p"/>
-          </m:rPr>
-          <m:t>⋅</m:t>
-        </m:r>
-        <m:r>
-          <m:rPr>
-            <m:nor/>
-            <m:sty m:val="p"/>
-          </m:rPr>
-          <m:t>s</m:t>
-        </m:r>
-        <m:r>
-          <m:rPr>
-            <m:sty m:val="p"/>
-          </m:rPr>
-          <m:t>)</m:t>
-        </m:r>
-        <m:r>
-          <m:rPr>
-            <m:sty m:val="p"/>
-          </m:rPr>
-          <m:t>)</m:t>
-        </m:r>
+          <m:t>×</m:t>
+        </m:r>
+        <m:sSup>
+          <m:e>
+            <m:r>
+              <m:t>10</m:t>
+            </m:r>
+          </m:e>
+          <m:sup>
+            <m:r>
+              <m:rPr>
+                <m:sty m:val="p"/>
+              </m:rPr>
+              <m:t>−</m:t>
+            </m:r>
+            <m:r>
+              <m:t>3</m:t>
+            </m:r>
+          </m:sup>
+        </m:sSup>
       </m:oMath>
       <w:r>
         <w:rPr>
@@ -1617,7 +1889,19 @@
         <w:rPr>
           <w:rFonts w:ascii="Times New Roman" w:hAnsi="Times New Roman" w:eastAsia="Times New Roman" w:cs="Times New Roman"/>
         </w:rPr>
-        <w:t xml:space="preserve">0.500 0.400</w:t>
+        <w:t xml:space="preserve">|</w:t>
+      </w:r>
+      <w:r>
+        <w:rPr>
+          <w:rFonts w:ascii="Times New Roman" w:hAnsi="Times New Roman" w:eastAsia="Times New Roman" w:cs="Times New Roman"/>
+        </w:rPr>
+        <w:t xml:space="preserve"> </w:t>
+      </w:r>
+      <w:r>
+        <w:rPr>
+          <w:rFonts w:ascii="Times New Roman" w:hAnsi="Times New Roman" w:eastAsia="Times New Roman" w:cs="Times New Roman"/>
+        </w:rPr>
+        <w:t xml:space="preserve">| 0.250 | 0.400 |</w:t>
       </w:r>
       <w:r>
         <w:rPr>
@@ -1635,7 +1919,7 @@
           </m:ctrlPr>
         </m:oMathPr>
         <m:r>
-          <m:t>6.00</m:t>
+          <m:t>1.50</m:t>
         </m:r>
         <m:r>
           <m:rPr>
@@ -1672,7 +1956,19 @@
         <w:rPr>
           <w:rFonts w:ascii="Times New Roman" w:hAnsi="Times New Roman" w:eastAsia="Times New Roman" w:cs="Times New Roman"/>
         </w:rPr>
-        <w:t xml:space="preserve">0.250 0.400</w:t>
+        <w:t xml:space="preserve">|</w:t>
+      </w:r>
+      <w:r>
+        <w:rPr>
+          <w:rFonts w:ascii="Times New Roman" w:hAnsi="Times New Roman" w:eastAsia="Times New Roman" w:cs="Times New Roman"/>
+        </w:rPr>
+        <w:t xml:space="preserve"> </w:t>
+      </w:r>
+      <w:r>
+        <w:rPr>
+          <w:rFonts w:ascii="Times New Roman" w:hAnsi="Times New Roman" w:eastAsia="Times New Roman" w:cs="Times New Roman"/>
+        </w:rPr>
+        <w:t xml:space="preserve">| 0.250 | 0.800 |</w:t>
       </w:r>
       <w:r>
         <w:rPr>
@@ -1690,7 +1986,7 @@
           </m:ctrlPr>
         </m:oMathPr>
         <m:r>
-          <m:t>1.50</m:t>
+          <m:t>3.00</m:t>
         </m:r>
         <m:r>
           <m:rPr>
@@ -1727,62 +2023,67 @@
         <w:rPr>
           <w:rFonts w:ascii="Times New Roman" w:hAnsi="Times New Roman" w:eastAsia="Times New Roman" w:cs="Times New Roman"/>
         </w:rPr>
-        <w:t xml:space="preserve">0.250 0.800</w:t>
-      </w:r>
-      <w:r>
-        <w:rPr>
-          <w:rFonts w:ascii="Times New Roman" w:hAnsi="Times New Roman" w:eastAsia="Times New Roman" w:cs="Times New Roman"/>
-        </w:rPr>
-        <w:t xml:space="preserve"> </w:t>
-      </w:r>
-      <m:oMath>
-        <m:oMathPr>
-          <m:ctrlPr>
-            <w:rPr>
-              <w:sz w:val="28"/>
-              <w:szCs w:val="28"/>
-            </w:rPr>
-          </m:ctrlPr>
-        </m:oMathPr>
-        <m:r>
-          <m:t>3.00</m:t>
-        </m:r>
-        <m:r>
-          <m:rPr>
-            <m:sty m:val="p"/>
-          </m:rPr>
-          <m:t>×</m:t>
-        </m:r>
-        <m:sSup>
-          <m:e>
-            <m:r>
-              <m:t>10</m:t>
-            </m:r>
-          </m:e>
-          <m:sup>
-            <m:r>
-              <m:rPr>
-                <m:sty m:val="p"/>
-              </m:rPr>
-              <m:t>−</m:t>
-            </m:r>
-            <m:r>
-              <m:t>3</m:t>
-            </m:r>
-          </m:sup>
-        </m:sSup>
-      </m:oMath>
-      <w:r>
-        <w:rPr>
-          <w:rFonts w:ascii="Times New Roman" w:hAnsi="Times New Roman" w:eastAsia="Times New Roman" w:cs="Times New Roman"/>
-        </w:rPr>
-        <w:t xml:space="preserve"> </w:t>
-      </w:r>
-      <w:r>
-        <w:rPr>
-          <w:rFonts w:ascii="Times New Roman" w:hAnsi="Times New Roman" w:eastAsia="Times New Roman" w:cs="Times New Roman"/>
-        </w:rPr>
-        <w:t xml:space="preserve">A. 2 B. 2.5 C. 3 D. 3.5</w:t>
+        <w:t xml:space="preserve">|</w:t>
+      </w:r>
+    </w:p>
+    <w:p>
+      <w:pPr>
+        <w:pStyle w:val="Compact"/>
+        <w:numPr>
+          <w:ilvl w:val="0"/>
+          <w:numId w:val="1001"/>
+        </w:numPr>
+      </w:pPr>
+      <w:r>
+        <w:rPr>
+          <w:rFonts w:ascii="Times New Roman" w:hAnsi="Times New Roman" w:eastAsia="Times New Roman" w:cs="Times New Roman"/>
+        </w:rPr>
+        <w:t xml:space="preserve">A. 2</w:t>
+      </w:r>
+    </w:p>
+    <w:p>
+      <w:pPr>
+        <w:pStyle w:val="Compact"/>
+        <w:numPr>
+          <w:ilvl w:val="0"/>
+          <w:numId w:val="1001"/>
+        </w:numPr>
+      </w:pPr>
+      <w:r>
+        <w:rPr>
+          <w:rFonts w:ascii="Times New Roman" w:hAnsi="Times New Roman" w:eastAsia="Times New Roman" w:cs="Times New Roman"/>
+        </w:rPr>
+        <w:t xml:space="preserve">B. 2.5</w:t>
+      </w:r>
+    </w:p>
+    <w:p>
+      <w:pPr>
+        <w:pStyle w:val="Compact"/>
+        <w:numPr>
+          <w:ilvl w:val="0"/>
+          <w:numId w:val="1001"/>
+        </w:numPr>
+      </w:pPr>
+      <w:r>
+        <w:rPr>
+          <w:rFonts w:ascii="Times New Roman" w:hAnsi="Times New Roman" w:eastAsia="Times New Roman" w:cs="Times New Roman"/>
+        </w:rPr>
+        <w:t xml:space="preserve">C. 3</w:t>
+      </w:r>
+    </w:p>
+    <w:p>
+      <w:pPr>
+        <w:pStyle w:val="Compact"/>
+        <w:numPr>
+          <w:ilvl w:val="0"/>
+          <w:numId w:val="1001"/>
+        </w:numPr>
+      </w:pPr>
+      <w:r>
+        <w:rPr>
+          <w:rFonts w:ascii="Times New Roman" w:hAnsi="Times New Roman" w:eastAsia="Times New Roman" w:cs="Times New Roman"/>
+        </w:rPr>
+        <w:t xml:space="preserve">D. 3.5</w:t>
       </w:r>
     </w:p>
     <w:p>
@@ -1795,8 +2096,8 @@
         </w:pict>
       </w:r>
     </w:p>
-    <w:bookmarkEnd w:id="14"/>
-    <w:bookmarkStart w:id="15" w:name="第6题"/>
+    <w:bookmarkEnd w:id="13"/>
+    <w:bookmarkStart w:id="14" w:name="第6题"/>
     <w:p>
       <w:pPr>
         <w:pStyle w:val="Heading3"/>
@@ -1824,6 +2125,7 @@
     <w:p>
       <w:pPr>
         <w:pStyle w:val="FirstParagraph"/>
+        <w:ind w:firstLine="420"/>
       </w:pPr>
       <w:r>
         <w:rPr>
@@ -1919,7 +2221,7 @@
         <w:rPr>
           <w:rFonts w:ascii="Times New Roman" w:hAnsi="Times New Roman" w:eastAsia="Times New Roman" w:cs="Times New Roman"/>
         </w:rPr>
-        <w:t xml:space="preserve">A. 181 </w:t>
+        <w:t xml:space="preserve">- A. 181 </w:t>
       </w:r>
       <w:r>
         <w:rPr>
@@ -1931,7 +2233,13 @@
         <w:rPr>
           <w:rFonts w:ascii="Times New Roman" w:hAnsi="Times New Roman" w:eastAsia="Times New Roman" w:cs="Times New Roman"/>
         </w:rPr>
-        <w:t xml:space="preserve"> B. 99 </w:t>
+        <w:t xml:space="preserve"> </w:t>
+      </w:r>
+      <w:r>
+        <w:rPr>
+          <w:rFonts w:ascii="Times New Roman" w:hAnsi="Times New Roman" w:eastAsia="Times New Roman" w:cs="Times New Roman"/>
+        </w:rPr>
+        <w:t xml:space="preserve">- B. 99 </w:t>
       </w:r>
       <w:r>
         <w:rPr>
@@ -1943,7 +2251,13 @@
         <w:rPr>
           <w:rFonts w:ascii="Times New Roman" w:hAnsi="Times New Roman" w:eastAsia="Times New Roman" w:cs="Times New Roman"/>
         </w:rPr>
-        <w:t xml:space="preserve"> C. 57 </w:t>
+        <w:t xml:space="preserve"> </w:t>
+      </w:r>
+      <w:r>
+        <w:rPr>
+          <w:rFonts w:ascii="Times New Roman" w:hAnsi="Times New Roman" w:eastAsia="Times New Roman" w:cs="Times New Roman"/>
+        </w:rPr>
+        <w:t xml:space="preserve">- C. 57 </w:t>
       </w:r>
       <w:r>
         <w:rPr>
@@ -1955,7 +2269,13 @@
         <w:rPr>
           <w:rFonts w:ascii="Times New Roman" w:hAnsi="Times New Roman" w:eastAsia="Times New Roman" w:cs="Times New Roman"/>
         </w:rPr>
-        <w:t xml:space="preserve"> D. 36 </w:t>
+        <w:t xml:space="preserve"> </w:t>
+      </w:r>
+      <w:r>
+        <w:rPr>
+          <w:rFonts w:ascii="Times New Roman" w:hAnsi="Times New Roman" w:eastAsia="Times New Roman" w:cs="Times New Roman"/>
+        </w:rPr>
+        <w:t xml:space="preserve">- D. 36 </w:t>
       </w:r>
       <w:r>
         <w:rPr>
@@ -1974,8 +2294,8 @@
         </w:pict>
       </w:r>
     </w:p>
-    <w:bookmarkEnd w:id="15"/>
-    <w:bookmarkStart w:id="19" w:name="第7题"/>
+    <w:bookmarkEnd w:id="14"/>
+    <w:bookmarkStart w:id="18" w:name="第7题"/>
     <w:p>
       <w:pPr>
         <w:pStyle w:val="Heading3"/>
@@ -2003,6 +2323,7 @@
     <w:p>
       <w:pPr>
         <w:pStyle w:val="FirstParagraph"/>
+        <w:ind w:firstLine="420"/>
       </w:pPr>
       <w:r>
         <w:rPr>
@@ -2212,18 +2533,18 @@
           <wp:inline>
             <wp:extent cx="3600000" cy="2273683"/>
             <wp:effectExtent b="0" l="0" r="0" t="0"/>
-            <wp:docPr descr="" title="" id="17" name="Picture"/>
+            <wp:docPr descr="" title="" id="16" name="Picture"/>
             <a:graphic>
               <a:graphicData uri="http://schemas.openxmlformats.org/drawingml/2006/picture">
                 <pic:pic>
                   <pic:nvPicPr>
-                    <pic:cNvPr descr="115f96b021be8bd4.png" id="18" name="Picture"/>
+                    <pic:cNvPr descr="115f96b021be8bd4.png" id="17" name="Picture"/>
                     <pic:cNvPicPr>
                       <a:picLocks noChangeArrowheads="1" noChangeAspect="1"/>
                     </pic:cNvPicPr>
                   </pic:nvPicPr>
                   <pic:blipFill>
-                    <a:blip r:embed="rId16"/>
+                    <a:blip r:embed="rId15"/>
                     <a:stretch>
                       <a:fillRect/>
                     </a:stretch>
@@ -2255,8 +2576,9 @@
         <w:pStyle w:val="Compact"/>
         <w:numPr>
           <w:ilvl w:val="0"/>
-          <w:numId w:val="1001"/>
+          <w:numId w:val="1002"/>
         </w:numPr>
+        <w:ind w:firstLine="420"/>
       </w:pPr>
       <w:r>
         <w:rPr>
@@ -2306,8 +2628,9 @@
         <w:pStyle w:val="Compact"/>
         <w:numPr>
           <w:ilvl w:val="0"/>
-          <w:numId w:val="1001"/>
+          <w:numId w:val="1002"/>
         </w:numPr>
+        <w:ind w:firstLine="420"/>
       </w:pPr>
       <w:r>
         <w:rPr>
@@ -2351,8 +2674,9 @@
         <w:pStyle w:val="Compact"/>
         <w:numPr>
           <w:ilvl w:val="0"/>
-          <w:numId w:val="1001"/>
+          <w:numId w:val="1002"/>
         </w:numPr>
+        <w:ind w:firstLine="420"/>
       </w:pPr>
       <w:r>
         <w:rPr>
@@ -2378,8 +2702,9 @@
         <w:pStyle w:val="Compact"/>
         <w:numPr>
           <w:ilvl w:val="0"/>
-          <w:numId w:val="1001"/>
+          <w:numId w:val="1002"/>
         </w:numPr>
+        <w:ind w:firstLine="420"/>
       </w:pPr>
       <w:r>
         <w:rPr>
@@ -2561,8 +2886,8 @@
         </w:pict>
       </w:r>
     </w:p>
-    <w:bookmarkEnd w:id="19"/>
-    <w:bookmarkStart w:id="23" w:name="第8题"/>
+    <w:bookmarkEnd w:id="18"/>
+    <w:bookmarkStart w:id="22" w:name="第8题"/>
     <w:p>
       <w:pPr>
         <w:pStyle w:val="Heading3"/>
@@ -2590,6 +2915,7 @@
     <w:p>
       <w:pPr>
         <w:pStyle w:val="FirstParagraph"/>
+        <w:ind w:firstLine="420"/>
       </w:pPr>
       <w:r>
         <w:rPr>
@@ -2711,18 +3037,18 @@
           <wp:inline>
             <wp:extent cx="3240000" cy="2864584"/>
             <wp:effectExtent b="0" l="0" r="0" t="0"/>
-            <wp:docPr descr="" title="" id="21" name="Picture"/>
+            <wp:docPr descr="" title="" id="20" name="Picture"/>
             <a:graphic>
               <a:graphicData uri="http://schemas.openxmlformats.org/drawingml/2006/picture">
                 <pic:pic>
                   <pic:nvPicPr>
-                    <pic:cNvPr descr="273fbc00556339cf.png" id="22" name="Picture"/>
+                    <pic:cNvPr descr="273fbc00556339cf.png" id="21" name="Picture"/>
                     <pic:cNvPicPr>
                       <a:picLocks noChangeArrowheads="1" noChangeAspect="1"/>
                     </pic:cNvPicPr>
                   </pic:nvPicPr>
                   <pic:blipFill>
-                    <a:blip r:embed="rId20"/>
+                    <a:blip r:embed="rId19"/>
                     <a:stretch>
                       <a:fillRect/>
                     </a:stretch>
@@ -2752,6 +3078,7 @@
     <w:p>
       <w:pPr>
         <w:pStyle w:val="FirstParagraph"/>
+        <w:ind w:firstLine="420"/>
       </w:pPr>
       <w:r>
         <w:rPr>
@@ -2849,8 +3176,9 @@
         <w:pStyle w:val="Compact"/>
         <w:numPr>
           <w:ilvl w:val="0"/>
-          <w:numId w:val="1002"/>
+          <w:numId w:val="1003"/>
         </w:numPr>
+        <w:ind w:firstLine="420"/>
       </w:pPr>
       <w:r>
         <w:rPr>
@@ -2994,8 +3322,9 @@
         <w:pStyle w:val="Compact"/>
         <w:numPr>
           <w:ilvl w:val="0"/>
-          <w:numId w:val="1002"/>
+          <w:numId w:val="1003"/>
         </w:numPr>
+        <w:ind w:firstLine="420"/>
       </w:pPr>
       <w:r>
         <w:rPr>
@@ -3021,8 +3350,9 @@
         <w:pStyle w:val="Compact"/>
         <w:numPr>
           <w:ilvl w:val="0"/>
-          <w:numId w:val="1002"/>
+          <w:numId w:val="1003"/>
         </w:numPr>
+        <w:ind w:firstLine="420"/>
       </w:pPr>
       <w:r>
         <w:rPr>
@@ -3178,8 +3508,9 @@
         <w:pStyle w:val="Compact"/>
         <w:numPr>
           <w:ilvl w:val="0"/>
-          <w:numId w:val="1002"/>
+          <w:numId w:val="1003"/>
         </w:numPr>
+        <w:ind w:firstLine="420"/>
       </w:pPr>
       <w:r>
         <w:rPr>
@@ -3241,8 +3572,8 @@
         </w:pict>
       </w:r>
     </w:p>
-    <w:bookmarkEnd w:id="23"/>
-    <w:bookmarkStart w:id="24" w:name="第9题"/>
+    <w:bookmarkEnd w:id="22"/>
+    <w:bookmarkStart w:id="23" w:name="第9题"/>
     <w:p>
       <w:pPr>
         <w:pStyle w:val="Heading3"/>
@@ -3270,6 +3601,7 @@
     <w:p>
       <w:pPr>
         <w:pStyle w:val="FirstParagraph"/>
+        <w:ind w:firstLine="420"/>
       </w:pPr>
       <m:oMath>
         <m:oMathPr>
@@ -3379,8 +3711,9 @@
         <w:pStyle w:val="Compact"/>
         <w:numPr>
           <w:ilvl w:val="0"/>
-          <w:numId w:val="1003"/>
+          <w:numId w:val="1004"/>
         </w:numPr>
+        <w:ind w:firstLine="420"/>
       </w:pPr>
       <w:r>
         <w:rPr>
@@ -3424,8 +3757,9 @@
         <w:pStyle w:val="Compact"/>
         <w:numPr>
           <w:ilvl w:val="0"/>
-          <w:numId w:val="1003"/>
+          <w:numId w:val="1004"/>
         </w:numPr>
+        <w:ind w:firstLine="420"/>
       </w:pPr>
       <w:r>
         <w:rPr>
@@ -3476,8 +3810,9 @@
         <w:pStyle w:val="Compact"/>
         <w:numPr>
           <w:ilvl w:val="0"/>
-          <w:numId w:val="1003"/>
+          <w:numId w:val="1004"/>
         </w:numPr>
+        <w:ind w:firstLine="420"/>
       </w:pPr>
       <w:r>
         <w:rPr>
@@ -3585,6 +3920,7 @@
     <w:p>
       <w:pPr>
         <w:pStyle w:val="FirstParagraph"/>
+        <w:ind w:firstLine="420"/>
       </w:pPr>
       <w:r>
         <w:rPr>
@@ -3628,6 +3964,7 @@
     <w:p>
       <w:pPr>
         <w:pStyle w:val="BodyText"/>
+        <w:ind w:firstLine="420"/>
       </w:pPr>
       <w:r>
         <w:rPr>
@@ -3731,6 +4068,7 @@
     <w:p>
       <w:pPr>
         <w:pStyle w:val="BodyText"/>
+        <w:ind w:firstLine="420"/>
       </w:pPr>
       <w:r>
         <w:rPr>
@@ -3769,8 +4107,8 @@
         </w:pict>
       </w:r>
     </w:p>
-    <w:bookmarkEnd w:id="24"/>
-    <w:bookmarkStart w:id="25" w:name="第10题"/>
+    <w:bookmarkEnd w:id="23"/>
+    <w:bookmarkStart w:id="24" w:name="第10题"/>
     <w:p>
       <w:pPr>
         <w:pStyle w:val="Heading3"/>
@@ -3798,6 +4136,7 @@
     <w:p>
       <w:pPr>
         <w:pStyle w:val="FirstParagraph"/>
+        <w:ind w:firstLine="420"/>
       </w:pPr>
       <w:r>
         <w:rPr>
@@ -3839,6 +4178,7 @@
     <w:p>
       <w:pPr>
         <w:pStyle w:val="BodyText"/>
+        <w:ind w:firstLine="420"/>
       </w:pPr>
       <w:r>
         <w:rPr>
@@ -4290,8 +4630,9 @@
         <w:pStyle w:val="Compact"/>
         <w:numPr>
           <w:ilvl w:val="0"/>
-          <w:numId w:val="1004"/>
+          <w:numId w:val="1005"/>
         </w:numPr>
+        <w:ind w:firstLine="420"/>
       </w:pPr>
       <w:r>
         <w:rPr>
@@ -4311,8 +4652,9 @@
         <w:pStyle w:val="Compact"/>
         <w:numPr>
           <w:ilvl w:val="0"/>
-          <w:numId w:val="1004"/>
+          <w:numId w:val="1005"/>
         </w:numPr>
+        <w:ind w:firstLine="420"/>
       </w:pPr>
       <w:r>
         <w:rPr>
@@ -4349,8 +4691,8 @@
         </w:pict>
       </w:r>
     </w:p>
-    <w:bookmarkEnd w:id="25"/>
-    <w:bookmarkStart w:id="26" w:name="第11题"/>
+    <w:bookmarkEnd w:id="24"/>
+    <w:bookmarkStart w:id="25" w:name="第11题"/>
     <w:p>
       <w:pPr>
         <w:pStyle w:val="Heading3"/>
@@ -4378,6 +4720,7 @@
     <w:p>
       <w:pPr>
         <w:pStyle w:val="FirstParagraph"/>
+        <w:ind w:firstLine="420"/>
       </w:pPr>
       <w:r>
         <w:rPr>
@@ -4498,6 +4841,7 @@
     <w:p>
       <w:pPr>
         <w:pStyle w:val="BodyText"/>
+        <w:ind w:firstLine="420"/>
       </w:pPr>
       <w:r>
         <w:rPr>
@@ -4603,8 +4947,8 @@
         </w:pict>
       </w:r>
     </w:p>
-    <w:bookmarkEnd w:id="26"/>
-    <w:bookmarkStart w:id="27" w:name="第12题"/>
+    <w:bookmarkEnd w:id="25"/>
+    <w:bookmarkStart w:id="26" w:name="第12题"/>
     <w:p>
       <w:pPr>
         <w:pStyle w:val="Heading3"/>
@@ -4632,6 +4976,7 @@
     <w:p>
       <w:pPr>
         <w:pStyle w:val="FirstParagraph"/>
+        <w:ind w:firstLine="420"/>
       </w:pPr>
       <w:r>
         <w:rPr>
@@ -4697,6 +5042,7 @@
     <w:p>
       <w:pPr>
         <w:pStyle w:val="BodyText"/>
+        <w:ind w:firstLine="420"/>
       </w:pPr>
       <w:r>
         <w:rPr>
@@ -4948,6 +5294,7 @@
     <w:p>
       <w:pPr>
         <w:pStyle w:val="BodyText"/>
+        <w:ind w:firstLine="420"/>
       </w:pPr>
       <w:r>
         <w:rPr>
@@ -5123,6 +5470,7 @@
     <w:p>
       <w:pPr>
         <w:pStyle w:val="BodyText"/>
+        <w:ind w:firstLine="420"/>
       </w:pPr>
       <w:r>
         <w:rPr>
@@ -5453,8 +5801,8 @@
         </w:pict>
       </w:r>
     </w:p>
-    <w:bookmarkEnd w:id="27"/>
-    <w:bookmarkStart w:id="28" w:name="第13题"/>
+    <w:bookmarkEnd w:id="26"/>
+    <w:bookmarkStart w:id="27" w:name="第13题"/>
     <w:p>
       <w:pPr>
         <w:pStyle w:val="Heading3"/>
@@ -5482,6 +5830,7 @@
     <w:p>
       <w:pPr>
         <w:pStyle w:val="FirstParagraph"/>
+        <w:ind w:firstLine="420"/>
       </w:pPr>
       <w:r>
         <w:rPr>
@@ -5640,8 +5989,9 @@
       <w:pPr>
         <w:numPr>
           <w:ilvl w:val="0"/>
-          <w:numId w:val="1005"/>
+          <w:numId w:val="1006"/>
         </w:numPr>
+        <w:ind w:firstLine="420"/>
       </w:pPr>
       <w:r>
         <w:rPr>
@@ -5670,168 +6020,171 @@
     </w:p>
     <w:p>
       <w:pPr>
-        <w:numPr>
-          <w:ilvl w:val="0"/>
-          <w:numId w:val="1005"/>
-        </w:numPr>
-      </w:pPr>
-      <w:r>
-        <w:rPr>
-          <w:rFonts w:hint="eastAsia" w:ascii="Times New Roman" w:hAnsi="Times New Roman" w:eastAsia="FangSong" w:cs="Times New Roman"/>
-        </w:rPr>
-        <w:t>解释这种曲线出现的原因</w:t>
-      </w:r>
-      <w:r>
-        <w:rPr>
-          <w:rFonts w:hint="eastAsia" w:ascii="Times New Roman" w:hAnsi="Times New Roman" w:eastAsia="Times New Roman" w:cs="Times New Roman"/>
-        </w:rPr>
-        <w:t>，</w:t>
-      </w:r>
-      <w:r>
-        <w:rPr>
-          <w:rFonts w:hint="eastAsia" w:ascii="Times New Roman" w:hAnsi="Times New Roman" w:eastAsia="FangSong" w:cs="Times New Roman"/>
-        </w:rPr>
-        <w:t>并指出根据元素周期律作出预言的依据有何问题</w:t>
-      </w:r>
-      <w:r>
-        <w:rPr>
-          <w:rFonts w:hint="eastAsia" w:ascii="Times New Roman" w:hAnsi="Times New Roman" w:eastAsia="Times New Roman" w:cs="Times New Roman"/>
-        </w:rPr>
-        <w:t>。(</w:t>
-      </w:r>
-      <w:r>
-        <w:rPr>
-          <w:rFonts w:hint="eastAsia" w:ascii="Times New Roman" w:hAnsi="Times New Roman" w:eastAsia="FangSong" w:cs="Times New Roman"/>
-        </w:rPr>
-        <w:t>提示</w:t>
-      </w:r>
-      <w:r>
-        <w:rPr>
-          <w:rFonts w:hint="eastAsia" w:ascii="Times New Roman" w:hAnsi="Times New Roman" w:eastAsia="Times New Roman" w:cs="Times New Roman"/>
-        </w:rPr>
-        <w:t>：</w:t>
-      </w:r>
-      <w:r>
-        <w:rPr>
-          <w:rFonts w:hint="eastAsia" w:ascii="Times New Roman" w:hAnsi="Times New Roman" w:eastAsia="FangSong" w:cs="Times New Roman"/>
-        </w:rPr>
-        <w:t>考虑配合物相关理论</w:t>
-      </w:r>
-      <w:r>
-        <w:rPr>
-          <w:rFonts w:hint="eastAsia" w:ascii="Times New Roman" w:hAnsi="Times New Roman" w:eastAsia="Times New Roman" w:cs="Times New Roman"/>
-        </w:rPr>
-        <w:t>。)</w:t>
-      </w:r>
-    </w:p>
-    <w:p>
-      <w:pPr>
-        <w:spacing w:before="160" w:after="80"/>
-      </w:pPr>
-      <w:r>
-        <w:pict>
-          <v:rect style="width:0;height:1.5pt" o:hralign="center" o:hrstd="t" o:hr="t"/>
-        </w:pict>
-      </w:r>
-    </w:p>
-    <w:bookmarkEnd w:id="28"/>
-    <w:bookmarkStart w:id="29" w:name="第14题"/>
-    <w:p>
-      <w:pPr>
-        <w:pStyle w:val="Heading3"/>
-        <w:spacing w:before="280" w:after="120"/>
-      </w:pPr>
-      <w:r>
-        <w:rPr>
-          <w:rFonts w:hint="eastAsia" w:ascii="Times New Roman" w:hAnsi="Times New Roman" w:eastAsia="SimHei" w:cs="Times New Roman"/>
-        </w:rPr>
-        <w:t>第</w:t>
-      </w:r>
-      <w:r>
-        <w:rPr>
-          <w:rFonts w:hint="eastAsia" w:ascii="Times New Roman" w:hAnsi="Times New Roman" w:eastAsia="Times New Roman" w:cs="Times New Roman"/>
-        </w:rPr>
-        <w:t>14</w:t>
-      </w:r>
-      <w:r>
-        <w:rPr>
-          <w:rFonts w:hint="eastAsia" w:ascii="Times New Roman" w:hAnsi="Times New Roman" w:eastAsia="SimHei" w:cs="Times New Roman"/>
-        </w:rPr>
-        <w:t>题</w:t>
-      </w:r>
-    </w:p>
-    <w:p>
-      <w:pPr>
-        <w:pStyle w:val="FirstParagraph"/>
-      </w:pPr>
-      <w:r>
-        <w:rPr>
-          <w:rFonts w:hint="eastAsia" w:ascii="Times New Roman" w:hAnsi="Times New Roman" w:eastAsia="FangSong" w:cs="Times New Roman"/>
-        </w:rPr>
-        <w:t xml:space="preserve">已知</w:t>
-      </w:r>
-      <w:r>
-        <w:rPr>
-          <w:rFonts w:ascii="Times New Roman" w:hAnsi="Times New Roman" w:eastAsia="Times New Roman" w:cs="Times New Roman"/>
-        </w:rPr>
-        <w:t xml:space="preserve"> N </w:t>
-      </w:r>
-      <w:r>
-        <w:rPr>
-          <w:rFonts w:hint="eastAsia" w:ascii="Times New Roman" w:hAnsi="Times New Roman" w:eastAsia="FangSong" w:cs="Times New Roman"/>
-        </w:rPr>
-        <w:t xml:space="preserve">和</w:t>
-      </w:r>
-      <w:r>
-        <w:rPr>
-          <w:rFonts w:ascii="Times New Roman" w:hAnsi="Times New Roman" w:eastAsia="Times New Roman" w:cs="Times New Roman"/>
-        </w:rPr>
-        <w:t xml:space="preserve"> Cl </w:t>
-      </w:r>
-      <w:r>
-        <w:rPr>
-          <w:rFonts w:hint="eastAsia" w:ascii="Times New Roman" w:hAnsi="Times New Roman" w:eastAsia="FangSong" w:cs="Times New Roman"/>
-        </w:rPr>
-        <w:t xml:space="preserve">的</w:t>
-      </w:r>
-      <w:r>
-        <w:rPr>
-          <w:rFonts w:ascii="Times New Roman" w:hAnsi="Times New Roman" w:eastAsia="Times New Roman" w:cs="Times New Roman"/>
-        </w:rPr>
-        <w:t xml:space="preserve"> Pauling </w:t>
-      </w:r>
-      <w:r>
-        <w:rPr>
-          <w:rFonts w:hint="eastAsia" w:ascii="Times New Roman" w:hAnsi="Times New Roman" w:eastAsia="FangSong" w:cs="Times New Roman"/>
-        </w:rPr>
-        <w:t xml:space="preserve">电负性分别为</w:t>
-      </w:r>
-      <w:r>
-        <w:rPr>
-          <w:rFonts w:ascii="Times New Roman" w:hAnsi="Times New Roman" w:eastAsia="Times New Roman" w:cs="Times New Roman"/>
-        </w:rPr>
-        <w:t xml:space="preserve"> 3.04 </w:t>
-      </w:r>
-      <w:r>
-        <w:rPr>
-          <w:rFonts w:hint="eastAsia" w:ascii="Times New Roman" w:hAnsi="Times New Roman" w:eastAsia="FangSong" w:cs="Times New Roman"/>
-        </w:rPr>
-        <w:t xml:space="preserve">和</w:t>
-      </w:r>
-      <w:r>
-        <w:rPr>
-          <w:rFonts w:ascii="Times New Roman" w:hAnsi="Times New Roman" w:eastAsia="Times New Roman" w:cs="Times New Roman"/>
-        </w:rPr>
-        <w:t xml:space="preserve"> 3.16。</w:t>
-      </w:r>
-    </w:p>
-    <w:p>
-      <w:pPr>
-        <w:pStyle w:val="Compact"/>
         <w:numPr>
           <w:ilvl w:val="0"/>
           <w:numId w:val="1006"/>
         </w:numPr>
+        <w:ind w:firstLine="420"/>
+      </w:pPr>
+      <w:r>
+        <w:rPr>
+          <w:rFonts w:hint="eastAsia" w:ascii="Times New Roman" w:hAnsi="Times New Roman" w:eastAsia="FangSong" w:cs="Times New Roman"/>
+        </w:rPr>
+        <w:t>解释这种曲线出现的原因</w:t>
+      </w:r>
+      <w:r>
+        <w:rPr>
+          <w:rFonts w:hint="eastAsia" w:ascii="Times New Roman" w:hAnsi="Times New Roman" w:eastAsia="Times New Roman" w:cs="Times New Roman"/>
+        </w:rPr>
+        <w:t>，</w:t>
+      </w:r>
+      <w:r>
+        <w:rPr>
+          <w:rFonts w:hint="eastAsia" w:ascii="Times New Roman" w:hAnsi="Times New Roman" w:eastAsia="FangSong" w:cs="Times New Roman"/>
+        </w:rPr>
+        <w:t>并指出根据元素周期律作出预言的依据有何问题</w:t>
+      </w:r>
+      <w:r>
+        <w:rPr>
+          <w:rFonts w:hint="eastAsia" w:ascii="Times New Roman" w:hAnsi="Times New Roman" w:eastAsia="Times New Roman" w:cs="Times New Roman"/>
+        </w:rPr>
+        <w:t>。(</w:t>
+      </w:r>
+      <w:r>
+        <w:rPr>
+          <w:rFonts w:hint="eastAsia" w:ascii="Times New Roman" w:hAnsi="Times New Roman" w:eastAsia="FangSong" w:cs="Times New Roman"/>
+        </w:rPr>
+        <w:t>提示</w:t>
+      </w:r>
+      <w:r>
+        <w:rPr>
+          <w:rFonts w:hint="eastAsia" w:ascii="Times New Roman" w:hAnsi="Times New Roman" w:eastAsia="Times New Roman" w:cs="Times New Roman"/>
+        </w:rPr>
+        <w:t>：</w:t>
+      </w:r>
+      <w:r>
+        <w:rPr>
+          <w:rFonts w:hint="eastAsia" w:ascii="Times New Roman" w:hAnsi="Times New Roman" w:eastAsia="FangSong" w:cs="Times New Roman"/>
+        </w:rPr>
+        <w:t>考虑配合物相关理论</w:t>
+      </w:r>
+      <w:r>
+        <w:rPr>
+          <w:rFonts w:hint="eastAsia" w:ascii="Times New Roman" w:hAnsi="Times New Roman" w:eastAsia="Times New Roman" w:cs="Times New Roman"/>
+        </w:rPr>
+        <w:t>。)</w:t>
+      </w:r>
+    </w:p>
+    <w:p>
+      <w:pPr>
+        <w:spacing w:before="160" w:after="80"/>
+      </w:pPr>
+      <w:r>
+        <w:pict>
+          <v:rect style="width:0;height:1.5pt" o:hralign="center" o:hrstd="t" o:hr="t"/>
+        </w:pict>
+      </w:r>
+    </w:p>
+    <w:bookmarkEnd w:id="27"/>
+    <w:bookmarkStart w:id="28" w:name="第14题"/>
+    <w:p>
+      <w:pPr>
+        <w:pStyle w:val="Heading3"/>
+        <w:spacing w:before="280" w:after="120"/>
+      </w:pPr>
+      <w:r>
+        <w:rPr>
+          <w:rFonts w:hint="eastAsia" w:ascii="Times New Roman" w:hAnsi="Times New Roman" w:eastAsia="SimHei" w:cs="Times New Roman"/>
+        </w:rPr>
+        <w:t>第</w:t>
+      </w:r>
+      <w:r>
+        <w:rPr>
+          <w:rFonts w:hint="eastAsia" w:ascii="Times New Roman" w:hAnsi="Times New Roman" w:eastAsia="Times New Roman" w:cs="Times New Roman"/>
+        </w:rPr>
+        <w:t>14</w:t>
+      </w:r>
+      <w:r>
+        <w:rPr>
+          <w:rFonts w:hint="eastAsia" w:ascii="Times New Roman" w:hAnsi="Times New Roman" w:eastAsia="SimHei" w:cs="Times New Roman"/>
+        </w:rPr>
+        <w:t>题</w:t>
+      </w:r>
+    </w:p>
+    <w:p>
+      <w:pPr>
+        <w:pStyle w:val="FirstParagraph"/>
+        <w:ind w:firstLine="420"/>
+      </w:pPr>
+      <w:r>
+        <w:rPr>
+          <w:rFonts w:hint="eastAsia" w:ascii="Times New Roman" w:hAnsi="Times New Roman" w:eastAsia="FangSong" w:cs="Times New Roman"/>
+        </w:rPr>
+        <w:t xml:space="preserve">已知</w:t>
+      </w:r>
+      <w:r>
+        <w:rPr>
+          <w:rFonts w:ascii="Times New Roman" w:hAnsi="Times New Roman" w:eastAsia="Times New Roman" w:cs="Times New Roman"/>
+        </w:rPr>
+        <w:t xml:space="preserve"> N </w:t>
+      </w:r>
+      <w:r>
+        <w:rPr>
+          <w:rFonts w:hint="eastAsia" w:ascii="Times New Roman" w:hAnsi="Times New Roman" w:eastAsia="FangSong" w:cs="Times New Roman"/>
+        </w:rPr>
+        <w:t xml:space="preserve">和</w:t>
+      </w:r>
+      <w:r>
+        <w:rPr>
+          <w:rFonts w:ascii="Times New Roman" w:hAnsi="Times New Roman" w:eastAsia="Times New Roman" w:cs="Times New Roman"/>
+        </w:rPr>
+        <w:t xml:space="preserve"> Cl </w:t>
+      </w:r>
+      <w:r>
+        <w:rPr>
+          <w:rFonts w:hint="eastAsia" w:ascii="Times New Roman" w:hAnsi="Times New Roman" w:eastAsia="FangSong" w:cs="Times New Roman"/>
+        </w:rPr>
+        <w:t xml:space="preserve">的</w:t>
+      </w:r>
+      <w:r>
+        <w:rPr>
+          <w:rFonts w:ascii="Times New Roman" w:hAnsi="Times New Roman" w:eastAsia="Times New Roman" w:cs="Times New Roman"/>
+        </w:rPr>
+        <w:t xml:space="preserve"> Pauling </w:t>
+      </w:r>
+      <w:r>
+        <w:rPr>
+          <w:rFonts w:hint="eastAsia" w:ascii="Times New Roman" w:hAnsi="Times New Roman" w:eastAsia="FangSong" w:cs="Times New Roman"/>
+        </w:rPr>
+        <w:t xml:space="preserve">电负性分别为</w:t>
+      </w:r>
+      <w:r>
+        <w:rPr>
+          <w:rFonts w:ascii="Times New Roman" w:hAnsi="Times New Roman" w:eastAsia="Times New Roman" w:cs="Times New Roman"/>
+        </w:rPr>
+        <w:t xml:space="preserve"> 3.04 </w:t>
+      </w:r>
+      <w:r>
+        <w:rPr>
+          <w:rFonts w:hint="eastAsia" w:ascii="Times New Roman" w:hAnsi="Times New Roman" w:eastAsia="FangSong" w:cs="Times New Roman"/>
+        </w:rPr>
+        <w:t xml:space="preserve">和</w:t>
+      </w:r>
+      <w:r>
+        <w:rPr>
+          <w:rFonts w:ascii="Times New Roman" w:hAnsi="Times New Roman" w:eastAsia="Times New Roman" w:cs="Times New Roman"/>
+        </w:rPr>
+        <w:t xml:space="preserve"> 3.16。</w:t>
+      </w:r>
+    </w:p>
+    <w:p>
+      <w:pPr>
+        <w:pStyle w:val="Compact"/>
+        <w:numPr>
+          <w:ilvl w:val="0"/>
+          <w:numId w:val="1007"/>
+        </w:numPr>
+        <w:ind w:firstLine="420"/>
       </w:pPr>
       <w:r>
         <w:rPr>
@@ -5908,6 +6261,7 @@
     <w:p>
       <w:pPr>
         <w:pStyle w:val="FirstParagraph"/>
+        <w:ind w:firstLine="420"/>
       </w:pPr>
       <w:r>
         <w:rPr>
@@ -6165,6 +6519,7 @@
     <w:p>
       <w:pPr>
         <w:pStyle w:val="FirstParagraph"/>
+        <w:ind w:firstLine="420"/>
       </w:pPr>
       <w:r>
         <w:rPr>
@@ -6369,6 +6724,7 @@
     <w:p>
       <w:pPr>
         <w:pStyle w:val="BodyText"/>
+        <w:ind w:firstLine="420"/>
       </w:pPr>
       <w:r>
         <w:rPr>
@@ -6398,6 +6754,7 @@
     <w:p>
       <w:pPr>
         <w:pStyle w:val="BodyText"/>
+        <w:ind w:firstLine="420"/>
       </w:pPr>
       <w:r>
         <w:rPr>
@@ -6549,8 +6906,9 @@
       <w:pPr>
         <w:numPr>
           <w:ilvl w:val="0"/>
-          <w:numId w:val="1007"/>
+          <w:numId w:val="1008"/>
         </w:numPr>
+        <w:ind w:firstLine="420"/>
       </w:pPr>
       <w:r>
         <w:rPr>
@@ -6592,8 +6950,9 @@
       <w:pPr>
         <w:numPr>
           <w:ilvl w:val="0"/>
-          <w:numId w:val="1007"/>
+          <w:numId w:val="1008"/>
         </w:numPr>
+        <w:ind w:firstLine="420"/>
       </w:pPr>
       <w:r>
         <w:rPr>
@@ -6685,8 +7044,9 @@
       <w:pPr>
         <w:numPr>
           <w:ilvl w:val="0"/>
-          <w:numId w:val="1007"/>
+          <w:numId w:val="1008"/>
         </w:numPr>
+        <w:ind w:firstLine="420"/>
       </w:pPr>
       <w:r>
         <w:rPr>
@@ -6973,8 +7333,9 @@
       <w:pPr>
         <w:numPr>
           <w:ilvl w:val="0"/>
-          <w:numId w:val="1007"/>
+          <w:numId w:val="1008"/>
         </w:numPr>
+        <w:ind w:firstLine="420"/>
       </w:pPr>
       <w:r>
         <w:rPr>
@@ -7038,8 +7399,9 @@
         <w:pStyle w:val="Compact"/>
         <w:numPr>
           <w:ilvl w:val="0"/>
-          <w:numId w:val="1008"/>
+          <w:numId w:val="1009"/>
         </w:numPr>
+        <w:ind w:firstLine="420"/>
       </w:pPr>
       <w:r>
         <w:rPr>
@@ -7160,8 +7522,8 @@
         </w:pict>
       </w:r>
     </w:p>
-    <w:bookmarkEnd w:id="29"/>
-    <w:bookmarkStart w:id="33" w:name="第15题"/>
+    <w:bookmarkEnd w:id="28"/>
+    <w:bookmarkStart w:id="32" w:name="第15题"/>
     <w:p>
       <w:pPr>
         <w:pStyle w:val="Heading3"/>
@@ -7189,6 +7551,7 @@
     <w:p>
       <w:pPr>
         <w:pStyle w:val="FirstParagraph"/>
+        <w:ind w:firstLine="420"/>
       </w:pPr>
       <w:r>
         <w:rPr>
@@ -7419,18 +7782,18 @@
           <wp:inline>
             <wp:extent cx="3240000" cy="3186534"/>
             <wp:effectExtent b="0" l="0" r="0" t="0"/>
-            <wp:docPr descr="" title="" id="31" name="Picture"/>
+            <wp:docPr descr="" title="" id="30" name="Picture"/>
             <a:graphic>
               <a:graphicData uri="http://schemas.openxmlformats.org/drawingml/2006/picture">
                 <pic:pic>
                   <pic:nvPicPr>
-                    <pic:cNvPr descr="420fd36e4d684bf312c00181421b787c4accd7aa687447637ae6571fe4206860.jpg" id="32" name="Picture"/>
+                    <pic:cNvPr descr="420fd36e4d684bf312c00181421b787c4accd7aa687447637ae6571fe4206860.jpg" id="31" name="Picture"/>
                     <pic:cNvPicPr>
                       <a:picLocks noChangeArrowheads="1" noChangeAspect="1"/>
                     </pic:cNvPicPr>
                   </pic:nvPicPr>
                   <pic:blipFill>
-                    <a:blip r:embed="rId30"/>
+                    <a:blip r:embed="rId29"/>
                     <a:stretch>
                       <a:fillRect/>
                     </a:stretch>
@@ -7460,6 +7823,7 @@
     <w:p>
       <w:pPr>
         <w:pStyle w:val="BodyText"/>
+        <w:ind w:firstLine="420"/>
       </w:pPr>
       <w:r>
         <w:rPr>
@@ -7467,7 +7831,7 @@
           <w:b/>
           <w:bCs/>
         </w:rPr>
-        <w:t xml:space="preserve">65-1</w:t>
+        <w:t xml:space="preserve">(1)</w:t>
       </w:r>
       <w:r>
         <w:rPr>
@@ -7503,6 +7867,7 @@
     <w:p>
       <w:pPr>
         <w:pStyle w:val="BodyText"/>
+        <w:ind w:firstLine="420"/>
       </w:pPr>
       <w:r>
         <w:rPr>
@@ -7510,7 +7875,7 @@
           <w:b/>
           <w:bCs/>
         </w:rPr>
-        <w:t xml:space="preserve">65-2</w:t>
+        <w:t xml:space="preserve">(2)</w:t>
       </w:r>
       <w:r>
         <w:rPr>
@@ -7546,6 +7911,7 @@
     <w:p>
       <w:pPr>
         <w:pStyle w:val="BodyText"/>
+        <w:ind w:firstLine="420"/>
       </w:pPr>
       <w:r>
         <w:rPr>
@@ -7553,7 +7919,7 @@
           <w:b/>
           <w:bCs/>
         </w:rPr>
-        <w:t xml:space="preserve">65-3</w:t>
+        <w:t xml:space="preserve">(3)</w:t>
       </w:r>
       <w:r>
         <w:rPr>
@@ -7681,8 +8047,8 @@
         </w:pict>
       </w:r>
     </w:p>
-    <w:bookmarkEnd w:id="33"/>
-    <w:bookmarkStart w:id="37" w:name="第16题"/>
+    <w:bookmarkEnd w:id="32"/>
+    <w:bookmarkStart w:id="36" w:name="第16题"/>
     <w:p>
       <w:pPr>
         <w:pStyle w:val="Heading3"/>
@@ -7710,6 +8076,7 @@
     <w:p>
       <w:pPr>
         <w:pStyle w:val="FirstParagraph"/>
+        <w:ind w:firstLine="420"/>
       </w:pPr>
       <w:r>
         <w:rPr>
@@ -7875,18 +8242,18 @@
           <wp:inline>
             <wp:extent cx="3124200" cy="3086100"/>
             <wp:effectExtent b="0" l="0" r="0" t="0"/>
-            <wp:docPr descr="" title="" id="35" name="Picture"/>
+            <wp:docPr descr="" title="" id="34" name="Picture"/>
             <a:graphic>
               <a:graphicData uri="http://schemas.openxmlformats.org/drawingml/2006/picture">
                 <pic:pic>
                   <pic:nvPicPr>
-                    <pic:cNvPr descr="eef15ef20c786b0d1d4159a8f1bcb37036beee2139725c612b6f5447fc39d599.jpg" id="36" name="Picture"/>
+                    <pic:cNvPr descr="eef15ef20c786b0d1d4159a8f1bcb37036beee2139725c612b6f5447fc39d599.jpg" id="35" name="Picture"/>
                     <pic:cNvPicPr>
                       <a:picLocks noChangeArrowheads="1" noChangeAspect="1"/>
                     </pic:cNvPicPr>
                   </pic:nvPicPr>
                   <pic:blipFill>
-                    <a:blip r:embed="rId34"/>
+                    <a:blip r:embed="rId33"/>
                     <a:stretch>
                       <a:fillRect/>
                     </a:stretch>
@@ -7923,8 +8290,226 @@
         </w:pict>
       </w:r>
     </w:p>
-    <w:bookmarkEnd w:id="37"/>
-    <w:bookmarkStart w:id="44" w:name="第17题"/>
+    <w:p>
+      <w:pPr>
+        <w:numPr>
+          <w:ilvl w:val="0"/>
+          <w:numId w:val="1010"/>
+        </w:numPr>
+        <w:ind w:firstLine="420"/>
+      </w:pPr>
+      <w:r>
+        <w:rPr>
+          <w:rFonts w:hint="eastAsia" w:ascii="Times New Roman" w:hAnsi="Times New Roman" w:eastAsia="FangSong" w:cs="Times New Roman"/>
+        </w:rPr>
+        <w:t>写出晶胞中的钠离子数</w:t>
+      </w:r>
+      <w:r>
+        <w:rPr>
+          <w:rFonts w:hint="eastAsia" w:ascii="Times New Roman" w:hAnsi="Times New Roman" w:eastAsia="Times New Roman" w:cs="Times New Roman"/>
+        </w:rPr>
+        <w:t>。</w:t>
+      </w:r>
+    </w:p>
+    <w:p>
+      <w:pPr>
+        <w:numPr>
+          <w:ilvl w:val="0"/>
+          <w:numId w:val="1010"/>
+        </w:numPr>
+        <w:ind w:firstLine="420"/>
+      </w:pPr>
+      <w:r>
+        <w:rPr>
+          <w:rFonts w:hint="eastAsia" w:ascii="Times New Roman" w:hAnsi="Times New Roman" w:eastAsia="FangSong" w:cs="Times New Roman"/>
+        </w:rPr>
+        <w:t>写出体现该化合物结构特点的化学式</w:t>
+      </w:r>
+      <w:r>
+        <w:rPr>
+          <w:rFonts w:hint="eastAsia" w:ascii="Times New Roman" w:hAnsi="Times New Roman" w:eastAsia="Times New Roman" w:cs="Times New Roman"/>
+        </w:rPr>
+        <w:t>。</w:t>
+      </w:r>
+    </w:p>
+    <w:p>
+      <w:pPr>
+        <w:numPr>
+          <w:ilvl w:val="0"/>
+          <w:numId w:val="1010"/>
+        </w:numPr>
+        <w:ind w:firstLine="420"/>
+      </w:pPr>
+      <w:r>
+        <w:rPr>
+          <w:rFonts w:hint="eastAsia" w:ascii="Times New Roman" w:hAnsi="Times New Roman" w:eastAsia="FangSong" w:cs="Times New Roman"/>
+        </w:rPr>
+        <w:t>若将氦原子放在晶胞顶点</w:t>
+      </w:r>
+      <w:r>
+        <w:rPr>
+          <w:rFonts w:hint="eastAsia" w:ascii="Times New Roman" w:hAnsi="Times New Roman" w:eastAsia="Times New Roman" w:cs="Times New Roman"/>
+        </w:rPr>
+        <w:t>，</w:t>
+      </w:r>
+      <w:r>
+        <w:rPr>
+          <w:rFonts w:hint="eastAsia" w:ascii="Times New Roman" w:hAnsi="Times New Roman" w:eastAsia="FangSong" w:cs="Times New Roman"/>
+        </w:rPr>
+        <w:t>写出所有电子对</w:t>
+      </w:r>
+      <w:r>
+        <w:rPr>
+          <w:rFonts w:ascii="Times New Roman" w:hAnsi="Times New Roman" w:eastAsia="Times New Roman" w:cs="Times New Roman"/>
+        </w:rPr>
+        <w:t xml:space="preserve"> </w:t>
+      </w:r>
+      <m:oMath>
+        <m:r>
+          <m:rPr>
+            <m:sty m:val="p"/>
+          </m:rPr>
+          <m:t>(</m:t>
+        </m:r>
+        <m:r>
+          <m:t>2</m:t>
+        </m:r>
+        <m:sSup>
+          <m:e>
+            <m:r>
+              <m:rPr>
+                <m:sty m:val="p"/>
+              </m:rPr>
+              <m:t>e</m:t>
+            </m:r>
+          </m:e>
+          <m:sup>
+            <m:r>
+              <m:rPr>
+                <m:sty m:val="p"/>
+              </m:rPr>
+              <m:t>−</m:t>
+            </m:r>
+          </m:sup>
+        </m:sSup>
+        <m:r>
+          <m:rPr>
+            <m:sty m:val="p"/>
+          </m:rPr>
+          <m:t>)</m:t>
+        </m:r>
+      </m:oMath>
+      <w:r>
+        <w:rPr>
+          <w:rFonts w:ascii="Times New Roman" w:hAnsi="Times New Roman" w:eastAsia="Times New Roman" w:cs="Times New Roman"/>
+        </w:rPr>
+        <w:t xml:space="preserve"> </w:t>
+      </w:r>
+      <w:r>
+        <w:rPr>
+          <w:rFonts w:hint="eastAsia" w:ascii="Times New Roman" w:hAnsi="Times New Roman" w:eastAsia="FangSong" w:cs="Times New Roman"/>
+        </w:rPr>
+        <w:t>在晶胞中的位置</w:t>
+      </w:r>
+      <w:r>
+        <w:rPr>
+          <w:rFonts w:hint="eastAsia" w:ascii="Times New Roman" w:hAnsi="Times New Roman" w:eastAsia="Times New Roman" w:cs="Times New Roman"/>
+        </w:rPr>
+        <w:t>。</w:t>
+      </w:r>
+    </w:p>
+    <w:p>
+      <w:pPr>
+        <w:numPr>
+          <w:ilvl w:val="0"/>
+          <w:numId w:val="1010"/>
+        </w:numPr>
+        <w:ind w:firstLine="420"/>
+      </w:pPr>
+      <w:r>
+        <w:rPr>
+          <w:rFonts w:hint="eastAsia" w:ascii="Times New Roman" w:hAnsi="Times New Roman" w:eastAsia="FangSong" w:cs="Times New Roman"/>
+        </w:rPr>
+        <w:t xml:space="preserve">晶胞边长</w:t>
+      </w:r>
+      <w:r>
+        <w:rPr>
+          <w:rFonts w:ascii="Times New Roman" w:hAnsi="Times New Roman" w:eastAsia="Times New Roman" w:cs="Times New Roman"/>
+        </w:rPr>
+        <w:t xml:space="preserve"> </w:t>
+      </w:r>
+      <w:r>
+        <w:rPr>
+          <w:rFonts w:hint="eastAsia" w:ascii="Times New Roman" w:hAnsi="Times New Roman" w:eastAsia="Times New Roman" w:cs="Times New Roman"/>
+        </w:rPr>
+        <w:t>a=395pm。</w:t>
+      </w:r>
+      <w:r>
+        <w:rPr>
+          <w:rFonts w:hint="eastAsia" w:ascii="Times New Roman" w:hAnsi="Times New Roman" w:eastAsia="FangSong" w:cs="Times New Roman"/>
+        </w:rPr>
+        <w:t>计算此结构中</w:t>
+      </w:r>
+      <w:r>
+        <w:rPr>
+          <w:rFonts w:ascii="Times New Roman" w:hAnsi="Times New Roman" w:eastAsia="Times New Roman" w:cs="Times New Roman"/>
+        </w:rPr>
+        <w:t xml:space="preserve"> Na—He </w:t>
+      </w:r>
+      <w:r>
+        <w:rPr>
+          <w:rFonts w:hint="eastAsia" w:ascii="Times New Roman" w:hAnsi="Times New Roman" w:eastAsia="FangSong" w:cs="Times New Roman"/>
+        </w:rPr>
+        <w:t xml:space="preserve">的间距</w:t>
+      </w:r>
+      <w:r>
+        <w:rPr>
+          <w:rFonts w:ascii="Times New Roman" w:hAnsi="Times New Roman" w:eastAsia="Times New Roman" w:cs="Times New Roman"/>
+        </w:rPr>
+        <w:t xml:space="preserve"> d </w:t>
+      </w:r>
+      <w:r>
+        <w:rPr>
+          <w:rFonts w:hint="eastAsia" w:ascii="Times New Roman" w:hAnsi="Times New Roman" w:eastAsia="FangSong" w:cs="Times New Roman"/>
+        </w:rPr>
+        <w:t xml:space="preserve">和晶体的密度</w:t>
+      </w:r>
+      <w:r>
+        <w:rPr>
+          <w:rFonts w:ascii="Times New Roman" w:hAnsi="Times New Roman" w:eastAsia="Times New Roman" w:cs="Times New Roman"/>
+        </w:rPr>
+        <w:t xml:space="preserve"> </w:t>
+      </w:r>
+      <m:oMath>
+        <m:r>
+          <m:t>ρ</m:t>
+        </m:r>
+      </m:oMath>
+      <w:r>
+        <w:rPr>
+          <w:rFonts w:ascii="Times New Roman" w:hAnsi="Times New Roman" w:eastAsia="Times New Roman" w:cs="Times New Roman"/>
+        </w:rPr>
+        <w:t xml:space="preserve"> </w:t>
+      </w:r>
+      <w:r>
+        <w:rPr>
+          <w:rFonts w:ascii="Times New Roman" w:hAnsi="Times New Roman" w:eastAsia="Times New Roman" w:cs="Times New Roman"/>
+        </w:rPr>
+        <w:t xml:space="preserve">。</w:t>
+      </w:r>
+    </w:p>
+    <w:p>
+      <w:pPr>
+        <w:spacing w:before="160" w:after="80"/>
+      </w:pPr>
+      <w:r>
+        <w:pict>
+          <v:rect style="width:0;height:1.5pt" o:hralign="center" o:hrstd="t" o:hr="t"/>
+        </w:pict>
+      </w:r>
+    </w:p>
+    <w:bookmarkEnd w:id="36"/>
+    <w:bookmarkStart w:id="43" w:name="第17题"/>
     <w:p>
       <w:pPr>
         <w:pStyle w:val="Heading3"/>
@@ -7952,6 +8537,7 @@
     <w:p>
       <w:pPr>
         <w:pStyle w:val="FirstParagraph"/>
+        <w:ind w:firstLine="420"/>
       </w:pPr>
       <w:r>
         <w:rPr>
@@ -8034,18 +8620,18 @@
           <wp:inline>
             <wp:extent cx="3600000" cy="2692986"/>
             <wp:effectExtent b="0" l="0" r="0" t="0"/>
-            <wp:docPr descr="" title="" id="39" name="Picture"/>
+            <wp:docPr descr="" title="" id="38" name="Picture"/>
             <a:graphic>
               <a:graphicData uri="http://schemas.openxmlformats.org/drawingml/2006/picture">
                 <pic:pic>
                   <pic:nvPicPr>
-                    <pic:cNvPr descr="9e5d82a8d6a524dfe63ae715bb78d20737c17ab48718fc20edd9bde7a48be0d0.jpg" id="40" name="Picture"/>
+                    <pic:cNvPr descr="9e5d82a8d6a524dfe63ae715bb78d20737c17ab48718fc20edd9bde7a48be0d0.jpg" id="39" name="Picture"/>
                     <pic:cNvPicPr>
                       <a:picLocks noChangeArrowheads="1" noChangeAspect="1"/>
                     </pic:cNvPicPr>
                   </pic:nvPicPr>
                   <pic:blipFill>
-                    <a:blip r:embed="rId38"/>
+                    <a:blip r:embed="rId37"/>
                     <a:stretch>
                       <a:fillRect/>
                     </a:stretch>
@@ -8077,8 +8663,9 @@
         <w:pStyle w:val="Compact"/>
         <w:numPr>
           <w:ilvl w:val="0"/>
-          <w:numId w:val="1009"/>
+          <w:numId w:val="1011"/>
         </w:numPr>
+        <w:ind w:firstLine="420"/>
       </w:pPr>
       <w:r>
         <w:rPr>
@@ -8128,8 +8715,9 @@
         <w:pStyle w:val="Compact"/>
         <w:numPr>
           <w:ilvl w:val="0"/>
-          <w:numId w:val="1009"/>
+          <w:numId w:val="1011"/>
         </w:numPr>
+        <w:ind w:firstLine="420"/>
       </w:pPr>
       <w:r>
         <w:rPr>
@@ -8305,8 +8893,9 @@
         <w:pStyle w:val="Compact"/>
         <w:numPr>
           <w:ilvl w:val="0"/>
-          <w:numId w:val="1009"/>
+          <w:numId w:val="1011"/>
         </w:numPr>
+        <w:ind w:firstLine="420"/>
       </w:pPr>
       <w:r>
         <w:rPr>
@@ -8592,8 +9181,9 @@
         <w:pStyle w:val="Compact"/>
         <w:numPr>
           <w:ilvl w:val="0"/>
-          <w:numId w:val="1009"/>
+          <w:numId w:val="1011"/>
         </w:numPr>
+        <w:ind w:firstLine="420"/>
       </w:pPr>
       <w:r>
         <w:rPr>
@@ -8629,6 +9219,7 @@
     <w:p>
       <w:pPr>
         <w:pStyle w:val="FirstParagraph"/>
+        <w:ind w:firstLine="420"/>
       </w:pPr>
       <w:r>
         <w:rPr>
@@ -8740,18 +9331,18 @@
           <wp:inline>
             <wp:extent cx="3600000" cy="2306463"/>
             <wp:effectExtent b="0" l="0" r="0" t="0"/>
-            <wp:docPr descr="" title="" id="42" name="Picture"/>
+            <wp:docPr descr="" title="" id="41" name="Picture"/>
             <a:graphic>
               <a:graphicData uri="http://schemas.openxmlformats.org/drawingml/2006/picture">
                 <pic:pic>
                   <pic:nvPicPr>
-                    <pic:cNvPr descr="77acac51ee8ea6f4948aa4e3b0c1d793adc06f02a41c8283229a45cd104dc31f.jpg" id="43" name="Picture"/>
+                    <pic:cNvPr descr="77acac51ee8ea6f4948aa4e3b0c1d793adc06f02a41c8283229a45cd104dc31f.jpg" id="42" name="Picture"/>
                     <pic:cNvPicPr>
                       <a:picLocks noChangeArrowheads="1" noChangeAspect="1"/>
                     </pic:cNvPicPr>
                   </pic:nvPicPr>
                   <pic:blipFill>
-                    <a:blip r:embed="rId41"/>
+                    <a:blip r:embed="rId40"/>
                     <a:stretch>
                       <a:fillRect/>
                     </a:stretch>
@@ -8783,8 +9374,9 @@
         <w:pStyle w:val="Compact"/>
         <w:numPr>
           <w:ilvl w:val="0"/>
-          <w:numId w:val="1010"/>
+          <w:numId w:val="1012"/>
         </w:numPr>
+        <w:ind w:firstLine="420"/>
       </w:pPr>
       <w:r>
         <w:rPr>
@@ -8821,8 +9413,9 @@
       <w:pPr>
         <w:numPr>
           <w:ilvl w:val="0"/>
-          <w:numId w:val="1011"/>
+          <w:numId w:val="1013"/>
         </w:numPr>
+        <w:ind w:firstLine="420"/>
       </w:pPr>
       <w:r>
         <w:rPr>
@@ -8894,8 +9487,9 @@
       <w:pPr>
         <w:numPr>
           <w:ilvl w:val="0"/>
-          <w:numId w:val="1011"/>
+          <w:numId w:val="1013"/>
         </w:numPr>
+        <w:ind w:firstLine="420"/>
       </w:pPr>
       <m:oMath>
         <m:sSub>
@@ -8934,8 +9528,9 @@
       <w:pPr>
         <w:numPr>
           <w:ilvl w:val="0"/>
-          <w:numId w:val="1012"/>
+          <w:numId w:val="1014"/>
         </w:numPr>
+        <w:ind w:firstLine="420"/>
       </w:pPr>
       <w:r>
         <w:rPr>
@@ -9188,8 +9783,9 @@
       <w:pPr>
         <w:numPr>
           <w:ilvl w:val="0"/>
-          <w:numId w:val="1012"/>
+          <w:numId w:val="1014"/>
         </w:numPr>
+        <w:ind w:firstLine="420"/>
       </w:pPr>
       <m:oMath>
         <m:oMathPr>
@@ -9395,7 +9991,7 @@
       <w:pPr>
         <w:numPr>
           <w:ilvl w:val="0"/>
-          <w:numId w:val="1012"/>
+          <w:numId w:val="1014"/>
         </w:numPr>
       </w:pPr>
       <m:oMath>
@@ -9621,8 +10217,9 @@
       <w:pPr>
         <w:numPr>
           <w:ilvl w:val="0"/>
-          <w:numId w:val="1012"/>
+          <w:numId w:val="1014"/>
         </w:numPr>
+        <w:ind w:firstLine="420"/>
       </w:pPr>
       <m:oMath>
         <m:oMathPr>
@@ -9794,8 +10391,9 @@
       <w:pPr>
         <w:numPr>
           <w:ilvl w:val="0"/>
-          <w:numId w:val="1012"/>
+          <w:numId w:val="1014"/>
         </w:numPr>
+        <w:ind w:firstLine="420"/>
       </w:pPr>
       <m:oMath>
         <m:sSup>
@@ -10068,8 +10666,8 @@
         </w:pict>
       </w:r>
     </w:p>
-    <w:bookmarkEnd w:id="44"/>
-    <w:bookmarkStart w:id="45" w:name="第18题"/>
+    <w:bookmarkEnd w:id="43"/>
+    <w:bookmarkStart w:id="44" w:name="第18题"/>
     <w:p>
       <w:pPr>
         <w:pStyle w:val="Heading3"/>
@@ -10098,6 +10696,7 @@
       <w:pPr>
         <w:pStyle w:val="FirstParagraph"/>
         <w:spacing w:after="80"/>
+        <w:ind w:firstLine="420"/>
       </w:pPr>
       <w:r>
         <w:rPr>
@@ -10213,6 +10812,15 @@
         <w:tblW w:type="pct" w:w="5000"/>
         <w:tblLayout w:type="fixed"/>
         <w:tblLook w:firstRow="1" w:lastRow="0" w:firstColumn="0" w:lastColumn="0" w:noHBand="0" w:noVBand="0" w:val="0020"/>
+        <w:jc w:val="center"/>
+        <w:tblBorders>
+          <w:top w:val="single" w:sz="12" w:space="0" w:color="333333"/>
+          <w:bottom w:val="single" w:sz="12" w:space="0" w:color="333333"/>
+          <w:left w:val="none"/>
+          <w:right w:val="none"/>
+          <w:insideH w:val="none"/>
+          <w:insideV w:val="none"/>
+        </w:tblBorders>
       </w:tblPr>
       <w:tblGrid>
         <w:gridCol w:w="1980"/>
@@ -10225,7 +10833,11 @@
           <w:tblHeader w:val="on"/>
         </w:trPr>
         <w:tc>
-          <w:tcPr/>
+          <w:tcPr>
+            <w:tcBorders>
+              <w:bottom w:val="single" w:sz="6" w:space="0" w:color="333333"/>
+            </w:tcBorders>
+          </w:tcPr>
           <w:p>
             <w:pPr>
               <w:pStyle w:val="Compact"/>
@@ -10241,7 +10853,11 @@
           </w:p>
         </w:tc>
         <w:tc>
-          <w:tcPr/>
+          <w:tcPr>
+            <w:tcBorders>
+              <w:bottom w:val="single" w:sz="6" w:space="0" w:color="333333"/>
+            </w:tcBorders>
+          </w:tcPr>
           <w:p>
             <w:pPr>
               <w:pStyle w:val="Compact"/>
@@ -10257,7 +10873,11 @@
           </w:p>
         </w:tc>
         <w:tc>
-          <w:tcPr/>
+          <w:tcPr>
+            <w:tcBorders>
+              <w:bottom w:val="single" w:sz="6" w:space="0" w:color="333333"/>
+            </w:tcBorders>
+          </w:tcPr>
           <w:p>
             <w:pPr>
               <w:pStyle w:val="Compact"/>
@@ -10273,7 +10893,11 @@
           </w:p>
         </w:tc>
         <w:tc>
-          <w:tcPr/>
+          <w:tcPr>
+            <w:tcBorders>
+              <w:bottom w:val="single" w:sz="6" w:space="0" w:color="333333"/>
+            </w:tcBorders>
+          </w:tcPr>
           <w:p>
             <w:pPr>
               <w:pStyle w:val="Compact"/>
@@ -10451,6 +11075,7 @@
       <w:pPr>
         <w:pStyle w:val="BodyText"/>
         <w:spacing w:before="120"/>
+        <w:ind w:firstLine="420"/>
       </w:pPr>
       <w:r>
         <w:rPr>
@@ -10675,8 +11300,8 @@
         </w:pict>
       </w:r>
     </w:p>
-    <w:bookmarkEnd w:id="45"/>
-    <w:bookmarkStart w:id="46" w:name="第19题"/>
+    <w:bookmarkEnd w:id="44"/>
+    <w:bookmarkStart w:id="45" w:name="第19题"/>
     <w:p>
       <w:pPr>
         <w:pStyle w:val="Heading3"/>
@@ -10704,6 +11329,55 @@
     <w:p>
       <w:pPr>
         <w:pStyle w:val="FirstParagraph"/>
+        <w:ind w:firstLine="420"/>
+      </w:pPr>
+      <w:r>
+        <w:rPr>
+          <w:rFonts w:hint="eastAsia" w:ascii="Times New Roman" w:hAnsi="Times New Roman" w:eastAsia="FangSong" w:cs="Times New Roman"/>
+        </w:rPr>
+        <w:t xml:space="preserve">二甲基黄由于颜色会随</w:t>
+      </w:r>
+      <w:r>
+        <w:rPr>
+          <w:rFonts w:ascii="Times New Roman" w:hAnsi="Times New Roman" w:eastAsia="Times New Roman" w:cs="Times New Roman"/>
+        </w:rPr>
+        <w:t xml:space="preserve"> pH </w:t>
+      </w:r>
+      <w:r>
+        <w:rPr>
+          <w:rFonts w:hint="eastAsia" w:ascii="Times New Roman" w:hAnsi="Times New Roman" w:eastAsia="FangSong" w:cs="Times New Roman"/>
+        </w:rPr>
+        <w:t>值改变</w:t>
+      </w:r>
+      <w:r>
+        <w:rPr>
+          <w:rFonts w:hint="eastAsia" w:ascii="Times New Roman" w:hAnsi="Times New Roman" w:eastAsia="Times New Roman" w:cs="Times New Roman"/>
+        </w:rPr>
+        <w:t>,</w:t>
+      </w:r>
+      <w:r>
+        <w:rPr>
+          <w:rFonts w:ascii="Times New Roman" w:hAnsi="Times New Roman" w:eastAsia="Times New Roman" w:cs="Times New Roman"/>
+        </w:rPr>
+        <w:t xml:space="preserve"> </w:t>
+      </w:r>
+      <w:r>
+        <w:rPr>
+          <w:rFonts w:hint="eastAsia" w:ascii="Times New Roman" w:hAnsi="Times New Roman" w:eastAsia="FangSong" w:cs="Times New Roman"/>
+        </w:rPr>
+        <w:t>可作为酸碱指示剂</w:t>
+      </w:r>
+      <w:r>
+        <w:rPr>
+          <w:rFonts w:hint="eastAsia" w:ascii="Times New Roman" w:hAnsi="Times New Roman" w:eastAsia="Times New Roman" w:cs="Times New Roman"/>
+        </w:rPr>
+        <w:t>。</w:t>
+      </w:r>
+    </w:p>
+    <w:p>
+      <w:pPr>
+        <w:pStyle w:val="BodyText"/>
+        <w:ind w:firstLine="420"/>
       </w:pPr>
       <w:r>
         <w:rPr>
@@ -10733,13 +11407,121 @@
         <w:rPr>
           <w:rFonts w:hint="eastAsia" w:ascii="Times New Roman" w:hAnsi="Times New Roman" w:eastAsia="FangSong" w:cs="Times New Roman"/>
         </w:rPr>
-        <w:t>二甲基黄与其共轭</w:t>
-      </w:r>
-      <w:r>
-        <w:rPr>
-          <w:rFonts w:hint="eastAsia" w:ascii="Times New Roman" w:hAnsi="Times New Roman" w:eastAsia="Times New Roman" w:cs="Times New Roman"/>
-        </w:rPr>
-        <w:t>…</w:t>
+        <w:t>二甲基黄与其共轭酸的吸收有最大的差异</w:t>
+      </w:r>
+      <w:r>
+        <w:rPr>
+          <w:rFonts w:hint="eastAsia" w:ascii="Times New Roman" w:hAnsi="Times New Roman" w:eastAsia="Times New Roman" w:cs="Times New Roman"/>
+        </w:rPr>
+        <w:t>。</w:t>
+      </w:r>
+      <w:r>
+        <w:rPr>
+          <w:rFonts w:hint="eastAsia" w:ascii="Times New Roman" w:hAnsi="Times New Roman" w:eastAsia="FangSong" w:cs="Times New Roman"/>
+        </w:rPr>
+        <w:t>借由波长</w:t>
+      </w:r>
+      <w:r>
+        <w:rPr>
+          <w:rFonts w:ascii="Times New Roman" w:hAnsi="Times New Roman" w:eastAsia="Times New Roman" w:cs="Times New Roman"/>
+        </w:rPr>
+        <w:t xml:space="preserve"> 513nm </w:t>
+      </w:r>
+      <w:r>
+        <w:rPr>
+          <w:rFonts w:hint="eastAsia" w:ascii="Times New Roman" w:hAnsi="Times New Roman" w:eastAsia="FangSong" w:cs="Times New Roman"/>
+        </w:rPr>
+        <w:t>的吸收</w:t>
+      </w:r>
+      <w:r>
+        <w:rPr>
+          <w:rFonts w:hint="eastAsia" w:ascii="Times New Roman" w:hAnsi="Times New Roman" w:eastAsia="Times New Roman" w:cs="Times New Roman"/>
+        </w:rPr>
+        <w:t>，</w:t>
+      </w:r>
+      <w:r>
+        <w:rPr>
+          <w:rFonts w:hint="eastAsia" w:ascii="Times New Roman" w:hAnsi="Times New Roman" w:eastAsia="FangSong" w:cs="Times New Roman"/>
+        </w:rPr>
+        <w:t>可以测量二甲基黄与其共轭酸的比例</w:t>
+      </w:r>
+      <w:r>
+        <w:rPr>
+          <w:rFonts w:hint="eastAsia" w:ascii="Times New Roman" w:hAnsi="Times New Roman" w:eastAsia="Times New Roman" w:cs="Times New Roman"/>
+        </w:rPr>
+        <w:t>。</w:t>
+      </w:r>
+      <w:r>
+        <w:rPr>
+          <w:rFonts w:hint="eastAsia" w:ascii="Times New Roman" w:hAnsi="Times New Roman" w:eastAsia="FangSong" w:cs="Times New Roman"/>
+        </w:rPr>
+        <w:t>在不同的</w:t>
+      </w:r>
+      <w:r>
+        <w:rPr>
+          <w:rFonts w:ascii="Times New Roman" w:hAnsi="Times New Roman" w:eastAsia="Times New Roman" w:cs="Times New Roman"/>
+        </w:rPr>
+        <w:t xml:space="preserve"> pH </w:t>
+      </w:r>
+      <w:r>
+        <w:rPr>
+          <w:rFonts w:hint="eastAsia" w:ascii="Times New Roman" w:hAnsi="Times New Roman" w:eastAsia="FangSong" w:cs="Times New Roman"/>
+        </w:rPr>
+        <w:t>下</w:t>
+      </w:r>
+      <w:r>
+        <w:rPr>
+          <w:rFonts w:hint="eastAsia" w:ascii="Times New Roman" w:hAnsi="Times New Roman" w:eastAsia="Times New Roman" w:cs="Times New Roman"/>
+        </w:rPr>
+        <w:t>，</w:t>
+      </w:r>
+      <w:r>
+        <w:rPr>
+          <w:rFonts w:hint="eastAsia" w:ascii="Times New Roman" w:hAnsi="Times New Roman" w:eastAsia="FangSong" w:cs="Times New Roman"/>
+        </w:rPr>
+        <w:t>测得数据</w:t>
+      </w:r>
+      <w:r>
+        <w:rPr>
+          <w:rFonts w:hint="eastAsia" w:ascii="Times New Roman" w:hAnsi="Times New Roman" w:eastAsia="Times New Roman" w:cs="Times New Roman"/>
+        </w:rPr>
+        <w:t>(</w:t>
+      </w:r>
+      <w:r>
+        <w:rPr>
+          <w:rFonts w:hint="eastAsia" w:ascii="Times New Roman" w:hAnsi="Times New Roman" w:eastAsia="FangSong" w:cs="Times New Roman"/>
+        </w:rPr>
+        <w:t>其中</w:t>
+      </w:r>
+      <w:r>
+        <w:rPr>
+          <w:rFonts w:ascii="Times New Roman" w:hAnsi="Times New Roman" w:eastAsia="Times New Roman" w:cs="Times New Roman"/>
+        </w:rPr>
+        <w:t xml:space="preserve"> A </w:t>
+      </w:r>
+      <w:r>
+        <w:rPr>
+          <w:rFonts w:hint="eastAsia" w:ascii="Times New Roman" w:hAnsi="Times New Roman" w:eastAsia="FangSong" w:cs="Times New Roman"/>
+        </w:rPr>
+        <w:t>为吸光度</w:t>
+      </w:r>
+      <w:r>
+        <w:rPr>
+          <w:rFonts w:hint="eastAsia" w:ascii="Times New Roman" w:hAnsi="Times New Roman" w:eastAsia="Times New Roman" w:cs="Times New Roman"/>
+        </w:rPr>
+        <w:t>)</w:t>
+      </w:r>
+      <w:r>
+        <w:rPr>
+          <w:rFonts w:hint="eastAsia" w:ascii="Times New Roman" w:hAnsi="Times New Roman" w:eastAsia="FangSong" w:cs="Times New Roman"/>
+        </w:rPr>
+        <w:t>如下表所示</w:t>
+      </w:r>
+      <w:r>
+        <w:rPr>
+          <w:rFonts w:hint="eastAsia" w:ascii="Times New Roman" w:hAnsi="Times New Roman" w:eastAsia="Times New Roman" w:cs="Times New Roman"/>
+        </w:rPr>
+        <w:t>。</w:t>
       </w:r>
     </w:p>
     <w:p>
@@ -10748,45 +11530,9 @@
       </w:pPr>
       <w:r>
         <w:rPr>
-          <w:rFonts w:hint="eastAsia" w:ascii="Times New Roman" w:hAnsi="Times New Roman" w:eastAsia="FangSong" w:cs="Times New Roman"/>
-        </w:rPr>
-        <w:t xml:space="preserve">二甲基黄由于颜色会随</w:t>
-      </w:r>
-      <w:r>
-        <w:rPr>
-          <w:rFonts w:ascii="Times New Roman" w:hAnsi="Times New Roman" w:eastAsia="Times New Roman" w:cs="Times New Roman"/>
-        </w:rPr>
-        <w:t xml:space="preserve"> pH </w:t>
-      </w:r>
-      <w:r>
-        <w:rPr>
-          <w:rFonts w:hint="eastAsia" w:ascii="Times New Roman" w:hAnsi="Times New Roman" w:eastAsia="FangSong" w:cs="Times New Roman"/>
-        </w:rPr>
-        <w:t>值改变</w:t>
-      </w:r>
-      <w:r>
-        <w:rPr>
-          <w:rFonts w:hint="eastAsia" w:ascii="Times New Roman" w:hAnsi="Times New Roman" w:eastAsia="Times New Roman" w:cs="Times New Roman"/>
-        </w:rPr>
-        <w:t>,</w:t>
-      </w:r>
-      <w:r>
-        <w:rPr>
-          <w:rFonts w:ascii="Times New Roman" w:hAnsi="Times New Roman" w:eastAsia="Times New Roman" w:cs="Times New Roman"/>
-        </w:rPr>
-        <w:t xml:space="preserve"> </w:t>
-      </w:r>
-      <w:r>
-        <w:rPr>
-          <w:rFonts w:hint="eastAsia" w:ascii="Times New Roman" w:hAnsi="Times New Roman" w:eastAsia="FangSong" w:cs="Times New Roman"/>
-        </w:rPr>
-        <w:t>可作为酸碱指示剂</w:t>
-      </w:r>
-      <w:r>
-        <w:rPr>
-          <w:rFonts w:hint="eastAsia" w:ascii="Times New Roman" w:hAnsi="Times New Roman" w:eastAsia="Times New Roman" w:cs="Times New Roman"/>
-        </w:rPr>
-        <w:t>。</w:t>
+          <w:rFonts w:ascii="Times New Roman" w:hAnsi="Times New Roman" w:eastAsia="Times New Roman" w:cs="Times New Roman"/>
+        </w:rPr>
+        <w:t xml:space="preserve">pH</w:t>
       </w:r>
     </w:p>
     <w:p>
@@ -10795,147 +11541,9 @@
       </w:pPr>
       <w:r>
         <w:rPr>
-          <w:rFonts w:hint="eastAsia" w:ascii="Times New Roman" w:hAnsi="Times New Roman" w:eastAsia="FangSong" w:cs="Times New Roman"/>
-        </w:rPr>
-        <w:t xml:space="preserve">在波长</w:t>
-      </w:r>
-      <w:r>
-        <w:rPr>
-          <w:rFonts w:ascii="Times New Roman" w:hAnsi="Times New Roman" w:eastAsia="Times New Roman" w:cs="Times New Roman"/>
-        </w:rPr>
-        <w:t xml:space="preserve"> 513nm </w:t>
-      </w:r>
-      <w:r>
-        <w:rPr>
-          <w:rFonts w:hint="eastAsia" w:ascii="Times New Roman" w:hAnsi="Times New Roman" w:eastAsia="FangSong" w:cs="Times New Roman"/>
-        </w:rPr>
-        <w:t>时</w:t>
-      </w:r>
-      <w:r>
-        <w:rPr>
-          <w:rFonts w:hint="eastAsia" w:ascii="Times New Roman" w:hAnsi="Times New Roman" w:eastAsia="Times New Roman" w:cs="Times New Roman"/>
-        </w:rPr>
-        <w:t>，</w:t>
-      </w:r>
-      <w:r>
-        <w:rPr>
-          <w:rFonts w:hint="eastAsia" w:ascii="Times New Roman" w:hAnsi="Times New Roman" w:eastAsia="FangSong" w:cs="Times New Roman"/>
-        </w:rPr>
-        <w:t>二甲基黄与其共轭酸的吸收有最大的差异</w:t>
-      </w:r>
-      <w:r>
-        <w:rPr>
-          <w:rFonts w:hint="eastAsia" w:ascii="Times New Roman" w:hAnsi="Times New Roman" w:eastAsia="Times New Roman" w:cs="Times New Roman"/>
-        </w:rPr>
-        <w:t>。</w:t>
-      </w:r>
-      <w:r>
-        <w:rPr>
-          <w:rFonts w:hint="eastAsia" w:ascii="Times New Roman" w:hAnsi="Times New Roman" w:eastAsia="FangSong" w:cs="Times New Roman"/>
-        </w:rPr>
-        <w:t>借由波长</w:t>
-      </w:r>
-      <w:r>
-        <w:rPr>
-          <w:rFonts w:ascii="Times New Roman" w:hAnsi="Times New Roman" w:eastAsia="Times New Roman" w:cs="Times New Roman"/>
-        </w:rPr>
-        <w:t xml:space="preserve"> 513nm </w:t>
-      </w:r>
-      <w:r>
-        <w:rPr>
-          <w:rFonts w:hint="eastAsia" w:ascii="Times New Roman" w:hAnsi="Times New Roman" w:eastAsia="FangSong" w:cs="Times New Roman"/>
-        </w:rPr>
-        <w:t>的吸收</w:t>
-      </w:r>
-      <w:r>
-        <w:rPr>
-          <w:rFonts w:hint="eastAsia" w:ascii="Times New Roman" w:hAnsi="Times New Roman" w:eastAsia="Times New Roman" w:cs="Times New Roman"/>
-        </w:rPr>
-        <w:t>，</w:t>
-      </w:r>
-      <w:r>
-        <w:rPr>
-          <w:rFonts w:hint="eastAsia" w:ascii="Times New Roman" w:hAnsi="Times New Roman" w:eastAsia="FangSong" w:cs="Times New Roman"/>
-        </w:rPr>
-        <w:t>可以测量二甲基黄与其共轭酸的比例</w:t>
-      </w:r>
-      <w:r>
-        <w:rPr>
-          <w:rFonts w:hint="eastAsia" w:ascii="Times New Roman" w:hAnsi="Times New Roman" w:eastAsia="Times New Roman" w:cs="Times New Roman"/>
-        </w:rPr>
-        <w:t>。</w:t>
-      </w:r>
-      <w:r>
-        <w:rPr>
-          <w:rFonts w:hint="eastAsia" w:ascii="Times New Roman" w:hAnsi="Times New Roman" w:eastAsia="FangSong" w:cs="Times New Roman"/>
-        </w:rPr>
-        <w:t>在不同的</w:t>
-      </w:r>
-      <w:r>
-        <w:rPr>
-          <w:rFonts w:ascii="Times New Roman" w:hAnsi="Times New Roman" w:eastAsia="Times New Roman" w:cs="Times New Roman"/>
-        </w:rPr>
-        <w:t xml:space="preserve"> pH </w:t>
-      </w:r>
-      <w:r>
-        <w:rPr>
-          <w:rFonts w:hint="eastAsia" w:ascii="Times New Roman" w:hAnsi="Times New Roman" w:eastAsia="FangSong" w:cs="Times New Roman"/>
-        </w:rPr>
-        <w:t>下</w:t>
-      </w:r>
-      <w:r>
-        <w:rPr>
-          <w:rFonts w:hint="eastAsia" w:ascii="Times New Roman" w:hAnsi="Times New Roman" w:eastAsia="Times New Roman" w:cs="Times New Roman"/>
-        </w:rPr>
-        <w:t>，</w:t>
-      </w:r>
-      <w:r>
-        <w:rPr>
-          <w:rFonts w:hint="eastAsia" w:ascii="Times New Roman" w:hAnsi="Times New Roman" w:eastAsia="FangSong" w:cs="Times New Roman"/>
-        </w:rPr>
-        <w:t>测得数据</w:t>
-      </w:r>
-      <w:r>
-        <w:rPr>
-          <w:rFonts w:hint="eastAsia" w:ascii="Times New Roman" w:hAnsi="Times New Roman" w:eastAsia="Times New Roman" w:cs="Times New Roman"/>
-        </w:rPr>
-        <w:t>(</w:t>
-      </w:r>
-      <w:r>
-        <w:rPr>
-          <w:rFonts w:hint="eastAsia" w:ascii="Times New Roman" w:hAnsi="Times New Roman" w:eastAsia="FangSong" w:cs="Times New Roman"/>
-        </w:rPr>
-        <w:t>其中</w:t>
-      </w:r>
-      <w:r>
-        <w:rPr>
-          <w:rFonts w:ascii="Times New Roman" w:hAnsi="Times New Roman" w:eastAsia="Times New Roman" w:cs="Times New Roman"/>
-        </w:rPr>
-        <w:t xml:space="preserve"> A </w:t>
-      </w:r>
-      <w:r>
-        <w:rPr>
-          <w:rFonts w:hint="eastAsia" w:ascii="Times New Roman" w:hAnsi="Times New Roman" w:eastAsia="FangSong" w:cs="Times New Roman"/>
-        </w:rPr>
-        <w:t>为吸光度</w:t>
-      </w:r>
-      <w:r>
-        <w:rPr>
-          <w:rFonts w:hint="eastAsia" w:ascii="Times New Roman" w:hAnsi="Times New Roman" w:eastAsia="Times New Roman" w:cs="Times New Roman"/>
-        </w:rPr>
-        <w:t>)</w:t>
-      </w:r>
-      <w:r>
-        <w:rPr>
-          <w:rFonts w:hint="eastAsia" w:ascii="Times New Roman" w:hAnsi="Times New Roman" w:eastAsia="FangSong" w:cs="Times New Roman"/>
-        </w:rPr>
-        <w:t>如下表所示</w:t>
-      </w:r>
-      <w:r>
-        <w:rPr>
-          <w:rFonts w:hint="eastAsia" w:ascii="Times New Roman" w:hAnsi="Times New Roman" w:eastAsia="Times New Roman" w:cs="Times New Roman"/>
-        </w:rPr>
-        <w:t>。</w:t>
+          <w:rFonts w:ascii="Times New Roman" w:hAnsi="Times New Roman" w:eastAsia="Times New Roman" w:cs="Times New Roman"/>
+        </w:rPr>
+        <w:t xml:space="preserve">1</w:t>
       </w:r>
     </w:p>
     <w:p>
@@ -10946,7 +11554,7 @@
         <w:rPr>
           <w:rFonts w:ascii="Times New Roman" w:hAnsi="Times New Roman" w:eastAsia="Times New Roman" w:cs="Times New Roman"/>
         </w:rPr>
-        <w:t xml:space="preserve">pH</w:t>
+        <w:t xml:space="preserve">3</w:t>
       </w:r>
     </w:p>
     <w:p>
@@ -10957,7 +11565,7 @@
         <w:rPr>
           <w:rFonts w:ascii="Times New Roman" w:hAnsi="Times New Roman" w:eastAsia="Times New Roman" w:cs="Times New Roman"/>
         </w:rPr>
-        <w:t xml:space="preserve">1</w:t>
+        <w:t xml:space="preserve">3.2</w:t>
       </w:r>
     </w:p>
     <w:p>
@@ -10968,7 +11576,7 @@
         <w:rPr>
           <w:rFonts w:ascii="Times New Roman" w:hAnsi="Times New Roman" w:eastAsia="Times New Roman" w:cs="Times New Roman"/>
         </w:rPr>
-        <w:t xml:space="preserve">3</w:t>
+        <w:t xml:space="preserve">3.4</w:t>
       </w:r>
     </w:p>
     <w:p>
@@ -10979,7 +11587,7 @@
         <w:rPr>
           <w:rFonts w:ascii="Times New Roman" w:hAnsi="Times New Roman" w:eastAsia="Times New Roman" w:cs="Times New Roman"/>
         </w:rPr>
-        <w:t xml:space="preserve">3.2</w:t>
+        <w:t xml:space="preserve">3.6</w:t>
       </w:r>
     </w:p>
     <w:p>
@@ -10990,7 +11598,7 @@
         <w:rPr>
           <w:rFonts w:ascii="Times New Roman" w:hAnsi="Times New Roman" w:eastAsia="Times New Roman" w:cs="Times New Roman"/>
         </w:rPr>
-        <w:t xml:space="preserve">3.4</w:t>
+        <w:t xml:space="preserve">3.8</w:t>
       </w:r>
     </w:p>
     <w:p>
@@ -11001,7 +11609,7 @@
         <w:rPr>
           <w:rFonts w:ascii="Times New Roman" w:hAnsi="Times New Roman" w:eastAsia="Times New Roman" w:cs="Times New Roman"/>
         </w:rPr>
-        <w:t xml:space="preserve">3.6</w:t>
+        <w:t xml:space="preserve">4</w:t>
       </w:r>
     </w:p>
     <w:p>
@@ -11012,7 +11620,7 @@
         <w:rPr>
           <w:rFonts w:ascii="Times New Roman" w:hAnsi="Times New Roman" w:eastAsia="Times New Roman" w:cs="Times New Roman"/>
         </w:rPr>
-        <w:t xml:space="preserve">3.8</w:t>
+        <w:t xml:space="preserve">4.2</w:t>
       </w:r>
     </w:p>
     <w:p>
@@ -11023,7 +11631,7 @@
         <w:rPr>
           <w:rFonts w:ascii="Times New Roman" w:hAnsi="Times New Roman" w:eastAsia="Times New Roman" w:cs="Times New Roman"/>
         </w:rPr>
-        <w:t xml:space="preserve">4</w:t>
+        <w:t xml:space="preserve">9</w:t>
       </w:r>
     </w:p>
     <w:p>
@@ -11034,7 +11642,7 @@
         <w:rPr>
           <w:rFonts w:ascii="Times New Roman" w:hAnsi="Times New Roman" w:eastAsia="Times New Roman" w:cs="Times New Roman"/>
         </w:rPr>
-        <w:t xml:space="preserve">4.2</w:t>
+        <w:t xml:space="preserve">A</w:t>
       </w:r>
     </w:p>
     <w:p>
@@ -11045,7 +11653,7 @@
         <w:rPr>
           <w:rFonts w:ascii="Times New Roman" w:hAnsi="Times New Roman" w:eastAsia="Times New Roman" w:cs="Times New Roman"/>
         </w:rPr>
-        <w:t xml:space="preserve">9</w:t>
+        <w:t xml:space="preserve">0.865</w:t>
       </w:r>
     </w:p>
     <w:p>
@@ -11056,7 +11664,7 @@
         <w:rPr>
           <w:rFonts w:ascii="Times New Roman" w:hAnsi="Times New Roman" w:eastAsia="Times New Roman" w:cs="Times New Roman"/>
         </w:rPr>
-        <w:t xml:space="preserve">A</w:t>
+        <w:t xml:space="preserve">0.640</w:t>
       </w:r>
     </w:p>
     <w:p>
@@ -11067,7 +11675,7 @@
         <w:rPr>
           <w:rFonts w:ascii="Times New Roman" w:hAnsi="Times New Roman" w:eastAsia="Times New Roman" w:cs="Times New Roman"/>
         </w:rPr>
-        <w:t xml:space="preserve">0.865</w:t>
+        <w:t xml:space="preserve">0.395</w:t>
       </w:r>
     </w:p>
     <w:p>
@@ -11078,7 +11686,7 @@
         <w:rPr>
           <w:rFonts w:ascii="Times New Roman" w:hAnsi="Times New Roman" w:eastAsia="Times New Roman" w:cs="Times New Roman"/>
         </w:rPr>
-        <w:t xml:space="preserve">0.640</w:t>
+        <w:t xml:space="preserve">0.308</w:t>
       </w:r>
     </w:p>
     <w:p>
@@ -11089,7 +11697,7 @@
         <w:rPr>
           <w:rFonts w:ascii="Times New Roman" w:hAnsi="Times New Roman" w:eastAsia="Times New Roman" w:cs="Times New Roman"/>
         </w:rPr>
-        <w:t xml:space="preserve">0.395</w:t>
+        <w:t xml:space="preserve">0.260</w:t>
       </w:r>
     </w:p>
     <w:p>
@@ -11100,7 +11708,7 @@
         <w:rPr>
           <w:rFonts w:ascii="Times New Roman" w:hAnsi="Times New Roman" w:eastAsia="Times New Roman" w:cs="Times New Roman"/>
         </w:rPr>
-        <w:t xml:space="preserve">0.308</w:t>
+        <w:t xml:space="preserve">0.164</w:t>
       </w:r>
     </w:p>
     <w:p>
@@ -11111,7 +11719,7 @@
         <w:rPr>
           <w:rFonts w:ascii="Times New Roman" w:hAnsi="Times New Roman" w:eastAsia="Times New Roman" w:cs="Times New Roman"/>
         </w:rPr>
-        <w:t xml:space="preserve">0.260</w:t>
+        <w:t xml:space="preserve">0.131</w:t>
       </w:r>
     </w:p>
     <w:p>
@@ -11122,7 +11730,7 @@
         <w:rPr>
           <w:rFonts w:ascii="Times New Roman" w:hAnsi="Times New Roman" w:eastAsia="Times New Roman" w:cs="Times New Roman"/>
         </w:rPr>
-        <w:t xml:space="preserve">0.164</w:t>
+        <w:t xml:space="preserve">0.112</w:t>
       </w:r>
     </w:p>
     <w:p>
@@ -11133,34 +11741,13 @@
         <w:rPr>
           <w:rFonts w:ascii="Times New Roman" w:hAnsi="Times New Roman" w:eastAsia="Times New Roman" w:cs="Times New Roman"/>
         </w:rPr>
-        <w:t xml:space="preserve">0.131</w:t>
+        <w:t xml:space="preserve">0.097</w:t>
       </w:r>
     </w:p>
     <w:p>
       <w:pPr>
         <w:pStyle w:val="BodyText"/>
-      </w:pPr>
-      <w:r>
-        <w:rPr>
-          <w:rFonts w:ascii="Times New Roman" w:hAnsi="Times New Roman" w:eastAsia="Times New Roman" w:cs="Times New Roman"/>
-        </w:rPr>
-        <w:t xml:space="preserve">0.112</w:t>
-      </w:r>
-    </w:p>
-    <w:p>
-      <w:pPr>
-        <w:pStyle w:val="BodyText"/>
-      </w:pPr>
-      <w:r>
-        <w:rPr>
-          <w:rFonts w:ascii="Times New Roman" w:hAnsi="Times New Roman" w:eastAsia="Times New Roman" w:cs="Times New Roman"/>
-        </w:rPr>
-        <w:t xml:space="preserve">0.097</w:t>
-      </w:r>
-    </w:p>
-    <w:p>
-      <w:pPr>
-        <w:pStyle w:val="BodyText"/>
+        <w:ind w:firstLine="420"/>
       </w:pPr>
       <w:r>
         <w:rPr>
@@ -11211,8 +11798,8 @@
         </w:pict>
       </w:r>
     </w:p>
-    <w:bookmarkEnd w:id="46"/>
-    <w:bookmarkStart w:id="47" w:name="第20题"/>
+    <w:bookmarkEnd w:id="45"/>
+    <w:bookmarkStart w:id="46" w:name="第20题"/>
     <w:p>
       <w:pPr>
         <w:pStyle w:val="Heading3"/>
@@ -11240,6 +11827,7 @@
     <w:p>
       <w:pPr>
         <w:pStyle w:val="FirstParagraph"/>
+        <w:ind w:firstLine="420"/>
       </w:pPr>
       <w:r>
         <w:rPr>
@@ -11465,8 +12053,8 @@
         </w:pict>
       </w:r>
     </w:p>
-    <w:bookmarkEnd w:id="47"/>
-    <w:bookmarkStart w:id="48" w:name="第21题"/>
+    <w:bookmarkEnd w:id="46"/>
+    <w:bookmarkStart w:id="47" w:name="第21题"/>
     <w:p>
       <w:pPr>
         <w:pStyle w:val="Heading3"/>
@@ -11494,6 +12082,7 @@
     <w:p>
       <w:pPr>
         <w:pStyle w:val="FirstParagraph"/>
+        <w:ind w:firstLine="420"/>
       </w:pPr>
       <w:r>
         <w:rPr>
@@ -11654,8 +12243,9 @@
         <w:pStyle w:val="Compact"/>
         <w:numPr>
           <w:ilvl w:val="0"/>
-          <w:numId w:val="1013"/>
+          <w:numId w:val="1015"/>
         </w:numPr>
+        <w:ind w:firstLine="420"/>
       </w:pPr>
       <w:r>
         <w:rPr>
@@ -11675,8 +12265,9 @@
         <w:pStyle w:val="Compact"/>
         <w:numPr>
           <w:ilvl w:val="0"/>
-          <w:numId w:val="1013"/>
+          <w:numId w:val="1015"/>
         </w:numPr>
+        <w:ind w:firstLine="420"/>
       </w:pPr>
       <w:r>
         <w:rPr>
@@ -11737,8 +12328,8 @@
         </w:pict>
       </w:r>
     </w:p>
-    <w:bookmarkEnd w:id="48"/>
-    <w:bookmarkStart w:id="52" w:name="第22题"/>
+    <w:bookmarkEnd w:id="47"/>
+    <w:bookmarkStart w:id="51" w:name="第22题"/>
     <w:p>
       <w:pPr>
         <w:pStyle w:val="Heading3"/>
@@ -11768,8 +12359,9 @@
         <w:pStyle w:val="Compact"/>
         <w:numPr>
           <w:ilvl w:val="0"/>
-          <w:numId w:val="1014"/>
+          <w:numId w:val="1016"/>
         </w:numPr>
+        <w:ind w:firstLine="420"/>
       </w:pPr>
       <w:r>
         <w:rPr>
@@ -12086,6 +12678,7 @@
     <w:p>
       <w:pPr>
         <w:pStyle w:val="FirstParagraph"/>
+        <w:ind w:firstLine="420"/>
       </w:pPr>
       <w:r>
         <w:rPr>
@@ -12115,6 +12708,7 @@
     <w:p>
       <w:pPr>
         <w:pStyle w:val="BodyText"/>
+        <w:ind w:firstLine="420"/>
       </w:pPr>
       <w:r>
         <w:rPr>
@@ -12132,6 +12726,7 @@
     <w:p>
       <w:pPr>
         <w:pStyle w:val="BodyText"/>
+        <w:ind w:firstLine="420"/>
       </w:pPr>
       <w:r>
         <w:rPr>
@@ -12149,6 +12744,7 @@
     <w:p>
       <w:pPr>
         <w:pStyle w:val="BodyText"/>
+        <w:ind w:firstLine="420"/>
       </w:pPr>
       <w:r>
         <w:rPr>
@@ -12235,18 +12831,18 @@
           <wp:inline>
             <wp:extent cx="3327400" cy="1943100"/>
             <wp:effectExtent b="0" l="0" r="0" t="0"/>
-            <wp:docPr descr="" title="" id="50" name="Picture"/>
+            <wp:docPr descr="" title="" id="49" name="Picture"/>
             <a:graphic>
               <a:graphicData uri="http://schemas.openxmlformats.org/drawingml/2006/picture">
                 <pic:pic>
                   <pic:nvPicPr>
-                    <pic:cNvPr descr="f73bbc384b0e162ad43030499cbac820e669b321da8b50f4d86cc53a92134d75.jpg" id="51" name="Picture"/>
+                    <pic:cNvPr descr="f73bbc384b0e162ad43030499cbac820e669b321da8b50f4d86cc53a92134d75.jpg" id="50" name="Picture"/>
                     <pic:cNvPicPr>
                       <a:picLocks noChangeArrowheads="1" noChangeAspect="1"/>
                     </pic:cNvPicPr>
                   </pic:nvPicPr>
                   <pic:blipFill>
-                    <a:blip r:embed="rId49"/>
+                    <a:blip r:embed="rId48"/>
                     <a:stretch>
                       <a:fillRect/>
                     </a:stretch>
@@ -12283,8 +12879,8 @@
         </w:pict>
       </w:r>
     </w:p>
-    <w:bookmarkEnd w:id="52"/>
-    <w:bookmarkStart w:id="53" w:name="第23题"/>
+    <w:bookmarkEnd w:id="51"/>
+    <w:bookmarkStart w:id="52" w:name="第23题"/>
     <w:p>
       <w:pPr>
         <w:pStyle w:val="Heading3"/>
@@ -12312,6 +12908,7 @@
     <w:p>
       <w:pPr>
         <w:pStyle w:val="FirstParagraph"/>
+        <w:ind w:firstLine="420"/>
       </w:pPr>
       <w:r>
         <w:rPr>
@@ -12328,14 +12925,12 @@
     </w:p>
     <w:p>
       <w:pPr>
-        <w:pStyle w:val="BodyText"/>
-      </w:pPr>
-      <w:r>
-        <w:rPr>
-          <w:rFonts w:ascii="Times New Roman" w:hAnsi="Times New Roman" w:eastAsia="Times New Roman" w:cs="Times New Roman"/>
-        </w:rPr>
-        <w:t xml:space="preserve">2-1 </w:t>
-      </w:r>
+        <w:numPr>
+          <w:ilvl w:val="0"/>
+          <w:numId w:val="1017"/>
+        </w:numPr>
+        <w:ind w:firstLine="420"/>
+      </w:pPr>
       <w:r>
         <w:rPr>
           <w:rFonts w:hint="eastAsia" w:ascii="Times New Roman" w:hAnsi="Times New Roman" w:eastAsia="FangSong" w:cs="Times New Roman"/>
@@ -12486,14 +13081,12 @@
     </w:p>
     <w:p>
       <w:pPr>
-        <w:pStyle w:val="BodyText"/>
-      </w:pPr>
-      <w:r>
-        <w:rPr>
-          <w:rFonts w:ascii="Times New Roman" w:hAnsi="Times New Roman" w:eastAsia="Times New Roman" w:cs="Times New Roman"/>
-        </w:rPr>
-        <w:t xml:space="preserve">2-2 </w:t>
-      </w:r>
+        <w:numPr>
+          <w:ilvl w:val="0"/>
+          <w:numId w:val="1017"/>
+        </w:numPr>
+        <w:ind w:firstLine="420"/>
+      </w:pPr>
       <w:r>
         <w:rPr>
           <w:rFonts w:hint="eastAsia" w:ascii="Times New Roman" w:hAnsi="Times New Roman" w:eastAsia="FangSong" w:cs="Times New Roman"/>
@@ -12717,14 +13310,12 @@
     </w:p>
     <w:p>
       <w:pPr>
-        <w:pStyle w:val="BodyText"/>
-      </w:pPr>
-      <w:r>
-        <w:rPr>
-          <w:rFonts w:ascii="Times New Roman" w:hAnsi="Times New Roman" w:eastAsia="Times New Roman" w:cs="Times New Roman"/>
-        </w:rPr>
-        <w:t xml:space="preserve">2-3 </w:t>
-      </w:r>
+        <w:numPr>
+          <w:ilvl w:val="0"/>
+          <w:numId w:val="1017"/>
+        </w:numPr>
+        <w:ind w:firstLine="420"/>
+      </w:pPr>
       <w:r>
         <w:rPr>
           <w:rFonts w:hint="eastAsia" w:ascii="Times New Roman" w:hAnsi="Times New Roman" w:eastAsia="FangSong" w:cs="Times New Roman"/>
@@ -13010,8 +13601,9 @@
       <w:pPr>
         <w:numPr>
           <w:ilvl w:val="0"/>
-          <w:numId w:val="1015"/>
+          <w:numId w:val="1017"/>
         </w:numPr>
+        <w:ind w:firstLine="420"/>
       </w:pPr>
       <w:r>
         <w:rPr>
@@ -13072,8 +13664,9 @@
       <w:pPr>
         <w:numPr>
           <w:ilvl w:val="0"/>
-          <w:numId w:val="1015"/>
+          <w:numId w:val="1017"/>
         </w:numPr>
+        <w:ind w:firstLine="420"/>
       </w:pPr>
       <w:r>
         <w:rPr>
@@ -13104,8 +13697,9 @@
       <w:pPr>
         <w:numPr>
           <w:ilvl w:val="0"/>
-          <w:numId w:val="1015"/>
+          <w:numId w:val="1017"/>
         </w:numPr>
+        <w:ind w:firstLine="420"/>
       </w:pPr>
       <w:r>
         <w:rPr>
@@ -13130,8 +13724,8 @@
         </w:pict>
       </w:r>
     </w:p>
-    <w:bookmarkEnd w:id="53"/>
-    <w:bookmarkStart w:id="54" w:name="第24题"/>
+    <w:bookmarkEnd w:id="52"/>
+    <w:bookmarkStart w:id="53" w:name="第24题"/>
     <w:p>
       <w:pPr>
         <w:pStyle w:val="Heading3"/>
@@ -13159,6 +13753,7 @@
     <w:p>
       <w:pPr>
         <w:pStyle w:val="FirstParagraph"/>
+        <w:ind w:firstLine="420"/>
       </w:pPr>
       <w:r>
         <w:rPr>
@@ -13559,6 +14154,7 @@
     <w:p>
       <w:pPr>
         <w:pStyle w:val="BodyText"/>
+        <w:ind w:firstLine="420"/>
       </w:pPr>
       <w:r>
         <w:rPr>
@@ -13866,6 +14462,7 @@
       <w:pPr>
         <w:pStyle w:val="FirstParagraph"/>
         <w:spacing w:after="80"/>
+        <w:ind w:firstLine="420"/>
       </w:pPr>
       <w:r>
         <w:rPr>
@@ -13916,6 +14513,15 @@
         <w:tblW w:type="pct" w:w="5000"/>
         <w:tblLayout w:type="fixed"/>
         <w:tblLook w:firstRow="1" w:lastRow="0" w:firstColumn="0" w:lastColumn="0" w:noHBand="0" w:noVBand="0" w:val="0020"/>
+        <w:jc w:val="center"/>
+        <w:tblBorders>
+          <w:top w:val="single" w:sz="12" w:space="0" w:color="333333"/>
+          <w:bottom w:val="single" w:sz="12" w:space="0" w:color="333333"/>
+          <w:left w:val="none"/>
+          <w:right w:val="none"/>
+          <w:insideH w:val="none"/>
+          <w:insideV w:val="none"/>
+        </w:tblBorders>
       </w:tblPr>
       <w:tblGrid>
         <w:gridCol w:w="990"/>
@@ -13932,7 +14538,11 @@
           <w:tblHeader w:val="on"/>
         </w:trPr>
         <w:tc>
-          <w:tcPr/>
+          <w:tcPr>
+            <w:tcBorders>
+              <w:bottom w:val="single" w:sz="6" w:space="0" w:color="333333"/>
+            </w:tcBorders>
+          </w:tcPr>
           <w:p>
             <w:pPr>
               <w:pStyle w:val="Compact"/>
@@ -13948,7 +14558,11 @@
           </w:p>
         </w:tc>
         <w:tc>
-          <w:tcPr/>
+          <w:tcPr>
+            <w:tcBorders>
+              <w:bottom w:val="single" w:sz="6" w:space="0" w:color="333333"/>
+            </w:tcBorders>
+          </w:tcPr>
           <w:p>
             <w:pPr>
               <w:pStyle w:val="Compact"/>
@@ -13964,7 +14578,11 @@
           </w:p>
         </w:tc>
         <w:tc>
-          <w:tcPr/>
+          <w:tcPr>
+            <w:tcBorders>
+              <w:bottom w:val="single" w:sz="6" w:space="0" w:color="333333"/>
+            </w:tcBorders>
+          </w:tcPr>
           <w:p>
             <w:pPr>
               <w:pStyle w:val="Compact"/>
@@ -13980,7 +14598,11 @@
           </w:p>
         </w:tc>
         <w:tc>
-          <w:tcPr/>
+          <w:tcPr>
+            <w:tcBorders>
+              <w:bottom w:val="single" w:sz="6" w:space="0" w:color="333333"/>
+            </w:tcBorders>
+          </w:tcPr>
           <w:p>
             <w:pPr>
               <w:pStyle w:val="Compact"/>
@@ -13996,7 +14618,11 @@
           </w:p>
         </w:tc>
         <w:tc>
-          <w:tcPr/>
+          <w:tcPr>
+            <w:tcBorders>
+              <w:bottom w:val="single" w:sz="6" w:space="0" w:color="333333"/>
+            </w:tcBorders>
+          </w:tcPr>
           <w:p>
             <w:pPr>
               <w:pStyle w:val="Compact"/>
@@ -14026,7 +14652,11 @@
           </w:p>
         </w:tc>
         <w:tc>
-          <w:tcPr/>
+          <w:tcPr>
+            <w:tcBorders>
+              <w:bottom w:val="single" w:sz="6" w:space="0" w:color="333333"/>
+            </w:tcBorders>
+          </w:tcPr>
           <w:p>
             <w:pPr>
               <w:pStyle w:val="Compact"/>
@@ -14042,7 +14672,11 @@
           </w:p>
         </w:tc>
         <w:tc>
-          <w:tcPr/>
+          <w:tcPr>
+            <w:tcBorders>
+              <w:bottom w:val="single" w:sz="6" w:space="0" w:color="333333"/>
+            </w:tcBorders>
+          </w:tcPr>
           <w:p>
             <w:pPr>
               <w:pStyle w:val="Compact"/>
@@ -14058,7 +14692,11 @@
           </w:p>
         </w:tc>
         <w:tc>
-          <w:tcPr/>
+          <w:tcPr>
+            <w:tcBorders>
+              <w:bottom w:val="single" w:sz="6" w:space="0" w:color="333333"/>
+            </w:tcBorders>
+          </w:tcPr>
           <w:p>
             <w:pPr>
               <w:pStyle w:val="Compact"/>
@@ -14217,15 +14855,13 @@
     </w:tbl>
     <w:p>
       <w:pPr>
-        <w:pStyle w:val="BodyText"/>
+        <w:numPr>
+          <w:ilvl w:val="0"/>
+          <w:numId w:val="1018"/>
+        </w:numPr>
         <w:spacing w:before="120"/>
-      </w:pPr>
-      <w:r>
-        <w:rPr>
-          <w:rFonts w:ascii="Times New Roman" w:hAnsi="Times New Roman" w:eastAsia="Times New Roman" w:cs="Times New Roman"/>
-        </w:rPr>
-        <w:t xml:space="preserve">3-1 </w:t>
-      </w:r>
+        <w:ind w:firstLine="420"/>
+      </w:pPr>
       <w:r>
         <w:rPr>
           <w:rFonts w:hint="eastAsia" w:ascii="Times New Roman" w:hAnsi="Times New Roman" w:eastAsia="FangSong" w:cs="Times New Roman"/>
@@ -14253,14 +14889,12 @@
     </w:p>
     <w:p>
       <w:pPr>
-        <w:pStyle w:val="BodyText"/>
-      </w:pPr>
-      <w:r>
-        <w:rPr>
-          <w:rFonts w:ascii="Times New Roman" w:hAnsi="Times New Roman" w:eastAsia="Times New Roman" w:cs="Times New Roman"/>
-        </w:rPr>
-        <w:t xml:space="preserve">3-2 </w:t>
-      </w:r>
+        <w:numPr>
+          <w:ilvl w:val="0"/>
+          <w:numId w:val="1018"/>
+        </w:numPr>
+        <w:ind w:firstLine="420"/>
+      </w:pPr>
       <w:r>
         <w:rPr>
           <w:rFonts w:hint="eastAsia" w:ascii="Times New Roman" w:hAnsi="Times New Roman" w:eastAsia="FangSong" w:cs="Times New Roman"/>
@@ -14314,14 +14948,12 @@
     </w:p>
     <w:p>
       <w:pPr>
-        <w:pStyle w:val="BodyText"/>
-      </w:pPr>
-      <w:r>
-        <w:rPr>
-          <w:rFonts w:ascii="Times New Roman" w:hAnsi="Times New Roman" w:eastAsia="Times New Roman" w:cs="Times New Roman"/>
-        </w:rPr>
-        <w:t xml:space="preserve">3-3 </w:t>
-      </w:r>
+        <w:numPr>
+          <w:ilvl w:val="0"/>
+          <w:numId w:val="1018"/>
+        </w:numPr>
+        <w:ind w:firstLine="420"/>
+      </w:pPr>
       <w:r>
         <w:rPr>
           <w:rFonts w:hint="eastAsia" w:ascii="Times New Roman" w:hAnsi="Times New Roman" w:eastAsia="FangSong" w:cs="Times New Roman"/>
@@ -14381,8 +15013,8 @@
         </w:pict>
       </w:r>
     </w:p>
-    <w:bookmarkEnd w:id="54"/>
-    <w:bookmarkStart w:id="61" w:name="第25题"/>
+    <w:bookmarkEnd w:id="53"/>
+    <w:bookmarkStart w:id="60" w:name="第25题"/>
     <w:p>
       <w:pPr>
         <w:pStyle w:val="Heading3"/>
@@ -14410,6 +15042,7 @@
     <w:p>
       <w:pPr>
         <w:pStyle w:val="FirstParagraph"/>
+        <w:ind w:firstLine="420"/>
       </w:pPr>
       <w:r>
         <w:rPr>
@@ -14439,6 +15072,7 @@
     <w:p>
       <w:pPr>
         <w:pStyle w:val="BodyText"/>
+        <w:ind w:firstLine="420"/>
       </w:pPr>
       <w:r>
         <w:rPr>
@@ -14516,6 +15150,7 @@
     <w:p>
       <w:pPr>
         <w:pStyle w:val="BodyText"/>
+        <w:ind w:firstLine="420"/>
       </w:pPr>
       <w:r>
         <w:rPr>
@@ -14523,7 +15158,7 @@
           <w:b/>
           <w:bCs/>
         </w:rPr>
-        <w:t xml:space="preserve">8-1</w:t>
+        <w:t xml:space="preserve">(1)</w:t>
       </w:r>
       <w:r>
         <w:rPr>
@@ -14582,18 +15217,18 @@
           <wp:inline>
             <wp:extent cx="1800000" cy="1610526"/>
             <wp:effectExtent b="0" l="0" r="0" t="0"/>
-            <wp:docPr descr="" title="" id="56" name="Picture"/>
+            <wp:docPr descr="" title="" id="55" name="Picture"/>
             <a:graphic>
               <a:graphicData uri="http://schemas.openxmlformats.org/drawingml/2006/picture">
                 <pic:pic>
                   <pic:nvPicPr>
-                    <pic:cNvPr descr="c597b71930454724dd554881f142add5704f2acead4389ed274a0e1036b6a27b.jpg" id="57" name="Picture"/>
+                    <pic:cNvPr descr="c597b71930454724dd554881f142add5704f2acead4389ed274a0e1036b6a27b.jpg" id="56" name="Picture"/>
                     <pic:cNvPicPr>
                       <a:picLocks noChangeArrowheads="1" noChangeAspect="1"/>
                     </pic:cNvPicPr>
                   </pic:nvPicPr>
                   <pic:blipFill>
-                    <a:blip r:embed="rId55"/>
+                    <a:blip r:embed="rId54"/>
                     <a:stretch>
                       <a:fillRect/>
                     </a:stretch>
@@ -14634,18 +15269,18 @@
           <wp:inline>
             <wp:extent cx="1800000" cy="6514285"/>
             <wp:effectExtent b="0" l="0" r="0" t="0"/>
-            <wp:docPr descr="" title="" id="59" name="Picture"/>
+            <wp:docPr descr="" title="" id="58" name="Picture"/>
             <a:graphic>
               <a:graphicData uri="http://schemas.openxmlformats.org/drawingml/2006/picture">
                 <pic:pic>
                   <pic:nvPicPr>
-                    <pic:cNvPr descr="4921402e472f22874818e1254fedde437191370087ccac8090db5dd402641c27.jpg" id="60" name="Picture"/>
+                    <pic:cNvPr descr="4921402e472f22874818e1254fedde437191370087ccac8090db5dd402641c27.jpg" id="59" name="Picture"/>
                     <pic:cNvPicPr>
                       <a:picLocks noChangeArrowheads="1" noChangeAspect="1"/>
                     </pic:cNvPicPr>
                   </pic:nvPicPr>
                   <pic:blipFill>
-                    <a:blip r:embed="rId58"/>
+                    <a:blip r:embed="rId57"/>
                     <a:stretch>
                       <a:fillRect/>
                     </a:stretch>
@@ -14676,6 +15311,7 @@
       <w:pPr>
         <w:pStyle w:val="BodyText"/>
         <w:spacing w:after="80"/>
+        <w:ind w:firstLine="420"/>
       </w:pPr>
       <w:r>
         <w:rPr>
@@ -14720,6 +15356,15 @@
         <w:tblW w:type="pct" w:w="5000"/>
         <w:tblLayout w:type="fixed"/>
         <w:tblLook w:firstRow="1" w:lastRow="0" w:firstColumn="0" w:lastColumn="0" w:noHBand="0" w:noVBand="0" w:val="0020"/>
+        <w:jc w:val="center"/>
+        <w:tblBorders>
+          <w:top w:val="single" w:sz="12" w:space="0" w:color="333333"/>
+          <w:bottom w:val="single" w:sz="12" w:space="0" w:color="333333"/>
+          <w:left w:val="none"/>
+          <w:right w:val="none"/>
+          <w:insideH w:val="none"/>
+          <w:insideV w:val="none"/>
+        </w:tblBorders>
       </w:tblPr>
       <w:tblGrid>
         <w:gridCol w:w="2640"/>
@@ -14731,7 +15376,11 @@
           <w:tblHeader w:val="on"/>
         </w:trPr>
         <w:tc>
-          <w:tcPr/>
+          <w:tcPr>
+            <w:tcBorders>
+              <w:bottom w:val="single" w:sz="6" w:space="0" w:color="333333"/>
+            </w:tcBorders>
+          </w:tcPr>
           <w:p>
             <w:pPr>
               <w:pStyle w:val="Compact"/>
@@ -14747,7 +15396,11 @@
           </w:p>
         </w:tc>
         <w:tc>
-          <w:tcPr/>
+          <w:tcPr>
+            <w:tcBorders>
+              <w:bottom w:val="single" w:sz="6" w:space="0" w:color="333333"/>
+            </w:tcBorders>
+          </w:tcPr>
           <w:p>
             <w:pPr>
               <w:pStyle w:val="Compact"/>
@@ -14818,7 +15471,11 @@
           </w:p>
         </w:tc>
         <w:tc>
-          <w:tcPr/>
+          <w:tcPr>
+            <w:tcBorders>
+              <w:bottom w:val="single" w:sz="6" w:space="0" w:color="333333"/>
+            </w:tcBorders>
+          </w:tcPr>
           <w:p>
             <w:pPr>
               <w:pStyle w:val="Compact"/>
@@ -15178,6 +15835,7 @@
       <w:pPr>
         <w:pStyle w:val="BodyText"/>
         <w:spacing w:before="120"/>
+        <w:ind w:firstLine="420"/>
       </w:pPr>
       <w:r>
         <w:rPr>
@@ -15185,7 +15843,7 @@
           <w:b/>
           <w:bCs/>
         </w:rPr>
-        <w:t xml:space="preserve">8-2</w:t>
+        <w:t xml:space="preserve">(2)</w:t>
       </w:r>
       <w:r>
         <w:rPr>
@@ -15517,6 +16175,15 @@
         <w:tblW w:type="pct" w:w="5000"/>
         <w:tblLayout w:type="fixed"/>
         <w:tblLook w:firstRow="1" w:lastRow="0" w:firstColumn="0" w:lastColumn="0" w:noHBand="0" w:noVBand="0" w:val="0020"/>
+        <w:jc w:val="center"/>
+        <w:tblBorders>
+          <w:top w:val="single" w:sz="12" w:space="0" w:color="333333"/>
+          <w:bottom w:val="single" w:sz="12" w:space="0" w:color="333333"/>
+          <w:left w:val="none"/>
+          <w:right w:val="none"/>
+          <w:insideH w:val="none"/>
+          <w:insideV w:val="none"/>
+        </w:tblBorders>
       </w:tblPr>
       <w:tblGrid>
         <w:gridCol w:w="1320"/>
@@ -15531,7 +16198,11 @@
           <w:tblHeader w:val="on"/>
         </w:trPr>
         <w:tc>
-          <w:tcPr/>
+          <w:tcPr>
+            <w:tcBorders>
+              <w:bottom w:val="single" w:sz="6" w:space="0" w:color="333333"/>
+            </w:tcBorders>
+          </w:tcPr>
           <w:p>
             <w:pPr>
               <w:pStyle w:val="Compact"/>
@@ -15561,7 +16232,11 @@
           </w:p>
         </w:tc>
         <w:tc>
-          <w:tcPr/>
+          <w:tcPr>
+            <w:tcBorders>
+              <w:bottom w:val="single" w:sz="6" w:space="0" w:color="333333"/>
+            </w:tcBorders>
+          </w:tcPr>
           <w:p>
             <w:pPr>
               <w:pStyle w:val="Compact"/>
@@ -15606,7 +16281,11 @@
           </w:p>
         </w:tc>
         <w:tc>
-          <w:tcPr/>
+          <w:tcPr>
+            <w:tcBorders>
+              <w:bottom w:val="single" w:sz="6" w:space="0" w:color="333333"/>
+            </w:tcBorders>
+          </w:tcPr>
           <w:p>
             <w:pPr>
               <w:pStyle w:val="Compact"/>
@@ -15680,7 +16359,11 @@
           </w:p>
         </w:tc>
         <w:tc>
-          <w:tcPr/>
+          <w:tcPr>
+            <w:tcBorders>
+              <w:bottom w:val="single" w:sz="6" w:space="0" w:color="333333"/>
+            </w:tcBorders>
+          </w:tcPr>
           <w:p>
             <w:pPr>
               <w:pStyle w:val="Compact"/>
@@ -15710,7 +16393,11 @@
           </w:p>
         </w:tc>
         <w:tc>
-          <w:tcPr/>
+          <w:tcPr>
+            <w:tcBorders>
+              <w:bottom w:val="single" w:sz="6" w:space="0" w:color="333333"/>
+            </w:tcBorders>
+          </w:tcPr>
           <w:p>
             <w:pPr>
               <w:pStyle w:val="Compact"/>
@@ -15755,7 +16442,11 @@
           </w:p>
         </w:tc>
         <w:tc>
-          <w:tcPr/>
+          <w:tcPr>
+            <w:tcBorders>
+              <w:bottom w:val="single" w:sz="6" w:space="0" w:color="333333"/>
+            </w:tcBorders>
+          </w:tcPr>
           <w:p>
             <w:pPr>
               <w:pStyle w:val="Compact"/>
@@ -16241,9 +16932,10 @@
       <w:pPr>
         <w:numPr>
           <w:ilvl w:val="0"/>
-          <w:numId w:val="1016"/>
+          <w:numId w:val="1019"/>
         </w:numPr>
         <w:spacing w:before="120"/>
+        <w:ind w:firstLine="420"/>
       </w:pPr>
       <w:r>
         <w:rPr>
@@ -16347,8 +17039,9 @@
       <w:pPr>
         <w:numPr>
           <w:ilvl w:val="0"/>
-          <w:numId w:val="1016"/>
+          <w:numId w:val="1019"/>
         </w:numPr>
+        <w:ind w:firstLine="420"/>
       </w:pPr>
       <w:r>
         <w:rPr>
@@ -16493,14 +17186,68 @@
             </m:rPr>
             <m:t>M</m:t>
           </m:r>
-          <m:limUpp>
+          <m:limLow>
             <m:e>
-              <m:r>
-                <m:rPr>
-                  <m:sty m:val="p"/>
-                </m:rPr>
-                <m:t>⇌</m:t>
-              </m:r>
+              <m:limUpp>
+                <m:e>
+                  <m:r>
+                    <m:rPr>
+                      <m:sty m:val="p"/>
+                    </m:rPr>
+                    <m:t>⇌</m:t>
+                  </m:r>
+                </m:e>
+                <m:lim>
+                  <m:sSub>
+                    <m:e>
+                      <m:r>
+                        <m:rPr>
+                          <m:sty m:val="p"/>
+                        </m:rPr>
+                        <m:t>k</m:t>
+                      </m:r>
+                    </m:e>
+                    <m:sub>
+                      <m:r>
+                        <m:rPr>
+                          <m:sty m:val="p"/>
+                        </m:rPr>
+                        <m:t>C</m:t>
+                      </m:r>
+                      <m:r>
+                        <m:rPr>
+                          <m:sty m:val="p"/>
+                        </m:rPr>
+                        <m:t>O</m:t>
+                      </m:r>
+                      <m:r>
+                        <m:rPr>
+                          <m:sty m:val="p"/>
+                        </m:rPr>
+                        <m:t>,</m:t>
+                      </m:r>
+                      <m:r>
+                        <m:rPr>
+                          <m:sty m:val="p"/>
+                        </m:rPr>
+                        <m:t>a</m:t>
+                      </m:r>
+                      <m:r>
+                        <m:rPr>
+                          <m:sty m:val="p"/>
+                        </m:rPr>
+                        <m:t>d</m:t>
+                      </m:r>
+                      <m:r>
+                        <m:rPr>
+                          <m:sty m:val="p"/>
+                        </m:rPr>
+                        <m:t>s</m:t>
+                      </m:r>
+                    </m:sub>
+                  </m:sSub>
+                </m:lim>
+              </m:limUpp>
             </m:e>
             <m:lim>
               <m:sSub>
@@ -16535,13 +17282,13 @@
                     <m:rPr>
                       <m:sty m:val="p"/>
                     </m:rPr>
-                    <m:t>a</m:t>
+                    <m:t>d</m:t>
                   </m:r>
                   <m:r>
                     <m:rPr>
                       <m:sty m:val="p"/>
                     </m:rPr>
-                    <m:t>d</m:t>
+                    <m:t>e</m:t>
                   </m:r>
                   <m:r>
                     <m:rPr>
@@ -16552,73 +17299,7 @@
                 </m:sub>
               </m:sSub>
             </m:lim>
-          </m:limUpp>
-          <m:r>
-            <m:rPr>
-              <m:sty m:val="p"/>
-            </m:rPr>
-            <m:t> </m:t>
-          </m:r>
-          <m:r>
-            <m:rPr>
-              <m:sty m:val="p"/>
-            </m:rPr>
-            <m:t>(</m:t>
-          </m:r>
-          <m:sSub>
-            <m:e>
-              <m:r>
-                <m:rPr>
-                  <m:sty m:val="p"/>
-                </m:rPr>
-                <m:t>k</m:t>
-              </m:r>
-            </m:e>
-            <m:sub>
-              <m:r>
-                <m:rPr>
-                  <m:sty m:val="p"/>
-                </m:rPr>
-                <m:t>C</m:t>
-              </m:r>
-              <m:r>
-                <m:rPr>
-                  <m:sty m:val="p"/>
-                </m:rPr>
-                <m:t>O</m:t>
-              </m:r>
-              <m:r>
-                <m:rPr>
-                  <m:sty m:val="p"/>
-                </m:rPr>
-                <m:t>,</m:t>
-              </m:r>
-              <m:r>
-                <m:rPr>
-                  <m:sty m:val="p"/>
-                </m:rPr>
-                <m:t>d</m:t>
-              </m:r>
-              <m:r>
-                <m:rPr>
-                  <m:sty m:val="p"/>
-                </m:rPr>
-                <m:t>e</m:t>
-              </m:r>
-              <m:r>
-                <m:rPr>
-                  <m:sty m:val="p"/>
-                </m:rPr>
-                <m:t>s</m:t>
-              </m:r>
-            </m:sub>
-          </m:sSub>
-          <m:r>
-            <m:rPr>
-              <m:sty m:val="p"/>
-            </m:rPr>
-            <m:t>)</m:t>
-          </m:r>
+          </m:limLow>
           <m:r>
             <m:rPr>
               <m:sty m:val="p"/>
@@ -16907,6 +17588,7 @@
     <w:p>
       <w:pPr>
         <w:pStyle w:val="FirstParagraph"/>
+        <w:ind w:firstLine="420"/>
       </w:pPr>
       <w:r>
         <w:rPr>
@@ -17084,6 +17766,7 @@
       <w:pPr>
         <w:pStyle w:val="BodyText"/>
         <w:spacing w:after="80"/>
+        <w:ind w:firstLine="420"/>
       </w:pPr>
       <w:r>
         <w:rPr>
@@ -17091,7 +17774,7 @@
           <w:b/>
           <w:bCs/>
         </w:rPr>
-        <w:t xml:space="preserve">8-3</w:t>
+        <w:t xml:space="preserve">(3)</w:t>
       </w:r>
       <w:r>
         <w:rPr>
@@ -17142,6 +17825,15 @@
         <w:tblW w:type="pct" w:w="5000"/>
         <w:tblLayout w:type="fixed"/>
         <w:tblLook w:firstRow="1" w:lastRow="0" w:firstColumn="0" w:lastColumn="0" w:noHBand="0" w:noVBand="0" w:val="0020"/>
+        <w:jc w:val="center"/>
+        <w:tblBorders>
+          <w:top w:val="single" w:sz="12" w:space="0" w:color="333333"/>
+          <w:bottom w:val="single" w:sz="12" w:space="0" w:color="333333"/>
+          <w:left w:val="none"/>
+          <w:right w:val="none"/>
+          <w:insideH w:val="none"/>
+          <w:insideV w:val="none"/>
+        </w:tblBorders>
       </w:tblPr>
       <w:tblGrid>
         <w:gridCol w:w="2640"/>
@@ -17153,7 +17845,11 @@
           <w:tblHeader w:val="on"/>
         </w:trPr>
         <w:tc>
-          <w:tcPr/>
+          <w:tcPr>
+            <w:tcBorders>
+              <w:bottom w:val="single" w:sz="6" w:space="0" w:color="333333"/>
+            </w:tcBorders>
+          </w:tcPr>
           <w:p>
             <w:pPr>
               <w:pStyle w:val="Compact"/>
@@ -17169,7 +17865,11 @@
           </w:p>
         </w:tc>
         <w:tc>
-          <w:tcPr/>
+          <w:tcPr>
+            <w:tcBorders>
+              <w:bottom w:val="single" w:sz="6" w:space="0" w:color="333333"/>
+            </w:tcBorders>
+          </w:tcPr>
           <w:p>
             <w:pPr>
               <w:pStyle w:val="Compact"/>
@@ -17240,7 +17940,11 @@
           </w:p>
         </w:tc>
         <w:tc>
-          <w:tcPr/>
+          <w:tcPr>
+            <w:tcBorders>
+              <w:bottom w:val="single" w:sz="6" w:space="0" w:color="333333"/>
+            </w:tcBorders>
+          </w:tcPr>
           <w:p>
             <w:pPr>
               <w:pStyle w:val="Compact"/>
@@ -17553,6 +18257,7 @@
       <w:pPr>
         <w:pStyle w:val="BodyText"/>
         <w:spacing w:before="120"/>
+        <w:ind w:firstLine="420"/>
       </w:pPr>
       <w:r>
         <w:rPr>
@@ -17736,8 +18441,9 @@
       <w:pPr>
         <w:numPr>
           <w:ilvl w:val="0"/>
-          <w:numId w:val="1017"/>
+          <w:numId w:val="1020"/>
         </w:numPr>
+        <w:ind w:firstLine="420"/>
       </w:pPr>
       <w:r>
         <w:rPr>
@@ -17915,8 +18621,9 @@
       <w:pPr>
         <w:numPr>
           <w:ilvl w:val="0"/>
-          <w:numId w:val="1017"/>
+          <w:numId w:val="1020"/>
         </w:numPr>
+        <w:ind w:firstLine="420"/>
       </w:pPr>
       <w:r>
         <w:rPr>
@@ -17971,8 +18678,9 @@
       <w:pPr>
         <w:numPr>
           <w:ilvl w:val="0"/>
-          <w:numId w:val="1017"/>
+          <w:numId w:val="1020"/>
         </w:numPr>
+        <w:ind w:firstLine="420"/>
       </w:pPr>
       <w:r>
         <w:rPr>
@@ -18021,8 +18729,8 @@
         </w:pict>
       </w:r>
     </w:p>
-    <w:bookmarkEnd w:id="61"/>
-    <w:bookmarkStart w:id="62" w:name="第26题"/>
+    <w:bookmarkEnd w:id="60"/>
+    <w:bookmarkStart w:id="61" w:name="第26题"/>
     <w:p>
       <w:pPr>
         <w:pStyle w:val="Heading3"/>
@@ -18050,6 +18758,7 @@
     <w:p>
       <w:pPr>
         <w:pStyle w:val="FirstParagraph"/>
+        <w:ind w:firstLine="420"/>
       </w:pPr>
       <w:r>
         <w:rPr>
@@ -18067,6 +18776,7 @@
     <w:p>
       <w:pPr>
         <w:pStyle w:val="BodyText"/>
+        <w:ind w:firstLine="420"/>
       </w:pPr>
       <w:r>
         <w:rPr>
@@ -18074,7 +18784,7 @@
           <w:b/>
           <w:bCs/>
         </w:rPr>
-        <w:t xml:space="preserve">2-1</w:t>
+        <w:t xml:space="preserve">(1)</w:t>
       </w:r>
       <w:r>
         <w:rPr>
@@ -18110,6 +18820,7 @@
     <w:p>
       <w:pPr>
         <w:pStyle w:val="BodyText"/>
+        <w:ind w:firstLine="420"/>
       </w:pPr>
       <w:r>
         <w:rPr>
@@ -18117,7 +18828,7 @@
           <w:b/>
           <w:bCs/>
         </w:rPr>
-        <w:t xml:space="preserve">2-2</w:t>
+        <w:t xml:space="preserve">(2)</w:t>
       </w:r>
       <w:r>
         <w:rPr>
@@ -18165,6 +18876,7 @@
     <w:p>
       <w:pPr>
         <w:pStyle w:val="BodyText"/>
+        <w:ind w:firstLine="420"/>
       </w:pPr>
       <w:r>
         <w:rPr>
@@ -18172,7 +18884,7 @@
           <w:b/>
           <w:bCs/>
         </w:rPr>
-        <w:t xml:space="preserve">2-3</w:t>
+        <w:t xml:space="preserve">(3)</w:t>
       </w:r>
       <w:r>
         <w:rPr>
@@ -18246,6 +18958,7 @@
     <w:p>
       <w:pPr>
         <w:pStyle w:val="BodyText"/>
+        <w:ind w:firstLine="420"/>
       </w:pPr>
       <w:r>
         <w:rPr>
@@ -18253,7 +18966,7 @@
           <w:b/>
           <w:bCs/>
         </w:rPr>
-        <w:t xml:space="preserve">2-4</w:t>
+        <w:t xml:space="preserve">(4)</w:t>
       </w:r>
       <w:r>
         <w:rPr>
@@ -18325,6 +19038,7 @@
     <w:p>
       <w:pPr>
         <w:pStyle w:val="BodyText"/>
+        <w:ind w:firstLine="420"/>
       </w:pPr>
       <w:r>
         <w:rPr>
@@ -18332,7 +19046,7 @@
           <w:b/>
           <w:bCs/>
         </w:rPr>
-        <w:t xml:space="preserve">2-5</w:t>
+        <w:t xml:space="preserve">(5)</w:t>
       </w:r>
       <w:r>
         <w:rPr>
@@ -18398,6 +19112,7 @@
     <w:p>
       <w:pPr>
         <w:pStyle w:val="BodyText"/>
+        <w:ind w:firstLine="420"/>
       </w:pPr>
       <w:r>
         <w:rPr>
@@ -18405,7 +19120,7 @@
           <w:b/>
           <w:bCs/>
         </w:rPr>
-        <w:t xml:space="preserve">2-6</w:t>
+        <w:t xml:space="preserve">(6)</w:t>
       </w:r>
       <w:r>
         <w:rPr>
@@ -18477,6 +19192,7 @@
     <w:p>
       <w:pPr>
         <w:pStyle w:val="BodyText"/>
+        <w:ind w:firstLine="420"/>
       </w:pPr>
       <w:r>
         <w:rPr>
@@ -18484,7 +19200,7 @@
           <w:b/>
           <w:bCs/>
         </w:rPr>
-        <w:t xml:space="preserve">2-7</w:t>
+        <w:t xml:space="preserve">(7)</w:t>
       </w:r>
       <w:r>
         <w:rPr>
@@ -18619,9 +19335,9 @@
         </w:pict>
       </w:r>
     </w:p>
+    <w:bookmarkEnd w:id="61"/>
     <w:bookmarkEnd w:id="62"/>
     <w:bookmarkEnd w:id="63"/>
-    <w:bookmarkEnd w:id="64"/>
     <w:sectPr>
       <w:footerReference w:type="default" r:id="rId9"/>
       <w:footnotePr>
@@ -19226,37 +19942,10 @@
     <w:abstractNumId w:val="991"/>
   </w:num>
   <w:num w:numId="1004">
-    <w:abstractNumId w:val="99431"/>
-    <w:lvlOverride w:ilvl="0">
-      <w:startOverride w:val="1"/>
-    </w:lvlOverride>
-    <w:lvlOverride w:ilvl="1">
-      <w:startOverride w:val="1"/>
-    </w:lvlOverride>
-    <w:lvlOverride w:ilvl="2">
-      <w:startOverride w:val="1"/>
-    </w:lvlOverride>
-    <w:lvlOverride w:ilvl="3">
-      <w:startOverride w:val="1"/>
-    </w:lvlOverride>
-    <w:lvlOverride w:ilvl="4">
-      <w:startOverride w:val="1"/>
-    </w:lvlOverride>
-    <w:lvlOverride w:ilvl="5">
-      <w:startOverride w:val="1"/>
-    </w:lvlOverride>
-    <w:lvlOverride w:ilvl="6">
-      <w:startOverride w:val="1"/>
-    </w:lvlOverride>
-    <w:lvlOverride w:ilvl="7">
-      <w:startOverride w:val="1"/>
-    </w:lvlOverride>
-    <w:lvlOverride w:ilvl="8">
-      <w:startOverride w:val="1"/>
-    </w:lvlOverride>
+    <w:abstractNumId w:val="991"/>
   </w:num>
   <w:num w:numId="1005">
-    <w:abstractNumId w:val="99411"/>
+    <w:abstractNumId w:val="99431"/>
     <w:lvlOverride w:ilvl="0">
       <w:startOverride w:val="1"/>
     </w:lvlOverride>
@@ -19316,9 +20005,39 @@
     </w:lvlOverride>
   </w:num>
   <w:num w:numId="1007">
+    <w:abstractNumId w:val="99411"/>
+    <w:lvlOverride w:ilvl="0">
+      <w:startOverride w:val="1"/>
+    </w:lvlOverride>
+    <w:lvlOverride w:ilvl="1">
+      <w:startOverride w:val="1"/>
+    </w:lvlOverride>
+    <w:lvlOverride w:ilvl="2">
+      <w:startOverride w:val="1"/>
+    </w:lvlOverride>
+    <w:lvlOverride w:ilvl="3">
+      <w:startOverride w:val="1"/>
+    </w:lvlOverride>
+    <w:lvlOverride w:ilvl="4">
+      <w:startOverride w:val="1"/>
+    </w:lvlOverride>
+    <w:lvlOverride w:ilvl="5">
+      <w:startOverride w:val="1"/>
+    </w:lvlOverride>
+    <w:lvlOverride w:ilvl="6">
+      <w:startOverride w:val="1"/>
+    </w:lvlOverride>
+    <w:lvlOverride w:ilvl="7">
+      <w:startOverride w:val="1"/>
+    </w:lvlOverride>
+    <w:lvlOverride w:ilvl="8">
+      <w:startOverride w:val="1"/>
+    </w:lvlOverride>
+  </w:num>
+  <w:num w:numId="1008">
     <w:abstractNumId w:val="991"/>
   </w:num>
-  <w:num w:numId="1008">
+  <w:num w:numId="1009">
     <w:abstractNumId w:val="99412"/>
     <w:lvlOverride w:ilvl="0">
       <w:startOverride w:val="2"/>
@@ -19348,7 +20067,37 @@
       <w:startOverride w:val="2"/>
     </w:lvlOverride>
   </w:num>
-  <w:num w:numId="1009">
+  <w:num w:numId="1010">
+    <w:abstractNumId w:val="99431"/>
+    <w:lvlOverride w:ilvl="0">
+      <w:startOverride w:val="1"/>
+    </w:lvlOverride>
+    <w:lvlOverride w:ilvl="1">
+      <w:startOverride w:val="1"/>
+    </w:lvlOverride>
+    <w:lvlOverride w:ilvl="2">
+      <w:startOverride w:val="1"/>
+    </w:lvlOverride>
+    <w:lvlOverride w:ilvl="3">
+      <w:startOverride w:val="1"/>
+    </w:lvlOverride>
+    <w:lvlOverride w:ilvl="4">
+      <w:startOverride w:val="1"/>
+    </w:lvlOverride>
+    <w:lvlOverride w:ilvl="5">
+      <w:startOverride w:val="1"/>
+    </w:lvlOverride>
+    <w:lvlOverride w:ilvl="6">
+      <w:startOverride w:val="1"/>
+    </w:lvlOverride>
+    <w:lvlOverride w:ilvl="7">
+      <w:startOverride w:val="1"/>
+    </w:lvlOverride>
+    <w:lvlOverride w:ilvl="8">
+      <w:startOverride w:val="1"/>
+    </w:lvlOverride>
+  </w:num>
+  <w:num w:numId="1011">
     <w:abstractNumId w:val="99411"/>
     <w:lvlOverride w:ilvl="0">
       <w:startOverride w:val="1"/>
@@ -19378,7 +20127,7 @@
       <w:startOverride w:val="1"/>
     </w:lvlOverride>
   </w:num>
-  <w:num w:numId="1010">
+  <w:num w:numId="1012">
     <w:abstractNumId w:val="99411"/>
     <w:lvlOverride w:ilvl="0">
       <w:startOverride w:val="1"/>
@@ -19408,7 +20157,7 @@
       <w:startOverride w:val="1"/>
     </w:lvlOverride>
   </w:num>
-  <w:num w:numId="1011">
+  <w:num w:numId="1013">
     <w:abstractNumId w:val="99721"/>
     <w:lvlOverride w:ilvl="0">
       <w:startOverride w:val="1"/>
@@ -19438,7 +20187,7 @@
       <w:startOverride w:val="1"/>
     </w:lvlOverride>
   </w:num>
-  <w:num w:numId="1012">
+  <w:num w:numId="1014">
     <w:abstractNumId w:val="99412"/>
     <w:lvlOverride w:ilvl="0">
       <w:startOverride w:val="2"/>
@@ -19468,7 +20217,7 @@
       <w:startOverride w:val="2"/>
     </w:lvlOverride>
   </w:num>
-  <w:num w:numId="1013">
+  <w:num w:numId="1015">
     <w:abstractNumId w:val="99411"/>
     <w:lvlOverride w:ilvl="0">
       <w:startOverride w:val="1"/>
@@ -19498,7 +20247,7 @@
       <w:startOverride w:val="1"/>
     </w:lvlOverride>
   </w:num>
-  <w:num w:numId="1014">
+  <w:num w:numId="1016">
     <w:abstractNumId w:val="99411"/>
     <w:lvlOverride w:ilvl="0">
       <w:startOverride w:val="1"/>
@@ -19528,7 +20277,7 @@
       <w:startOverride w:val="1"/>
     </w:lvlOverride>
   </w:num>
-  <w:num w:numId="1015">
+  <w:num w:numId="1017">
     <w:abstractNumId w:val="99431"/>
     <w:lvlOverride w:ilvl="0">
       <w:startOverride w:val="1"/>
@@ -19558,7 +20307,7 @@
       <w:startOverride w:val="1"/>
     </w:lvlOverride>
   </w:num>
-  <w:num w:numId="1016">
+  <w:num w:numId="1018">
     <w:abstractNumId w:val="99431"/>
     <w:lvlOverride w:ilvl="0">
       <w:startOverride w:val="1"/>
@@ -19588,7 +20337,37 @@
       <w:startOverride w:val="1"/>
     </w:lvlOverride>
   </w:num>
-  <w:num w:numId="1017">
+  <w:num w:numId="1019">
+    <w:abstractNumId w:val="99431"/>
+    <w:lvlOverride w:ilvl="0">
+      <w:startOverride w:val="1"/>
+    </w:lvlOverride>
+    <w:lvlOverride w:ilvl="1">
+      <w:startOverride w:val="1"/>
+    </w:lvlOverride>
+    <w:lvlOverride w:ilvl="2">
+      <w:startOverride w:val="1"/>
+    </w:lvlOverride>
+    <w:lvlOverride w:ilvl="3">
+      <w:startOverride w:val="1"/>
+    </w:lvlOverride>
+    <w:lvlOverride w:ilvl="4">
+      <w:startOverride w:val="1"/>
+    </w:lvlOverride>
+    <w:lvlOverride w:ilvl="5">
+      <w:startOverride w:val="1"/>
+    </w:lvlOverride>
+    <w:lvlOverride w:ilvl="6">
+      <w:startOverride w:val="1"/>
+    </w:lvlOverride>
+    <w:lvlOverride w:ilvl="7">
+      <w:startOverride w:val="1"/>
+    </w:lvlOverride>
+    <w:lvlOverride w:ilvl="8">
+      <w:startOverride w:val="1"/>
+    </w:lvlOverride>
+  </w:num>
+  <w:num w:numId="1020">
     <w:abstractNumId w:val="99431"/>
     <w:lvlOverride w:ilvl="0">
       <w:startOverride w:val="1"/>

--- a/00-首页/题组Word/第一轮·综合套卷/第一轮综合卷05（学生版）.docx
+++ b/00-首页/题组Word/第一轮·综合套卷/第一轮综合卷05（学生版）.docx
@@ -3928,7 +3928,7 @@
           <w:b/>
           <w:bCs/>
         </w:rPr>
-        <w:t xml:space="preserve">1-8-1</w:t>
+        <w:t xml:space="preserve">(1)</w:t>
       </w:r>
       <w:r>
         <w:rPr>
@@ -3972,7 +3972,7 @@
           <w:b/>
           <w:bCs/>
         </w:rPr>
-        <w:t xml:space="preserve">1-8-2</w:t>
+        <w:t xml:space="preserve">(2)</w:t>
       </w:r>
       <w:r>
         <w:rPr>
@@ -4076,7 +4076,7 @@
           <w:b/>
           <w:bCs/>
         </w:rPr>
-        <w:t xml:space="preserve">1-8-3</w:t>
+        <w:t xml:space="preserve">(3)</w:t>
       </w:r>
       <w:r>
         <w:rPr>
@@ -5046,49 +5046,33 @@
       </w:pPr>
       <w:r>
         <w:rPr>
-          <w:rFonts w:hint="eastAsia" w:ascii="Times New Roman" w:hAnsi="Times New Roman" w:eastAsia="FangSong" w:cs="Times New Roman"/>
+          <w:rFonts w:ascii="Times New Roman" w:hAnsi="Times New Roman" w:eastAsia="Times New Roman" w:cs="Times New Roman"/>
           <w:b/>
           <w:bCs/>
         </w:rPr>
-        <w:t xml:space="preserve">小问</w:t>
-      </w:r>
-      <w:r>
-        <w:rPr>
-          <w:rFonts w:ascii="Times New Roman" w:hAnsi="Times New Roman" w:eastAsia="Times New Roman" w:cs="Times New Roman"/>
-          <w:b/>
-          <w:bCs/>
-        </w:rPr>
-        <w:t xml:space="preserve"> </w:t>
-      </w:r>
-      <w:r>
-        <w:rPr>
-          <w:rFonts w:hint="eastAsia" w:ascii="Times New Roman" w:hAnsi="Times New Roman" w:eastAsia="Times New Roman" w:cs="Times New Roman"/>
-          <w:b/>
-          <w:bCs/>
-        </w:rPr>
-        <w:t xml:space="preserve">4-1（2</w:t>
-      </w:r>
-      <w:r>
-        <w:rPr>
-          <w:rFonts w:ascii="Times New Roman" w:hAnsi="Times New Roman" w:eastAsia="Times New Roman" w:cs="Times New Roman"/>
-          <w:b/>
-          <w:bCs/>
-        </w:rPr>
-        <w:t xml:space="preserve"> </w:t>
-      </w:r>
-      <w:r>
-        <w:rPr>
-          <w:rFonts w:hint="eastAsia" w:ascii="Times New Roman" w:hAnsi="Times New Roman" w:eastAsia="FangSong" w:cs="Times New Roman"/>
-          <w:b/>
-          <w:bCs/>
+        <w:t xml:space="preserve">(1)</w:t>
+      </w:r>
+      <w:r>
+        <w:rPr>
+          <w:rFonts w:hint="eastAsia" w:ascii="Times New Roman" w:hAnsi="Times New Roman" w:eastAsia="Times New Roman" w:cs="Times New Roman"/>
+        </w:rPr>
+        <w:t xml:space="preserve">（2</w:t>
+      </w:r>
+      <w:r>
+        <w:rPr>
+          <w:rFonts w:ascii="Times New Roman" w:hAnsi="Times New Roman" w:eastAsia="Times New Roman" w:cs="Times New Roman"/>
+        </w:rPr>
+        <w:t xml:space="preserve"> </w:t>
+      </w:r>
+      <w:r>
+        <w:rPr>
+          <w:rFonts w:hint="eastAsia" w:ascii="Times New Roman" w:hAnsi="Times New Roman" w:eastAsia="FangSong" w:cs="Times New Roman"/>
         </w:rPr>
         <w:t>分</w:t>
       </w:r>
       <w:r>
         <w:rPr>
           <w:rFonts w:hint="eastAsia" w:ascii="Times New Roman" w:hAnsi="Times New Roman" w:eastAsia="Times New Roman" w:cs="Times New Roman"/>
-          <w:b/>
-          <w:bCs/>
         </w:rPr>
         <w:t>）</w:t>
       </w:r>
@@ -5298,49 +5282,33 @@
       </w:pPr>
       <w:r>
         <w:rPr>
-          <w:rFonts w:hint="eastAsia" w:ascii="Times New Roman" w:hAnsi="Times New Roman" w:eastAsia="FangSong" w:cs="Times New Roman"/>
+          <w:rFonts w:ascii="Times New Roman" w:hAnsi="Times New Roman" w:eastAsia="Times New Roman" w:cs="Times New Roman"/>
           <w:b/>
           <w:bCs/>
         </w:rPr>
-        <w:t xml:space="preserve">小问</w:t>
-      </w:r>
-      <w:r>
-        <w:rPr>
-          <w:rFonts w:ascii="Times New Roman" w:hAnsi="Times New Roman" w:eastAsia="Times New Roman" w:cs="Times New Roman"/>
-          <w:b/>
-          <w:bCs/>
-        </w:rPr>
-        <w:t xml:space="preserve"> </w:t>
-      </w:r>
-      <w:r>
-        <w:rPr>
-          <w:rFonts w:hint="eastAsia" w:ascii="Times New Roman" w:hAnsi="Times New Roman" w:eastAsia="Times New Roman" w:cs="Times New Roman"/>
-          <w:b/>
-          <w:bCs/>
-        </w:rPr>
-        <w:t xml:space="preserve">4-2（2</w:t>
-      </w:r>
-      <w:r>
-        <w:rPr>
-          <w:rFonts w:ascii="Times New Roman" w:hAnsi="Times New Roman" w:eastAsia="Times New Roman" w:cs="Times New Roman"/>
-          <w:b/>
-          <w:bCs/>
-        </w:rPr>
-        <w:t xml:space="preserve"> </w:t>
-      </w:r>
-      <w:r>
-        <w:rPr>
-          <w:rFonts w:hint="eastAsia" w:ascii="Times New Roman" w:hAnsi="Times New Roman" w:eastAsia="FangSong" w:cs="Times New Roman"/>
-          <w:b/>
-          <w:bCs/>
+        <w:t xml:space="preserve">(2)</w:t>
+      </w:r>
+      <w:r>
+        <w:rPr>
+          <w:rFonts w:hint="eastAsia" w:ascii="Times New Roman" w:hAnsi="Times New Roman" w:eastAsia="Times New Roman" w:cs="Times New Roman"/>
+        </w:rPr>
+        <w:t xml:space="preserve">（2</w:t>
+      </w:r>
+      <w:r>
+        <w:rPr>
+          <w:rFonts w:ascii="Times New Roman" w:hAnsi="Times New Roman" w:eastAsia="Times New Roman" w:cs="Times New Roman"/>
+        </w:rPr>
+        <w:t xml:space="preserve"> </w:t>
+      </w:r>
+      <w:r>
+        <w:rPr>
+          <w:rFonts w:hint="eastAsia" w:ascii="Times New Roman" w:hAnsi="Times New Roman" w:eastAsia="FangSong" w:cs="Times New Roman"/>
         </w:rPr>
         <w:t>分</w:t>
       </w:r>
       <w:r>
         <w:rPr>
           <w:rFonts w:hint="eastAsia" w:ascii="Times New Roman" w:hAnsi="Times New Roman" w:eastAsia="Times New Roman" w:cs="Times New Roman"/>
-          <w:b/>
-          <w:bCs/>
         </w:rPr>
         <w:t>）</w:t>
       </w:r>
@@ -5474,49 +5442,33 @@
       </w:pPr>
       <w:r>
         <w:rPr>
-          <w:rFonts w:hint="eastAsia" w:ascii="Times New Roman" w:hAnsi="Times New Roman" w:eastAsia="FangSong" w:cs="Times New Roman"/>
+          <w:rFonts w:ascii="Times New Roman" w:hAnsi="Times New Roman" w:eastAsia="Times New Roman" w:cs="Times New Roman"/>
           <w:b/>
           <w:bCs/>
         </w:rPr>
-        <w:t xml:space="preserve">小问</w:t>
-      </w:r>
-      <w:r>
-        <w:rPr>
-          <w:rFonts w:ascii="Times New Roman" w:hAnsi="Times New Roman" w:eastAsia="Times New Roman" w:cs="Times New Roman"/>
-          <w:b/>
-          <w:bCs/>
-        </w:rPr>
-        <w:t xml:space="preserve"> </w:t>
-      </w:r>
-      <w:r>
-        <w:rPr>
-          <w:rFonts w:hint="eastAsia" w:ascii="Times New Roman" w:hAnsi="Times New Roman" w:eastAsia="Times New Roman" w:cs="Times New Roman"/>
-          <w:b/>
-          <w:bCs/>
-        </w:rPr>
-        <w:t xml:space="preserve">4-3（2</w:t>
-      </w:r>
-      <w:r>
-        <w:rPr>
-          <w:rFonts w:ascii="Times New Roman" w:hAnsi="Times New Roman" w:eastAsia="Times New Roman" w:cs="Times New Roman"/>
-          <w:b/>
-          <w:bCs/>
-        </w:rPr>
-        <w:t xml:space="preserve"> </w:t>
-      </w:r>
-      <w:r>
-        <w:rPr>
-          <w:rFonts w:hint="eastAsia" w:ascii="Times New Roman" w:hAnsi="Times New Roman" w:eastAsia="FangSong" w:cs="Times New Roman"/>
-          <w:b/>
-          <w:bCs/>
+        <w:t xml:space="preserve">(3)</w:t>
+      </w:r>
+      <w:r>
+        <w:rPr>
+          <w:rFonts w:hint="eastAsia" w:ascii="Times New Roman" w:hAnsi="Times New Roman" w:eastAsia="Times New Roman" w:cs="Times New Roman"/>
+        </w:rPr>
+        <w:t xml:space="preserve">（2</w:t>
+      </w:r>
+      <w:r>
+        <w:rPr>
+          <w:rFonts w:ascii="Times New Roman" w:hAnsi="Times New Roman" w:eastAsia="Times New Roman" w:cs="Times New Roman"/>
+        </w:rPr>
+        <w:t xml:space="preserve"> </w:t>
+      </w:r>
+      <w:r>
+        <w:rPr>
+          <w:rFonts w:hint="eastAsia" w:ascii="Times New Roman" w:hAnsi="Times New Roman" w:eastAsia="FangSong" w:cs="Times New Roman"/>
         </w:rPr>
         <w:t>分</w:t>
       </w:r>
       <w:r>
         <w:rPr>
           <w:rFonts w:hint="eastAsia" w:ascii="Times New Roman" w:hAnsi="Times New Roman" w:eastAsia="Times New Roman" w:cs="Times New Roman"/>
-          <w:b/>
-          <w:bCs/>
         </w:rPr>
         <w:t>）</w:t>
       </w:r>

--- a/00-首页/题组Word/第一轮·综合套卷/第一轮综合卷05（学生版）.docx
+++ b/00-首页/题组Word/第一轮·综合套卷/第一轮综合卷05（学生版）.docx
@@ -654,72 +654,6 @@
           <w:rFonts w:hint="eastAsia" w:ascii="Times New Roman" w:hAnsi="Times New Roman" w:eastAsia="FangSong" w:cs="Times New Roman"/>
         </w:rPr>
         <w:t xml:space="preserve">原子化能等于各键键能总和</w:t>
-      </w:r>
-    </w:p>
-    <w:p>
-      <w:pPr>
-        <w:pStyle w:val="BodyText"/>
-        <w:ind w:firstLine="420"/>
-      </w:pPr>
-      <w:r>
-        <w:rPr>
-          <w:rFonts w:ascii="Times New Roman" w:hAnsi="Times New Roman" w:eastAsia="Times New Roman" w:cs="Times New Roman"/>
-        </w:rPr>
-        <w:t xml:space="preserve">D. </w:t>
-      </w:r>
-      <w:r>
-        <w:rPr>
-          <w:rFonts w:hint="eastAsia" w:ascii="Times New Roman" w:hAnsi="Times New Roman" w:eastAsia="FangSong" w:cs="Times New Roman"/>
-        </w:rPr>
-        <w:t>键级</w:t>
-      </w:r>
-      <w:r>
-        <w:rPr>
-          <w:rFonts w:hint="eastAsia" w:ascii="Times New Roman" w:hAnsi="Times New Roman" w:eastAsia="Times New Roman" w:cs="Times New Roman"/>
-        </w:rPr>
-        <w:t>、</w:t>
-      </w:r>
-      <w:r>
-        <w:rPr>
-          <w:rFonts w:hint="eastAsia" w:ascii="Times New Roman" w:hAnsi="Times New Roman" w:eastAsia="FangSong" w:cs="Times New Roman"/>
-        </w:rPr>
-        <w:t>键能和键离解能都可作为衡量化学键牢固程度的物理量</w:t>
-      </w:r>
-      <w:r>
-        <w:rPr>
-          <w:rFonts w:hint="eastAsia" w:ascii="Times New Roman" w:hAnsi="Times New Roman" w:eastAsia="Times New Roman" w:cs="Times New Roman"/>
-        </w:rPr>
-        <w:t>,</w:t>
-      </w:r>
-      <w:r>
-        <w:rPr>
-          <w:rFonts w:ascii="Times New Roman" w:hAnsi="Times New Roman" w:eastAsia="Times New Roman" w:cs="Times New Roman"/>
-        </w:rPr>
-        <w:t xml:space="preserve"> </w:t>
-      </w:r>
-      <w:r>
-        <w:rPr>
-          <w:rFonts w:hint="eastAsia" w:ascii="Times New Roman" w:hAnsi="Times New Roman" w:eastAsia="FangSong" w:cs="Times New Roman"/>
-        </w:rPr>
-        <w:t>其数值愈大</w:t>
-      </w:r>
-      <w:r>
-        <w:rPr>
-          <w:rFonts w:hint="eastAsia" w:ascii="Times New Roman" w:hAnsi="Times New Roman" w:eastAsia="Times New Roman" w:cs="Times New Roman"/>
-        </w:rPr>
-        <w:t>,</w:t>
-      </w:r>
-      <w:r>
-        <w:rPr>
-          <w:rFonts w:ascii="Times New Roman" w:hAnsi="Times New Roman" w:eastAsia="Times New Roman" w:cs="Times New Roman"/>
-        </w:rPr>
-        <w:t xml:space="preserve"> </w:t>
-      </w:r>
-      <w:r>
-        <w:rPr>
-          <w:rFonts w:hint="eastAsia" w:ascii="Times New Roman" w:hAnsi="Times New Roman" w:eastAsia="FangSong" w:cs="Times New Roman"/>
-        </w:rPr>
-        <w:t xml:space="preserve">表示</w:t>
       </w:r>
     </w:p>
     <w:p>
